--- a/DayWise Codes.docx
+++ b/DayWise Codes.docx
@@ -35061,14 +35061,7 @@
           <w:b/>
           <w:bCs/>
         </w:rPr>
-        <w:t xml:space="preserve"> Class</w:t>
-      </w:r>
-      <w:r>
-        <w:rPr>
-          <w:b/>
-          <w:bCs/>
-        </w:rPr>
-        <w:t>)</w:t>
+        <w:t xml:space="preserve"> Class)</w:t>
       </w:r>
     </w:p>
     <w:p>
@@ -39819,6 +39812,2247 @@
       </w:pPr>
     </w:p>
     <w:p/>
+    <w:p>
+      <w:pPr>
+        <w:jc w:val="center"/>
+        <w:rPr>
+          <w:b/>
+          <w:bCs/>
+        </w:rPr>
+      </w:pPr>
+      <w:r>
+        <w:rPr>
+          <w:b/>
+          <w:bCs/>
+        </w:rPr>
+        <w:t>Day 35_30th April</w:t>
+      </w:r>
+    </w:p>
+    <w:p>
+      <w:pPr>
+        <w:rPr>
+          <w:b/>
+          <w:bCs/>
+        </w:rPr>
+      </w:pPr>
+      <w:r>
+        <w:rPr>
+          <w:b/>
+          <w:bCs/>
+        </w:rPr>
+        <w:t xml:space="preserve">Issues with Interface Java 1.8 </w:t>
+      </w:r>
+      <w:proofErr w:type="spellStart"/>
+      <w:r>
+        <w:rPr>
+          <w:b/>
+          <w:bCs/>
+        </w:rPr>
+        <w:t>oOR</w:t>
+      </w:r>
+      <w:proofErr w:type="spellEnd"/>
+      <w:r>
+        <w:rPr>
+          <w:b/>
+          <w:bCs/>
+        </w:rPr>
+        <w:t xml:space="preserve"> 8 – </w:t>
+      </w:r>
+    </w:p>
+    <w:p>
+      <w:pPr>
+        <w:rPr>
+          <w:b/>
+          <w:bCs/>
+        </w:rPr>
+      </w:pPr>
+      <w:proofErr w:type="spellStart"/>
+      <w:r>
+        <w:rPr>
+          <w:b/>
+          <w:bCs/>
+        </w:rPr>
+        <w:t>TryingInterfaceIssues</w:t>
+      </w:r>
+      <w:proofErr w:type="spellEnd"/>
+    </w:p>
+    <w:p>
+      <w:r>
+        <w:rPr>
+          <w:b/>
+          <w:bCs/>
+        </w:rPr>
+        <w:t>package</w:t>
+      </w:r>
+      <w:r>
+        <w:t xml:space="preserve"> </w:t>
+      </w:r>
+      <w:proofErr w:type="gramStart"/>
+      <w:r>
+        <w:t>com.Revision.D</w:t>
+      </w:r>
+      <w:proofErr w:type="gramEnd"/>
+      <w:r>
+        <w:t>35;</w:t>
+      </w:r>
+    </w:p>
+    <w:p/>
+    <w:p>
+      <w:r>
+        <w:rPr>
+          <w:b/>
+          <w:bCs/>
+        </w:rPr>
+        <w:t>interface</w:t>
+      </w:r>
+      <w:r>
+        <w:t xml:space="preserve"> </w:t>
+      </w:r>
+      <w:proofErr w:type="spellStart"/>
+      <w:r>
+        <w:t>ISellingSystem</w:t>
+      </w:r>
+      <w:proofErr w:type="spellEnd"/>
+      <w:r>
+        <w:t xml:space="preserve"> {</w:t>
+      </w:r>
+    </w:p>
+    <w:p>
+      <w:r>
+        <w:tab/>
+      </w:r>
+      <w:r>
+        <w:rPr>
+          <w:b/>
+          <w:bCs/>
+        </w:rPr>
+        <w:t>void</w:t>
+      </w:r>
+      <w:r>
+        <w:t xml:space="preserve"> </w:t>
+      </w:r>
+      <w:proofErr w:type="gramStart"/>
+      <w:r>
+        <w:t>sales(</w:t>
+      </w:r>
+      <w:proofErr w:type="gramEnd"/>
+      <w:r>
+        <w:t>);</w:t>
+      </w:r>
+    </w:p>
+    <w:p/>
+    <w:p>
+      <w:r>
+        <w:tab/>
+      </w:r>
+      <w:r>
+        <w:rPr>
+          <w:b/>
+          <w:bCs/>
+        </w:rPr>
+        <w:t>void</w:t>
+      </w:r>
+      <w:r>
+        <w:t xml:space="preserve"> </w:t>
+      </w:r>
+      <w:proofErr w:type="gramStart"/>
+      <w:r>
+        <w:t>marketing(</w:t>
+      </w:r>
+      <w:proofErr w:type="gramEnd"/>
+      <w:r>
+        <w:t>);</w:t>
+      </w:r>
+    </w:p>
+    <w:p/>
+    <w:p>
+      <w:r>
+        <w:tab/>
+      </w:r>
+      <w:r>
+        <w:rPr>
+          <w:b/>
+          <w:bCs/>
+        </w:rPr>
+        <w:t>public</w:t>
+      </w:r>
+      <w:r>
+        <w:t xml:space="preserve"> </w:t>
+      </w:r>
+      <w:r>
+        <w:rPr>
+          <w:b/>
+          <w:bCs/>
+        </w:rPr>
+        <w:t>static</w:t>
+      </w:r>
+      <w:r>
+        <w:t xml:space="preserve"> </w:t>
+      </w:r>
+      <w:r>
+        <w:rPr>
+          <w:b/>
+          <w:bCs/>
+        </w:rPr>
+        <w:t>void</w:t>
+      </w:r>
+      <w:r>
+        <w:t xml:space="preserve"> </w:t>
+      </w:r>
+      <w:proofErr w:type="gramStart"/>
+      <w:r>
+        <w:t>strategies(</w:t>
+      </w:r>
+      <w:proofErr w:type="gramEnd"/>
+      <w:r>
+        <w:t>) {</w:t>
+      </w:r>
+    </w:p>
+    <w:p>
+      <w:r>
+        <w:tab/>
+      </w:r>
+      <w:r>
+        <w:tab/>
+      </w:r>
+      <w:proofErr w:type="spellStart"/>
+      <w:r>
+        <w:t>System.</w:t>
+      </w:r>
+      <w:r>
+        <w:rPr>
+          <w:b/>
+          <w:bCs/>
+          <w:i/>
+          <w:iCs/>
+        </w:rPr>
+        <w:t>out</w:t>
+      </w:r>
+      <w:r>
+        <w:t>.println</w:t>
+      </w:r>
+      <w:proofErr w:type="spellEnd"/>
+      <w:r>
+        <w:t>("</w:t>
+      </w:r>
+      <w:proofErr w:type="spellStart"/>
+      <w:r>
+        <w:t>SellingSystem.strategies</w:t>
+      </w:r>
+      <w:proofErr w:type="spellEnd"/>
+      <w:r>
+        <w:t>()");</w:t>
+      </w:r>
+    </w:p>
+    <w:p>
+      <w:r>
+        <w:tab/>
+      </w:r>
+      <w:r>
+        <w:tab/>
+      </w:r>
+      <w:proofErr w:type="spellStart"/>
+      <w:r>
+        <w:t>System.</w:t>
+      </w:r>
+      <w:r>
+        <w:rPr>
+          <w:b/>
+          <w:bCs/>
+          <w:i/>
+          <w:iCs/>
+        </w:rPr>
+        <w:t>out</w:t>
+      </w:r>
+      <w:r>
+        <w:t>.println</w:t>
+      </w:r>
+      <w:proofErr w:type="spellEnd"/>
+      <w:r>
+        <w:t xml:space="preserve">("This is </w:t>
+      </w:r>
+      <w:proofErr w:type="spellStart"/>
+      <w:r>
+        <w:t>alsmost</w:t>
+      </w:r>
+      <w:proofErr w:type="spellEnd"/>
+      <w:r>
+        <w:t xml:space="preserve"> similar for all, so need to change and write again and again");</w:t>
+      </w:r>
+    </w:p>
+    <w:p>
+      <w:r>
+        <w:tab/>
+        <w:t>}</w:t>
+      </w:r>
+    </w:p>
+    <w:p/>
+    <w:p>
+      <w:r>
+        <w:lastRenderedPageBreak/>
+        <w:tab/>
+      </w:r>
+      <w:r>
+        <w:rPr>
+          <w:b/>
+          <w:bCs/>
+        </w:rPr>
+        <w:t>public</w:t>
+      </w:r>
+      <w:r>
+        <w:t xml:space="preserve"> </w:t>
+      </w:r>
+      <w:r>
+        <w:rPr>
+          <w:b/>
+          <w:bCs/>
+        </w:rPr>
+        <w:t>static</w:t>
+      </w:r>
+      <w:r>
+        <w:t xml:space="preserve"> </w:t>
+      </w:r>
+      <w:r>
+        <w:rPr>
+          <w:b/>
+          <w:bCs/>
+        </w:rPr>
+        <w:t>void</w:t>
+      </w:r>
+      <w:r>
+        <w:t xml:space="preserve"> </w:t>
+      </w:r>
+      <w:proofErr w:type="spellStart"/>
+      <w:proofErr w:type="gramStart"/>
+      <w:r>
+        <w:t>networkingSkills</w:t>
+      </w:r>
+      <w:proofErr w:type="spellEnd"/>
+      <w:r>
+        <w:t>(</w:t>
+      </w:r>
+      <w:proofErr w:type="gramEnd"/>
+      <w:r>
+        <w:t>) {</w:t>
+      </w:r>
+    </w:p>
+    <w:p>
+      <w:r>
+        <w:tab/>
+      </w:r>
+      <w:r>
+        <w:tab/>
+      </w:r>
+      <w:proofErr w:type="spellStart"/>
+      <w:r>
+        <w:t>System.</w:t>
+      </w:r>
+      <w:r>
+        <w:rPr>
+          <w:b/>
+          <w:bCs/>
+          <w:i/>
+          <w:iCs/>
+        </w:rPr>
+        <w:t>out</w:t>
+      </w:r>
+      <w:r>
+        <w:t>.println</w:t>
+      </w:r>
+      <w:proofErr w:type="spellEnd"/>
+      <w:r>
+        <w:t>("</w:t>
+      </w:r>
+      <w:proofErr w:type="spellStart"/>
+      <w:r>
+        <w:t>SellingSystem.networkingSkills</w:t>
+      </w:r>
+      <w:proofErr w:type="spellEnd"/>
+      <w:r>
+        <w:t>()");</w:t>
+      </w:r>
+    </w:p>
+    <w:p>
+      <w:r>
+        <w:tab/>
+      </w:r>
+      <w:r>
+        <w:tab/>
+      </w:r>
+      <w:proofErr w:type="spellStart"/>
+      <w:r>
+        <w:t>System.</w:t>
+      </w:r>
+      <w:r>
+        <w:rPr>
+          <w:b/>
+          <w:bCs/>
+          <w:i/>
+          <w:iCs/>
+        </w:rPr>
+        <w:t>out</w:t>
+      </w:r>
+      <w:r>
+        <w:t>.println</w:t>
+      </w:r>
+      <w:proofErr w:type="spellEnd"/>
+      <w:r>
+        <w:t xml:space="preserve">("This is </w:t>
+      </w:r>
+      <w:proofErr w:type="gramStart"/>
+      <w:r>
+        <w:t>a  common</w:t>
+      </w:r>
+      <w:proofErr w:type="gramEnd"/>
+      <w:r>
+        <w:t xml:space="preserve"> message required by everyone, so can be print in one time and then provide reusability");</w:t>
+      </w:r>
+    </w:p>
+    <w:p>
+      <w:r>
+        <w:tab/>
+        <w:t>}</w:t>
+      </w:r>
+    </w:p>
+    <w:p/>
+    <w:p>
+      <w:r>
+        <w:t>}</w:t>
+      </w:r>
+    </w:p>
+    <w:p/>
+    <w:p>
+      <w:r>
+        <w:rPr>
+          <w:b/>
+          <w:bCs/>
+        </w:rPr>
+        <w:t>class</w:t>
+      </w:r>
+      <w:r>
+        <w:t xml:space="preserve"> B2BCompanies </w:t>
+      </w:r>
+      <w:r>
+        <w:rPr>
+          <w:b/>
+          <w:bCs/>
+        </w:rPr>
+        <w:t>implements</w:t>
+      </w:r>
+      <w:r>
+        <w:t xml:space="preserve"> </w:t>
+      </w:r>
+      <w:proofErr w:type="spellStart"/>
+      <w:r>
+        <w:t>ISellingSystem</w:t>
+      </w:r>
+      <w:proofErr w:type="spellEnd"/>
+      <w:r>
+        <w:t xml:space="preserve"> {</w:t>
+      </w:r>
+    </w:p>
+    <w:p>
+      <w:r>
+        <w:tab/>
+        <w:t>@Override</w:t>
+      </w:r>
+    </w:p>
+    <w:p>
+      <w:r>
+        <w:tab/>
+      </w:r>
+      <w:r>
+        <w:rPr>
+          <w:b/>
+          <w:bCs/>
+        </w:rPr>
+        <w:t>public</w:t>
+      </w:r>
+      <w:r>
+        <w:t xml:space="preserve"> </w:t>
+      </w:r>
+      <w:r>
+        <w:rPr>
+          <w:b/>
+          <w:bCs/>
+        </w:rPr>
+        <w:t>void</w:t>
+      </w:r>
+      <w:r>
+        <w:t xml:space="preserve"> </w:t>
+      </w:r>
+      <w:proofErr w:type="gramStart"/>
+      <w:r>
+        <w:t>sales(</w:t>
+      </w:r>
+      <w:proofErr w:type="gramEnd"/>
+      <w:r>
+        <w:t>) {</w:t>
+      </w:r>
+    </w:p>
+    <w:p>
+      <w:r>
+        <w:tab/>
+      </w:r>
+      <w:r>
+        <w:tab/>
+      </w:r>
+      <w:proofErr w:type="spellStart"/>
+      <w:r>
+        <w:t>System.</w:t>
+      </w:r>
+      <w:r>
+        <w:rPr>
+          <w:b/>
+          <w:bCs/>
+          <w:i/>
+          <w:iCs/>
+        </w:rPr>
+        <w:t>out</w:t>
+      </w:r>
+      <w:r>
+        <w:t>.println</w:t>
+      </w:r>
+      <w:proofErr w:type="spellEnd"/>
+      <w:r>
+        <w:t>("B2BCompanies.sales()");</w:t>
+      </w:r>
+    </w:p>
+    <w:p/>
+    <w:p>
+      <w:r>
+        <w:tab/>
+        <w:t>}</w:t>
+      </w:r>
+    </w:p>
+    <w:p/>
+    <w:p>
+      <w:r>
+        <w:tab/>
+        <w:t>@Override</w:t>
+      </w:r>
+    </w:p>
+    <w:p>
+      <w:r>
+        <w:tab/>
+      </w:r>
+      <w:r>
+        <w:rPr>
+          <w:b/>
+          <w:bCs/>
+        </w:rPr>
+        <w:t>public</w:t>
+      </w:r>
+      <w:r>
+        <w:t xml:space="preserve"> </w:t>
+      </w:r>
+      <w:r>
+        <w:rPr>
+          <w:b/>
+          <w:bCs/>
+        </w:rPr>
+        <w:t>void</w:t>
+      </w:r>
+      <w:r>
+        <w:t xml:space="preserve"> </w:t>
+      </w:r>
+      <w:proofErr w:type="gramStart"/>
+      <w:r>
+        <w:t>marketing(</w:t>
+      </w:r>
+      <w:proofErr w:type="gramEnd"/>
+      <w:r>
+        <w:t>) {</w:t>
+      </w:r>
+    </w:p>
+    <w:p>
+      <w:r>
+        <w:tab/>
+      </w:r>
+      <w:r>
+        <w:tab/>
+      </w:r>
+      <w:proofErr w:type="spellStart"/>
+      <w:r>
+        <w:t>System.</w:t>
+      </w:r>
+      <w:r>
+        <w:rPr>
+          <w:b/>
+          <w:bCs/>
+          <w:i/>
+          <w:iCs/>
+        </w:rPr>
+        <w:t>out</w:t>
+      </w:r>
+      <w:r>
+        <w:t>.println</w:t>
+      </w:r>
+      <w:proofErr w:type="spellEnd"/>
+      <w:r>
+        <w:t>("B2BCompanies.marketing()");</w:t>
+      </w:r>
+    </w:p>
+    <w:p>
+      <w:r>
+        <w:tab/>
+      </w:r>
+      <w:r>
+        <w:tab/>
+      </w:r>
+      <w:proofErr w:type="spellStart"/>
+      <w:r>
+        <w:t>ISellingSystem.</w:t>
+      </w:r>
+      <w:r>
+        <w:rPr>
+          <w:i/>
+          <w:iCs/>
+        </w:rPr>
+        <w:t>strategies</w:t>
+      </w:r>
+      <w:proofErr w:type="spellEnd"/>
+      <w:r>
+        <w:t>();</w:t>
+      </w:r>
+    </w:p>
+    <w:p>
+      <w:r>
+        <w:tab/>
+        <w:t>}</w:t>
+      </w:r>
+    </w:p>
+    <w:p/>
+    <w:p>
+      <w:r>
+        <w:t>}</w:t>
+      </w:r>
+    </w:p>
+    <w:p/>
+    <w:p>
+      <w:r>
+        <w:rPr>
+          <w:b/>
+          <w:bCs/>
+        </w:rPr>
+        <w:t>class</w:t>
+      </w:r>
+      <w:r>
+        <w:t xml:space="preserve"> B2CCompanies </w:t>
+      </w:r>
+      <w:r>
+        <w:rPr>
+          <w:b/>
+          <w:bCs/>
+        </w:rPr>
+        <w:t>implements</w:t>
+      </w:r>
+      <w:r>
+        <w:t xml:space="preserve"> </w:t>
+      </w:r>
+      <w:proofErr w:type="spellStart"/>
+      <w:r>
+        <w:t>ISellingSystem</w:t>
+      </w:r>
+      <w:proofErr w:type="spellEnd"/>
+      <w:r>
+        <w:t xml:space="preserve"> {</w:t>
+      </w:r>
+    </w:p>
+    <w:p>
+      <w:r>
+        <w:tab/>
+        <w:t>@Override</w:t>
+      </w:r>
+    </w:p>
+    <w:p>
+      <w:r>
+        <w:tab/>
+      </w:r>
+      <w:r>
+        <w:rPr>
+          <w:b/>
+          <w:bCs/>
+        </w:rPr>
+        <w:t>public</w:t>
+      </w:r>
+      <w:r>
+        <w:t xml:space="preserve"> </w:t>
+      </w:r>
+      <w:r>
+        <w:rPr>
+          <w:b/>
+          <w:bCs/>
+        </w:rPr>
+        <w:t>void</w:t>
+      </w:r>
+      <w:r>
+        <w:t xml:space="preserve"> </w:t>
+      </w:r>
+      <w:proofErr w:type="gramStart"/>
+      <w:r>
+        <w:t>sales(</w:t>
+      </w:r>
+      <w:proofErr w:type="gramEnd"/>
+      <w:r>
+        <w:t>) {</w:t>
+      </w:r>
+    </w:p>
+    <w:p>
+      <w:r>
+        <w:lastRenderedPageBreak/>
+        <w:tab/>
+      </w:r>
+      <w:r>
+        <w:tab/>
+      </w:r>
+      <w:proofErr w:type="spellStart"/>
+      <w:r>
+        <w:t>System.</w:t>
+      </w:r>
+      <w:r>
+        <w:rPr>
+          <w:b/>
+          <w:bCs/>
+          <w:i/>
+          <w:iCs/>
+        </w:rPr>
+        <w:t>out</w:t>
+      </w:r>
+      <w:r>
+        <w:t>.println</w:t>
+      </w:r>
+      <w:proofErr w:type="spellEnd"/>
+      <w:r>
+        <w:t>("B2CCompanies.sales()");</w:t>
+      </w:r>
+    </w:p>
+    <w:p>
+      <w:r>
+        <w:tab/>
+        <w:t>}</w:t>
+      </w:r>
+    </w:p>
+    <w:p/>
+    <w:p>
+      <w:r>
+        <w:tab/>
+        <w:t>@Override</w:t>
+      </w:r>
+    </w:p>
+    <w:p>
+      <w:r>
+        <w:tab/>
+      </w:r>
+      <w:r>
+        <w:rPr>
+          <w:b/>
+          <w:bCs/>
+        </w:rPr>
+        <w:t>public</w:t>
+      </w:r>
+      <w:r>
+        <w:t xml:space="preserve"> </w:t>
+      </w:r>
+      <w:r>
+        <w:rPr>
+          <w:b/>
+          <w:bCs/>
+        </w:rPr>
+        <w:t>void</w:t>
+      </w:r>
+      <w:r>
+        <w:t xml:space="preserve"> </w:t>
+      </w:r>
+      <w:proofErr w:type="gramStart"/>
+      <w:r>
+        <w:t>marketing(</w:t>
+      </w:r>
+      <w:proofErr w:type="gramEnd"/>
+      <w:r>
+        <w:t>) {</w:t>
+      </w:r>
+    </w:p>
+    <w:p>
+      <w:r>
+        <w:tab/>
+      </w:r>
+      <w:r>
+        <w:tab/>
+      </w:r>
+      <w:proofErr w:type="spellStart"/>
+      <w:r>
+        <w:t>System.</w:t>
+      </w:r>
+      <w:r>
+        <w:rPr>
+          <w:b/>
+          <w:bCs/>
+          <w:i/>
+          <w:iCs/>
+        </w:rPr>
+        <w:t>out</w:t>
+      </w:r>
+      <w:r>
+        <w:t>.println</w:t>
+      </w:r>
+      <w:proofErr w:type="spellEnd"/>
+      <w:r>
+        <w:t>("B2CCompanies.marketing()");</w:t>
+      </w:r>
+    </w:p>
+    <w:p>
+      <w:r>
+        <w:tab/>
+      </w:r>
+      <w:r>
+        <w:tab/>
+      </w:r>
+      <w:proofErr w:type="spellStart"/>
+      <w:r>
+        <w:t>ISellingSystem.</w:t>
+      </w:r>
+      <w:r>
+        <w:rPr>
+          <w:i/>
+          <w:iCs/>
+        </w:rPr>
+        <w:t>networkingSkills</w:t>
+      </w:r>
+      <w:proofErr w:type="spellEnd"/>
+      <w:r>
+        <w:t>();</w:t>
+      </w:r>
+    </w:p>
+    <w:p>
+      <w:r>
+        <w:tab/>
+        <w:t>}</w:t>
+      </w:r>
+    </w:p>
+    <w:p>
+      <w:r>
+        <w:t>}</w:t>
+      </w:r>
+    </w:p>
+    <w:p/>
+    <w:p>
+      <w:r>
+        <w:rPr>
+          <w:b/>
+          <w:bCs/>
+        </w:rPr>
+        <w:t>public</w:t>
+      </w:r>
+      <w:r>
+        <w:t xml:space="preserve"> </w:t>
+      </w:r>
+      <w:r>
+        <w:rPr>
+          <w:b/>
+          <w:bCs/>
+        </w:rPr>
+        <w:t>class</w:t>
+      </w:r>
+      <w:r>
+        <w:t xml:space="preserve"> </w:t>
+      </w:r>
+      <w:proofErr w:type="spellStart"/>
+      <w:r>
+        <w:t>TryingInterfaceIssues</w:t>
+      </w:r>
+      <w:proofErr w:type="spellEnd"/>
+      <w:r>
+        <w:t xml:space="preserve"> {</w:t>
+      </w:r>
+    </w:p>
+    <w:p/>
+    <w:p>
+      <w:r>
+        <w:tab/>
+      </w:r>
+      <w:r>
+        <w:rPr>
+          <w:b/>
+          <w:bCs/>
+        </w:rPr>
+        <w:t>public</w:t>
+      </w:r>
+      <w:r>
+        <w:t xml:space="preserve"> </w:t>
+      </w:r>
+      <w:r>
+        <w:rPr>
+          <w:b/>
+          <w:bCs/>
+        </w:rPr>
+        <w:t>static</w:t>
+      </w:r>
+      <w:r>
+        <w:t xml:space="preserve"> </w:t>
+      </w:r>
+      <w:r>
+        <w:rPr>
+          <w:b/>
+          <w:bCs/>
+        </w:rPr>
+        <w:t>void</w:t>
+      </w:r>
+      <w:r>
+        <w:t xml:space="preserve"> </w:t>
+      </w:r>
+      <w:proofErr w:type="gramStart"/>
+      <w:r>
+        <w:t>main(String[</w:t>
+      </w:r>
+      <w:proofErr w:type="gramEnd"/>
+      <w:r>
+        <w:t xml:space="preserve">] </w:t>
+      </w:r>
+      <w:proofErr w:type="spellStart"/>
+      <w:r>
+        <w:t>args</w:t>
+      </w:r>
+      <w:proofErr w:type="spellEnd"/>
+      <w:r>
+        <w:t>) {</w:t>
+      </w:r>
+    </w:p>
+    <w:p>
+      <w:r>
+        <w:tab/>
+      </w:r>
+      <w:r>
+        <w:tab/>
+        <w:t xml:space="preserve">B2BCompanies </w:t>
+      </w:r>
+      <w:proofErr w:type="spellStart"/>
+      <w:r>
+        <w:t>bB</w:t>
+      </w:r>
+      <w:proofErr w:type="spellEnd"/>
+      <w:r>
+        <w:t xml:space="preserve"> = </w:t>
+      </w:r>
+      <w:r>
+        <w:rPr>
+          <w:b/>
+          <w:bCs/>
+        </w:rPr>
+        <w:t>new</w:t>
+      </w:r>
+      <w:r>
+        <w:t xml:space="preserve"> B2</w:t>
+      </w:r>
+      <w:proofErr w:type="gramStart"/>
+      <w:r>
+        <w:t>BCompanies(</w:t>
+      </w:r>
+      <w:proofErr w:type="gramEnd"/>
+      <w:r>
+        <w:t>);</w:t>
+      </w:r>
+    </w:p>
+    <w:p>
+      <w:r>
+        <w:tab/>
+      </w:r>
+      <w:r>
+        <w:tab/>
+      </w:r>
+      <w:proofErr w:type="spellStart"/>
+      <w:proofErr w:type="gramStart"/>
+      <w:r>
+        <w:t>bB.sales</w:t>
+      </w:r>
+      <w:proofErr w:type="spellEnd"/>
+      <w:proofErr w:type="gramEnd"/>
+      <w:r>
+        <w:t>();</w:t>
+      </w:r>
+    </w:p>
+    <w:p>
+      <w:r>
+        <w:tab/>
+      </w:r>
+      <w:r>
+        <w:tab/>
+      </w:r>
+      <w:proofErr w:type="spellStart"/>
+      <w:proofErr w:type="gramStart"/>
+      <w:r>
+        <w:t>bB.marketing</w:t>
+      </w:r>
+      <w:proofErr w:type="spellEnd"/>
+      <w:proofErr w:type="gramEnd"/>
+      <w:r>
+        <w:t>();</w:t>
+      </w:r>
+    </w:p>
+    <w:p>
+      <w:r>
+        <w:tab/>
+      </w:r>
+      <w:r>
+        <w:tab/>
+        <w:t xml:space="preserve">// </w:t>
+      </w:r>
+      <w:proofErr w:type="spellStart"/>
+      <w:proofErr w:type="gramStart"/>
+      <w:r>
+        <w:t>bB.networkingSkills</w:t>
+      </w:r>
+      <w:proofErr w:type="spellEnd"/>
+      <w:proofErr w:type="gramEnd"/>
+      <w:r>
+        <w:t>();</w:t>
+      </w:r>
+    </w:p>
+    <w:p>
+      <w:r>
+        <w:tab/>
+      </w:r>
+      <w:r>
+        <w:tab/>
+      </w:r>
+      <w:proofErr w:type="spellStart"/>
+      <w:r>
+        <w:t>System.</w:t>
+      </w:r>
+      <w:r>
+        <w:rPr>
+          <w:b/>
+          <w:bCs/>
+          <w:i/>
+          <w:iCs/>
+        </w:rPr>
+        <w:t>out</w:t>
+      </w:r>
+      <w:r>
+        <w:t>.println</w:t>
+      </w:r>
+      <w:proofErr w:type="spellEnd"/>
+      <w:r>
+        <w:t>("-----------&gt;");</w:t>
+      </w:r>
+    </w:p>
+    <w:p/>
+    <w:p>
+      <w:r>
+        <w:tab/>
+      </w:r>
+      <w:r>
+        <w:tab/>
+        <w:t xml:space="preserve">B2CCompanies </w:t>
+      </w:r>
+      <w:proofErr w:type="spellStart"/>
+      <w:r>
+        <w:t>bC</w:t>
+      </w:r>
+      <w:proofErr w:type="spellEnd"/>
+      <w:r>
+        <w:t xml:space="preserve"> = </w:t>
+      </w:r>
+      <w:r>
+        <w:rPr>
+          <w:b/>
+          <w:bCs/>
+        </w:rPr>
+        <w:t>new</w:t>
+      </w:r>
+      <w:r>
+        <w:t xml:space="preserve"> B2</w:t>
+      </w:r>
+      <w:proofErr w:type="gramStart"/>
+      <w:r>
+        <w:t>CCompanies(</w:t>
+      </w:r>
+      <w:proofErr w:type="gramEnd"/>
+      <w:r>
+        <w:t>);</w:t>
+      </w:r>
+    </w:p>
+    <w:p>
+      <w:r>
+        <w:tab/>
+      </w:r>
+      <w:r>
+        <w:tab/>
+      </w:r>
+      <w:proofErr w:type="spellStart"/>
+      <w:proofErr w:type="gramStart"/>
+      <w:r>
+        <w:t>bC.sales</w:t>
+      </w:r>
+      <w:proofErr w:type="spellEnd"/>
+      <w:proofErr w:type="gramEnd"/>
+      <w:r>
+        <w:t>();</w:t>
+      </w:r>
+    </w:p>
+    <w:p>
+      <w:r>
+        <w:tab/>
+      </w:r>
+      <w:r>
+        <w:tab/>
+      </w:r>
+      <w:proofErr w:type="spellStart"/>
+      <w:proofErr w:type="gramStart"/>
+      <w:r>
+        <w:t>bC.marketing</w:t>
+      </w:r>
+      <w:proofErr w:type="spellEnd"/>
+      <w:proofErr w:type="gramEnd"/>
+      <w:r>
+        <w:t>();</w:t>
+      </w:r>
+    </w:p>
+    <w:p>
+      <w:r>
+        <w:tab/>
+        <w:t>}</w:t>
+      </w:r>
+    </w:p>
+    <w:p>
+      <w:r>
+        <w:t>}</w:t>
+      </w:r>
+    </w:p>
+    <w:p/>
+    <w:p>
+      <w:r>
+        <w:t>//B2BCompanies.sales()</w:t>
+      </w:r>
+    </w:p>
+    <w:p>
+      <w:r>
+        <w:lastRenderedPageBreak/>
+        <w:t>//B2BCompanies.marketing()</w:t>
+      </w:r>
+    </w:p>
+    <w:p>
+      <w:r>
+        <w:t>//</w:t>
+      </w:r>
+      <w:proofErr w:type="spellStart"/>
+      <w:r>
+        <w:t>SellingSystem.strategies</w:t>
+      </w:r>
+      <w:proofErr w:type="spellEnd"/>
+      <w:r>
+        <w:t>()</w:t>
+      </w:r>
+    </w:p>
+    <w:p>
+      <w:r>
+        <w:t xml:space="preserve">//This is </w:t>
+      </w:r>
+      <w:proofErr w:type="spellStart"/>
+      <w:r>
+        <w:rPr>
+          <w:u w:val="single"/>
+        </w:rPr>
+        <w:t>alsmost</w:t>
+      </w:r>
+      <w:proofErr w:type="spellEnd"/>
+      <w:r>
+        <w:t xml:space="preserve"> similar for all, so need to change and write again and again</w:t>
+      </w:r>
+    </w:p>
+    <w:p>
+      <w:r>
+        <w:t>//-----------&gt;</w:t>
+      </w:r>
+    </w:p>
+    <w:p>
+      <w:r>
+        <w:t>//B2CCompanies.sales()</w:t>
+      </w:r>
+    </w:p>
+    <w:p>
+      <w:r>
+        <w:t>//B2CCompanies.marketing()</w:t>
+      </w:r>
+    </w:p>
+    <w:p>
+      <w:r>
+        <w:t>//</w:t>
+      </w:r>
+      <w:proofErr w:type="spellStart"/>
+      <w:r>
+        <w:t>SellingSystem.networkingSkills</w:t>
+      </w:r>
+      <w:proofErr w:type="spellEnd"/>
+      <w:r>
+        <w:t>()</w:t>
+      </w:r>
+    </w:p>
+    <w:p>
+      <w:r>
+        <w:t xml:space="preserve">//This is </w:t>
+      </w:r>
+      <w:proofErr w:type="gramStart"/>
+      <w:r>
+        <w:t>a  common</w:t>
+      </w:r>
+      <w:proofErr w:type="gramEnd"/>
+      <w:r>
+        <w:t xml:space="preserve"> message required by everyone, so can be print in one time and then provide </w:t>
+      </w:r>
+      <w:r>
+        <w:rPr>
+          <w:u w:val="single"/>
+        </w:rPr>
+        <w:t>reusability</w:t>
+      </w:r>
+    </w:p>
+    <w:p/>
+    <w:p>
+      <w:r>
+        <w:t xml:space="preserve">--------------- </w:t>
+      </w:r>
+    </w:p>
+    <w:p/>
+    <w:p>
+      <w:pPr>
+        <w:rPr>
+          <w:b/>
+          <w:bCs/>
+        </w:rPr>
+      </w:pPr>
+      <w:proofErr w:type="spellStart"/>
+      <w:r>
+        <w:rPr>
+          <w:b/>
+          <w:bCs/>
+        </w:rPr>
+        <w:t>FixingInterfaceIssues</w:t>
+      </w:r>
+      <w:proofErr w:type="spellEnd"/>
+    </w:p>
+    <w:p>
+      <w:r>
+        <w:rPr>
+          <w:b/>
+          <w:bCs/>
+        </w:rPr>
+        <w:t>package</w:t>
+      </w:r>
+      <w:r>
+        <w:t xml:space="preserve"> </w:t>
+      </w:r>
+      <w:proofErr w:type="gramStart"/>
+      <w:r>
+        <w:t>com.Revision.D</w:t>
+      </w:r>
+      <w:proofErr w:type="gramEnd"/>
+      <w:r>
+        <w:t>35;</w:t>
+      </w:r>
+    </w:p>
+    <w:p/>
+    <w:p>
+      <w:r>
+        <w:rPr>
+          <w:b/>
+          <w:bCs/>
+        </w:rPr>
+        <w:t>interface</w:t>
+      </w:r>
+      <w:r>
+        <w:t xml:space="preserve"> ISellingSystem2 {</w:t>
+      </w:r>
+    </w:p>
+    <w:p>
+      <w:r>
+        <w:tab/>
+      </w:r>
+      <w:r>
+        <w:rPr>
+          <w:b/>
+          <w:bCs/>
+        </w:rPr>
+        <w:t>void</w:t>
+      </w:r>
+      <w:r>
+        <w:t xml:space="preserve"> sales2();</w:t>
+      </w:r>
+    </w:p>
+    <w:p/>
+    <w:p>
+      <w:r>
+        <w:tab/>
+      </w:r>
+      <w:r>
+        <w:rPr>
+          <w:b/>
+          <w:bCs/>
+        </w:rPr>
+        <w:t>void</w:t>
+      </w:r>
+      <w:r>
+        <w:t xml:space="preserve"> marketing2();</w:t>
+      </w:r>
+    </w:p>
+    <w:p/>
+    <w:p>
+      <w:r>
+        <w:tab/>
+      </w:r>
+      <w:r>
+        <w:rPr>
+          <w:b/>
+          <w:bCs/>
+        </w:rPr>
+        <w:t>public</w:t>
+      </w:r>
+      <w:r>
+        <w:t xml:space="preserve"> </w:t>
+      </w:r>
+      <w:r>
+        <w:rPr>
+          <w:b/>
+          <w:bCs/>
+        </w:rPr>
+        <w:t>static</w:t>
+      </w:r>
+      <w:r>
+        <w:t xml:space="preserve"> </w:t>
+      </w:r>
+      <w:r>
+        <w:rPr>
+          <w:b/>
+          <w:bCs/>
+        </w:rPr>
+        <w:t>void</w:t>
+      </w:r>
+      <w:r>
+        <w:t xml:space="preserve"> strategies2() {</w:t>
+      </w:r>
+    </w:p>
+    <w:p>
+      <w:r>
+        <w:tab/>
+      </w:r>
+      <w:r>
+        <w:tab/>
+      </w:r>
+      <w:proofErr w:type="spellStart"/>
+      <w:r>
+        <w:t>System.</w:t>
+      </w:r>
+      <w:r>
+        <w:rPr>
+          <w:b/>
+          <w:bCs/>
+          <w:i/>
+          <w:iCs/>
+        </w:rPr>
+        <w:t>out</w:t>
+      </w:r>
+      <w:r>
+        <w:t>.println</w:t>
+      </w:r>
+      <w:proofErr w:type="spellEnd"/>
+      <w:r>
+        <w:t>("</w:t>
+      </w:r>
+      <w:proofErr w:type="spellStart"/>
+      <w:r>
+        <w:t>SellingSystem.strategies</w:t>
+      </w:r>
+      <w:proofErr w:type="spellEnd"/>
+      <w:r>
+        <w:t>()");</w:t>
+      </w:r>
+    </w:p>
+    <w:p>
+      <w:r>
+        <w:tab/>
+      </w:r>
+      <w:r>
+        <w:tab/>
+      </w:r>
+      <w:proofErr w:type="spellStart"/>
+      <w:r>
+        <w:t>System.</w:t>
+      </w:r>
+      <w:r>
+        <w:rPr>
+          <w:b/>
+          <w:bCs/>
+          <w:i/>
+          <w:iCs/>
+        </w:rPr>
+        <w:t>out</w:t>
+      </w:r>
+      <w:r>
+        <w:t>.println</w:t>
+      </w:r>
+      <w:proofErr w:type="spellEnd"/>
+      <w:r>
+        <w:t xml:space="preserve">("This is </w:t>
+      </w:r>
+      <w:proofErr w:type="spellStart"/>
+      <w:r>
+        <w:t>alsmost</w:t>
+      </w:r>
+      <w:proofErr w:type="spellEnd"/>
+      <w:r>
+        <w:t xml:space="preserve"> similar for all, so need to change and write again and again");</w:t>
+      </w:r>
+    </w:p>
+    <w:p>
+      <w:r>
+        <w:tab/>
+        <w:t>}</w:t>
+      </w:r>
+    </w:p>
+    <w:p/>
+    <w:p>
+      <w:r>
+        <w:tab/>
+      </w:r>
+      <w:r>
+        <w:rPr>
+          <w:b/>
+          <w:bCs/>
+        </w:rPr>
+        <w:t>public</w:t>
+      </w:r>
+      <w:r>
+        <w:t xml:space="preserve"> </w:t>
+      </w:r>
+      <w:r>
+        <w:rPr>
+          <w:b/>
+          <w:bCs/>
+        </w:rPr>
+        <w:t>static</w:t>
+      </w:r>
+      <w:r>
+        <w:t xml:space="preserve"> </w:t>
+      </w:r>
+      <w:r>
+        <w:rPr>
+          <w:b/>
+          <w:bCs/>
+        </w:rPr>
+        <w:t>void</w:t>
+      </w:r>
+      <w:r>
+        <w:t xml:space="preserve"> networkingSkills2() {</w:t>
+      </w:r>
+    </w:p>
+    <w:p>
+      <w:r>
+        <w:lastRenderedPageBreak/>
+        <w:tab/>
+      </w:r>
+      <w:r>
+        <w:tab/>
+      </w:r>
+      <w:proofErr w:type="spellStart"/>
+      <w:r>
+        <w:t>System.</w:t>
+      </w:r>
+      <w:r>
+        <w:rPr>
+          <w:b/>
+          <w:bCs/>
+          <w:i/>
+          <w:iCs/>
+        </w:rPr>
+        <w:t>out</w:t>
+      </w:r>
+      <w:r>
+        <w:t>.println</w:t>
+      </w:r>
+      <w:proofErr w:type="spellEnd"/>
+      <w:r>
+        <w:t>("</w:t>
+      </w:r>
+      <w:proofErr w:type="spellStart"/>
+      <w:r>
+        <w:t>SellingSystem.networkingSkills</w:t>
+      </w:r>
+      <w:proofErr w:type="spellEnd"/>
+      <w:r>
+        <w:t>()");</w:t>
+      </w:r>
+    </w:p>
+    <w:p>
+      <w:r>
+        <w:tab/>
+      </w:r>
+      <w:r>
+        <w:tab/>
+      </w:r>
+      <w:proofErr w:type="spellStart"/>
+      <w:r>
+        <w:t>System.</w:t>
+      </w:r>
+      <w:r>
+        <w:rPr>
+          <w:b/>
+          <w:bCs/>
+          <w:i/>
+          <w:iCs/>
+        </w:rPr>
+        <w:t>out</w:t>
+      </w:r>
+      <w:r>
+        <w:t>.println</w:t>
+      </w:r>
+      <w:proofErr w:type="spellEnd"/>
+      <w:r>
+        <w:t xml:space="preserve">("This is </w:t>
+      </w:r>
+      <w:proofErr w:type="gramStart"/>
+      <w:r>
+        <w:t>a  common</w:t>
+      </w:r>
+      <w:proofErr w:type="gramEnd"/>
+      <w:r>
+        <w:t xml:space="preserve"> message required by everyone, so can be print in one time and then provide reusability");</w:t>
+      </w:r>
+    </w:p>
+    <w:p>
+      <w:r>
+        <w:tab/>
+        <w:t>}</w:t>
+      </w:r>
+    </w:p>
+    <w:p/>
+    <w:p>
+      <w:r>
+        <w:tab/>
+      </w:r>
+      <w:r>
+        <w:rPr>
+          <w:b/>
+          <w:bCs/>
+        </w:rPr>
+        <w:t>private</w:t>
+      </w:r>
+      <w:r>
+        <w:t xml:space="preserve"> </w:t>
+      </w:r>
+      <w:r>
+        <w:rPr>
+          <w:b/>
+          <w:bCs/>
+        </w:rPr>
+        <w:t>static</w:t>
+      </w:r>
+      <w:r>
+        <w:t xml:space="preserve"> </w:t>
+      </w:r>
+      <w:r>
+        <w:rPr>
+          <w:b/>
+          <w:bCs/>
+        </w:rPr>
+        <w:t>void</w:t>
+      </w:r>
+      <w:r>
+        <w:t xml:space="preserve"> </w:t>
+      </w:r>
+      <w:proofErr w:type="spellStart"/>
+      <w:proofErr w:type="gramStart"/>
+      <w:r>
+        <w:rPr>
+          <w:u w:val="single"/>
+        </w:rPr>
+        <w:t>digitalAssets</w:t>
+      </w:r>
+      <w:proofErr w:type="spellEnd"/>
+      <w:r>
+        <w:rPr>
+          <w:u w:val="single"/>
+        </w:rPr>
+        <w:t>(</w:t>
+      </w:r>
+      <w:proofErr w:type="gramEnd"/>
+      <w:r>
+        <w:rPr>
+          <w:u w:val="single"/>
+        </w:rPr>
+        <w:t>)</w:t>
+      </w:r>
+      <w:r>
+        <w:t xml:space="preserve"> // by changing version to java 9, we can fix it.</w:t>
+      </w:r>
+    </w:p>
+    <w:p>
+      <w:r>
+        <w:tab/>
+        <w:t>{</w:t>
+      </w:r>
+    </w:p>
+    <w:p>
+      <w:r>
+        <w:tab/>
+      </w:r>
+      <w:r>
+        <w:tab/>
+      </w:r>
+      <w:proofErr w:type="spellStart"/>
+      <w:r>
+        <w:t>System.</w:t>
+      </w:r>
+      <w:r>
+        <w:rPr>
+          <w:b/>
+          <w:bCs/>
+          <w:i/>
+          <w:iCs/>
+        </w:rPr>
+        <w:t>out</w:t>
+      </w:r>
+      <w:r>
+        <w:t>.println</w:t>
+      </w:r>
+      <w:proofErr w:type="spellEnd"/>
+      <w:r>
+        <w:t>("ISellingSystem2.digitalAssets()");</w:t>
+      </w:r>
+    </w:p>
+    <w:p>
+      <w:r>
+        <w:tab/>
+      </w:r>
+      <w:r>
+        <w:tab/>
+      </w:r>
+      <w:proofErr w:type="spellStart"/>
+      <w:r>
+        <w:t>System.</w:t>
+      </w:r>
+      <w:r>
+        <w:rPr>
+          <w:b/>
+          <w:bCs/>
+          <w:i/>
+          <w:iCs/>
+        </w:rPr>
+        <w:t>out</w:t>
+      </w:r>
+      <w:r>
+        <w:t>.println</w:t>
+      </w:r>
+      <w:proofErr w:type="spellEnd"/>
+      <w:r>
+        <w:t xml:space="preserve">("These are some personal </w:t>
+      </w:r>
+      <w:proofErr w:type="spellStart"/>
+      <w:r>
+        <w:t>digitsl</w:t>
+      </w:r>
+      <w:proofErr w:type="spellEnd"/>
+      <w:r>
+        <w:t xml:space="preserve"> assets which will be using again and again");</w:t>
+      </w:r>
+    </w:p>
+    <w:p>
+      <w:r>
+        <w:tab/>
+        <w:t>}</w:t>
+      </w:r>
+    </w:p>
+    <w:p/>
+    <w:p>
+      <w:r>
+        <w:tab/>
+      </w:r>
+      <w:r>
+        <w:rPr>
+          <w:b/>
+          <w:bCs/>
+        </w:rPr>
+        <w:t>private</w:t>
+      </w:r>
+      <w:r>
+        <w:t xml:space="preserve"> </w:t>
+      </w:r>
+      <w:r>
+        <w:rPr>
+          <w:b/>
+          <w:bCs/>
+        </w:rPr>
+        <w:t>static</w:t>
+      </w:r>
+      <w:r>
+        <w:t xml:space="preserve"> </w:t>
+      </w:r>
+      <w:r>
+        <w:rPr>
+          <w:b/>
+          <w:bCs/>
+        </w:rPr>
+        <w:t>void</w:t>
+      </w:r>
+      <w:r>
+        <w:t xml:space="preserve"> </w:t>
+      </w:r>
+      <w:proofErr w:type="spellStart"/>
+      <w:proofErr w:type="gramStart"/>
+      <w:r>
+        <w:rPr>
+          <w:u w:val="single"/>
+        </w:rPr>
+        <w:t>customerCaring</w:t>
+      </w:r>
+      <w:proofErr w:type="spellEnd"/>
+      <w:r>
+        <w:rPr>
+          <w:u w:val="single"/>
+        </w:rPr>
+        <w:t>(</w:t>
+      </w:r>
+      <w:proofErr w:type="gramEnd"/>
+      <w:r>
+        <w:rPr>
+          <w:u w:val="single"/>
+        </w:rPr>
+        <w:t>)</w:t>
+      </w:r>
+      <w:r>
+        <w:t>; // by changing version to java 9, we can fix it.</w:t>
+      </w:r>
+    </w:p>
+    <w:p>
+      <w:r>
+        <w:tab/>
+      </w:r>
+      <w:r>
+        <w:rPr>
+          <w:u w:val="single"/>
+        </w:rPr>
+        <w:t>{</w:t>
+      </w:r>
+    </w:p>
+    <w:p>
+      <w:r>
+        <w:rPr>
+          <w:u w:val="single"/>
+        </w:rPr>
+        <w:tab/>
+      </w:r>
+      <w:r>
+        <w:rPr>
+          <w:u w:val="single"/>
+        </w:rPr>
+        <w:tab/>
+      </w:r>
+      <w:proofErr w:type="spellStart"/>
+      <w:r>
+        <w:rPr>
+          <w:u w:val="single"/>
+        </w:rPr>
+        <w:t>System.</w:t>
+      </w:r>
+      <w:r>
+        <w:rPr>
+          <w:b/>
+          <w:bCs/>
+          <w:i/>
+          <w:iCs/>
+          <w:u w:val="single"/>
+        </w:rPr>
+        <w:t>out</w:t>
+      </w:r>
+      <w:r>
+        <w:rPr>
+          <w:u w:val="single"/>
+        </w:rPr>
+        <w:t>.println</w:t>
+      </w:r>
+      <w:proofErr w:type="spellEnd"/>
+      <w:r>
+        <w:rPr>
+          <w:u w:val="single"/>
+        </w:rPr>
+        <w:t>("ISellingSystem2.enclosing_</w:t>
+      </w:r>
+      <w:proofErr w:type="gramStart"/>
+      <w:r>
+        <w:rPr>
+          <w:u w:val="single"/>
+        </w:rPr>
+        <w:t>method(</w:t>
+      </w:r>
+      <w:proofErr w:type="gramEnd"/>
+      <w:r>
+        <w:rPr>
+          <w:u w:val="single"/>
+        </w:rPr>
+        <w:t>)");</w:t>
+      </w:r>
+    </w:p>
+    <w:p>
+      <w:r>
+        <w:rPr>
+          <w:u w:val="single"/>
+        </w:rPr>
+        <w:tab/>
+      </w:r>
+      <w:r>
+        <w:rPr>
+          <w:u w:val="single"/>
+        </w:rPr>
+        <w:tab/>
+      </w:r>
+      <w:proofErr w:type="spellStart"/>
+      <w:r>
+        <w:rPr>
+          <w:u w:val="single"/>
+        </w:rPr>
+        <w:t>System.</w:t>
+      </w:r>
+      <w:r>
+        <w:rPr>
+          <w:b/>
+          <w:bCs/>
+          <w:i/>
+          <w:iCs/>
+          <w:u w:val="single"/>
+        </w:rPr>
+        <w:t>out</w:t>
+      </w:r>
+      <w:r>
+        <w:rPr>
+          <w:u w:val="single"/>
+        </w:rPr>
+        <w:t>.println</w:t>
+      </w:r>
+      <w:proofErr w:type="spellEnd"/>
+      <w:r>
+        <w:rPr>
+          <w:u w:val="single"/>
+        </w:rPr>
+        <w:t>("This is also same and similar");</w:t>
+      </w:r>
+    </w:p>
+    <w:p>
+      <w:r>
+        <w:rPr>
+          <w:u w:val="single"/>
+        </w:rPr>
+        <w:tab/>
+        <w:t>}</w:t>
+      </w:r>
+    </w:p>
+    <w:p/>
+    <w:p>
+      <w:r>
+        <w:t>}</w:t>
+      </w:r>
+    </w:p>
+    <w:p/>
+    <w:p>
+      <w:r>
+        <w:rPr>
+          <w:b/>
+          <w:bCs/>
+        </w:rPr>
+        <w:t>class</w:t>
+      </w:r>
+      <w:r>
+        <w:t xml:space="preserve"> B2BCompaniesAgain </w:t>
+      </w:r>
+      <w:r>
+        <w:rPr>
+          <w:b/>
+          <w:bCs/>
+        </w:rPr>
+        <w:t>implements</w:t>
+      </w:r>
+      <w:r>
+        <w:t xml:space="preserve"> ISellingSystem2 {</w:t>
+      </w:r>
+    </w:p>
+    <w:p>
+      <w:r>
+        <w:tab/>
+        <w:t>@Override</w:t>
+      </w:r>
+    </w:p>
+    <w:p>
+      <w:r>
+        <w:tab/>
+      </w:r>
+      <w:r>
+        <w:rPr>
+          <w:b/>
+          <w:bCs/>
+        </w:rPr>
+        <w:t>public</w:t>
+      </w:r>
+      <w:r>
+        <w:t xml:space="preserve"> </w:t>
+      </w:r>
+      <w:r>
+        <w:rPr>
+          <w:b/>
+          <w:bCs/>
+        </w:rPr>
+        <w:t>void</w:t>
+      </w:r>
+      <w:r>
+        <w:t xml:space="preserve"> sales2() {</w:t>
+      </w:r>
+    </w:p>
+    <w:p>
+      <w:r>
+        <w:tab/>
+      </w:r>
+      <w:r>
+        <w:tab/>
+      </w:r>
+      <w:proofErr w:type="spellStart"/>
+      <w:r>
+        <w:t>System.</w:t>
+      </w:r>
+      <w:r>
+        <w:rPr>
+          <w:b/>
+          <w:bCs/>
+          <w:i/>
+          <w:iCs/>
+        </w:rPr>
+        <w:t>out</w:t>
+      </w:r>
+      <w:r>
+        <w:t>.println</w:t>
+      </w:r>
+      <w:proofErr w:type="spellEnd"/>
+      <w:r>
+        <w:t>("B2BCompanies.sales2()");</w:t>
+      </w:r>
+    </w:p>
+    <w:p/>
+    <w:p>
+      <w:r>
+        <w:tab/>
+        <w:t>}</w:t>
+      </w:r>
+    </w:p>
+    <w:p/>
+    <w:p>
+      <w:r>
+        <w:lastRenderedPageBreak/>
+        <w:tab/>
+        <w:t>@Override</w:t>
+      </w:r>
+    </w:p>
+    <w:p>
+      <w:r>
+        <w:tab/>
+      </w:r>
+      <w:r>
+        <w:rPr>
+          <w:b/>
+          <w:bCs/>
+        </w:rPr>
+        <w:t>public</w:t>
+      </w:r>
+      <w:r>
+        <w:t xml:space="preserve"> </w:t>
+      </w:r>
+      <w:r>
+        <w:rPr>
+          <w:b/>
+          <w:bCs/>
+        </w:rPr>
+        <w:t>void</w:t>
+      </w:r>
+      <w:r>
+        <w:t xml:space="preserve"> marketing2() {</w:t>
+      </w:r>
+    </w:p>
+    <w:p>
+      <w:r>
+        <w:tab/>
+      </w:r>
+      <w:r>
+        <w:tab/>
+      </w:r>
+      <w:proofErr w:type="spellStart"/>
+      <w:r>
+        <w:t>System.</w:t>
+      </w:r>
+      <w:r>
+        <w:rPr>
+          <w:b/>
+          <w:bCs/>
+          <w:i/>
+          <w:iCs/>
+        </w:rPr>
+        <w:t>out</w:t>
+      </w:r>
+      <w:r>
+        <w:t>.println</w:t>
+      </w:r>
+      <w:proofErr w:type="spellEnd"/>
+      <w:r>
+        <w:t>("B2BCompanies.marketing2()");</w:t>
+      </w:r>
+    </w:p>
+    <w:p>
+      <w:r>
+        <w:tab/>
+      </w:r>
+      <w:r>
+        <w:tab/>
+        <w:t>ISellingSystem2.</w:t>
+      </w:r>
+      <w:r>
+        <w:rPr>
+          <w:i/>
+          <w:iCs/>
+        </w:rPr>
+        <w:t>strategies2</w:t>
+      </w:r>
+      <w:r>
+        <w:t>();</w:t>
+      </w:r>
+    </w:p>
+    <w:p>
+      <w:r>
+        <w:tab/>
+        <w:t>}</w:t>
+      </w:r>
+    </w:p>
+    <w:p/>
+    <w:p>
+      <w:r>
+        <w:t>}</w:t>
+      </w:r>
+    </w:p>
+    <w:p/>
+    <w:p>
+      <w:r>
+        <w:rPr>
+          <w:b/>
+          <w:bCs/>
+        </w:rPr>
+        <w:t>class</w:t>
+      </w:r>
+      <w:r>
+        <w:t xml:space="preserve"> B2CCompaniesAgain </w:t>
+      </w:r>
+      <w:r>
+        <w:rPr>
+          <w:b/>
+          <w:bCs/>
+        </w:rPr>
+        <w:t>implements</w:t>
+      </w:r>
+      <w:r>
+        <w:t xml:space="preserve"> ISellingSystem2 {</w:t>
+      </w:r>
+    </w:p>
+    <w:p>
+      <w:r>
+        <w:tab/>
+        <w:t>@Override</w:t>
+      </w:r>
+    </w:p>
+    <w:p>
+      <w:r>
+        <w:tab/>
+      </w:r>
+      <w:r>
+        <w:rPr>
+          <w:b/>
+          <w:bCs/>
+        </w:rPr>
+        <w:t>public</w:t>
+      </w:r>
+      <w:r>
+        <w:t xml:space="preserve"> </w:t>
+      </w:r>
+      <w:r>
+        <w:rPr>
+          <w:b/>
+          <w:bCs/>
+        </w:rPr>
+        <w:t>void</w:t>
+      </w:r>
+      <w:r>
+        <w:t xml:space="preserve"> sales2() {</w:t>
+      </w:r>
+    </w:p>
+    <w:p>
+      <w:r>
+        <w:tab/>
+      </w:r>
+      <w:r>
+        <w:tab/>
+      </w:r>
+      <w:proofErr w:type="spellStart"/>
+      <w:r>
+        <w:t>System.</w:t>
+      </w:r>
+      <w:r>
+        <w:rPr>
+          <w:b/>
+          <w:bCs/>
+          <w:i/>
+          <w:iCs/>
+        </w:rPr>
+        <w:t>out</w:t>
+      </w:r>
+      <w:r>
+        <w:t>.println</w:t>
+      </w:r>
+      <w:proofErr w:type="spellEnd"/>
+      <w:r>
+        <w:t>("B2CCompanies.sales2()");</w:t>
+      </w:r>
+    </w:p>
+    <w:p>
+      <w:r>
+        <w:tab/>
+        <w:t>}</w:t>
+      </w:r>
+    </w:p>
+    <w:p/>
+    <w:p>
+      <w:r>
+        <w:tab/>
+        <w:t>@Override</w:t>
+      </w:r>
+    </w:p>
+    <w:p>
+      <w:r>
+        <w:tab/>
+      </w:r>
+      <w:r>
+        <w:rPr>
+          <w:b/>
+          <w:bCs/>
+        </w:rPr>
+        <w:t>public</w:t>
+      </w:r>
+      <w:r>
+        <w:t xml:space="preserve"> </w:t>
+      </w:r>
+      <w:r>
+        <w:rPr>
+          <w:b/>
+          <w:bCs/>
+        </w:rPr>
+        <w:t>void</w:t>
+      </w:r>
+      <w:r>
+        <w:t xml:space="preserve"> marketing2() {</w:t>
+      </w:r>
+    </w:p>
+    <w:p>
+      <w:r>
+        <w:tab/>
+      </w:r>
+      <w:r>
+        <w:tab/>
+      </w:r>
+      <w:proofErr w:type="spellStart"/>
+      <w:r>
+        <w:t>System.</w:t>
+      </w:r>
+      <w:r>
+        <w:rPr>
+          <w:b/>
+          <w:bCs/>
+          <w:i/>
+          <w:iCs/>
+        </w:rPr>
+        <w:t>out</w:t>
+      </w:r>
+      <w:r>
+        <w:t>.println</w:t>
+      </w:r>
+      <w:proofErr w:type="spellEnd"/>
+      <w:r>
+        <w:t>("B2CCompanies.marketing2()");</w:t>
+      </w:r>
+    </w:p>
+    <w:p>
+      <w:r>
+        <w:tab/>
+      </w:r>
+      <w:r>
+        <w:tab/>
+        <w:t>ISellingSystem2.</w:t>
+      </w:r>
+      <w:r>
+        <w:rPr>
+          <w:i/>
+          <w:iCs/>
+        </w:rPr>
+        <w:t>networkingSkills2</w:t>
+      </w:r>
+      <w:r>
+        <w:t>();</w:t>
+      </w:r>
+    </w:p>
+    <w:p>
+      <w:r>
+        <w:tab/>
+        <w:t>}</w:t>
+      </w:r>
+    </w:p>
+    <w:p>
+      <w:r>
+        <w:t>}</w:t>
+      </w:r>
+    </w:p>
+    <w:p/>
+    <w:p>
+      <w:r>
+        <w:rPr>
+          <w:b/>
+          <w:bCs/>
+        </w:rPr>
+        <w:t>public</w:t>
+      </w:r>
+      <w:r>
+        <w:t xml:space="preserve"> </w:t>
+      </w:r>
+      <w:r>
+        <w:rPr>
+          <w:b/>
+          <w:bCs/>
+        </w:rPr>
+        <w:t>class</w:t>
+      </w:r>
+      <w:r>
+        <w:t xml:space="preserve"> </w:t>
+      </w:r>
+      <w:proofErr w:type="spellStart"/>
+      <w:r>
+        <w:t>FixingInterfaceIssues</w:t>
+      </w:r>
+      <w:proofErr w:type="spellEnd"/>
+      <w:r>
+        <w:t xml:space="preserve"> {</w:t>
+      </w:r>
+    </w:p>
+    <w:p/>
+    <w:p>
+      <w:r>
+        <w:t>}</w:t>
+      </w:r>
+    </w:p>
+    <w:p>
+      <w:pPr>
+        <w:pBdr>
+          <w:bottom w:val="single" w:sz="6" w:space="1" w:color="auto"/>
+        </w:pBdr>
+      </w:pPr>
+    </w:p>
     <w:p/>
     <w:p/>
     <w:p/>

--- a/DayWise Codes.docx
+++ b/DayWise Codes.docx
@@ -42054,6 +42054,4860 @@
       </w:pPr>
     </w:p>
     <w:p/>
+    <w:p>
+      <w:pPr>
+        <w:jc w:val="center"/>
+        <w:rPr>
+          <w:b/>
+          <w:bCs/>
+          <w:lang w:val="en-IN"/>
+        </w:rPr>
+      </w:pPr>
+      <w:r>
+        <w:rPr>
+          <w:b/>
+          <w:bCs/>
+          <w:lang w:val="en-IN"/>
+        </w:rPr>
+        <w:lastRenderedPageBreak/>
+        <w:t>Day 36_04th MAY</w:t>
+      </w:r>
+    </w:p>
+    <w:p>
+      <w:pPr>
+        <w:rPr>
+          <w:b/>
+          <w:bCs/>
+        </w:rPr>
+      </w:pPr>
+      <w:r>
+        <w:rPr>
+          <w:b/>
+          <w:bCs/>
+        </w:rPr>
+        <w:t>Multiple Inheritance problem by Inheritance -</w:t>
+      </w:r>
+    </w:p>
+    <w:p>
+      <w:pPr>
+        <w:rPr>
+          <w:b/>
+          <w:bCs/>
+        </w:rPr>
+      </w:pPr>
+      <w:proofErr w:type="spellStart"/>
+      <w:r>
+        <w:rPr>
+          <w:b/>
+          <w:bCs/>
+        </w:rPr>
+        <w:t>ITechnicalCourses</w:t>
+      </w:r>
+      <w:proofErr w:type="spellEnd"/>
+    </w:p>
+    <w:p>
+      <w:r>
+        <w:rPr>
+          <w:b/>
+          <w:bCs/>
+        </w:rPr>
+        <w:t>package</w:t>
+      </w:r>
+      <w:r>
+        <w:t xml:space="preserve"> </w:t>
+      </w:r>
+      <w:proofErr w:type="spellStart"/>
+      <w:r>
+        <w:t>Proceeding.Interface</w:t>
+      </w:r>
+      <w:proofErr w:type="spellEnd"/>
+      <w:r>
+        <w:t>;</w:t>
+      </w:r>
+    </w:p>
+    <w:p/>
+    <w:p>
+      <w:r>
+        <w:rPr>
+          <w:b/>
+          <w:bCs/>
+        </w:rPr>
+        <w:t>public</w:t>
+      </w:r>
+      <w:r>
+        <w:t xml:space="preserve"> </w:t>
+      </w:r>
+      <w:r>
+        <w:rPr>
+          <w:b/>
+          <w:bCs/>
+        </w:rPr>
+        <w:t>interface</w:t>
+      </w:r>
+      <w:r>
+        <w:t xml:space="preserve"> </w:t>
+      </w:r>
+      <w:proofErr w:type="spellStart"/>
+      <w:r>
+        <w:t>ITechnicalCourses</w:t>
+      </w:r>
+      <w:proofErr w:type="spellEnd"/>
+      <w:r>
+        <w:t xml:space="preserve"> {</w:t>
+      </w:r>
+    </w:p>
+    <w:p>
+      <w:r>
+        <w:tab/>
+      </w:r>
+      <w:r>
+        <w:rPr>
+          <w:b/>
+          <w:bCs/>
+        </w:rPr>
+        <w:t>void</w:t>
+      </w:r>
+      <w:r>
+        <w:t xml:space="preserve"> </w:t>
+      </w:r>
+      <w:proofErr w:type="gramStart"/>
+      <w:r>
+        <w:t>syllabus(</w:t>
+      </w:r>
+      <w:proofErr w:type="gramEnd"/>
+      <w:r>
+        <w:t>);</w:t>
+      </w:r>
+    </w:p>
+    <w:p>
+      <w:r>
+        <w:t>}</w:t>
+      </w:r>
+    </w:p>
+    <w:p/>
+    <w:p/>
+    <w:p>
+      <w:pPr>
+        <w:rPr>
+          <w:b/>
+          <w:bCs/>
+        </w:rPr>
+      </w:pPr>
+      <w:proofErr w:type="spellStart"/>
+      <w:r>
+        <w:rPr>
+          <w:b/>
+          <w:bCs/>
+        </w:rPr>
+        <w:t>ISkillDevelopmentCourses</w:t>
+      </w:r>
+      <w:proofErr w:type="spellEnd"/>
+    </w:p>
+    <w:p>
+      <w:r>
+        <w:rPr>
+          <w:b/>
+          <w:bCs/>
+        </w:rPr>
+        <w:t>package</w:t>
+      </w:r>
+      <w:r>
+        <w:t xml:space="preserve"> </w:t>
+      </w:r>
+      <w:proofErr w:type="spellStart"/>
+      <w:r>
+        <w:t>Proceeding.Interface</w:t>
+      </w:r>
+      <w:proofErr w:type="spellEnd"/>
+      <w:r>
+        <w:t>;</w:t>
+      </w:r>
+    </w:p>
+    <w:p/>
+    <w:p>
+      <w:r>
+        <w:rPr>
+          <w:b/>
+          <w:bCs/>
+        </w:rPr>
+        <w:t>public</w:t>
+      </w:r>
+      <w:r>
+        <w:t xml:space="preserve"> </w:t>
+      </w:r>
+      <w:r>
+        <w:rPr>
+          <w:b/>
+          <w:bCs/>
+        </w:rPr>
+        <w:t>interface</w:t>
+      </w:r>
+      <w:r>
+        <w:t xml:space="preserve"> </w:t>
+      </w:r>
+      <w:proofErr w:type="spellStart"/>
+      <w:r>
+        <w:t>ISkillDevelopmentCourses</w:t>
+      </w:r>
+      <w:proofErr w:type="spellEnd"/>
+      <w:r>
+        <w:t xml:space="preserve"> {</w:t>
+      </w:r>
+    </w:p>
+    <w:p>
+      <w:r>
+        <w:tab/>
+      </w:r>
+      <w:r>
+        <w:rPr>
+          <w:b/>
+          <w:bCs/>
+        </w:rPr>
+        <w:t>void</w:t>
+      </w:r>
+      <w:r>
+        <w:t xml:space="preserve"> </w:t>
+      </w:r>
+      <w:proofErr w:type="gramStart"/>
+      <w:r>
+        <w:t>syllabus(</w:t>
+      </w:r>
+      <w:proofErr w:type="gramEnd"/>
+      <w:r>
+        <w:t>);</w:t>
+      </w:r>
+    </w:p>
+    <w:p>
+      <w:r>
+        <w:t>}</w:t>
+      </w:r>
+    </w:p>
+    <w:p/>
+    <w:p/>
+    <w:p>
+      <w:pPr>
+        <w:rPr>
+          <w:b/>
+          <w:bCs/>
+        </w:rPr>
+      </w:pPr>
+      <w:proofErr w:type="spellStart"/>
+      <w:r>
+        <w:rPr>
+          <w:b/>
+          <w:bCs/>
+        </w:rPr>
+        <w:t>CourseForUser</w:t>
+      </w:r>
+      <w:proofErr w:type="spellEnd"/>
+    </w:p>
+    <w:p>
+      <w:r>
+        <w:rPr>
+          <w:b/>
+          <w:bCs/>
+        </w:rPr>
+        <w:t>package</w:t>
+      </w:r>
+      <w:r>
+        <w:t xml:space="preserve"> </w:t>
+      </w:r>
+      <w:proofErr w:type="spellStart"/>
+      <w:r>
+        <w:t>Proceeding.Interface</w:t>
+      </w:r>
+      <w:proofErr w:type="spellEnd"/>
+      <w:r>
+        <w:t>;</w:t>
+      </w:r>
+    </w:p>
+    <w:p/>
+    <w:p>
+      <w:r>
+        <w:rPr>
+          <w:b/>
+          <w:bCs/>
+        </w:rPr>
+        <w:t>public</w:t>
+      </w:r>
+      <w:r>
+        <w:t xml:space="preserve"> </w:t>
+      </w:r>
+      <w:r>
+        <w:rPr>
+          <w:b/>
+          <w:bCs/>
+        </w:rPr>
+        <w:t>class</w:t>
+      </w:r>
+      <w:r>
+        <w:t xml:space="preserve"> </w:t>
+      </w:r>
+      <w:proofErr w:type="spellStart"/>
+      <w:r>
+        <w:t>CourseForUser</w:t>
+      </w:r>
+      <w:proofErr w:type="spellEnd"/>
+      <w:r>
+        <w:t xml:space="preserve"> </w:t>
+      </w:r>
+      <w:r>
+        <w:rPr>
+          <w:b/>
+          <w:bCs/>
+        </w:rPr>
+        <w:t>implements</w:t>
+      </w:r>
+      <w:r>
+        <w:t xml:space="preserve"> </w:t>
+      </w:r>
+      <w:proofErr w:type="spellStart"/>
+      <w:r>
+        <w:t>ITechnicalCourses</w:t>
+      </w:r>
+      <w:proofErr w:type="spellEnd"/>
+      <w:r>
+        <w:t xml:space="preserve">, </w:t>
+      </w:r>
+      <w:proofErr w:type="spellStart"/>
+      <w:r>
+        <w:t>ISkillDevelopmentCourses</w:t>
+      </w:r>
+      <w:proofErr w:type="spellEnd"/>
+      <w:r>
+        <w:t xml:space="preserve"> {</w:t>
+      </w:r>
+    </w:p>
+    <w:p/>
+    <w:p>
+      <w:r>
+        <w:tab/>
+        <w:t>@Override</w:t>
+      </w:r>
+    </w:p>
+    <w:p>
+      <w:r>
+        <w:tab/>
+      </w:r>
+      <w:r>
+        <w:rPr>
+          <w:b/>
+          <w:bCs/>
+        </w:rPr>
+        <w:t>public</w:t>
+      </w:r>
+      <w:r>
+        <w:t xml:space="preserve"> </w:t>
+      </w:r>
+      <w:r>
+        <w:rPr>
+          <w:b/>
+          <w:bCs/>
+        </w:rPr>
+        <w:t>void</w:t>
+      </w:r>
+      <w:r>
+        <w:t xml:space="preserve"> </w:t>
+      </w:r>
+      <w:proofErr w:type="gramStart"/>
+      <w:r>
+        <w:t>syllabus(</w:t>
+      </w:r>
+      <w:proofErr w:type="gramEnd"/>
+      <w:r>
+        <w:t xml:space="preserve">) </w:t>
+      </w:r>
+      <w:proofErr w:type="gramStart"/>
+      <w:r>
+        <w:t>{ /</w:t>
+      </w:r>
+      <w:proofErr w:type="gramEnd"/>
+      <w:r>
+        <w:t>/ valid till java 7 only - till no body in abstract, can use multiple inheritance</w:t>
+      </w:r>
+    </w:p>
+    <w:p>
+      <w:r>
+        <w:lastRenderedPageBreak/>
+        <w:tab/>
+      </w:r>
+      <w:r>
+        <w:tab/>
+      </w:r>
+      <w:proofErr w:type="spellStart"/>
+      <w:r>
+        <w:t>System.</w:t>
+      </w:r>
+      <w:r>
+        <w:rPr>
+          <w:b/>
+          <w:bCs/>
+          <w:i/>
+          <w:iCs/>
+        </w:rPr>
+        <w:t>out</w:t>
+      </w:r>
+      <w:r>
+        <w:t>.println</w:t>
+      </w:r>
+      <w:proofErr w:type="spellEnd"/>
+      <w:r>
+        <w:t>("</w:t>
+      </w:r>
+      <w:proofErr w:type="spellStart"/>
+      <w:r>
+        <w:t>CourseForUser.syllabus</w:t>
+      </w:r>
+      <w:proofErr w:type="spellEnd"/>
+      <w:r>
+        <w:t xml:space="preserve">() - right now using Interface, able to performing multiple Inheritance </w:t>
+      </w:r>
+      <w:proofErr w:type="spellStart"/>
+      <w:r>
+        <w:t>untill</w:t>
+      </w:r>
+      <w:proofErr w:type="spellEnd"/>
+      <w:r>
+        <w:t xml:space="preserve"> methods are only </w:t>
+      </w:r>
+      <w:proofErr w:type="gramStart"/>
+      <w:r>
+        <w:t>abstract(</w:t>
+      </w:r>
+      <w:proofErr w:type="gramEnd"/>
+      <w:r>
+        <w:t xml:space="preserve">Only What) and not </w:t>
+      </w:r>
+      <w:proofErr w:type="spellStart"/>
+      <w:proofErr w:type="gramStart"/>
+      <w:r>
+        <w:t>initalized</w:t>
+      </w:r>
+      <w:proofErr w:type="spellEnd"/>
+      <w:r>
+        <w:t>(</w:t>
+      </w:r>
+      <w:proofErr w:type="gramEnd"/>
+      <w:r>
+        <w:t>How)");</w:t>
+      </w:r>
+    </w:p>
+    <w:p/>
+    <w:p>
+      <w:r>
+        <w:tab/>
+        <w:t>}</w:t>
+      </w:r>
+    </w:p>
+    <w:p>
+      <w:r>
+        <w:t>}</w:t>
+      </w:r>
+    </w:p>
+    <w:p/>
+    <w:p>
+      <w:r>
+        <w:t xml:space="preserve">----------------------- </w:t>
+      </w:r>
+    </w:p>
+    <w:p>
+      <w:pPr>
+        <w:rPr>
+          <w:b/>
+          <w:bCs/>
+        </w:rPr>
+      </w:pPr>
+      <w:r>
+        <w:rPr>
+          <w:b/>
+          <w:bCs/>
+        </w:rPr>
+        <w:t xml:space="preserve">Fixing Problem </w:t>
+      </w:r>
+      <w:r>
+        <w:rPr>
+          <w:b/>
+          <w:bCs/>
+        </w:rPr>
+        <w:t>using super in java version 8</w:t>
+      </w:r>
+    </w:p>
+    <w:p>
+      <w:pPr>
+        <w:rPr>
+          <w:b/>
+          <w:bCs/>
+        </w:rPr>
+      </w:pPr>
+      <w:proofErr w:type="spellStart"/>
+      <w:r>
+        <w:rPr>
+          <w:b/>
+          <w:bCs/>
+        </w:rPr>
+        <w:t>ITechnicalCourses</w:t>
+      </w:r>
+      <w:proofErr w:type="spellEnd"/>
+    </w:p>
+    <w:p>
+      <w:r>
+        <w:rPr>
+          <w:b/>
+          <w:bCs/>
+        </w:rPr>
+        <w:t>package</w:t>
+      </w:r>
+      <w:r>
+        <w:t xml:space="preserve"> </w:t>
+      </w:r>
+      <w:proofErr w:type="spellStart"/>
+      <w:proofErr w:type="gramStart"/>
+      <w:r>
+        <w:t>fixing.Interface</w:t>
+      </w:r>
+      <w:proofErr w:type="spellEnd"/>
+      <w:proofErr w:type="gramEnd"/>
+      <w:r>
+        <w:t>;</w:t>
+      </w:r>
+    </w:p>
+    <w:p/>
+    <w:p>
+      <w:r>
+        <w:rPr>
+          <w:b/>
+          <w:bCs/>
+        </w:rPr>
+        <w:t>public</w:t>
+      </w:r>
+      <w:r>
+        <w:t xml:space="preserve"> </w:t>
+      </w:r>
+      <w:r>
+        <w:rPr>
+          <w:b/>
+          <w:bCs/>
+        </w:rPr>
+        <w:t>interface</w:t>
+      </w:r>
+      <w:r>
+        <w:t xml:space="preserve"> </w:t>
+      </w:r>
+      <w:proofErr w:type="spellStart"/>
+      <w:r>
+        <w:t>ITechnicalCourses</w:t>
+      </w:r>
+      <w:proofErr w:type="spellEnd"/>
+      <w:r>
+        <w:t xml:space="preserve"> {</w:t>
+      </w:r>
+    </w:p>
+    <w:p>
+      <w:r>
+        <w:tab/>
+      </w:r>
+      <w:r>
+        <w:rPr>
+          <w:b/>
+          <w:bCs/>
+        </w:rPr>
+        <w:t>default</w:t>
+      </w:r>
+      <w:r>
+        <w:t xml:space="preserve"> </w:t>
+      </w:r>
+      <w:r>
+        <w:rPr>
+          <w:b/>
+          <w:bCs/>
+        </w:rPr>
+        <w:t>void</w:t>
+      </w:r>
+      <w:r>
+        <w:t xml:space="preserve"> </w:t>
+      </w:r>
+      <w:proofErr w:type="gramStart"/>
+      <w:r>
+        <w:t>syllabus(</w:t>
+      </w:r>
+      <w:proofErr w:type="gramEnd"/>
+      <w:r>
+        <w:t>)</w:t>
+      </w:r>
+    </w:p>
+    <w:p>
+      <w:r>
+        <w:tab/>
+        <w:t>{</w:t>
+      </w:r>
+    </w:p>
+    <w:p>
+      <w:r>
+        <w:tab/>
+      </w:r>
+      <w:r>
+        <w:tab/>
+      </w:r>
+      <w:proofErr w:type="spellStart"/>
+      <w:r>
+        <w:t>System.</w:t>
+      </w:r>
+      <w:r>
+        <w:rPr>
+          <w:b/>
+          <w:bCs/>
+          <w:i/>
+          <w:iCs/>
+        </w:rPr>
+        <w:t>out</w:t>
+      </w:r>
+      <w:r>
+        <w:t>.println</w:t>
+      </w:r>
+      <w:proofErr w:type="spellEnd"/>
+      <w:r>
+        <w:t>("</w:t>
+      </w:r>
+      <w:proofErr w:type="spellStart"/>
+      <w:r>
+        <w:t>ITechnicalCourses.syllabus</w:t>
+      </w:r>
+      <w:proofErr w:type="spellEnd"/>
+      <w:r>
+        <w:t>()"); // x method</w:t>
+      </w:r>
+    </w:p>
+    <w:p>
+      <w:r>
+        <w:tab/>
+        <w:t>}</w:t>
+      </w:r>
+    </w:p>
+    <w:p>
+      <w:r>
+        <w:t>}</w:t>
+      </w:r>
+    </w:p>
+    <w:p/>
+    <w:p/>
+    <w:p/>
+    <w:p>
+      <w:pPr>
+        <w:rPr>
+          <w:b/>
+          <w:bCs/>
+        </w:rPr>
+      </w:pPr>
+      <w:proofErr w:type="spellStart"/>
+      <w:r>
+        <w:rPr>
+          <w:b/>
+          <w:bCs/>
+        </w:rPr>
+        <w:t>ISkillDevelopmentCourses</w:t>
+      </w:r>
+      <w:proofErr w:type="spellEnd"/>
+    </w:p>
+    <w:p>
+      <w:r>
+        <w:rPr>
+          <w:b/>
+          <w:bCs/>
+        </w:rPr>
+        <w:t>package</w:t>
+      </w:r>
+      <w:r>
+        <w:t xml:space="preserve"> </w:t>
+      </w:r>
+      <w:proofErr w:type="spellStart"/>
+      <w:proofErr w:type="gramStart"/>
+      <w:r>
+        <w:t>fixing.Interface</w:t>
+      </w:r>
+      <w:proofErr w:type="spellEnd"/>
+      <w:proofErr w:type="gramEnd"/>
+      <w:r>
+        <w:t>;</w:t>
+      </w:r>
+    </w:p>
+    <w:p/>
+    <w:p>
+      <w:r>
+        <w:rPr>
+          <w:b/>
+          <w:bCs/>
+        </w:rPr>
+        <w:t>public</w:t>
+      </w:r>
+      <w:r>
+        <w:t xml:space="preserve"> </w:t>
+      </w:r>
+      <w:r>
+        <w:rPr>
+          <w:b/>
+          <w:bCs/>
+        </w:rPr>
+        <w:t>interface</w:t>
+      </w:r>
+      <w:r>
+        <w:t xml:space="preserve"> </w:t>
+      </w:r>
+      <w:proofErr w:type="spellStart"/>
+      <w:r>
+        <w:t>ISkillDevelopmentCourses</w:t>
+      </w:r>
+      <w:proofErr w:type="spellEnd"/>
+      <w:r>
+        <w:t xml:space="preserve"> {</w:t>
+      </w:r>
+    </w:p>
+    <w:p>
+      <w:r>
+        <w:tab/>
+      </w:r>
+      <w:r>
+        <w:rPr>
+          <w:b/>
+          <w:bCs/>
+        </w:rPr>
+        <w:t>default</w:t>
+      </w:r>
+      <w:r>
+        <w:t xml:space="preserve"> </w:t>
+      </w:r>
+      <w:r>
+        <w:rPr>
+          <w:b/>
+          <w:bCs/>
+        </w:rPr>
+        <w:t>void</w:t>
+      </w:r>
+      <w:r>
+        <w:t xml:space="preserve"> </w:t>
+      </w:r>
+      <w:proofErr w:type="gramStart"/>
+      <w:r>
+        <w:t>syllabus(</w:t>
+      </w:r>
+      <w:proofErr w:type="gramEnd"/>
+      <w:r>
+        <w:t>)</w:t>
+      </w:r>
+    </w:p>
+    <w:p>
+      <w:r>
+        <w:tab/>
+        <w:t>{</w:t>
+      </w:r>
+    </w:p>
+    <w:p>
+      <w:r>
+        <w:lastRenderedPageBreak/>
+        <w:tab/>
+      </w:r>
+      <w:r>
+        <w:tab/>
+      </w:r>
+      <w:proofErr w:type="spellStart"/>
+      <w:r>
+        <w:t>System.</w:t>
+      </w:r>
+      <w:r>
+        <w:rPr>
+          <w:b/>
+          <w:bCs/>
+          <w:i/>
+          <w:iCs/>
+        </w:rPr>
+        <w:t>out</w:t>
+      </w:r>
+      <w:r>
+        <w:t>.println</w:t>
+      </w:r>
+      <w:proofErr w:type="spellEnd"/>
+      <w:r>
+        <w:t>("</w:t>
+      </w:r>
+      <w:proofErr w:type="spellStart"/>
+      <w:r>
+        <w:t>ISkillDevelopmentCourses.syllabus</w:t>
+      </w:r>
+      <w:proofErr w:type="spellEnd"/>
+      <w:r>
+        <w:t>()"); // y method</w:t>
+      </w:r>
+    </w:p>
+    <w:p>
+      <w:r>
+        <w:tab/>
+        <w:t>}</w:t>
+      </w:r>
+    </w:p>
+    <w:p>
+      <w:r>
+        <w:t>}</w:t>
+      </w:r>
+    </w:p>
+    <w:p/>
+    <w:p/>
+    <w:p/>
+    <w:p>
+      <w:pPr>
+        <w:rPr>
+          <w:b/>
+          <w:bCs/>
+        </w:rPr>
+      </w:pPr>
+      <w:proofErr w:type="spellStart"/>
+      <w:r>
+        <w:rPr>
+          <w:b/>
+          <w:bCs/>
+        </w:rPr>
+        <w:t>UserCourses</w:t>
+      </w:r>
+      <w:proofErr w:type="spellEnd"/>
+    </w:p>
+    <w:p>
+      <w:r>
+        <w:rPr>
+          <w:b/>
+          <w:bCs/>
+        </w:rPr>
+        <w:t>package</w:t>
+      </w:r>
+      <w:r>
+        <w:t xml:space="preserve"> </w:t>
+      </w:r>
+      <w:proofErr w:type="spellStart"/>
+      <w:proofErr w:type="gramStart"/>
+      <w:r>
+        <w:t>fixing.Interface</w:t>
+      </w:r>
+      <w:proofErr w:type="spellEnd"/>
+      <w:proofErr w:type="gramEnd"/>
+      <w:r>
+        <w:t>;</w:t>
+      </w:r>
+    </w:p>
+    <w:p/>
+    <w:p>
+      <w:r>
+        <w:rPr>
+          <w:b/>
+          <w:bCs/>
+        </w:rPr>
+        <w:t>public</w:t>
+      </w:r>
+      <w:r>
+        <w:t xml:space="preserve"> </w:t>
+      </w:r>
+      <w:r>
+        <w:rPr>
+          <w:b/>
+          <w:bCs/>
+        </w:rPr>
+        <w:t>class</w:t>
+      </w:r>
+      <w:r>
+        <w:t xml:space="preserve"> </w:t>
+      </w:r>
+      <w:proofErr w:type="spellStart"/>
+      <w:r>
+        <w:t>UserCourses</w:t>
+      </w:r>
+      <w:proofErr w:type="spellEnd"/>
+      <w:r>
+        <w:t xml:space="preserve"> </w:t>
+      </w:r>
+      <w:r>
+        <w:rPr>
+          <w:b/>
+          <w:bCs/>
+        </w:rPr>
+        <w:t>implements</w:t>
+      </w:r>
+      <w:r>
+        <w:t xml:space="preserve"> </w:t>
+      </w:r>
+      <w:proofErr w:type="spellStart"/>
+      <w:r>
+        <w:t>ITechnicalCourses</w:t>
+      </w:r>
+      <w:proofErr w:type="spellEnd"/>
+      <w:r>
+        <w:t xml:space="preserve">, </w:t>
+      </w:r>
+      <w:proofErr w:type="spellStart"/>
+      <w:proofErr w:type="gramStart"/>
+      <w:r>
+        <w:t>ISkillDevelopmentCourses</w:t>
+      </w:r>
+      <w:proofErr w:type="spellEnd"/>
+      <w:r>
+        <w:t>{</w:t>
+      </w:r>
+      <w:proofErr w:type="gramEnd"/>
+    </w:p>
+    <w:p/>
+    <w:p>
+      <w:r>
+        <w:tab/>
+        <w:t>@Override</w:t>
+      </w:r>
+    </w:p>
+    <w:p>
+      <w:r>
+        <w:tab/>
+      </w:r>
+      <w:r>
+        <w:rPr>
+          <w:b/>
+          <w:bCs/>
+        </w:rPr>
+        <w:t>public</w:t>
+      </w:r>
+      <w:r>
+        <w:t xml:space="preserve"> </w:t>
+      </w:r>
+      <w:r>
+        <w:rPr>
+          <w:b/>
+          <w:bCs/>
+        </w:rPr>
+        <w:t>void</w:t>
+      </w:r>
+      <w:r>
+        <w:t xml:space="preserve"> </w:t>
+      </w:r>
+      <w:proofErr w:type="gramStart"/>
+      <w:r>
+        <w:t>syllabus(</w:t>
+      </w:r>
+      <w:proofErr w:type="gramEnd"/>
+      <w:r>
+        <w:t xml:space="preserve">) </w:t>
+      </w:r>
+      <w:proofErr w:type="gramStart"/>
+      <w:r>
+        <w:t>{ /</w:t>
+      </w:r>
+      <w:proofErr w:type="gramEnd"/>
+      <w:r>
+        <w:t xml:space="preserve">/after Java 7 version, in the Java 8, we use default method, so we can implement Multiple Inheritance without </w:t>
+      </w:r>
+      <w:proofErr w:type="spellStart"/>
+      <w:r>
+        <w:rPr>
+          <w:u w:val="single"/>
+        </w:rPr>
+        <w:t>Ambuguity</w:t>
+      </w:r>
+      <w:proofErr w:type="spellEnd"/>
+    </w:p>
+    <w:p/>
+    <w:p>
+      <w:r>
+        <w:tab/>
+      </w:r>
+      <w:r>
+        <w:tab/>
+      </w:r>
+      <w:proofErr w:type="spellStart"/>
+      <w:proofErr w:type="gramStart"/>
+      <w:r>
+        <w:t>ITechnicalCourses.</w:t>
+      </w:r>
+      <w:r>
+        <w:rPr>
+          <w:b/>
+          <w:bCs/>
+        </w:rPr>
+        <w:t>super</w:t>
+      </w:r>
+      <w:r>
+        <w:t>.syllabus</w:t>
+      </w:r>
+      <w:proofErr w:type="spellEnd"/>
+      <w:proofErr w:type="gramEnd"/>
+      <w:r>
+        <w:t xml:space="preserve">(); // it's my x method - using super we are able to select which </w:t>
+      </w:r>
+      <w:proofErr w:type="gramStart"/>
+      <w:r>
+        <w:t>parents</w:t>
+      </w:r>
+      <w:proofErr w:type="gramEnd"/>
+      <w:r>
+        <w:t xml:space="preserve"> method we want to implement.</w:t>
+      </w:r>
+    </w:p>
+    <w:p>
+      <w:r>
+        <w:tab/>
+      </w:r>
+      <w:r>
+        <w:tab/>
+      </w:r>
+      <w:proofErr w:type="spellStart"/>
+      <w:proofErr w:type="gramStart"/>
+      <w:r>
+        <w:t>ISkillDevelopmentCourses.</w:t>
+      </w:r>
+      <w:r>
+        <w:rPr>
+          <w:b/>
+          <w:bCs/>
+        </w:rPr>
+        <w:t>super</w:t>
+      </w:r>
+      <w:r>
+        <w:t>.syllabus</w:t>
+      </w:r>
+      <w:proofErr w:type="spellEnd"/>
+      <w:r>
+        <w:t>();/</w:t>
+      </w:r>
+      <w:proofErr w:type="gramEnd"/>
+      <w:r>
+        <w:t>/ it's my y method</w:t>
+      </w:r>
+    </w:p>
+    <w:p/>
+    <w:p>
+      <w:r>
+        <w:tab/>
+        <w:t>}</w:t>
+      </w:r>
+    </w:p>
+    <w:p/>
+    <w:p>
+      <w:r>
+        <w:t>}</w:t>
+      </w:r>
+    </w:p>
+    <w:p>
+      <w:pPr>
+        <w:pBdr>
+          <w:top w:val="single" w:sz="6" w:space="1" w:color="auto"/>
+          <w:bottom w:val="single" w:sz="6" w:space="1" w:color="auto"/>
+        </w:pBdr>
+      </w:pPr>
+    </w:p>
+    <w:p>
+      <w:pPr>
+        <w:pBdr>
+          <w:top w:val="single" w:sz="6" w:space="1" w:color="auto"/>
+          <w:bottom w:val="single" w:sz="6" w:space="1" w:color="auto"/>
+        </w:pBdr>
+        <w:rPr>
+          <w:b/>
+          <w:bCs/>
+        </w:rPr>
+      </w:pPr>
+      <w:r>
+        <w:rPr>
+          <w:b/>
+          <w:bCs/>
+        </w:rPr>
+        <w:t xml:space="preserve">Maker Interface </w:t>
+      </w:r>
+    </w:p>
+    <w:p>
+      <w:pPr>
+        <w:pBdr>
+          <w:top w:val="single" w:sz="6" w:space="1" w:color="auto"/>
+          <w:bottom w:val="single" w:sz="6" w:space="1" w:color="auto"/>
+        </w:pBdr>
+      </w:pPr>
+    </w:p>
+    <w:p>
+      <w:pPr>
+        <w:pBdr>
+          <w:top w:val="single" w:sz="6" w:space="1" w:color="auto"/>
+          <w:bottom w:val="single" w:sz="6" w:space="1" w:color="auto"/>
+        </w:pBdr>
+      </w:pPr>
+      <w:r>
+        <w:rPr>
+          <w:b/>
+          <w:bCs/>
+        </w:rPr>
+        <w:t>package</w:t>
+      </w:r>
+      <w:r>
+        <w:t xml:space="preserve"> </w:t>
+      </w:r>
+      <w:proofErr w:type="spellStart"/>
+      <w:proofErr w:type="gramStart"/>
+      <w:r>
+        <w:t>types.Interface</w:t>
+      </w:r>
+      <w:proofErr w:type="spellEnd"/>
+      <w:proofErr w:type="gramEnd"/>
+      <w:r>
+        <w:t>;</w:t>
+      </w:r>
+    </w:p>
+    <w:p>
+      <w:pPr>
+        <w:pBdr>
+          <w:top w:val="single" w:sz="6" w:space="1" w:color="auto"/>
+          <w:bottom w:val="single" w:sz="6" w:space="1" w:color="auto"/>
+        </w:pBdr>
+      </w:pPr>
+    </w:p>
+    <w:p>
+      <w:pPr>
+        <w:pBdr>
+          <w:top w:val="single" w:sz="6" w:space="1" w:color="auto"/>
+          <w:bottom w:val="single" w:sz="6" w:space="1" w:color="auto"/>
+        </w:pBdr>
+      </w:pPr>
+      <w:r>
+        <w:rPr>
+          <w:b/>
+          <w:bCs/>
+        </w:rPr>
+        <w:t>public</w:t>
+      </w:r>
+      <w:r>
+        <w:t xml:space="preserve"> </w:t>
+      </w:r>
+      <w:r>
+        <w:rPr>
+          <w:b/>
+          <w:bCs/>
+        </w:rPr>
+        <w:t>class</w:t>
+      </w:r>
+      <w:r>
+        <w:t xml:space="preserve"> </w:t>
+      </w:r>
+      <w:proofErr w:type="spellStart"/>
+      <w:r>
+        <w:t>IPayment</w:t>
+      </w:r>
+      <w:proofErr w:type="spellEnd"/>
+      <w:r>
+        <w:t xml:space="preserve"> {</w:t>
+      </w:r>
+    </w:p>
+    <w:p>
+      <w:pPr>
+        <w:pBdr>
+          <w:top w:val="single" w:sz="6" w:space="1" w:color="auto"/>
+          <w:bottom w:val="single" w:sz="6" w:space="1" w:color="auto"/>
+        </w:pBdr>
+      </w:pPr>
+      <w:r>
+        <w:tab/>
+        <w:t>//This is Marker Interface - When Interface doesn't have any method is called as Marker Interface.</w:t>
+      </w:r>
+    </w:p>
+    <w:p>
+      <w:pPr>
+        <w:pBdr>
+          <w:top w:val="single" w:sz="6" w:space="1" w:color="auto"/>
+          <w:bottom w:val="single" w:sz="6" w:space="1" w:color="auto"/>
+        </w:pBdr>
+      </w:pPr>
+    </w:p>
+    <w:p>
+      <w:pPr>
+        <w:pBdr>
+          <w:top w:val="single" w:sz="6" w:space="1" w:color="auto"/>
+          <w:bottom w:val="single" w:sz="6" w:space="1" w:color="auto"/>
+        </w:pBdr>
+      </w:pPr>
+      <w:r>
+        <w:t>}</w:t>
+      </w:r>
+    </w:p>
+    <w:p>
+      <w:pPr>
+        <w:pBdr>
+          <w:top w:val="single" w:sz="6" w:space="1" w:color="auto"/>
+          <w:bottom w:val="single" w:sz="6" w:space="1" w:color="auto"/>
+        </w:pBdr>
+      </w:pPr>
+    </w:p>
+    <w:p>
+      <w:pPr>
+        <w:pBdr>
+          <w:top w:val="single" w:sz="6" w:space="1" w:color="auto"/>
+          <w:bottom w:val="single" w:sz="6" w:space="1" w:color="auto"/>
+        </w:pBdr>
+      </w:pPr>
+    </w:p>
+    <w:p>
+      <w:pPr>
+        <w:pBdr>
+          <w:top w:val="single" w:sz="6" w:space="1" w:color="auto"/>
+          <w:bottom w:val="single" w:sz="6" w:space="1" w:color="auto"/>
+        </w:pBdr>
+        <w:rPr>
+          <w:b/>
+          <w:bCs/>
+        </w:rPr>
+      </w:pPr>
+      <w:r>
+        <w:rPr>
+          <w:b/>
+          <w:bCs/>
+        </w:rPr>
+        <w:t>Example Marker Interface – Cloneable</w:t>
+      </w:r>
+    </w:p>
+    <w:p>
+      <w:pPr>
+        <w:pBdr>
+          <w:top w:val="single" w:sz="6" w:space="1" w:color="auto"/>
+          <w:bottom w:val="single" w:sz="6" w:space="1" w:color="auto"/>
+        </w:pBdr>
+      </w:pPr>
+      <w:r>
+        <w:rPr>
+          <w:b/>
+          <w:bCs/>
+        </w:rPr>
+        <w:t>package</w:t>
+      </w:r>
+      <w:r>
+        <w:t xml:space="preserve"> </w:t>
+      </w:r>
+      <w:proofErr w:type="spellStart"/>
+      <w:proofErr w:type="gramStart"/>
+      <w:r>
+        <w:t>types.Interface</w:t>
+      </w:r>
+      <w:proofErr w:type="spellEnd"/>
+      <w:proofErr w:type="gramEnd"/>
+      <w:r>
+        <w:t>;</w:t>
+      </w:r>
+    </w:p>
+    <w:p>
+      <w:pPr>
+        <w:pBdr>
+          <w:top w:val="single" w:sz="6" w:space="1" w:color="auto"/>
+          <w:bottom w:val="single" w:sz="6" w:space="1" w:color="auto"/>
+        </w:pBdr>
+      </w:pPr>
+    </w:p>
+    <w:p>
+      <w:pPr>
+        <w:pBdr>
+          <w:top w:val="single" w:sz="6" w:space="1" w:color="auto"/>
+          <w:bottom w:val="single" w:sz="6" w:space="1" w:color="auto"/>
+        </w:pBdr>
+      </w:pPr>
+      <w:r>
+        <w:rPr>
+          <w:b/>
+          <w:bCs/>
+        </w:rPr>
+        <w:t>public</w:t>
+      </w:r>
+      <w:r>
+        <w:t xml:space="preserve"> </w:t>
+      </w:r>
+      <w:r>
+        <w:rPr>
+          <w:b/>
+          <w:bCs/>
+        </w:rPr>
+        <w:t>class</w:t>
+      </w:r>
+      <w:r>
+        <w:t xml:space="preserve"> Person </w:t>
+      </w:r>
+      <w:r>
+        <w:rPr>
+          <w:b/>
+          <w:bCs/>
+        </w:rPr>
+        <w:t>implements</w:t>
+      </w:r>
+      <w:r>
+        <w:t xml:space="preserve"> Cloneable {// </w:t>
+      </w:r>
+      <w:r>
+        <w:rPr>
+          <w:u w:val="single"/>
+        </w:rPr>
+        <w:t>cloneable</w:t>
+      </w:r>
+      <w:r>
+        <w:t xml:space="preserve"> Interface by default</w:t>
+      </w:r>
+    </w:p>
+    <w:p>
+      <w:pPr>
+        <w:pBdr>
+          <w:top w:val="single" w:sz="6" w:space="1" w:color="auto"/>
+          <w:bottom w:val="single" w:sz="6" w:space="1" w:color="auto"/>
+        </w:pBdr>
+      </w:pPr>
+    </w:p>
+    <w:p>
+      <w:pPr>
+        <w:pBdr>
+          <w:top w:val="single" w:sz="6" w:space="1" w:color="auto"/>
+          <w:bottom w:val="single" w:sz="6" w:space="1" w:color="auto"/>
+        </w:pBdr>
+      </w:pPr>
+      <w:r>
+        <w:tab/>
+        <w:t>String name;</w:t>
+      </w:r>
+    </w:p>
+    <w:p>
+      <w:pPr>
+        <w:pBdr>
+          <w:top w:val="single" w:sz="6" w:space="1" w:color="auto"/>
+          <w:bottom w:val="single" w:sz="6" w:space="1" w:color="auto"/>
+        </w:pBdr>
+      </w:pPr>
+    </w:p>
+    <w:p>
+      <w:pPr>
+        <w:pBdr>
+          <w:top w:val="single" w:sz="6" w:space="1" w:color="auto"/>
+          <w:bottom w:val="single" w:sz="6" w:space="1" w:color="auto"/>
+        </w:pBdr>
+      </w:pPr>
+      <w:r>
+        <w:tab/>
+      </w:r>
+      <w:proofErr w:type="gramStart"/>
+      <w:r>
+        <w:t>Person(</w:t>
+      </w:r>
+      <w:proofErr w:type="gramEnd"/>
+      <w:r>
+        <w:t>String _name) {</w:t>
+      </w:r>
+    </w:p>
+    <w:p>
+      <w:pPr>
+        <w:pBdr>
+          <w:top w:val="single" w:sz="6" w:space="1" w:color="auto"/>
+          <w:bottom w:val="single" w:sz="6" w:space="1" w:color="auto"/>
+        </w:pBdr>
+      </w:pPr>
+      <w:r>
+        <w:tab/>
+      </w:r>
+      <w:r>
+        <w:tab/>
+      </w:r>
+      <w:r>
+        <w:rPr>
+          <w:b/>
+          <w:bCs/>
+        </w:rPr>
+        <w:t>this</w:t>
+      </w:r>
+      <w:r>
+        <w:t>.name = _name;</w:t>
+      </w:r>
+    </w:p>
+    <w:p>
+      <w:pPr>
+        <w:pBdr>
+          <w:top w:val="single" w:sz="6" w:space="1" w:color="auto"/>
+          <w:bottom w:val="single" w:sz="6" w:space="1" w:color="auto"/>
+        </w:pBdr>
+      </w:pPr>
+      <w:r>
+        <w:tab/>
+        <w:t>}</w:t>
+      </w:r>
+    </w:p>
+    <w:p>
+      <w:pPr>
+        <w:pBdr>
+          <w:top w:val="single" w:sz="6" w:space="1" w:color="auto"/>
+          <w:bottom w:val="single" w:sz="6" w:space="1" w:color="auto"/>
+        </w:pBdr>
+      </w:pPr>
+    </w:p>
+    <w:p>
+      <w:pPr>
+        <w:pBdr>
+          <w:top w:val="single" w:sz="6" w:space="1" w:color="auto"/>
+          <w:bottom w:val="single" w:sz="6" w:space="1" w:color="auto"/>
+        </w:pBdr>
+      </w:pPr>
+      <w:r>
+        <w:tab/>
+        <w:t>@Override</w:t>
+      </w:r>
+    </w:p>
+    <w:p>
+      <w:pPr>
+        <w:pBdr>
+          <w:top w:val="single" w:sz="6" w:space="1" w:color="auto"/>
+          <w:bottom w:val="single" w:sz="6" w:space="1" w:color="auto"/>
+        </w:pBdr>
+      </w:pPr>
+      <w:r>
+        <w:tab/>
+      </w:r>
+      <w:r>
+        <w:rPr>
+          <w:b/>
+          <w:bCs/>
+        </w:rPr>
+        <w:t>public</w:t>
+      </w:r>
+      <w:r>
+        <w:t xml:space="preserve"> Person </w:t>
+      </w:r>
+      <w:proofErr w:type="gramStart"/>
+      <w:r>
+        <w:t>clone(</w:t>
+      </w:r>
+      <w:proofErr w:type="gramEnd"/>
+      <w:r>
+        <w:t xml:space="preserve">) </w:t>
+      </w:r>
+      <w:r>
+        <w:rPr>
+          <w:b/>
+          <w:bCs/>
+        </w:rPr>
+        <w:t>throws</w:t>
+      </w:r>
+      <w:r>
+        <w:t xml:space="preserve"> </w:t>
+      </w:r>
+      <w:proofErr w:type="spellStart"/>
+      <w:r>
+        <w:t>CloneNotSupportedException</w:t>
+      </w:r>
+      <w:proofErr w:type="spellEnd"/>
+      <w:r>
+        <w:t xml:space="preserve"> {</w:t>
+      </w:r>
+    </w:p>
+    <w:p>
+      <w:pPr>
+        <w:pBdr>
+          <w:top w:val="single" w:sz="6" w:space="1" w:color="auto"/>
+          <w:bottom w:val="single" w:sz="6" w:space="1" w:color="auto"/>
+        </w:pBdr>
+      </w:pPr>
+      <w:r>
+        <w:tab/>
+      </w:r>
+      <w:r>
+        <w:tab/>
+      </w:r>
+      <w:r>
+        <w:rPr>
+          <w:b/>
+          <w:bCs/>
+        </w:rPr>
+        <w:t>return</w:t>
+      </w:r>
+      <w:r>
+        <w:t xml:space="preserve"> (Person) </w:t>
+      </w:r>
+      <w:proofErr w:type="spellStart"/>
+      <w:proofErr w:type="gramStart"/>
+      <w:r>
+        <w:rPr>
+          <w:b/>
+          <w:bCs/>
+        </w:rPr>
+        <w:t>super</w:t>
+      </w:r>
+      <w:r>
+        <w:t>.clone</w:t>
+      </w:r>
+      <w:proofErr w:type="spellEnd"/>
+      <w:r>
+        <w:t>();/</w:t>
+      </w:r>
+      <w:proofErr w:type="gramEnd"/>
+      <w:r>
+        <w:t>/ Object Class Clone</w:t>
+      </w:r>
+    </w:p>
+    <w:p>
+      <w:pPr>
+        <w:pBdr>
+          <w:top w:val="single" w:sz="6" w:space="1" w:color="auto"/>
+          <w:bottom w:val="single" w:sz="6" w:space="1" w:color="auto"/>
+        </w:pBdr>
+      </w:pPr>
+      <w:r>
+        <w:tab/>
+        <w:t>}</w:t>
+      </w:r>
+    </w:p>
+    <w:p>
+      <w:pPr>
+        <w:pBdr>
+          <w:top w:val="single" w:sz="6" w:space="1" w:color="auto"/>
+          <w:bottom w:val="single" w:sz="6" w:space="1" w:color="auto"/>
+        </w:pBdr>
+      </w:pPr>
+    </w:p>
+    <w:p>
+      <w:pPr>
+        <w:pBdr>
+          <w:top w:val="single" w:sz="6" w:space="1" w:color="auto"/>
+          <w:bottom w:val="single" w:sz="6" w:space="1" w:color="auto"/>
+        </w:pBdr>
+      </w:pPr>
+      <w:r>
+        <w:tab/>
+      </w:r>
+      <w:r>
+        <w:rPr>
+          <w:b/>
+          <w:bCs/>
+        </w:rPr>
+        <w:t>public</w:t>
+      </w:r>
+      <w:r>
+        <w:t xml:space="preserve"> </w:t>
+      </w:r>
+      <w:r>
+        <w:rPr>
+          <w:b/>
+          <w:bCs/>
+        </w:rPr>
+        <w:t>static</w:t>
+      </w:r>
+      <w:r>
+        <w:t xml:space="preserve"> </w:t>
+      </w:r>
+      <w:r>
+        <w:rPr>
+          <w:b/>
+          <w:bCs/>
+        </w:rPr>
+        <w:t>void</w:t>
+      </w:r>
+      <w:r>
+        <w:t xml:space="preserve"> </w:t>
+      </w:r>
+      <w:proofErr w:type="gramStart"/>
+      <w:r>
+        <w:t>main(String[</w:t>
+      </w:r>
+      <w:proofErr w:type="gramEnd"/>
+      <w:r>
+        <w:t xml:space="preserve">] </w:t>
+      </w:r>
+      <w:proofErr w:type="spellStart"/>
+      <w:r>
+        <w:t>args</w:t>
+      </w:r>
+      <w:proofErr w:type="spellEnd"/>
+      <w:r>
+        <w:t xml:space="preserve">) </w:t>
+      </w:r>
+      <w:r>
+        <w:rPr>
+          <w:b/>
+          <w:bCs/>
+        </w:rPr>
+        <w:t>throws</w:t>
+      </w:r>
+      <w:r>
+        <w:t xml:space="preserve"> </w:t>
+      </w:r>
+      <w:proofErr w:type="spellStart"/>
+      <w:r>
+        <w:t>CloneNotSupportedException</w:t>
+      </w:r>
+      <w:proofErr w:type="spellEnd"/>
+      <w:r>
+        <w:t xml:space="preserve"> {</w:t>
+      </w:r>
+    </w:p>
+    <w:p>
+      <w:pPr>
+        <w:pBdr>
+          <w:top w:val="single" w:sz="6" w:space="1" w:color="auto"/>
+          <w:bottom w:val="single" w:sz="6" w:space="1" w:color="auto"/>
+        </w:pBdr>
+      </w:pPr>
+    </w:p>
+    <w:p>
+      <w:pPr>
+        <w:pBdr>
+          <w:top w:val="single" w:sz="6" w:space="1" w:color="auto"/>
+          <w:bottom w:val="single" w:sz="6" w:space="1" w:color="auto"/>
+        </w:pBdr>
+      </w:pPr>
+      <w:r>
+        <w:lastRenderedPageBreak/>
+        <w:tab/>
+      </w:r>
+      <w:r>
+        <w:tab/>
+        <w:t xml:space="preserve">Person p = </w:t>
+      </w:r>
+      <w:r>
+        <w:rPr>
+          <w:b/>
+          <w:bCs/>
+        </w:rPr>
+        <w:t>new</w:t>
+      </w:r>
+      <w:r>
+        <w:t xml:space="preserve"> Person("</w:t>
+      </w:r>
+      <w:proofErr w:type="spellStart"/>
+      <w:r>
+        <w:t>LearningCloning</w:t>
+      </w:r>
+      <w:proofErr w:type="spellEnd"/>
+      <w:r>
+        <w:t>");</w:t>
+      </w:r>
+    </w:p>
+    <w:p>
+      <w:pPr>
+        <w:pBdr>
+          <w:top w:val="single" w:sz="6" w:space="1" w:color="auto"/>
+          <w:bottom w:val="single" w:sz="6" w:space="1" w:color="auto"/>
+        </w:pBdr>
+      </w:pPr>
+    </w:p>
+    <w:p>
+      <w:pPr>
+        <w:pBdr>
+          <w:top w:val="single" w:sz="6" w:space="1" w:color="auto"/>
+          <w:bottom w:val="single" w:sz="6" w:space="1" w:color="auto"/>
+        </w:pBdr>
+      </w:pPr>
+      <w:r>
+        <w:tab/>
+      </w:r>
+      <w:r>
+        <w:tab/>
+        <w:t xml:space="preserve">Person p1 = </w:t>
+      </w:r>
+      <w:proofErr w:type="spellStart"/>
+      <w:proofErr w:type="gramStart"/>
+      <w:r>
+        <w:t>p.clone</w:t>
+      </w:r>
+      <w:proofErr w:type="spellEnd"/>
+      <w:proofErr w:type="gramEnd"/>
+      <w:r>
+        <w:t>();</w:t>
+      </w:r>
+    </w:p>
+    <w:p>
+      <w:pPr>
+        <w:pBdr>
+          <w:top w:val="single" w:sz="6" w:space="1" w:color="auto"/>
+          <w:bottom w:val="single" w:sz="6" w:space="1" w:color="auto"/>
+        </w:pBdr>
+      </w:pPr>
+    </w:p>
+    <w:p>
+      <w:pPr>
+        <w:pBdr>
+          <w:top w:val="single" w:sz="6" w:space="1" w:color="auto"/>
+          <w:bottom w:val="single" w:sz="6" w:space="1" w:color="auto"/>
+        </w:pBdr>
+      </w:pPr>
+      <w:r>
+        <w:tab/>
+      </w:r>
+      <w:r>
+        <w:tab/>
+      </w:r>
+      <w:proofErr w:type="spellStart"/>
+      <w:r>
+        <w:t>System.</w:t>
+      </w:r>
+      <w:r>
+        <w:rPr>
+          <w:b/>
+          <w:bCs/>
+          <w:i/>
+          <w:iCs/>
+        </w:rPr>
+        <w:t>out</w:t>
+      </w:r>
+      <w:r>
+        <w:t>.println</w:t>
+      </w:r>
+      <w:proofErr w:type="spellEnd"/>
+      <w:r>
+        <w:t>("p " + p.name);</w:t>
+      </w:r>
+    </w:p>
+    <w:p>
+      <w:pPr>
+        <w:pBdr>
+          <w:top w:val="single" w:sz="6" w:space="1" w:color="auto"/>
+          <w:bottom w:val="single" w:sz="6" w:space="1" w:color="auto"/>
+        </w:pBdr>
+      </w:pPr>
+      <w:r>
+        <w:tab/>
+      </w:r>
+      <w:r>
+        <w:tab/>
+      </w:r>
+      <w:proofErr w:type="spellStart"/>
+      <w:r>
+        <w:t>System.</w:t>
+      </w:r>
+      <w:r>
+        <w:rPr>
+          <w:b/>
+          <w:bCs/>
+          <w:i/>
+          <w:iCs/>
+        </w:rPr>
+        <w:t>out</w:t>
+      </w:r>
+      <w:r>
+        <w:t>.println</w:t>
+      </w:r>
+      <w:proofErr w:type="spellEnd"/>
+      <w:r>
+        <w:t>("p1 " + p1.name);</w:t>
+      </w:r>
+    </w:p>
+    <w:p>
+      <w:pPr>
+        <w:pBdr>
+          <w:top w:val="single" w:sz="6" w:space="1" w:color="auto"/>
+          <w:bottom w:val="single" w:sz="6" w:space="1" w:color="auto"/>
+        </w:pBdr>
+      </w:pPr>
+    </w:p>
+    <w:p>
+      <w:pPr>
+        <w:pBdr>
+          <w:top w:val="single" w:sz="6" w:space="1" w:color="auto"/>
+          <w:bottom w:val="single" w:sz="6" w:space="1" w:color="auto"/>
+        </w:pBdr>
+      </w:pPr>
+      <w:r>
+        <w:tab/>
+      </w:r>
+      <w:r>
+        <w:tab/>
+        <w:t>//</w:t>
+      </w:r>
+      <w:r>
+        <w:tab/>
+      </w:r>
+      <w:r>
+        <w:tab/>
+        <w:t xml:space="preserve">if (p </w:t>
+      </w:r>
+      <w:proofErr w:type="spellStart"/>
+      <w:r>
+        <w:rPr>
+          <w:u w:val="single"/>
+        </w:rPr>
+        <w:t>instanceof</w:t>
+      </w:r>
+      <w:proofErr w:type="spellEnd"/>
+      <w:r>
+        <w:t xml:space="preserve"> </w:t>
+      </w:r>
+      <w:r>
+        <w:rPr>
+          <w:u w:val="single"/>
+        </w:rPr>
+        <w:t>Cloneable</w:t>
+      </w:r>
+      <w:r>
+        <w:t xml:space="preserve">) // true if person's object is type of </w:t>
+      </w:r>
+      <w:proofErr w:type="spellStart"/>
+      <w:r>
+        <w:rPr>
+          <w:u w:val="single"/>
+        </w:rPr>
+        <w:t>clonable</w:t>
+      </w:r>
+      <w:proofErr w:type="spellEnd"/>
+      <w:r>
+        <w:t xml:space="preserve"> - person class should implement</w:t>
+      </w:r>
+    </w:p>
+    <w:p>
+      <w:pPr>
+        <w:pBdr>
+          <w:top w:val="single" w:sz="6" w:space="1" w:color="auto"/>
+          <w:bottom w:val="single" w:sz="6" w:space="1" w:color="auto"/>
+        </w:pBdr>
+      </w:pPr>
+      <w:r>
+        <w:tab/>
+      </w:r>
+      <w:r>
+        <w:tab/>
+        <w:t>//</w:t>
+      </w:r>
+      <w:r>
+        <w:tab/>
+      </w:r>
+      <w:r>
+        <w:tab/>
+      </w:r>
+      <w:r>
+        <w:tab/>
+      </w:r>
+      <w:r>
+        <w:tab/>
+      </w:r>
+      <w:r>
+        <w:tab/>
+      </w:r>
+      <w:r>
+        <w:tab/>
+      </w:r>
+      <w:r>
+        <w:tab/>
+      </w:r>
+      <w:r>
+        <w:tab/>
+      </w:r>
+      <w:r>
+        <w:tab/>
+        <w:t xml:space="preserve">// </w:t>
+      </w:r>
+      <w:r>
+        <w:rPr>
+          <w:u w:val="single"/>
+        </w:rPr>
+        <w:t>cloneable</w:t>
+      </w:r>
+      <w:r>
+        <w:t xml:space="preserve"> interface</w:t>
+      </w:r>
+    </w:p>
+    <w:p>
+      <w:pPr>
+        <w:pBdr>
+          <w:top w:val="single" w:sz="6" w:space="1" w:color="auto"/>
+          <w:bottom w:val="single" w:sz="6" w:space="1" w:color="auto"/>
+        </w:pBdr>
+      </w:pPr>
+      <w:r>
+        <w:tab/>
+      </w:r>
+      <w:r>
+        <w:tab/>
+        <w:t>//</w:t>
+      </w:r>
+    </w:p>
+    <w:p>
+      <w:pPr>
+        <w:pBdr>
+          <w:top w:val="single" w:sz="6" w:space="1" w:color="auto"/>
+          <w:bottom w:val="single" w:sz="6" w:space="1" w:color="auto"/>
+        </w:pBdr>
+      </w:pPr>
+      <w:r>
+        <w:tab/>
+      </w:r>
+      <w:r>
+        <w:tab/>
+        <w:t>//</w:t>
+      </w:r>
+      <w:r>
+        <w:tab/>
+      </w:r>
+      <w:r>
+        <w:tab/>
+        <w:t>{</w:t>
+      </w:r>
+    </w:p>
+    <w:p>
+      <w:pPr>
+        <w:pBdr>
+          <w:top w:val="single" w:sz="6" w:space="1" w:color="auto"/>
+          <w:bottom w:val="single" w:sz="6" w:space="1" w:color="auto"/>
+        </w:pBdr>
+      </w:pPr>
+      <w:r>
+        <w:tab/>
+      </w:r>
+      <w:r>
+        <w:tab/>
+        <w:t>//</w:t>
+      </w:r>
+      <w:r>
+        <w:tab/>
+      </w:r>
+      <w:r>
+        <w:tab/>
+      </w:r>
+      <w:r>
+        <w:tab/>
+      </w:r>
+      <w:proofErr w:type="spellStart"/>
+      <w:r>
+        <w:t>System.out.println</w:t>
+      </w:r>
+      <w:proofErr w:type="spellEnd"/>
+      <w:r>
+        <w:t xml:space="preserve">("p is type of </w:t>
+      </w:r>
+      <w:r>
+        <w:rPr>
+          <w:u w:val="single"/>
+        </w:rPr>
+        <w:t>cloneable</w:t>
+      </w:r>
+      <w:r>
+        <w:t>");</w:t>
+      </w:r>
+    </w:p>
+    <w:p>
+      <w:pPr>
+        <w:pBdr>
+          <w:top w:val="single" w:sz="6" w:space="1" w:color="auto"/>
+          <w:bottom w:val="single" w:sz="6" w:space="1" w:color="auto"/>
+        </w:pBdr>
+      </w:pPr>
+      <w:r>
+        <w:tab/>
+      </w:r>
+      <w:r>
+        <w:tab/>
+        <w:t>//</w:t>
+      </w:r>
+      <w:r>
+        <w:tab/>
+      </w:r>
+      <w:r>
+        <w:tab/>
+        <w:t>} else {</w:t>
+      </w:r>
+    </w:p>
+    <w:p>
+      <w:pPr>
+        <w:pBdr>
+          <w:top w:val="single" w:sz="6" w:space="1" w:color="auto"/>
+          <w:bottom w:val="single" w:sz="6" w:space="1" w:color="auto"/>
+        </w:pBdr>
+      </w:pPr>
+      <w:r>
+        <w:tab/>
+      </w:r>
+      <w:r>
+        <w:tab/>
+        <w:t>//</w:t>
+      </w:r>
+      <w:r>
+        <w:tab/>
+      </w:r>
+      <w:r>
+        <w:tab/>
+      </w:r>
+      <w:r>
+        <w:tab/>
+      </w:r>
+      <w:proofErr w:type="spellStart"/>
+      <w:r>
+        <w:t>System.out.println</w:t>
+      </w:r>
+      <w:proofErr w:type="spellEnd"/>
+      <w:r>
+        <w:t xml:space="preserve">("p is not a type of </w:t>
+      </w:r>
+      <w:r>
+        <w:rPr>
+          <w:u w:val="single"/>
+        </w:rPr>
+        <w:t>cloneable</w:t>
+      </w:r>
+      <w:r>
+        <w:t xml:space="preserve">. You </w:t>
+      </w:r>
+      <w:proofErr w:type="spellStart"/>
+      <w:r>
+        <w:t>can not</w:t>
+      </w:r>
+      <w:proofErr w:type="spellEnd"/>
+      <w:r>
+        <w:t xml:space="preserve"> clone the object of Person Class");</w:t>
+      </w:r>
+    </w:p>
+    <w:p>
+      <w:pPr>
+        <w:pBdr>
+          <w:top w:val="single" w:sz="6" w:space="1" w:color="auto"/>
+          <w:bottom w:val="single" w:sz="6" w:space="1" w:color="auto"/>
+        </w:pBdr>
+      </w:pPr>
+      <w:r>
+        <w:tab/>
+      </w:r>
+      <w:r>
+        <w:tab/>
+        <w:t>//</w:t>
+      </w:r>
+      <w:r>
+        <w:tab/>
+      </w:r>
+      <w:r>
+        <w:tab/>
+        <w:t>}</w:t>
+      </w:r>
+    </w:p>
+    <w:p>
+      <w:pPr>
+        <w:pBdr>
+          <w:top w:val="single" w:sz="6" w:space="1" w:color="auto"/>
+          <w:bottom w:val="single" w:sz="6" w:space="1" w:color="auto"/>
+        </w:pBdr>
+      </w:pPr>
+    </w:p>
+    <w:p>
+      <w:pPr>
+        <w:pBdr>
+          <w:top w:val="single" w:sz="6" w:space="1" w:color="auto"/>
+          <w:bottom w:val="single" w:sz="6" w:space="1" w:color="auto"/>
+        </w:pBdr>
+      </w:pPr>
+      <w:r>
+        <w:tab/>
+        <w:t>}</w:t>
+      </w:r>
+    </w:p>
+    <w:p>
+      <w:pPr>
+        <w:pBdr>
+          <w:top w:val="single" w:sz="6" w:space="1" w:color="auto"/>
+          <w:bottom w:val="single" w:sz="6" w:space="1" w:color="auto"/>
+        </w:pBdr>
+      </w:pPr>
+    </w:p>
+    <w:p>
+      <w:pPr>
+        <w:pBdr>
+          <w:top w:val="single" w:sz="6" w:space="1" w:color="auto"/>
+          <w:bottom w:val="single" w:sz="6" w:space="1" w:color="auto"/>
+        </w:pBdr>
+      </w:pPr>
+      <w:r>
+        <w:t>}</w:t>
+      </w:r>
+    </w:p>
+    <w:p>
+      <w:pPr>
+        <w:pBdr>
+          <w:top w:val="single" w:sz="6" w:space="1" w:color="auto"/>
+          <w:bottom w:val="single" w:sz="6" w:space="1" w:color="auto"/>
+        </w:pBdr>
+      </w:pPr>
+    </w:p>
+    <w:p>
+      <w:pPr>
+        <w:jc w:val="center"/>
+        <w:rPr>
+          <w:b/>
+          <w:bCs/>
+        </w:rPr>
+      </w:pPr>
+      <w:r>
+        <w:rPr>
+          <w:b/>
+          <w:bCs/>
+        </w:rPr>
+        <w:t>Day 37_05th MAY</w:t>
+      </w:r>
+    </w:p>
+    <w:p>
+      <w:pPr>
+        <w:pBdr>
+          <w:bottom w:val="single" w:sz="6" w:space="1" w:color="auto"/>
+        </w:pBdr>
+        <w:rPr>
+          <w:b/>
+          <w:bCs/>
+        </w:rPr>
+      </w:pPr>
+    </w:p>
+    <w:p>
+      <w:pPr>
+        <w:pBdr>
+          <w:bottom w:val="single" w:sz="6" w:space="1" w:color="auto"/>
+        </w:pBdr>
+        <w:rPr>
+          <w:b/>
+          <w:bCs/>
+        </w:rPr>
+      </w:pPr>
+      <w:r>
+        <w:rPr>
+          <w:b/>
+          <w:bCs/>
+        </w:rPr>
+        <w:t>Maker Interface with Personal Changes/Permission Allowance</w:t>
+      </w:r>
+    </w:p>
+    <w:p>
+      <w:pPr>
+        <w:pBdr>
+          <w:bottom w:val="single" w:sz="6" w:space="1" w:color="auto"/>
+        </w:pBdr>
+        <w:rPr>
+          <w:b/>
+          <w:bCs/>
+        </w:rPr>
+      </w:pPr>
+    </w:p>
+    <w:p>
+      <w:pPr>
+        <w:pBdr>
+          <w:bottom w:val="single" w:sz="6" w:space="1" w:color="auto"/>
+        </w:pBdr>
+        <w:rPr>
+          <w:b/>
+          <w:bCs/>
+        </w:rPr>
+      </w:pPr>
+      <w:r>
+        <w:rPr>
+          <w:b/>
+          <w:bCs/>
+        </w:rPr>
+        <w:lastRenderedPageBreak/>
+        <w:t xml:space="preserve">1 </w:t>
+      </w:r>
+      <w:r>
+        <w:rPr>
+          <w:b/>
+          <w:bCs/>
+        </w:rPr>
+        <w:t>–</w:t>
+      </w:r>
+      <w:r>
+        <w:rPr>
+          <w:b/>
+          <w:bCs/>
+        </w:rPr>
+        <w:t xml:space="preserve"> </w:t>
+      </w:r>
+      <w:proofErr w:type="spellStart"/>
+      <w:r>
+        <w:rPr>
+          <w:b/>
+          <w:bCs/>
+        </w:rPr>
+        <w:t>DataPrintable</w:t>
+      </w:r>
+      <w:proofErr w:type="spellEnd"/>
+    </w:p>
+    <w:p>
+      <w:pPr>
+        <w:pBdr>
+          <w:bottom w:val="single" w:sz="6" w:space="1" w:color="auto"/>
+        </w:pBdr>
+        <w:rPr>
+          <w:b/>
+          <w:bCs/>
+        </w:rPr>
+      </w:pPr>
+    </w:p>
+    <w:p>
+      <w:pPr>
+        <w:pBdr>
+          <w:bottom w:val="single" w:sz="6" w:space="1" w:color="auto"/>
+        </w:pBdr>
+      </w:pPr>
+      <w:r>
+        <w:rPr>
+          <w:b/>
+          <w:bCs/>
+        </w:rPr>
+        <w:t>package</w:t>
+      </w:r>
+      <w:r>
+        <w:t xml:space="preserve"> </w:t>
+      </w:r>
+      <w:proofErr w:type="spellStart"/>
+      <w:r>
+        <w:t>Marker.Interface</w:t>
+      </w:r>
+      <w:proofErr w:type="spellEnd"/>
+      <w:r>
+        <w:t>;</w:t>
+      </w:r>
+    </w:p>
+    <w:p>
+      <w:pPr>
+        <w:pBdr>
+          <w:bottom w:val="single" w:sz="6" w:space="1" w:color="auto"/>
+        </w:pBdr>
+      </w:pPr>
+    </w:p>
+    <w:p>
+      <w:pPr>
+        <w:pBdr>
+          <w:bottom w:val="single" w:sz="6" w:space="1" w:color="auto"/>
+        </w:pBdr>
+      </w:pPr>
+      <w:r>
+        <w:rPr>
+          <w:b/>
+          <w:bCs/>
+        </w:rPr>
+        <w:t>public</w:t>
+      </w:r>
+      <w:r>
+        <w:t xml:space="preserve"> </w:t>
+      </w:r>
+      <w:r>
+        <w:rPr>
+          <w:b/>
+          <w:bCs/>
+        </w:rPr>
+        <w:t>interface</w:t>
+      </w:r>
+      <w:r>
+        <w:t xml:space="preserve"> </w:t>
+      </w:r>
+      <w:proofErr w:type="spellStart"/>
+      <w:r>
+        <w:t>DataPrintable</w:t>
+      </w:r>
+      <w:proofErr w:type="spellEnd"/>
+      <w:r>
+        <w:t xml:space="preserve"> {</w:t>
+      </w:r>
+    </w:p>
+    <w:p>
+      <w:pPr>
+        <w:pBdr>
+          <w:bottom w:val="single" w:sz="6" w:space="1" w:color="auto"/>
+        </w:pBdr>
+      </w:pPr>
+    </w:p>
+    <w:p>
+      <w:pPr>
+        <w:pBdr>
+          <w:bottom w:val="single" w:sz="6" w:space="1" w:color="auto"/>
+        </w:pBdr>
+      </w:pPr>
+      <w:r>
+        <w:t>}</w:t>
+      </w:r>
+    </w:p>
+    <w:p>
+      <w:pPr>
+        <w:pBdr>
+          <w:bottom w:val="single" w:sz="6" w:space="1" w:color="auto"/>
+        </w:pBdr>
+      </w:pPr>
+    </w:p>
+    <w:p>
+      <w:pPr>
+        <w:pBdr>
+          <w:bottom w:val="single" w:sz="6" w:space="1" w:color="auto"/>
+        </w:pBdr>
+      </w:pPr>
+    </w:p>
+    <w:p>
+      <w:pPr>
+        <w:pBdr>
+          <w:bottom w:val="single" w:sz="6" w:space="1" w:color="auto"/>
+        </w:pBdr>
+        <w:rPr>
+          <w:b/>
+          <w:bCs/>
+        </w:rPr>
+      </w:pPr>
+      <w:r>
+        <w:rPr>
+          <w:b/>
+          <w:bCs/>
+        </w:rPr>
+        <w:t xml:space="preserve">2 - </w:t>
+      </w:r>
+      <w:proofErr w:type="spellStart"/>
+      <w:r>
+        <w:rPr>
+          <w:b/>
+          <w:bCs/>
+        </w:rPr>
+        <w:t>AccoutnInformation</w:t>
+      </w:r>
+      <w:proofErr w:type="spellEnd"/>
+    </w:p>
+    <w:p>
+      <w:pPr>
+        <w:pBdr>
+          <w:bottom w:val="single" w:sz="6" w:space="1" w:color="auto"/>
+        </w:pBdr>
+      </w:pPr>
+    </w:p>
+    <w:p>
+      <w:pPr>
+        <w:pBdr>
+          <w:bottom w:val="single" w:sz="6" w:space="1" w:color="auto"/>
+        </w:pBdr>
+      </w:pPr>
+      <w:r>
+        <w:rPr>
+          <w:b/>
+          <w:bCs/>
+        </w:rPr>
+        <w:t>package</w:t>
+      </w:r>
+      <w:r>
+        <w:t xml:space="preserve"> </w:t>
+      </w:r>
+      <w:proofErr w:type="spellStart"/>
+      <w:r>
+        <w:t>Marker.Interface</w:t>
+      </w:r>
+      <w:proofErr w:type="spellEnd"/>
+      <w:r>
+        <w:t>;</w:t>
+      </w:r>
+    </w:p>
+    <w:p>
+      <w:pPr>
+        <w:pBdr>
+          <w:bottom w:val="single" w:sz="6" w:space="1" w:color="auto"/>
+        </w:pBdr>
+      </w:pPr>
+    </w:p>
+    <w:p>
+      <w:pPr>
+        <w:pBdr>
+          <w:bottom w:val="single" w:sz="6" w:space="1" w:color="auto"/>
+        </w:pBdr>
+      </w:pPr>
+      <w:r>
+        <w:rPr>
+          <w:b/>
+          <w:bCs/>
+        </w:rPr>
+        <w:t>class</w:t>
+      </w:r>
+      <w:r>
+        <w:t xml:space="preserve"> Account </w:t>
+      </w:r>
+      <w:r>
+        <w:rPr>
+          <w:b/>
+          <w:bCs/>
+        </w:rPr>
+        <w:t>implements</w:t>
+      </w:r>
+      <w:r>
+        <w:t xml:space="preserve"> </w:t>
+      </w:r>
+      <w:proofErr w:type="spellStart"/>
+      <w:proofErr w:type="gramStart"/>
+      <w:r>
+        <w:t>DataPrintable</w:t>
+      </w:r>
+      <w:proofErr w:type="spellEnd"/>
+      <w:r>
+        <w:t>{</w:t>
+      </w:r>
+      <w:proofErr w:type="gramEnd"/>
+    </w:p>
+    <w:p>
+      <w:pPr>
+        <w:pBdr>
+          <w:bottom w:val="single" w:sz="6" w:space="1" w:color="auto"/>
+        </w:pBdr>
+      </w:pPr>
+      <w:r>
+        <w:tab/>
+        <w:t xml:space="preserve">String </w:t>
+      </w:r>
+      <w:proofErr w:type="spellStart"/>
+      <w:r>
+        <w:t>accountHolderName</w:t>
+      </w:r>
+      <w:proofErr w:type="spellEnd"/>
+      <w:r>
+        <w:t>;</w:t>
+      </w:r>
+    </w:p>
+    <w:p>
+      <w:pPr>
+        <w:pBdr>
+          <w:bottom w:val="single" w:sz="6" w:space="1" w:color="auto"/>
+        </w:pBdr>
+      </w:pPr>
+      <w:r>
+        <w:tab/>
+      </w:r>
+      <w:r>
+        <w:rPr>
+          <w:b/>
+          <w:bCs/>
+        </w:rPr>
+        <w:t>int</w:t>
+      </w:r>
+      <w:r>
+        <w:t xml:space="preserve"> </w:t>
+      </w:r>
+      <w:proofErr w:type="spellStart"/>
+      <w:r>
+        <w:t>accountBalance</w:t>
+      </w:r>
+      <w:proofErr w:type="spellEnd"/>
+      <w:r>
+        <w:t>;</w:t>
+      </w:r>
+    </w:p>
+    <w:p>
+      <w:pPr>
+        <w:pBdr>
+          <w:bottom w:val="single" w:sz="6" w:space="1" w:color="auto"/>
+        </w:pBdr>
+      </w:pPr>
+      <w:r>
+        <w:tab/>
+        <w:t xml:space="preserve">String </w:t>
+      </w:r>
+      <w:proofErr w:type="spellStart"/>
+      <w:r>
+        <w:t>accountType</w:t>
+      </w:r>
+      <w:proofErr w:type="spellEnd"/>
+      <w:r>
+        <w:t>;</w:t>
+      </w:r>
+    </w:p>
+    <w:p>
+      <w:pPr>
+        <w:pBdr>
+          <w:bottom w:val="single" w:sz="6" w:space="1" w:color="auto"/>
+        </w:pBdr>
+      </w:pPr>
+      <w:r>
+        <w:tab/>
+      </w:r>
+      <w:r>
+        <w:rPr>
+          <w:b/>
+          <w:bCs/>
+        </w:rPr>
+        <w:t>int</w:t>
+      </w:r>
+      <w:r>
+        <w:t xml:space="preserve"> </w:t>
+      </w:r>
+      <w:proofErr w:type="spellStart"/>
+      <w:r>
+        <w:t>atmPin</w:t>
+      </w:r>
+      <w:proofErr w:type="spellEnd"/>
+      <w:r>
+        <w:t>;</w:t>
+      </w:r>
+    </w:p>
+    <w:p>
+      <w:pPr>
+        <w:pBdr>
+          <w:bottom w:val="single" w:sz="6" w:space="1" w:color="auto"/>
+        </w:pBdr>
+      </w:pPr>
+    </w:p>
+    <w:p>
+      <w:pPr>
+        <w:pBdr>
+          <w:bottom w:val="single" w:sz="6" w:space="1" w:color="auto"/>
+        </w:pBdr>
+      </w:pPr>
+      <w:r>
+        <w:tab/>
+      </w:r>
+      <w:r>
+        <w:rPr>
+          <w:b/>
+          <w:bCs/>
+        </w:rPr>
+        <w:t>public</w:t>
+      </w:r>
+      <w:r>
+        <w:t xml:space="preserve"> </w:t>
+      </w:r>
+      <w:proofErr w:type="gramStart"/>
+      <w:r>
+        <w:t>Account(</w:t>
+      </w:r>
+      <w:proofErr w:type="gramEnd"/>
+      <w:r>
+        <w:t>String _</w:t>
+      </w:r>
+      <w:proofErr w:type="spellStart"/>
+      <w:r>
+        <w:t>accountHolderName</w:t>
+      </w:r>
+      <w:proofErr w:type="spellEnd"/>
+      <w:r>
+        <w:t xml:space="preserve">, </w:t>
+      </w:r>
+      <w:r>
+        <w:rPr>
+          <w:b/>
+          <w:bCs/>
+        </w:rPr>
+        <w:t>int</w:t>
+      </w:r>
+      <w:r>
+        <w:t xml:space="preserve"> _</w:t>
+      </w:r>
+      <w:proofErr w:type="spellStart"/>
+      <w:r>
+        <w:t>accountBalance</w:t>
+      </w:r>
+      <w:proofErr w:type="spellEnd"/>
+      <w:r>
+        <w:t>, String _</w:t>
+      </w:r>
+      <w:proofErr w:type="spellStart"/>
+      <w:r>
+        <w:t>accountType</w:t>
+      </w:r>
+      <w:proofErr w:type="spellEnd"/>
+      <w:r>
+        <w:t xml:space="preserve">, </w:t>
+      </w:r>
+      <w:r>
+        <w:rPr>
+          <w:b/>
+          <w:bCs/>
+        </w:rPr>
+        <w:t>int</w:t>
+      </w:r>
+      <w:r>
+        <w:t xml:space="preserve"> _</w:t>
+      </w:r>
+      <w:proofErr w:type="spellStart"/>
+      <w:r>
+        <w:t>atmPin</w:t>
+      </w:r>
+      <w:proofErr w:type="spellEnd"/>
+      <w:r>
+        <w:t>) {</w:t>
+      </w:r>
+    </w:p>
+    <w:p>
+      <w:pPr>
+        <w:pBdr>
+          <w:bottom w:val="single" w:sz="6" w:space="1" w:color="auto"/>
+        </w:pBdr>
+      </w:pPr>
+      <w:r>
+        <w:tab/>
+      </w:r>
+      <w:r>
+        <w:tab/>
+      </w:r>
+      <w:proofErr w:type="spellStart"/>
+      <w:proofErr w:type="gramStart"/>
+      <w:r>
+        <w:rPr>
+          <w:b/>
+          <w:bCs/>
+        </w:rPr>
+        <w:t>this</w:t>
+      </w:r>
+      <w:r>
+        <w:t>.accountBalance</w:t>
+      </w:r>
+      <w:proofErr w:type="spellEnd"/>
+      <w:proofErr w:type="gramEnd"/>
+      <w:r>
+        <w:t xml:space="preserve"> = _</w:t>
+      </w:r>
+      <w:proofErr w:type="spellStart"/>
+      <w:r>
+        <w:t>accountBalance</w:t>
+      </w:r>
+      <w:proofErr w:type="spellEnd"/>
+      <w:r>
+        <w:t>;</w:t>
+      </w:r>
+    </w:p>
+    <w:p>
+      <w:pPr>
+        <w:pBdr>
+          <w:bottom w:val="single" w:sz="6" w:space="1" w:color="auto"/>
+        </w:pBdr>
+      </w:pPr>
+      <w:r>
+        <w:tab/>
+      </w:r>
+      <w:r>
+        <w:tab/>
+      </w:r>
+      <w:proofErr w:type="spellStart"/>
+      <w:proofErr w:type="gramStart"/>
+      <w:r>
+        <w:rPr>
+          <w:b/>
+          <w:bCs/>
+        </w:rPr>
+        <w:t>this</w:t>
+      </w:r>
+      <w:r>
+        <w:t>.accountHolderName</w:t>
+      </w:r>
+      <w:proofErr w:type="spellEnd"/>
+      <w:proofErr w:type="gramEnd"/>
+      <w:r>
+        <w:t xml:space="preserve"> = _</w:t>
+      </w:r>
+      <w:proofErr w:type="spellStart"/>
+      <w:r>
+        <w:t>accountHolderName</w:t>
+      </w:r>
+      <w:proofErr w:type="spellEnd"/>
+      <w:r>
+        <w:t>;</w:t>
+      </w:r>
+    </w:p>
+    <w:p>
+      <w:pPr>
+        <w:pBdr>
+          <w:bottom w:val="single" w:sz="6" w:space="1" w:color="auto"/>
+        </w:pBdr>
+      </w:pPr>
+      <w:r>
+        <w:tab/>
+      </w:r>
+      <w:r>
+        <w:tab/>
+      </w:r>
+      <w:proofErr w:type="spellStart"/>
+      <w:proofErr w:type="gramStart"/>
+      <w:r>
+        <w:rPr>
+          <w:b/>
+          <w:bCs/>
+        </w:rPr>
+        <w:t>this</w:t>
+      </w:r>
+      <w:r>
+        <w:t>.accountType</w:t>
+      </w:r>
+      <w:proofErr w:type="spellEnd"/>
+      <w:proofErr w:type="gramEnd"/>
+      <w:r>
+        <w:t xml:space="preserve"> = _</w:t>
+      </w:r>
+      <w:proofErr w:type="spellStart"/>
+      <w:r>
+        <w:t>accountType</w:t>
+      </w:r>
+      <w:proofErr w:type="spellEnd"/>
+      <w:r>
+        <w:t>;</w:t>
+      </w:r>
+    </w:p>
+    <w:p>
+      <w:pPr>
+        <w:pBdr>
+          <w:bottom w:val="single" w:sz="6" w:space="1" w:color="auto"/>
+        </w:pBdr>
+      </w:pPr>
+      <w:r>
+        <w:tab/>
+      </w:r>
+      <w:r>
+        <w:tab/>
+      </w:r>
+      <w:proofErr w:type="spellStart"/>
+      <w:proofErr w:type="gramStart"/>
+      <w:r>
+        <w:rPr>
+          <w:b/>
+          <w:bCs/>
+        </w:rPr>
+        <w:t>this</w:t>
+      </w:r>
+      <w:r>
+        <w:t>.atmPin</w:t>
+      </w:r>
+      <w:proofErr w:type="spellEnd"/>
+      <w:proofErr w:type="gramEnd"/>
+      <w:r>
+        <w:t xml:space="preserve"> = _</w:t>
+      </w:r>
+      <w:proofErr w:type="spellStart"/>
+      <w:r>
+        <w:t>atmPin</w:t>
+      </w:r>
+      <w:proofErr w:type="spellEnd"/>
+      <w:r>
+        <w:t>;</w:t>
+      </w:r>
+    </w:p>
+    <w:p>
+      <w:pPr>
+        <w:pBdr>
+          <w:bottom w:val="single" w:sz="6" w:space="1" w:color="auto"/>
+        </w:pBdr>
+      </w:pPr>
+    </w:p>
+    <w:p>
+      <w:pPr>
+        <w:pBdr>
+          <w:bottom w:val="single" w:sz="6" w:space="1" w:color="auto"/>
+        </w:pBdr>
+      </w:pPr>
+      <w:r>
+        <w:lastRenderedPageBreak/>
+        <w:tab/>
+        <w:t>}</w:t>
+      </w:r>
+    </w:p>
+    <w:p>
+      <w:pPr>
+        <w:pBdr>
+          <w:bottom w:val="single" w:sz="6" w:space="1" w:color="auto"/>
+        </w:pBdr>
+      </w:pPr>
+      <w:r>
+        <w:t>}</w:t>
+      </w:r>
+    </w:p>
+    <w:p>
+      <w:pPr>
+        <w:pBdr>
+          <w:bottom w:val="single" w:sz="6" w:space="1" w:color="auto"/>
+        </w:pBdr>
+      </w:pPr>
+    </w:p>
+    <w:p>
+      <w:pPr>
+        <w:pBdr>
+          <w:bottom w:val="single" w:sz="6" w:space="1" w:color="auto"/>
+        </w:pBdr>
+      </w:pPr>
+      <w:r>
+        <w:rPr>
+          <w:b/>
+          <w:bCs/>
+        </w:rPr>
+        <w:t>class</w:t>
+      </w:r>
+      <w:r>
+        <w:t xml:space="preserve"> DataProcessor {</w:t>
+      </w:r>
+    </w:p>
+    <w:p>
+      <w:pPr>
+        <w:pBdr>
+          <w:bottom w:val="single" w:sz="6" w:space="1" w:color="auto"/>
+        </w:pBdr>
+      </w:pPr>
+      <w:r>
+        <w:tab/>
+      </w:r>
+      <w:r>
+        <w:rPr>
+          <w:b/>
+          <w:bCs/>
+        </w:rPr>
+        <w:t>public</w:t>
+      </w:r>
+      <w:r>
+        <w:t xml:space="preserve"> </w:t>
+      </w:r>
+      <w:r>
+        <w:rPr>
+          <w:b/>
+          <w:bCs/>
+        </w:rPr>
+        <w:t>void</w:t>
+      </w:r>
+      <w:r>
+        <w:t xml:space="preserve"> </w:t>
+      </w:r>
+      <w:proofErr w:type="spellStart"/>
+      <w:proofErr w:type="gramStart"/>
+      <w:r>
+        <w:t>printingDetails</w:t>
+      </w:r>
+      <w:proofErr w:type="spellEnd"/>
+      <w:r>
+        <w:t>(</w:t>
+      </w:r>
+      <w:proofErr w:type="gramEnd"/>
+      <w:r>
+        <w:t>Object obj) {</w:t>
+      </w:r>
+    </w:p>
+    <w:p>
+      <w:pPr>
+        <w:pBdr>
+          <w:bottom w:val="single" w:sz="6" w:space="1" w:color="auto"/>
+        </w:pBdr>
+      </w:pPr>
+      <w:r>
+        <w:tab/>
+      </w:r>
+      <w:r>
+        <w:tab/>
+      </w:r>
+      <w:r>
+        <w:rPr>
+          <w:b/>
+          <w:bCs/>
+        </w:rPr>
+        <w:t>if</w:t>
+      </w:r>
+      <w:r>
+        <w:t xml:space="preserve"> (obj </w:t>
+      </w:r>
+      <w:proofErr w:type="spellStart"/>
+      <w:r>
+        <w:rPr>
+          <w:b/>
+          <w:bCs/>
+        </w:rPr>
+        <w:t>instanceof</w:t>
+      </w:r>
+      <w:proofErr w:type="spellEnd"/>
+      <w:r>
+        <w:t xml:space="preserve"> </w:t>
+      </w:r>
+      <w:proofErr w:type="spellStart"/>
+      <w:r>
+        <w:t>DataPrintable</w:t>
+      </w:r>
+      <w:proofErr w:type="spellEnd"/>
+      <w:r>
+        <w:t xml:space="preserve">) // it will be only true if account class implements </w:t>
+      </w:r>
+      <w:proofErr w:type="spellStart"/>
+      <w:proofErr w:type="gramStart"/>
+      <w:r>
+        <w:rPr>
+          <w:u w:val="single"/>
+        </w:rPr>
+        <w:t>dataprintable</w:t>
+      </w:r>
+      <w:proofErr w:type="spellEnd"/>
+      <w:r>
+        <w:t>..</w:t>
+      </w:r>
+      <w:proofErr w:type="gramEnd"/>
+      <w:r>
+        <w:t xml:space="preserve"> </w:t>
+      </w:r>
+      <w:proofErr w:type="spellStart"/>
+      <w:r>
+        <w:rPr>
+          <w:u w:val="single"/>
+        </w:rPr>
+        <w:t>agr</w:t>
+      </w:r>
+      <w:proofErr w:type="spellEnd"/>
+      <w:r>
+        <w:t xml:space="preserve"> access</w:t>
+      </w:r>
+    </w:p>
+    <w:p>
+      <w:pPr>
+        <w:pBdr>
+          <w:bottom w:val="single" w:sz="6" w:space="1" w:color="auto"/>
+        </w:pBdr>
+      </w:pPr>
+      <w:r>
+        <w:tab/>
+      </w:r>
+      <w:r>
+        <w:tab/>
+      </w:r>
+      <w:r>
+        <w:tab/>
+      </w:r>
+      <w:r>
+        <w:tab/>
+      </w:r>
+      <w:r>
+        <w:tab/>
+      </w:r>
+      <w:r>
+        <w:tab/>
+      </w:r>
+      <w:r>
+        <w:tab/>
+      </w:r>
+      <w:r>
+        <w:tab/>
+      </w:r>
+      <w:r>
+        <w:tab/>
+      </w:r>
+      <w:r>
+        <w:tab/>
+      </w:r>
+      <w:r>
+        <w:tab/>
+        <w:t xml:space="preserve">// h to </w:t>
+      </w:r>
+      <w:r>
+        <w:rPr>
+          <w:u w:val="single"/>
+        </w:rPr>
+        <w:t>hi</w:t>
+      </w:r>
+      <w:r>
+        <w:t xml:space="preserve"> </w:t>
+      </w:r>
+      <w:proofErr w:type="spellStart"/>
+      <w:r>
+        <w:rPr>
+          <w:u w:val="single"/>
+        </w:rPr>
+        <w:t>acocunt</w:t>
+      </w:r>
+      <w:proofErr w:type="spellEnd"/>
+      <w:r>
+        <w:t xml:space="preserve"> </w:t>
+      </w:r>
+      <w:r>
+        <w:rPr>
+          <w:u w:val="single"/>
+        </w:rPr>
+        <w:t>ki</w:t>
+      </w:r>
+      <w:r>
+        <w:t xml:space="preserve"> </w:t>
+      </w:r>
+      <w:proofErr w:type="spellStart"/>
+      <w:r>
+        <w:rPr>
+          <w:u w:val="single"/>
+        </w:rPr>
+        <w:t>ifnormaiton</w:t>
+      </w:r>
+      <w:proofErr w:type="spellEnd"/>
+      <w:r>
+        <w:t xml:space="preserve"> show </w:t>
+      </w:r>
+      <w:proofErr w:type="spellStart"/>
+      <w:r>
+        <w:rPr>
+          <w:u w:val="single"/>
+        </w:rPr>
+        <w:t>krega</w:t>
+      </w:r>
+      <w:proofErr w:type="spellEnd"/>
+      <w:r>
+        <w:t xml:space="preserve"> </w:t>
+      </w:r>
+      <w:proofErr w:type="spellStart"/>
+      <w:r>
+        <w:rPr>
+          <w:u w:val="single"/>
+        </w:rPr>
+        <w:t>itherwise</w:t>
+      </w:r>
+      <w:proofErr w:type="spellEnd"/>
+      <w:r>
+        <w:t xml:space="preserve"> </w:t>
+      </w:r>
+      <w:proofErr w:type="spellStart"/>
+      <w:r>
+        <w:rPr>
+          <w:u w:val="single"/>
+        </w:rPr>
+        <w:t>nhi</w:t>
+      </w:r>
+      <w:proofErr w:type="spellEnd"/>
+    </w:p>
+    <w:p>
+      <w:pPr>
+        <w:pBdr>
+          <w:bottom w:val="single" w:sz="6" w:space="1" w:color="auto"/>
+        </w:pBdr>
+      </w:pPr>
+      <w:r>
+        <w:tab/>
+      </w:r>
+      <w:r>
+        <w:tab/>
+        <w:t>{</w:t>
+      </w:r>
+    </w:p>
+    <w:p>
+      <w:pPr>
+        <w:pBdr>
+          <w:bottom w:val="single" w:sz="6" w:space="1" w:color="auto"/>
+        </w:pBdr>
+      </w:pPr>
+      <w:r>
+        <w:tab/>
+      </w:r>
+      <w:r>
+        <w:tab/>
+      </w:r>
+      <w:r>
+        <w:tab/>
+        <w:t xml:space="preserve">Account </w:t>
+      </w:r>
+      <w:proofErr w:type="spellStart"/>
+      <w:r>
+        <w:t>aC</w:t>
+      </w:r>
+      <w:proofErr w:type="spellEnd"/>
+      <w:r>
+        <w:t xml:space="preserve"> = (Account) obj;</w:t>
+      </w:r>
+    </w:p>
+    <w:p>
+      <w:pPr>
+        <w:pBdr>
+          <w:bottom w:val="single" w:sz="6" w:space="1" w:color="auto"/>
+        </w:pBdr>
+      </w:pPr>
+      <w:r>
+        <w:tab/>
+      </w:r>
+      <w:r>
+        <w:tab/>
+      </w:r>
+      <w:r>
+        <w:tab/>
+      </w:r>
+      <w:proofErr w:type="spellStart"/>
+      <w:r>
+        <w:t>System.</w:t>
+      </w:r>
+      <w:r>
+        <w:rPr>
+          <w:b/>
+          <w:bCs/>
+          <w:i/>
+          <w:iCs/>
+        </w:rPr>
+        <w:t>out</w:t>
+      </w:r>
+      <w:r>
+        <w:t>.println</w:t>
+      </w:r>
+      <w:proofErr w:type="spellEnd"/>
+      <w:r>
+        <w:t xml:space="preserve">("Account Holder </w:t>
+      </w:r>
+      <w:proofErr w:type="gramStart"/>
+      <w:r>
+        <w:t>Name  -</w:t>
+      </w:r>
+      <w:proofErr w:type="gramEnd"/>
+      <w:r>
+        <w:t xml:space="preserve"> " + </w:t>
+      </w:r>
+      <w:proofErr w:type="spellStart"/>
+      <w:proofErr w:type="gramStart"/>
+      <w:r>
+        <w:t>aC.accountHolderName</w:t>
+      </w:r>
+      <w:proofErr w:type="spellEnd"/>
+      <w:proofErr w:type="gramEnd"/>
+      <w:r>
+        <w:t>);</w:t>
+      </w:r>
+    </w:p>
+    <w:p>
+      <w:pPr>
+        <w:pBdr>
+          <w:bottom w:val="single" w:sz="6" w:space="1" w:color="auto"/>
+        </w:pBdr>
+      </w:pPr>
+      <w:r>
+        <w:tab/>
+      </w:r>
+      <w:r>
+        <w:tab/>
+      </w:r>
+      <w:r>
+        <w:tab/>
+      </w:r>
+      <w:proofErr w:type="spellStart"/>
+      <w:r>
+        <w:t>System.</w:t>
+      </w:r>
+      <w:r>
+        <w:rPr>
+          <w:b/>
+          <w:bCs/>
+          <w:i/>
+          <w:iCs/>
+        </w:rPr>
+        <w:t>out</w:t>
+      </w:r>
+      <w:r>
+        <w:t>.println</w:t>
+      </w:r>
+      <w:proofErr w:type="spellEnd"/>
+      <w:r>
+        <w:t xml:space="preserve">("Account Balance is - " + </w:t>
+      </w:r>
+      <w:proofErr w:type="spellStart"/>
+      <w:proofErr w:type="gramStart"/>
+      <w:r>
+        <w:t>aC.accountBalance</w:t>
+      </w:r>
+      <w:proofErr w:type="spellEnd"/>
+      <w:proofErr w:type="gramEnd"/>
+      <w:r>
+        <w:t>);</w:t>
+      </w:r>
+    </w:p>
+    <w:p>
+      <w:pPr>
+        <w:pBdr>
+          <w:bottom w:val="single" w:sz="6" w:space="1" w:color="auto"/>
+        </w:pBdr>
+      </w:pPr>
+      <w:r>
+        <w:tab/>
+      </w:r>
+      <w:r>
+        <w:tab/>
+      </w:r>
+      <w:r>
+        <w:tab/>
+      </w:r>
+      <w:proofErr w:type="spellStart"/>
+      <w:r>
+        <w:t>System.</w:t>
+      </w:r>
+      <w:r>
+        <w:rPr>
+          <w:b/>
+          <w:bCs/>
+          <w:i/>
+          <w:iCs/>
+        </w:rPr>
+        <w:t>out</w:t>
+      </w:r>
+      <w:r>
+        <w:t>.println</w:t>
+      </w:r>
+      <w:proofErr w:type="spellEnd"/>
+      <w:r>
+        <w:t xml:space="preserve">("Account Type is - " + </w:t>
+      </w:r>
+      <w:proofErr w:type="spellStart"/>
+      <w:proofErr w:type="gramStart"/>
+      <w:r>
+        <w:t>aC.accountType</w:t>
+      </w:r>
+      <w:proofErr w:type="spellEnd"/>
+      <w:proofErr w:type="gramEnd"/>
+      <w:r>
+        <w:t>);</w:t>
+      </w:r>
+    </w:p>
+    <w:p>
+      <w:pPr>
+        <w:pBdr>
+          <w:bottom w:val="single" w:sz="6" w:space="1" w:color="auto"/>
+        </w:pBdr>
+      </w:pPr>
+      <w:r>
+        <w:tab/>
+      </w:r>
+      <w:r>
+        <w:tab/>
+      </w:r>
+      <w:r>
+        <w:tab/>
+      </w:r>
+      <w:proofErr w:type="spellStart"/>
+      <w:r>
+        <w:t>System.</w:t>
+      </w:r>
+      <w:r>
+        <w:rPr>
+          <w:b/>
+          <w:bCs/>
+          <w:i/>
+          <w:iCs/>
+        </w:rPr>
+        <w:t>out</w:t>
+      </w:r>
+      <w:r>
+        <w:t>.println</w:t>
+      </w:r>
+      <w:proofErr w:type="spellEnd"/>
+      <w:r>
+        <w:t xml:space="preserve">("ATM pin is - " + </w:t>
+      </w:r>
+      <w:proofErr w:type="spellStart"/>
+      <w:proofErr w:type="gramStart"/>
+      <w:r>
+        <w:t>aC.atmPin</w:t>
+      </w:r>
+      <w:proofErr w:type="spellEnd"/>
+      <w:proofErr w:type="gramEnd"/>
+      <w:r>
+        <w:t>);</w:t>
+      </w:r>
+    </w:p>
+    <w:p>
+      <w:pPr>
+        <w:pBdr>
+          <w:bottom w:val="single" w:sz="6" w:space="1" w:color="auto"/>
+        </w:pBdr>
+      </w:pPr>
+      <w:r>
+        <w:tab/>
+      </w:r>
+      <w:r>
+        <w:tab/>
+        <w:t xml:space="preserve">} </w:t>
+      </w:r>
+      <w:r>
+        <w:rPr>
+          <w:b/>
+          <w:bCs/>
+        </w:rPr>
+        <w:t>else</w:t>
+      </w:r>
+      <w:r>
+        <w:t xml:space="preserve"> {</w:t>
+      </w:r>
+    </w:p>
+    <w:p>
+      <w:pPr>
+        <w:pBdr>
+          <w:bottom w:val="single" w:sz="6" w:space="1" w:color="auto"/>
+        </w:pBdr>
+      </w:pPr>
+      <w:r>
+        <w:tab/>
+      </w:r>
+      <w:r>
+        <w:tab/>
+      </w:r>
+      <w:r>
+        <w:tab/>
+      </w:r>
+      <w:proofErr w:type="spellStart"/>
+      <w:r>
+        <w:t>System.</w:t>
+      </w:r>
+      <w:r>
+        <w:rPr>
+          <w:b/>
+          <w:bCs/>
+          <w:i/>
+          <w:iCs/>
+        </w:rPr>
+        <w:t>err</w:t>
+      </w:r>
+      <w:r>
+        <w:t>.println</w:t>
+      </w:r>
+      <w:proofErr w:type="spellEnd"/>
+      <w:r>
+        <w:t xml:space="preserve">("No </w:t>
+      </w:r>
+      <w:proofErr w:type="spellStart"/>
+      <w:r>
+        <w:t>DataPrintable</w:t>
+      </w:r>
+      <w:proofErr w:type="spellEnd"/>
+      <w:r>
+        <w:t xml:space="preserve">, </w:t>
+      </w:r>
+      <w:proofErr w:type="spellStart"/>
+      <w:proofErr w:type="gramStart"/>
+      <w:r>
+        <w:t>don;t</w:t>
+      </w:r>
+      <w:proofErr w:type="spellEnd"/>
+      <w:proofErr w:type="gramEnd"/>
+      <w:r>
+        <w:t xml:space="preserve"> </w:t>
+      </w:r>
+      <w:proofErr w:type="spellStart"/>
+      <w:r>
+        <w:t>havce</w:t>
+      </w:r>
+      <w:proofErr w:type="spellEnd"/>
+      <w:r>
+        <w:t xml:space="preserve"> access to the sensitive account info");</w:t>
+      </w:r>
+    </w:p>
+    <w:p>
+      <w:pPr>
+        <w:pBdr>
+          <w:bottom w:val="single" w:sz="6" w:space="1" w:color="auto"/>
+        </w:pBdr>
+      </w:pPr>
+      <w:r>
+        <w:tab/>
+      </w:r>
+      <w:r>
+        <w:tab/>
+        <w:t>}</w:t>
+      </w:r>
+    </w:p>
+    <w:p>
+      <w:pPr>
+        <w:pBdr>
+          <w:bottom w:val="single" w:sz="6" w:space="1" w:color="auto"/>
+        </w:pBdr>
+      </w:pPr>
+    </w:p>
+    <w:p>
+      <w:pPr>
+        <w:pBdr>
+          <w:bottom w:val="single" w:sz="6" w:space="1" w:color="auto"/>
+        </w:pBdr>
+      </w:pPr>
+      <w:r>
+        <w:tab/>
+        <w:t>}</w:t>
+      </w:r>
+    </w:p>
+    <w:p>
+      <w:pPr>
+        <w:pBdr>
+          <w:bottom w:val="single" w:sz="6" w:space="1" w:color="auto"/>
+        </w:pBdr>
+      </w:pPr>
+      <w:r>
+        <w:t>}</w:t>
+      </w:r>
+    </w:p>
+    <w:p>
+      <w:pPr>
+        <w:pBdr>
+          <w:bottom w:val="single" w:sz="6" w:space="1" w:color="auto"/>
+        </w:pBdr>
+      </w:pPr>
+    </w:p>
+    <w:p>
+      <w:pPr>
+        <w:pBdr>
+          <w:bottom w:val="single" w:sz="6" w:space="1" w:color="auto"/>
+        </w:pBdr>
+      </w:pPr>
+      <w:r>
+        <w:rPr>
+          <w:b/>
+          <w:bCs/>
+        </w:rPr>
+        <w:t>public</w:t>
+      </w:r>
+      <w:r>
+        <w:t xml:space="preserve"> </w:t>
+      </w:r>
+      <w:r>
+        <w:rPr>
+          <w:b/>
+          <w:bCs/>
+        </w:rPr>
+        <w:t>class</w:t>
+      </w:r>
+      <w:r>
+        <w:t xml:space="preserve"> </w:t>
+      </w:r>
+      <w:proofErr w:type="spellStart"/>
+      <w:r>
+        <w:t>AccountInformations</w:t>
+      </w:r>
+      <w:proofErr w:type="spellEnd"/>
+      <w:r>
+        <w:t xml:space="preserve"> {</w:t>
+      </w:r>
+    </w:p>
+    <w:p>
+      <w:pPr>
+        <w:pBdr>
+          <w:bottom w:val="single" w:sz="6" w:space="1" w:color="auto"/>
+        </w:pBdr>
+      </w:pPr>
+    </w:p>
+    <w:p>
+      <w:pPr>
+        <w:pBdr>
+          <w:bottom w:val="single" w:sz="6" w:space="1" w:color="auto"/>
+        </w:pBdr>
+      </w:pPr>
+      <w:r>
+        <w:tab/>
+      </w:r>
+      <w:r>
+        <w:rPr>
+          <w:b/>
+          <w:bCs/>
+        </w:rPr>
+        <w:t>public</w:t>
+      </w:r>
+      <w:r>
+        <w:t xml:space="preserve"> </w:t>
+      </w:r>
+      <w:r>
+        <w:rPr>
+          <w:b/>
+          <w:bCs/>
+        </w:rPr>
+        <w:t>static</w:t>
+      </w:r>
+      <w:r>
+        <w:t xml:space="preserve"> </w:t>
+      </w:r>
+      <w:r>
+        <w:rPr>
+          <w:b/>
+          <w:bCs/>
+        </w:rPr>
+        <w:t>void</w:t>
+      </w:r>
+      <w:r>
+        <w:t xml:space="preserve"> </w:t>
+      </w:r>
+      <w:proofErr w:type="gramStart"/>
+      <w:r>
+        <w:t>main(String[</w:t>
+      </w:r>
+      <w:proofErr w:type="gramEnd"/>
+      <w:r>
+        <w:t xml:space="preserve">] </w:t>
+      </w:r>
+      <w:proofErr w:type="spellStart"/>
+      <w:r>
+        <w:t>args</w:t>
+      </w:r>
+      <w:proofErr w:type="spellEnd"/>
+      <w:r>
+        <w:t>) {</w:t>
+      </w:r>
+    </w:p>
+    <w:p>
+      <w:pPr>
+        <w:pBdr>
+          <w:bottom w:val="single" w:sz="6" w:space="1" w:color="auto"/>
+        </w:pBdr>
+      </w:pPr>
+      <w:r>
+        <w:tab/>
+      </w:r>
+      <w:r>
+        <w:tab/>
+      </w:r>
+      <w:proofErr w:type="spellStart"/>
+      <w:r>
+        <w:t>System.</w:t>
+      </w:r>
+      <w:r>
+        <w:rPr>
+          <w:b/>
+          <w:bCs/>
+          <w:i/>
+          <w:iCs/>
+        </w:rPr>
+        <w:t>out</w:t>
+      </w:r>
+      <w:r>
+        <w:t>.println</w:t>
+      </w:r>
+      <w:proofErr w:type="spellEnd"/>
+      <w:r>
+        <w:t>("</w:t>
+      </w:r>
+      <w:proofErr w:type="spellStart"/>
+      <w:r>
+        <w:t>AccountInformations.main</w:t>
+      </w:r>
+      <w:proofErr w:type="spellEnd"/>
+      <w:r>
+        <w:t>()");</w:t>
+      </w:r>
+    </w:p>
+    <w:p>
+      <w:pPr>
+        <w:pBdr>
+          <w:bottom w:val="single" w:sz="6" w:space="1" w:color="auto"/>
+        </w:pBdr>
+      </w:pPr>
+      <w:r>
+        <w:lastRenderedPageBreak/>
+        <w:tab/>
+      </w:r>
+      <w:r>
+        <w:tab/>
+        <w:t xml:space="preserve">Account aC2 = </w:t>
+      </w:r>
+      <w:r>
+        <w:rPr>
+          <w:b/>
+          <w:bCs/>
+        </w:rPr>
+        <w:t>new</w:t>
+      </w:r>
+      <w:r>
+        <w:t xml:space="preserve"> </w:t>
+      </w:r>
+      <w:proofErr w:type="gramStart"/>
+      <w:r>
+        <w:t>Account(</w:t>
+      </w:r>
+      <w:proofErr w:type="gramEnd"/>
+      <w:r>
+        <w:t>"Shubham Mahjan", 11111111, "</w:t>
+      </w:r>
+      <w:proofErr w:type="spellStart"/>
+      <w:r>
+        <w:t>Curret</w:t>
+      </w:r>
+      <w:proofErr w:type="spellEnd"/>
+      <w:r>
+        <w:t xml:space="preserve"> Account", 1111);</w:t>
+      </w:r>
+    </w:p>
+    <w:p>
+      <w:pPr>
+        <w:pBdr>
+          <w:bottom w:val="single" w:sz="6" w:space="1" w:color="auto"/>
+        </w:pBdr>
+      </w:pPr>
+      <w:r>
+        <w:tab/>
+      </w:r>
+      <w:r>
+        <w:tab/>
+        <w:t xml:space="preserve">DataProcessor </w:t>
+      </w:r>
+      <w:proofErr w:type="spellStart"/>
+      <w:r>
+        <w:t>dP</w:t>
+      </w:r>
+      <w:proofErr w:type="spellEnd"/>
+      <w:r>
+        <w:t xml:space="preserve"> = </w:t>
+      </w:r>
+      <w:r>
+        <w:rPr>
+          <w:b/>
+          <w:bCs/>
+        </w:rPr>
+        <w:t>new</w:t>
+      </w:r>
+      <w:r>
+        <w:t xml:space="preserve"> </w:t>
+      </w:r>
+      <w:proofErr w:type="gramStart"/>
+      <w:r>
+        <w:t>DataProcessor(</w:t>
+      </w:r>
+      <w:proofErr w:type="gramEnd"/>
+      <w:r>
+        <w:t>);</w:t>
+      </w:r>
+    </w:p>
+    <w:p>
+      <w:pPr>
+        <w:pBdr>
+          <w:bottom w:val="single" w:sz="6" w:space="1" w:color="auto"/>
+        </w:pBdr>
+      </w:pPr>
+      <w:r>
+        <w:tab/>
+      </w:r>
+      <w:r>
+        <w:tab/>
+      </w:r>
+      <w:proofErr w:type="spellStart"/>
+      <w:proofErr w:type="gramStart"/>
+      <w:r>
+        <w:t>dP.printingDetails</w:t>
+      </w:r>
+      <w:proofErr w:type="spellEnd"/>
+      <w:proofErr w:type="gramEnd"/>
+      <w:r>
+        <w:t>(aC2);</w:t>
+      </w:r>
+    </w:p>
+    <w:p>
+      <w:pPr>
+        <w:pBdr>
+          <w:bottom w:val="single" w:sz="6" w:space="1" w:color="auto"/>
+        </w:pBdr>
+      </w:pPr>
+    </w:p>
+    <w:p>
+      <w:pPr>
+        <w:pBdr>
+          <w:bottom w:val="single" w:sz="6" w:space="1" w:color="auto"/>
+        </w:pBdr>
+      </w:pPr>
+      <w:r>
+        <w:tab/>
+        <w:t>}</w:t>
+      </w:r>
+    </w:p>
+    <w:p>
+      <w:pPr>
+        <w:pBdr>
+          <w:bottom w:val="single" w:sz="6" w:space="1" w:color="auto"/>
+        </w:pBdr>
+      </w:pPr>
+    </w:p>
+    <w:p>
+      <w:pPr>
+        <w:pBdr>
+          <w:bottom w:val="single" w:sz="6" w:space="1" w:color="auto"/>
+        </w:pBdr>
+      </w:pPr>
+      <w:r>
+        <w:t>}</w:t>
+      </w:r>
+    </w:p>
+    <w:p>
+      <w:pPr>
+        <w:pBdr>
+          <w:bottom w:val="single" w:sz="6" w:space="1" w:color="auto"/>
+        </w:pBdr>
+      </w:pPr>
+      <w:r>
+        <w:t xml:space="preserve">----------------- </w:t>
+      </w:r>
+    </w:p>
+    <w:p>
+      <w:pPr>
+        <w:pBdr>
+          <w:bottom w:val="single" w:sz="6" w:space="1" w:color="auto"/>
+        </w:pBdr>
+        <w:rPr>
+          <w:b/>
+          <w:bCs/>
+        </w:rPr>
+      </w:pPr>
+      <w:r>
+        <w:rPr>
+          <w:b/>
+          <w:bCs/>
+        </w:rPr>
+        <w:t xml:space="preserve">Functional Interface </w:t>
+      </w:r>
+      <w:r>
+        <w:rPr>
+          <w:b/>
+          <w:bCs/>
+        </w:rPr>
+        <w:t>–</w:t>
+      </w:r>
+    </w:p>
+    <w:p>
+      <w:pPr>
+        <w:pBdr>
+          <w:bottom w:val="single" w:sz="6" w:space="1" w:color="auto"/>
+        </w:pBdr>
+        <w:rPr>
+          <w:b/>
+          <w:bCs/>
+        </w:rPr>
+      </w:pPr>
+      <w:r>
+        <w:rPr>
+          <w:b/>
+          <w:bCs/>
+        </w:rPr>
+        <w:t xml:space="preserve">1 </w:t>
+      </w:r>
+      <w:r>
+        <w:rPr>
+          <w:b/>
+          <w:bCs/>
+        </w:rPr>
+        <w:t>–</w:t>
+      </w:r>
+      <w:r>
+        <w:rPr>
+          <w:b/>
+          <w:bCs/>
+        </w:rPr>
+        <w:t xml:space="preserve"> </w:t>
+      </w:r>
+      <w:proofErr w:type="spellStart"/>
+      <w:r>
+        <w:rPr>
+          <w:b/>
+          <w:bCs/>
+        </w:rPr>
+        <w:t>MyFunctionalInterface</w:t>
+      </w:r>
+      <w:proofErr w:type="spellEnd"/>
+    </w:p>
+    <w:p>
+      <w:pPr>
+        <w:pBdr>
+          <w:bottom w:val="single" w:sz="6" w:space="1" w:color="auto"/>
+        </w:pBdr>
+      </w:pPr>
+    </w:p>
+    <w:p>
+      <w:pPr>
+        <w:pBdr>
+          <w:bottom w:val="single" w:sz="6" w:space="1" w:color="auto"/>
+        </w:pBdr>
+      </w:pPr>
+      <w:r>
+        <w:rPr>
+          <w:b/>
+          <w:bCs/>
+        </w:rPr>
+        <w:t>package</w:t>
+      </w:r>
+      <w:r>
+        <w:t xml:space="preserve"> </w:t>
+      </w:r>
+      <w:proofErr w:type="spellStart"/>
+      <w:r>
+        <w:t>Interface.Functional</w:t>
+      </w:r>
+      <w:proofErr w:type="spellEnd"/>
+      <w:r>
+        <w:t>;</w:t>
+      </w:r>
+    </w:p>
+    <w:p>
+      <w:pPr>
+        <w:pBdr>
+          <w:bottom w:val="single" w:sz="6" w:space="1" w:color="auto"/>
+        </w:pBdr>
+      </w:pPr>
+    </w:p>
+    <w:p>
+      <w:pPr>
+        <w:pBdr>
+          <w:bottom w:val="single" w:sz="6" w:space="1" w:color="auto"/>
+        </w:pBdr>
+      </w:pPr>
+      <w:r>
+        <w:t>@FunctionalInterface</w:t>
+      </w:r>
+    </w:p>
+    <w:p>
+      <w:pPr>
+        <w:pBdr>
+          <w:bottom w:val="single" w:sz="6" w:space="1" w:color="auto"/>
+        </w:pBdr>
+      </w:pPr>
+      <w:r>
+        <w:rPr>
+          <w:b/>
+          <w:bCs/>
+        </w:rPr>
+        <w:t>public</w:t>
+      </w:r>
+      <w:r>
+        <w:t xml:space="preserve"> </w:t>
+      </w:r>
+      <w:r>
+        <w:rPr>
+          <w:b/>
+          <w:bCs/>
+        </w:rPr>
+        <w:t>interface</w:t>
+      </w:r>
+      <w:r>
+        <w:t xml:space="preserve"> </w:t>
+      </w:r>
+      <w:proofErr w:type="spellStart"/>
+      <w:r>
+        <w:t>MyFunctinalInterface</w:t>
+      </w:r>
+      <w:proofErr w:type="spellEnd"/>
+      <w:r>
+        <w:t xml:space="preserve"> </w:t>
+      </w:r>
+      <w:proofErr w:type="gramStart"/>
+      <w:r>
+        <w:t>{ /</w:t>
+      </w:r>
+      <w:proofErr w:type="gramEnd"/>
+      <w:r>
+        <w:t xml:space="preserve">/ SAM --&gt; Single </w:t>
+      </w:r>
+      <w:proofErr w:type="spellStart"/>
+      <w:r>
+        <w:t>ABstract</w:t>
+      </w:r>
+      <w:proofErr w:type="spellEnd"/>
+      <w:r>
+        <w:t xml:space="preserve"> Method</w:t>
+      </w:r>
+    </w:p>
+    <w:p>
+      <w:pPr>
+        <w:pBdr>
+          <w:bottom w:val="single" w:sz="6" w:space="1" w:color="auto"/>
+        </w:pBdr>
+      </w:pPr>
+    </w:p>
+    <w:p>
+      <w:pPr>
+        <w:pBdr>
+          <w:bottom w:val="single" w:sz="6" w:space="1" w:color="auto"/>
+        </w:pBdr>
+      </w:pPr>
+      <w:r>
+        <w:tab/>
+        <w:t xml:space="preserve">String </w:t>
+      </w:r>
+      <w:proofErr w:type="spellStart"/>
+      <w:proofErr w:type="gramStart"/>
+      <w:r>
+        <w:t>doSomething</w:t>
+      </w:r>
+      <w:proofErr w:type="spellEnd"/>
+      <w:r>
+        <w:t>(</w:t>
+      </w:r>
+      <w:proofErr w:type="gramEnd"/>
+      <w:r>
+        <w:t xml:space="preserve">); // public abstract String </w:t>
+      </w:r>
+      <w:proofErr w:type="spellStart"/>
+      <w:proofErr w:type="gramStart"/>
+      <w:r>
+        <w:t>doSomething</w:t>
+      </w:r>
+      <w:proofErr w:type="spellEnd"/>
+      <w:r>
+        <w:t>(</w:t>
+      </w:r>
+      <w:proofErr w:type="gramEnd"/>
+      <w:r>
+        <w:t>);</w:t>
+      </w:r>
+    </w:p>
+    <w:p>
+      <w:pPr>
+        <w:pBdr>
+          <w:bottom w:val="single" w:sz="6" w:space="1" w:color="auto"/>
+        </w:pBdr>
+      </w:pPr>
+    </w:p>
+    <w:p>
+      <w:pPr>
+        <w:pBdr>
+          <w:bottom w:val="single" w:sz="6" w:space="1" w:color="auto"/>
+        </w:pBdr>
+      </w:pPr>
+      <w:r>
+        <w:tab/>
+      </w:r>
+      <w:r>
+        <w:rPr>
+          <w:b/>
+          <w:bCs/>
+        </w:rPr>
+        <w:t>public</w:t>
+      </w:r>
+      <w:r>
+        <w:t xml:space="preserve"> </w:t>
+      </w:r>
+      <w:r>
+        <w:rPr>
+          <w:b/>
+          <w:bCs/>
+        </w:rPr>
+        <w:t>default</w:t>
+      </w:r>
+      <w:r>
+        <w:t xml:space="preserve"> </w:t>
+      </w:r>
+      <w:r>
+        <w:rPr>
+          <w:b/>
+          <w:bCs/>
+        </w:rPr>
+        <w:t>void</w:t>
+      </w:r>
+      <w:r>
+        <w:t xml:space="preserve"> </w:t>
+      </w:r>
+      <w:proofErr w:type="spellStart"/>
+      <w:proofErr w:type="gramStart"/>
+      <w:r>
+        <w:t>doNothing</w:t>
+      </w:r>
+      <w:proofErr w:type="spellEnd"/>
+      <w:r>
+        <w:t>(</w:t>
+      </w:r>
+      <w:proofErr w:type="gramEnd"/>
+      <w:r>
+        <w:t>) {</w:t>
+      </w:r>
+    </w:p>
+    <w:p>
+      <w:pPr>
+        <w:pBdr>
+          <w:bottom w:val="single" w:sz="6" w:space="1" w:color="auto"/>
+        </w:pBdr>
+      </w:pPr>
+    </w:p>
+    <w:p>
+      <w:pPr>
+        <w:pBdr>
+          <w:bottom w:val="single" w:sz="6" w:space="1" w:color="auto"/>
+        </w:pBdr>
+      </w:pPr>
+      <w:r>
+        <w:tab/>
+        <w:t>}</w:t>
+      </w:r>
+    </w:p>
+    <w:p>
+      <w:pPr>
+        <w:pBdr>
+          <w:bottom w:val="single" w:sz="6" w:space="1" w:color="auto"/>
+        </w:pBdr>
+      </w:pPr>
+      <w:r>
+        <w:t>}</w:t>
+      </w:r>
+    </w:p>
+    <w:p>
+      <w:pPr>
+        <w:pBdr>
+          <w:bottom w:val="single" w:sz="6" w:space="1" w:color="auto"/>
+        </w:pBdr>
+      </w:pPr>
+    </w:p>
+    <w:p/>
+    <w:p/>
+    <w:p/>
+    <w:p>
+      <w:pPr>
+        <w:jc w:val="center"/>
+        <w:rPr>
+          <w:b/>
+          <w:bCs/>
+        </w:rPr>
+      </w:pPr>
+      <w:r>
+        <w:rPr>
+          <w:b/>
+          <w:bCs/>
+        </w:rPr>
+        <w:t>Day 38_06th MAY</w:t>
+      </w:r>
+    </w:p>
+    <w:p>
+      <w:pPr>
+        <w:jc w:val="center"/>
+        <w:rPr>
+          <w:b/>
+          <w:bCs/>
+        </w:rPr>
+      </w:pPr>
+    </w:p>
+    <w:p>
+      <w:pPr>
+        <w:rPr>
+          <w:b/>
+          <w:bCs/>
+        </w:rPr>
+      </w:pPr>
+      <w:proofErr w:type="spellStart"/>
+      <w:r>
+        <w:rPr>
+          <w:b/>
+          <w:bCs/>
+        </w:rPr>
+        <w:t>FunctionalInterface</w:t>
+      </w:r>
+      <w:proofErr w:type="spellEnd"/>
+      <w:r>
+        <w:rPr>
+          <w:b/>
+          <w:bCs/>
+        </w:rPr>
+        <w:t xml:space="preserve"> in extend form- </w:t>
+      </w:r>
+    </w:p>
+    <w:p>
+      <w:pPr>
+        <w:rPr>
+          <w:b/>
+          <w:bCs/>
+        </w:rPr>
+      </w:pPr>
+    </w:p>
+    <w:p>
+      <w:r>
+        <w:rPr>
+          <w:b/>
+          <w:bCs/>
+        </w:rPr>
+        <w:t>package</w:t>
+      </w:r>
+      <w:r>
+        <w:t xml:space="preserve"> </w:t>
+      </w:r>
+      <w:proofErr w:type="gramStart"/>
+      <w:r>
+        <w:t>com.Revision.D</w:t>
+      </w:r>
+      <w:proofErr w:type="gramEnd"/>
+      <w:r>
+        <w:t>38;</w:t>
+      </w:r>
+    </w:p>
+    <w:p/>
+    <w:p>
+      <w:r>
+        <w:rPr>
+          <w:b/>
+          <w:bCs/>
+        </w:rPr>
+        <w:t>public</w:t>
+      </w:r>
+      <w:r>
+        <w:t xml:space="preserve"> </w:t>
+      </w:r>
+      <w:r>
+        <w:rPr>
+          <w:b/>
+          <w:bCs/>
+        </w:rPr>
+        <w:t>interface</w:t>
+      </w:r>
+      <w:r>
+        <w:t xml:space="preserve"> </w:t>
+      </w:r>
+      <w:proofErr w:type="spellStart"/>
+      <w:r>
+        <w:t>CheckingFuncitonalInterface</w:t>
+      </w:r>
+      <w:proofErr w:type="spellEnd"/>
+      <w:r>
+        <w:t xml:space="preserve"> {</w:t>
+      </w:r>
+    </w:p>
+    <w:p>
+      <w:r>
+        <w:t>//</w:t>
+      </w:r>
+      <w:r>
+        <w:tab/>
+      </w:r>
+      <w:r>
+        <w:tab/>
+        <w:t xml:space="preserve">public abstract </w:t>
+      </w:r>
+      <w:r>
+        <w:rPr>
+          <w:u w:val="single"/>
+        </w:rPr>
+        <w:t>int</w:t>
+      </w:r>
+      <w:r>
+        <w:t xml:space="preserve"> </w:t>
+      </w:r>
+      <w:proofErr w:type="gramStart"/>
+      <w:r>
+        <w:rPr>
+          <w:u w:val="single"/>
+        </w:rPr>
+        <w:t>numerology</w:t>
+      </w:r>
+      <w:r>
+        <w:t>(</w:t>
+      </w:r>
+      <w:proofErr w:type="gramEnd"/>
+      <w:r>
+        <w:t>);</w:t>
+      </w:r>
+    </w:p>
+    <w:p>
+      <w:r>
+        <w:t>}</w:t>
+      </w:r>
+    </w:p>
+    <w:p>
+      <w:r>
+        <w:t>@FunctionalInterface</w:t>
+      </w:r>
+    </w:p>
+    <w:p>
+      <w:r>
+        <w:rPr>
+          <w:b/>
+          <w:bCs/>
+        </w:rPr>
+        <w:t>interface</w:t>
+      </w:r>
+      <w:r>
+        <w:t xml:space="preserve"> </w:t>
+      </w:r>
+      <w:proofErr w:type="spellStart"/>
+      <w:r>
+        <w:t>ChildInterface</w:t>
+      </w:r>
+      <w:proofErr w:type="spellEnd"/>
+      <w:r>
+        <w:t xml:space="preserve"> </w:t>
+      </w:r>
+      <w:r>
+        <w:rPr>
+          <w:b/>
+          <w:bCs/>
+        </w:rPr>
+        <w:t>extends</w:t>
+      </w:r>
+      <w:r>
+        <w:t xml:space="preserve"> </w:t>
+      </w:r>
+      <w:proofErr w:type="spellStart"/>
+      <w:r>
+        <w:t>CheckingFuncitonalInterface</w:t>
+      </w:r>
+      <w:proofErr w:type="spellEnd"/>
+    </w:p>
+    <w:p>
+      <w:r>
+        <w:t>{</w:t>
+      </w:r>
+    </w:p>
+    <w:p>
+      <w:r>
+        <w:tab/>
+      </w:r>
+      <w:r>
+        <w:rPr>
+          <w:b/>
+          <w:bCs/>
+        </w:rPr>
+        <w:t>public</w:t>
+      </w:r>
+      <w:r>
+        <w:t xml:space="preserve"> </w:t>
+      </w:r>
+      <w:r>
+        <w:rPr>
+          <w:b/>
+          <w:bCs/>
+        </w:rPr>
+        <w:t>abstract</w:t>
+      </w:r>
+      <w:r>
+        <w:t xml:space="preserve"> String </w:t>
+      </w:r>
+      <w:proofErr w:type="gramStart"/>
+      <w:r>
+        <w:t>astrology(</w:t>
+      </w:r>
+      <w:proofErr w:type="gramEnd"/>
+      <w:r>
+        <w:t>); // in the functional Interface only one interface is possible at a time.</w:t>
+      </w:r>
+    </w:p>
+    <w:p>
+      <w:r>
+        <w:t>}</w:t>
+      </w:r>
+    </w:p>
+    <w:p/>
+    <w:p>
+      <w:r>
+        <w:t xml:space="preserve">----------  </w:t>
+      </w:r>
+    </w:p>
+    <w:p>
+      <w:pPr>
+        <w:rPr>
+          <w:b/>
+          <w:bCs/>
+        </w:rPr>
+      </w:pPr>
+      <w:r>
+        <w:rPr>
+          <w:b/>
+          <w:bCs/>
+        </w:rPr>
+        <w:t xml:space="preserve">Lambda </w:t>
+      </w:r>
+      <w:proofErr w:type="gramStart"/>
+      <w:r>
+        <w:rPr>
+          <w:b/>
+          <w:bCs/>
+        </w:rPr>
+        <w:t>Expression  standard</w:t>
+      </w:r>
+      <w:proofErr w:type="gramEnd"/>
+      <w:r>
+        <w:rPr>
+          <w:b/>
+          <w:bCs/>
+        </w:rPr>
+        <w:t xml:space="preserve"> method </w:t>
+      </w:r>
+      <w:r>
+        <w:rPr>
+          <w:b/>
+          <w:bCs/>
+        </w:rPr>
+        <w:t>–</w:t>
+      </w:r>
+    </w:p>
+    <w:p>
+      <w:pPr>
+        <w:rPr>
+          <w:b/>
+          <w:bCs/>
+        </w:rPr>
+      </w:pPr>
+      <w:r>
+        <w:rPr>
+          <w:b/>
+          <w:bCs/>
+        </w:rPr>
+        <w:t xml:space="preserve">Interface declaration </w:t>
+      </w:r>
+      <w:r>
+        <w:rPr>
+          <w:b/>
+          <w:bCs/>
+        </w:rPr>
+        <w:t>–</w:t>
+      </w:r>
+      <w:r>
+        <w:rPr>
+          <w:b/>
+          <w:bCs/>
+        </w:rPr>
+        <w:t xml:space="preserve"> </w:t>
+      </w:r>
+    </w:p>
+    <w:p>
+      <w:r>
+        <w:rPr>
+          <w:b/>
+          <w:bCs/>
+        </w:rPr>
+        <w:t>public</w:t>
+      </w:r>
+      <w:r>
+        <w:t xml:space="preserve"> </w:t>
+      </w:r>
+      <w:r>
+        <w:rPr>
+          <w:b/>
+          <w:bCs/>
+        </w:rPr>
+        <w:t>interface</w:t>
+      </w:r>
+      <w:r>
+        <w:t xml:space="preserve"> </w:t>
+      </w:r>
+      <w:proofErr w:type="spellStart"/>
+      <w:r>
+        <w:t>IAdditionProgram</w:t>
+      </w:r>
+      <w:proofErr w:type="spellEnd"/>
+      <w:r>
+        <w:t xml:space="preserve"> {</w:t>
+      </w:r>
+    </w:p>
+    <w:p>
+      <w:r>
+        <w:tab/>
+      </w:r>
+      <w:r>
+        <w:rPr>
+          <w:b/>
+          <w:bCs/>
+        </w:rPr>
+        <w:t>public</w:t>
+      </w:r>
+      <w:r>
+        <w:t xml:space="preserve"> </w:t>
+      </w:r>
+      <w:r>
+        <w:rPr>
+          <w:b/>
+          <w:bCs/>
+        </w:rPr>
+        <w:t>abstract</w:t>
+      </w:r>
+      <w:r>
+        <w:t xml:space="preserve"> </w:t>
+      </w:r>
+      <w:r>
+        <w:rPr>
+          <w:b/>
+          <w:bCs/>
+        </w:rPr>
+        <w:t>int</w:t>
+      </w:r>
+      <w:r>
+        <w:t xml:space="preserve"> </w:t>
+      </w:r>
+      <w:proofErr w:type="spellStart"/>
+      <w:proofErr w:type="gramStart"/>
+      <w:r>
+        <w:t>numberAddition</w:t>
+      </w:r>
+      <w:proofErr w:type="spellEnd"/>
+      <w:r>
+        <w:t>(</w:t>
+      </w:r>
+      <w:proofErr w:type="gramEnd"/>
+      <w:r>
+        <w:rPr>
+          <w:b/>
+          <w:bCs/>
+        </w:rPr>
+        <w:t>int</w:t>
+      </w:r>
+      <w:r>
+        <w:t xml:space="preserve"> a, </w:t>
+      </w:r>
+      <w:r>
+        <w:rPr>
+          <w:b/>
+          <w:bCs/>
+        </w:rPr>
+        <w:t>int</w:t>
+      </w:r>
+      <w:r>
+        <w:t xml:space="preserve"> b);</w:t>
+      </w:r>
+    </w:p>
+    <w:p>
+      <w:r>
+        <w:t>}</w:t>
+      </w:r>
+    </w:p>
+    <w:p/>
+    <w:p/>
+    <w:p/>
+    <w:p>
+      <w:pPr>
+        <w:rPr>
+          <w:b/>
+          <w:bCs/>
+        </w:rPr>
+      </w:pPr>
+      <w:r>
+        <w:rPr>
+          <w:b/>
+          <w:bCs/>
+        </w:rPr>
+        <w:lastRenderedPageBreak/>
+        <w:t xml:space="preserve">Performing/Executing Class </w:t>
+      </w:r>
+      <w:r>
+        <w:rPr>
+          <w:b/>
+          <w:bCs/>
+        </w:rPr>
+        <w:t>–</w:t>
+      </w:r>
+      <w:r>
+        <w:rPr>
+          <w:b/>
+          <w:bCs/>
+        </w:rPr>
+        <w:t xml:space="preserve"> </w:t>
+      </w:r>
+    </w:p>
+    <w:p>
+      <w:r>
+        <w:rPr>
+          <w:b/>
+          <w:bCs/>
+        </w:rPr>
+        <w:t>public</w:t>
+      </w:r>
+      <w:r>
+        <w:t xml:space="preserve"> </w:t>
+      </w:r>
+      <w:r>
+        <w:rPr>
+          <w:b/>
+          <w:bCs/>
+        </w:rPr>
+        <w:t>class</w:t>
+      </w:r>
+      <w:r>
+        <w:t xml:space="preserve"> </w:t>
+      </w:r>
+      <w:proofErr w:type="spellStart"/>
+      <w:r>
+        <w:t>DriverLogic</w:t>
+      </w:r>
+      <w:proofErr w:type="spellEnd"/>
+      <w:r>
+        <w:t xml:space="preserve"> {</w:t>
+      </w:r>
+    </w:p>
+    <w:p/>
+    <w:p>
+      <w:r>
+        <w:tab/>
+      </w:r>
+      <w:r>
+        <w:rPr>
+          <w:b/>
+          <w:bCs/>
+        </w:rPr>
+        <w:t>public</w:t>
+      </w:r>
+      <w:r>
+        <w:t xml:space="preserve"> </w:t>
+      </w:r>
+      <w:r>
+        <w:rPr>
+          <w:b/>
+          <w:bCs/>
+        </w:rPr>
+        <w:t>static</w:t>
+      </w:r>
+      <w:r>
+        <w:t xml:space="preserve"> </w:t>
+      </w:r>
+      <w:r>
+        <w:rPr>
+          <w:b/>
+          <w:bCs/>
+        </w:rPr>
+        <w:t>void</w:t>
+      </w:r>
+      <w:r>
+        <w:t xml:space="preserve"> </w:t>
+      </w:r>
+      <w:proofErr w:type="gramStart"/>
+      <w:r>
+        <w:t>main(String[</w:t>
+      </w:r>
+      <w:proofErr w:type="gramEnd"/>
+      <w:r>
+        <w:t xml:space="preserve">] </w:t>
+      </w:r>
+      <w:proofErr w:type="spellStart"/>
+      <w:r>
+        <w:t>args</w:t>
+      </w:r>
+      <w:proofErr w:type="spellEnd"/>
+      <w:r>
+        <w:t>) {</w:t>
+      </w:r>
+    </w:p>
+    <w:p>
+      <w:r>
+        <w:tab/>
+      </w:r>
+      <w:r>
+        <w:tab/>
+      </w:r>
+      <w:proofErr w:type="spellStart"/>
+      <w:r>
+        <w:t>IAdditionProgram</w:t>
+      </w:r>
+      <w:proofErr w:type="spellEnd"/>
+      <w:r>
+        <w:t xml:space="preserve"> iA = (</w:t>
+      </w:r>
+      <w:proofErr w:type="spellStart"/>
+      <w:proofErr w:type="gramStart"/>
+      <w:r>
+        <w:t>i,j</w:t>
+      </w:r>
+      <w:proofErr w:type="spellEnd"/>
+      <w:proofErr w:type="gramEnd"/>
+      <w:r>
+        <w:t xml:space="preserve">) -&gt; </w:t>
+      </w:r>
+      <w:proofErr w:type="spellStart"/>
+      <w:r>
+        <w:t>i+j</w:t>
+      </w:r>
+      <w:proofErr w:type="spellEnd"/>
+      <w:r>
+        <w:t>;</w:t>
+      </w:r>
+    </w:p>
+    <w:p>
+      <w:r>
+        <w:tab/>
+      </w:r>
+      <w:r>
+        <w:tab/>
+      </w:r>
+      <w:r>
+        <w:rPr>
+          <w:b/>
+          <w:bCs/>
+        </w:rPr>
+        <w:t>int</w:t>
+      </w:r>
+      <w:r>
+        <w:t xml:space="preserve"> sum = </w:t>
+      </w:r>
+      <w:proofErr w:type="spellStart"/>
+      <w:proofErr w:type="gramStart"/>
+      <w:r>
+        <w:t>iA.numberAddition</w:t>
+      </w:r>
+      <w:proofErr w:type="spellEnd"/>
+      <w:proofErr w:type="gramEnd"/>
+      <w:r>
+        <w:t>(15, 10);</w:t>
+      </w:r>
+    </w:p>
+    <w:p>
+      <w:r>
+        <w:tab/>
+      </w:r>
+      <w:r>
+        <w:tab/>
+      </w:r>
+      <w:proofErr w:type="spellStart"/>
+      <w:r>
+        <w:t>System.</w:t>
+      </w:r>
+      <w:r>
+        <w:rPr>
+          <w:b/>
+          <w:bCs/>
+          <w:i/>
+          <w:iCs/>
+        </w:rPr>
+        <w:t>out</w:t>
+      </w:r>
+      <w:r>
+        <w:t>.println</w:t>
+      </w:r>
+      <w:proofErr w:type="spellEnd"/>
+      <w:r>
+        <w:t>(sum);</w:t>
+      </w:r>
+    </w:p>
+    <w:p>
+      <w:r>
+        <w:tab/>
+        <w:t>}</w:t>
+      </w:r>
+    </w:p>
+    <w:p>
+      <w:r>
+        <w:t>}</w:t>
+      </w:r>
+    </w:p>
+    <w:p>
+      <w:r>
+        <w:t xml:space="preserve">-------- </w:t>
+      </w:r>
+    </w:p>
+    <w:p/>
+    <w:p>
+      <w:pPr>
+        <w:rPr>
+          <w:b/>
+          <w:bCs/>
+        </w:rPr>
+      </w:pPr>
+      <w:r>
+        <w:rPr>
+          <w:b/>
+          <w:bCs/>
+        </w:rPr>
+        <w:t xml:space="preserve">Customized Lambda </w:t>
+      </w:r>
+      <w:proofErr w:type="spellStart"/>
+      <w:r>
+        <w:rPr>
+          <w:b/>
+          <w:bCs/>
+        </w:rPr>
+        <w:t>Expresison</w:t>
+      </w:r>
+      <w:proofErr w:type="spellEnd"/>
+      <w:r>
+        <w:rPr>
+          <w:b/>
+          <w:bCs/>
+        </w:rPr>
+        <w:t xml:space="preserve"> in less line – </w:t>
+      </w:r>
+    </w:p>
+    <w:p>
+      <w:pPr>
+        <w:rPr>
+          <w:b/>
+          <w:bCs/>
+        </w:rPr>
+      </w:pPr>
+    </w:p>
+    <w:p>
+      <w:r>
+        <w:rPr>
+          <w:b/>
+          <w:bCs/>
+        </w:rPr>
+        <w:t>interface</w:t>
+      </w:r>
+      <w:r>
+        <w:t xml:space="preserve"> Summing {</w:t>
+      </w:r>
+    </w:p>
+    <w:p>
+      <w:r>
+        <w:tab/>
+      </w:r>
+      <w:r>
+        <w:rPr>
+          <w:b/>
+          <w:bCs/>
+        </w:rPr>
+        <w:t>public</w:t>
+      </w:r>
+      <w:r>
+        <w:t xml:space="preserve"> </w:t>
+      </w:r>
+      <w:r>
+        <w:rPr>
+          <w:b/>
+          <w:bCs/>
+        </w:rPr>
+        <w:t>abstract</w:t>
+      </w:r>
+      <w:r>
+        <w:t xml:space="preserve"> </w:t>
+      </w:r>
+      <w:r>
+        <w:rPr>
+          <w:b/>
+          <w:bCs/>
+        </w:rPr>
+        <w:t>int</w:t>
+      </w:r>
+      <w:r>
+        <w:t xml:space="preserve"> </w:t>
+      </w:r>
+      <w:proofErr w:type="spellStart"/>
+      <w:proofErr w:type="gramStart"/>
+      <w:r>
+        <w:t>numberSum</w:t>
+      </w:r>
+      <w:proofErr w:type="spellEnd"/>
+      <w:r>
+        <w:t>(</w:t>
+      </w:r>
+      <w:proofErr w:type="gramEnd"/>
+      <w:r>
+        <w:rPr>
+          <w:b/>
+          <w:bCs/>
+        </w:rPr>
+        <w:t>int</w:t>
+      </w:r>
+      <w:r>
+        <w:t xml:space="preserve"> a, </w:t>
+      </w:r>
+      <w:r>
+        <w:rPr>
+          <w:b/>
+          <w:bCs/>
+        </w:rPr>
+        <w:t>int</w:t>
+      </w:r>
+      <w:r>
+        <w:t xml:space="preserve"> b);</w:t>
+      </w:r>
+    </w:p>
+    <w:p>
+      <w:r>
+        <w:t>}</w:t>
+      </w:r>
+    </w:p>
+    <w:p/>
+    <w:p>
+      <w:r>
+        <w:rPr>
+          <w:b/>
+          <w:bCs/>
+        </w:rPr>
+        <w:t>public</w:t>
+      </w:r>
+      <w:r>
+        <w:t xml:space="preserve"> </w:t>
+      </w:r>
+      <w:r>
+        <w:rPr>
+          <w:b/>
+          <w:bCs/>
+        </w:rPr>
+        <w:t>class</w:t>
+      </w:r>
+      <w:r>
+        <w:t xml:space="preserve"> </w:t>
+      </w:r>
+      <w:proofErr w:type="spellStart"/>
+      <w:r>
+        <w:t>TryingSameClass</w:t>
+      </w:r>
+      <w:proofErr w:type="spellEnd"/>
+      <w:r>
+        <w:t xml:space="preserve"> {</w:t>
+      </w:r>
+    </w:p>
+    <w:p/>
+    <w:p>
+      <w:r>
+        <w:tab/>
+      </w:r>
+      <w:r>
+        <w:rPr>
+          <w:b/>
+          <w:bCs/>
+        </w:rPr>
+        <w:t>public</w:t>
+      </w:r>
+      <w:r>
+        <w:t xml:space="preserve"> </w:t>
+      </w:r>
+      <w:r>
+        <w:rPr>
+          <w:b/>
+          <w:bCs/>
+        </w:rPr>
+        <w:t>static</w:t>
+      </w:r>
+      <w:r>
+        <w:t xml:space="preserve"> </w:t>
+      </w:r>
+      <w:r>
+        <w:rPr>
+          <w:b/>
+          <w:bCs/>
+        </w:rPr>
+        <w:t>void</w:t>
+      </w:r>
+      <w:r>
+        <w:t xml:space="preserve"> </w:t>
+      </w:r>
+      <w:proofErr w:type="gramStart"/>
+      <w:r>
+        <w:t>main(String[</w:t>
+      </w:r>
+      <w:proofErr w:type="gramEnd"/>
+      <w:r>
+        <w:t xml:space="preserve">] </w:t>
+      </w:r>
+      <w:proofErr w:type="spellStart"/>
+      <w:r>
+        <w:t>args</w:t>
+      </w:r>
+      <w:proofErr w:type="spellEnd"/>
+      <w:r>
+        <w:t>) {</w:t>
+      </w:r>
+    </w:p>
+    <w:p>
+      <w:r>
+        <w:tab/>
+      </w:r>
+      <w:r>
+        <w:tab/>
+        <w:t>Summing s = (</w:t>
+      </w:r>
+      <w:proofErr w:type="spellStart"/>
+      <w:r>
+        <w:t>i</w:t>
+      </w:r>
+      <w:proofErr w:type="spellEnd"/>
+      <w:r>
+        <w:t xml:space="preserve">, j) -&gt; </w:t>
+      </w:r>
+      <w:proofErr w:type="spellStart"/>
+      <w:r>
+        <w:t>i</w:t>
+      </w:r>
+      <w:proofErr w:type="spellEnd"/>
+      <w:r>
+        <w:t xml:space="preserve"> + j;</w:t>
+      </w:r>
+    </w:p>
+    <w:p/>
+    <w:p>
+      <w:r>
+        <w:tab/>
+      </w:r>
+      <w:r>
+        <w:tab/>
+      </w:r>
+      <w:proofErr w:type="spellStart"/>
+      <w:r>
+        <w:t>System.</w:t>
+      </w:r>
+      <w:r>
+        <w:rPr>
+          <w:b/>
+          <w:bCs/>
+          <w:i/>
+          <w:iCs/>
+        </w:rPr>
+        <w:t>out</w:t>
+      </w:r>
+      <w:r>
+        <w:t>.println</w:t>
+      </w:r>
+      <w:proofErr w:type="spellEnd"/>
+      <w:r>
+        <w:t>(</w:t>
+      </w:r>
+      <w:proofErr w:type="spellStart"/>
+      <w:proofErr w:type="gramStart"/>
+      <w:r>
+        <w:t>s.numberSum</w:t>
+      </w:r>
+      <w:proofErr w:type="spellEnd"/>
+      <w:proofErr w:type="gramEnd"/>
+      <w:r>
+        <w:t>(25, 10));</w:t>
+      </w:r>
+    </w:p>
+    <w:p/>
+    <w:p>
+      <w:r>
+        <w:tab/>
+        <w:t>}</w:t>
+      </w:r>
+    </w:p>
+    <w:p/>
+    <w:p>
+      <w:pPr>
+        <w:pBdr>
+          <w:bottom w:val="single" w:sz="6" w:space="1" w:color="auto"/>
+        </w:pBdr>
+      </w:pPr>
+      <w:r>
+        <w:lastRenderedPageBreak/>
+        <w:t>}</w:t>
+      </w:r>
+    </w:p>
     <w:p/>
     <w:p/>
     <w:sectPr>

--- a/DayWise Codes.docx
+++ b/DayWise Codes.docx
@@ -46908,6 +46908,9740 @@
         <w:t>}</w:t>
       </w:r>
     </w:p>
+    <w:p/>
+    <w:p>
+      <w:pPr>
+        <w:jc w:val="center"/>
+        <w:rPr>
+          <w:b/>
+          <w:bCs/>
+          <w:lang w:val="en-IN"/>
+        </w:rPr>
+      </w:pPr>
+      <w:r>
+        <w:rPr>
+          <w:b/>
+          <w:bCs/>
+          <w:lang w:val="en-IN"/>
+        </w:rPr>
+        <w:t>Day 39_07th MAY</w:t>
+      </w:r>
+    </w:p>
+    <w:p/>
+    <w:p>
+      <w:pPr>
+        <w:rPr>
+          <w:b/>
+          <w:bCs/>
+        </w:rPr>
+      </w:pPr>
+      <w:r>
+        <w:rPr>
+          <w:b/>
+          <w:bCs/>
+        </w:rPr>
+        <w:t xml:space="preserve">Problem - </w:t>
+      </w:r>
+      <w:proofErr w:type="spellStart"/>
+      <w:r>
+        <w:rPr>
+          <w:b/>
+          <w:bCs/>
+        </w:rPr>
+        <w:t>NullPointerException</w:t>
+      </w:r>
+      <w:proofErr w:type="spellEnd"/>
+    </w:p>
+    <w:p>
+      <w:r>
+        <w:t xml:space="preserve">package </w:t>
+      </w:r>
+      <w:proofErr w:type="gramStart"/>
+      <w:r>
+        <w:t>com.Revision.D</w:t>
+      </w:r>
+      <w:proofErr w:type="gramEnd"/>
+      <w:r>
+        <w:t>39;</w:t>
+      </w:r>
+    </w:p>
+    <w:p/>
+    <w:p>
+      <w:r>
+        <w:t>public class A1_NullPointerException {</w:t>
+      </w:r>
+    </w:p>
+    <w:p/>
+    <w:p>
+      <w:r>
+        <w:tab/>
+        <w:t xml:space="preserve">public static void </w:t>
+      </w:r>
+      <w:proofErr w:type="gramStart"/>
+      <w:r>
+        <w:t>main(String[</w:t>
+      </w:r>
+      <w:proofErr w:type="gramEnd"/>
+      <w:r>
+        <w:t xml:space="preserve">] </w:t>
+      </w:r>
+      <w:proofErr w:type="spellStart"/>
+      <w:r>
+        <w:t>args</w:t>
+      </w:r>
+      <w:proofErr w:type="spellEnd"/>
+      <w:r>
+        <w:t>) {</w:t>
+      </w:r>
+    </w:p>
+    <w:p>
+      <w:r>
+        <w:tab/>
+      </w:r>
+      <w:r>
+        <w:tab/>
+        <w:t>String information = null;</w:t>
+      </w:r>
+    </w:p>
+    <w:p>
+      <w:r>
+        <w:tab/>
+      </w:r>
+      <w:r>
+        <w:tab/>
+      </w:r>
+      <w:proofErr w:type="spellStart"/>
+      <w:r>
+        <w:t>System.</w:t>
+      </w:r>
+      <w:r>
+        <w:rPr>
+          <w:b/>
+          <w:bCs/>
+          <w:i/>
+          <w:iCs/>
+        </w:rPr>
+        <w:t>out</w:t>
+      </w:r>
+      <w:r>
+        <w:t>.println</w:t>
+      </w:r>
+      <w:proofErr w:type="spellEnd"/>
+      <w:r>
+        <w:t xml:space="preserve">("Information's </w:t>
+      </w:r>
+      <w:proofErr w:type="spellStart"/>
+      <w:r>
+        <w:t>lneght</w:t>
+      </w:r>
+      <w:proofErr w:type="spellEnd"/>
+      <w:r>
+        <w:t xml:space="preserve"> is - " + </w:t>
+      </w:r>
+      <w:proofErr w:type="spellStart"/>
+      <w:proofErr w:type="gramStart"/>
+      <w:r>
+        <w:rPr>
+          <w:u w:val="single"/>
+        </w:rPr>
+        <w:t>information</w:t>
+      </w:r>
+      <w:r>
+        <w:t>.length</w:t>
+      </w:r>
+      <w:proofErr w:type="spellEnd"/>
+      <w:proofErr w:type="gramEnd"/>
+      <w:r>
+        <w:t xml:space="preserve">()); // </w:t>
+      </w:r>
+      <w:proofErr w:type="spellStart"/>
+      <w:r>
+        <w:t>NullPointerException</w:t>
+      </w:r>
+      <w:proofErr w:type="spellEnd"/>
+    </w:p>
+    <w:p/>
+    <w:p>
+      <w:r>
+        <w:tab/>
+        <w:t>}</w:t>
+      </w:r>
+    </w:p>
+    <w:p/>
+    <w:p>
+      <w:r>
+        <w:tab/>
+        <w:t>/* When string is initialized as NULL</w:t>
+      </w:r>
+    </w:p>
+    <w:p>
+      <w:r>
+        <w:tab/>
+        <w:t xml:space="preserve">Exception in thread "main" </w:t>
+      </w:r>
+      <w:proofErr w:type="spellStart"/>
+      <w:proofErr w:type="gramStart"/>
+      <w:r>
+        <w:t>java.lang</w:t>
+      </w:r>
+      <w:proofErr w:type="gramEnd"/>
+      <w:r>
+        <w:t>.NullPointerException</w:t>
+      </w:r>
+      <w:proofErr w:type="spellEnd"/>
+    </w:p>
+    <w:p>
+      <w:r>
+        <w:tab/>
+        <w:t xml:space="preserve">at </w:t>
+      </w:r>
+      <w:proofErr w:type="gramStart"/>
+      <w:r>
+        <w:t>com.Revision.D39.PractisingTry.main</w:t>
+      </w:r>
+      <w:proofErr w:type="gramEnd"/>
+      <w:r>
+        <w:t>(PractisingTry.java:7) */</w:t>
+      </w:r>
+    </w:p>
+    <w:p/>
+    <w:p>
+      <w:r>
+        <w:t>}</w:t>
+      </w:r>
+    </w:p>
+    <w:p/>
+    <w:p/>
+    <w:p>
+      <w:r>
+        <w:rPr>
+          <w:b/>
+          <w:bCs/>
+        </w:rPr>
+        <w:t xml:space="preserve">Solving using </w:t>
+      </w:r>
+      <w:proofErr w:type="spellStart"/>
+      <w:r>
+        <w:rPr>
+          <w:b/>
+          <w:bCs/>
+        </w:rPr>
+        <w:t>NullPointerException</w:t>
+      </w:r>
+      <w:proofErr w:type="spellEnd"/>
+      <w:r>
+        <w:t xml:space="preserve"> – </w:t>
+      </w:r>
+    </w:p>
+    <w:p>
+      <w:r>
+        <w:t xml:space="preserve">package </w:t>
+      </w:r>
+      <w:proofErr w:type="gramStart"/>
+      <w:r>
+        <w:t>com.Revision.D</w:t>
+      </w:r>
+      <w:proofErr w:type="gramEnd"/>
+      <w:r>
+        <w:t>39;</w:t>
+      </w:r>
+    </w:p>
+    <w:p/>
+    <w:p>
+      <w:r>
+        <w:lastRenderedPageBreak/>
+        <w:t>public class A11_ImplementingTryCacheinNPE {</w:t>
+      </w:r>
+    </w:p>
+    <w:p/>
+    <w:p>
+      <w:r>
+        <w:tab/>
+        <w:t xml:space="preserve">public static void </w:t>
+      </w:r>
+      <w:proofErr w:type="gramStart"/>
+      <w:r>
+        <w:t>main(String[</w:t>
+      </w:r>
+      <w:proofErr w:type="gramEnd"/>
+      <w:r>
+        <w:t xml:space="preserve">] </w:t>
+      </w:r>
+      <w:proofErr w:type="spellStart"/>
+      <w:r>
+        <w:t>args</w:t>
+      </w:r>
+      <w:proofErr w:type="spellEnd"/>
+      <w:r>
+        <w:t>) {</w:t>
+      </w:r>
+    </w:p>
+    <w:p/>
+    <w:p>
+      <w:r>
+        <w:tab/>
+      </w:r>
+      <w:r>
+        <w:tab/>
+      </w:r>
+      <w:proofErr w:type="spellStart"/>
+      <w:r>
+        <w:t>System.</w:t>
+      </w:r>
+      <w:r>
+        <w:rPr>
+          <w:b/>
+          <w:bCs/>
+          <w:i/>
+          <w:iCs/>
+        </w:rPr>
+        <w:t>out</w:t>
+      </w:r>
+      <w:r>
+        <w:t>.println</w:t>
+      </w:r>
+      <w:proofErr w:type="spellEnd"/>
+      <w:r>
+        <w:t>("A11_ImplementingTryCacheinNPE.main() - STARTED");</w:t>
+      </w:r>
+    </w:p>
+    <w:p>
+      <w:r>
+        <w:tab/>
+      </w:r>
+      <w:r>
+        <w:tab/>
+        <w:t>String data = null;</w:t>
+      </w:r>
+    </w:p>
+    <w:p/>
+    <w:p>
+      <w:r>
+        <w:tab/>
+      </w:r>
+      <w:r>
+        <w:tab/>
+        <w:t>try {</w:t>
+      </w:r>
+    </w:p>
+    <w:p>
+      <w:r>
+        <w:tab/>
+      </w:r>
+      <w:r>
+        <w:tab/>
+      </w:r>
+      <w:r>
+        <w:tab/>
+      </w:r>
+      <w:proofErr w:type="spellStart"/>
+      <w:r>
+        <w:t>System.</w:t>
+      </w:r>
+      <w:r>
+        <w:rPr>
+          <w:b/>
+          <w:bCs/>
+          <w:i/>
+          <w:iCs/>
+        </w:rPr>
+        <w:t>out</w:t>
+      </w:r>
+      <w:r>
+        <w:t>.println</w:t>
+      </w:r>
+      <w:proofErr w:type="spellEnd"/>
+      <w:r>
+        <w:t>(</w:t>
+      </w:r>
+      <w:proofErr w:type="spellStart"/>
+      <w:proofErr w:type="gramStart"/>
+      <w:r>
+        <w:rPr>
+          <w:u w:val="single"/>
+        </w:rPr>
+        <w:t>data</w:t>
+      </w:r>
+      <w:r>
+        <w:t>.length</w:t>
+      </w:r>
+      <w:proofErr w:type="spellEnd"/>
+      <w:proofErr w:type="gramEnd"/>
+      <w:r>
+        <w:t>());</w:t>
+      </w:r>
+    </w:p>
+    <w:p>
+      <w:r>
+        <w:tab/>
+      </w:r>
+      <w:r>
+        <w:tab/>
+        <w:t>} catch (</w:t>
+      </w:r>
+      <w:proofErr w:type="spellStart"/>
+      <w:r>
+        <w:t>NullPointerException</w:t>
+      </w:r>
+      <w:proofErr w:type="spellEnd"/>
+      <w:r>
+        <w:t xml:space="preserve"> e) {</w:t>
+      </w:r>
+    </w:p>
+    <w:p>
+      <w:r>
+        <w:tab/>
+      </w:r>
+      <w:r>
+        <w:tab/>
+      </w:r>
+      <w:r>
+        <w:tab/>
+      </w:r>
+      <w:proofErr w:type="spellStart"/>
+      <w:r>
+        <w:t>System.</w:t>
+      </w:r>
+      <w:r>
+        <w:rPr>
+          <w:b/>
+          <w:bCs/>
+          <w:i/>
+          <w:iCs/>
+        </w:rPr>
+        <w:t>out</w:t>
+      </w:r>
+      <w:r>
+        <w:t>.println</w:t>
+      </w:r>
+      <w:proofErr w:type="spellEnd"/>
+      <w:r>
+        <w:t>("String is null, so nothing here to get the length");</w:t>
+      </w:r>
+    </w:p>
+    <w:p>
+      <w:r>
+        <w:tab/>
+      </w:r>
+      <w:r>
+        <w:tab/>
+      </w:r>
+      <w:r>
+        <w:tab/>
+        <w:t>//</w:t>
+      </w:r>
+      <w:proofErr w:type="spellStart"/>
+      <w:proofErr w:type="gramStart"/>
+      <w:r>
+        <w:t>e.printStackTrace</w:t>
+      </w:r>
+      <w:proofErr w:type="spellEnd"/>
+      <w:proofErr w:type="gramEnd"/>
+      <w:r>
+        <w:t>();</w:t>
+      </w:r>
+    </w:p>
+    <w:p>
+      <w:r>
+        <w:tab/>
+      </w:r>
+      <w:r>
+        <w:tab/>
+        <w:t>}</w:t>
+      </w:r>
+    </w:p>
+    <w:p/>
+    <w:p>
+      <w:r>
+        <w:tab/>
+      </w:r>
+      <w:r>
+        <w:tab/>
+      </w:r>
+      <w:proofErr w:type="spellStart"/>
+      <w:r>
+        <w:t>System.</w:t>
+      </w:r>
+      <w:r>
+        <w:rPr>
+          <w:b/>
+          <w:bCs/>
+          <w:i/>
+          <w:iCs/>
+        </w:rPr>
+        <w:t>out</w:t>
+      </w:r>
+      <w:r>
+        <w:t>.println</w:t>
+      </w:r>
+      <w:proofErr w:type="spellEnd"/>
+      <w:r>
+        <w:t>("A11_ImplementingTryCacheinNPE.main() - END");</w:t>
+      </w:r>
+    </w:p>
+    <w:p>
+      <w:r>
+        <w:tab/>
+        <w:t>}</w:t>
+      </w:r>
+    </w:p>
+    <w:p/>
+    <w:p>
+      <w:r>
+        <w:tab/>
+        <w:t>/*</w:t>
+      </w:r>
+      <w:r>
+        <w:tab/>
+        <w:t xml:space="preserve">when </w:t>
+      </w:r>
+      <w:proofErr w:type="spellStart"/>
+      <w:r>
+        <w:t>i</w:t>
+      </w:r>
+      <w:proofErr w:type="spellEnd"/>
+      <w:r>
+        <w:t xml:space="preserve"> am printing </w:t>
+      </w:r>
+      <w:proofErr w:type="spellStart"/>
+      <w:r>
+        <w:rPr>
+          <w:u w:val="single"/>
+        </w:rPr>
+        <w:t>tarce</w:t>
+      </w:r>
+      <w:proofErr w:type="spellEnd"/>
+      <w:r>
+        <w:t xml:space="preserve"> also -</w:t>
+      </w:r>
+    </w:p>
+    <w:p>
+      <w:r>
+        <w:tab/>
+      </w:r>
+      <w:r>
+        <w:tab/>
+        <w:t>A11_ImplementingTryCacheinNPE.main() - STARTED</w:t>
+      </w:r>
+    </w:p>
+    <w:p>
+      <w:r>
+        <w:tab/>
+      </w:r>
+      <w:r>
+        <w:tab/>
+        <w:t>String is null, so nothing here to get the length</w:t>
+      </w:r>
+    </w:p>
+    <w:p>
+      <w:r>
+        <w:tab/>
+      </w:r>
+      <w:r>
+        <w:tab/>
+      </w:r>
+      <w:proofErr w:type="spellStart"/>
+      <w:proofErr w:type="gramStart"/>
+      <w:r>
+        <w:t>java.lang</w:t>
+      </w:r>
+      <w:proofErr w:type="gramEnd"/>
+      <w:r>
+        <w:t>.NullPointerException</w:t>
+      </w:r>
+      <w:proofErr w:type="spellEnd"/>
+    </w:p>
+    <w:p>
+      <w:r>
+        <w:tab/>
+      </w:r>
+      <w:r>
+        <w:tab/>
+      </w:r>
+      <w:r>
+        <w:tab/>
+        <w:t xml:space="preserve">at </w:t>
+      </w:r>
+      <w:proofErr w:type="gramStart"/>
+      <w:r>
+        <w:t>com.Revision.D39.A</w:t>
+      </w:r>
+      <w:proofErr w:type="gramEnd"/>
+      <w:r>
+        <w:t>11_ImplementingTryCacheinNPE.main(A11_ImplementingTryCacheinNPE.java:11)</w:t>
+      </w:r>
+    </w:p>
+    <w:p>
+      <w:r>
+        <w:tab/>
+      </w:r>
+      <w:r>
+        <w:tab/>
+        <w:t>A11_ImplementingTryCacheinNPE.main() - END</w:t>
+      </w:r>
+    </w:p>
+    <w:p>
+      <w:r>
+        <w:tab/>
+        <w:t xml:space="preserve"> */</w:t>
+      </w:r>
+    </w:p>
+    <w:p/>
+    <w:p>
+      <w:r>
+        <w:lastRenderedPageBreak/>
+        <w:tab/>
+        <w:t>/*</w:t>
+      </w:r>
+      <w:r>
+        <w:tab/>
+        <w:t>when not printing trace -</w:t>
+      </w:r>
+    </w:p>
+    <w:p>
+      <w:r>
+        <w:tab/>
+      </w:r>
+      <w:r>
+        <w:tab/>
+        <w:t>A11_ImplementingTryCacheinNPE.main() - STARTED</w:t>
+      </w:r>
+    </w:p>
+    <w:p>
+      <w:r>
+        <w:tab/>
+      </w:r>
+      <w:r>
+        <w:tab/>
+        <w:t>String is null, so nothing here to get the length</w:t>
+      </w:r>
+    </w:p>
+    <w:p>
+      <w:r>
+        <w:tab/>
+      </w:r>
+      <w:r>
+        <w:tab/>
+        <w:t>A11_ImplementingTryCacheinNPE.main() - END</w:t>
+      </w:r>
+    </w:p>
+    <w:p>
+      <w:r>
+        <w:tab/>
+        <w:t xml:space="preserve"> */</w:t>
+      </w:r>
+    </w:p>
+    <w:p/>
+    <w:p>
+      <w:r>
+        <w:t>}</w:t>
+      </w:r>
+    </w:p>
+    <w:p/>
+    <w:p>
+      <w:r>
+        <w:t xml:space="preserve">-------------  </w:t>
+      </w:r>
+    </w:p>
+    <w:p/>
+    <w:p>
+      <w:pPr>
+        <w:rPr>
+          <w:b/>
+          <w:bCs/>
+        </w:rPr>
+      </w:pPr>
+      <w:r>
+        <w:rPr>
+          <w:b/>
+          <w:bCs/>
+        </w:rPr>
+        <w:t xml:space="preserve">Problem – </w:t>
+      </w:r>
+      <w:proofErr w:type="spellStart"/>
+      <w:r>
+        <w:rPr>
+          <w:b/>
+          <w:bCs/>
+        </w:rPr>
+        <w:t>ArrayIndexOutOfBound</w:t>
+      </w:r>
+      <w:proofErr w:type="spellEnd"/>
+    </w:p>
+    <w:p>
+      <w:r>
+        <w:t xml:space="preserve">package </w:t>
+      </w:r>
+      <w:proofErr w:type="gramStart"/>
+      <w:r>
+        <w:t>com.Revision.D</w:t>
+      </w:r>
+      <w:proofErr w:type="gramEnd"/>
+      <w:r>
+        <w:t>39;</w:t>
+      </w:r>
+    </w:p>
+    <w:p/>
+    <w:p>
+      <w:r>
+        <w:t>public class A2_IndexOutoFBondException {</w:t>
+      </w:r>
+    </w:p>
+    <w:p/>
+    <w:p>
+      <w:r>
+        <w:tab/>
+        <w:t xml:space="preserve">public static void </w:t>
+      </w:r>
+      <w:proofErr w:type="gramStart"/>
+      <w:r>
+        <w:t>main(String[</w:t>
+      </w:r>
+      <w:proofErr w:type="gramEnd"/>
+      <w:r>
+        <w:t xml:space="preserve">] </w:t>
+      </w:r>
+      <w:proofErr w:type="spellStart"/>
+      <w:r>
+        <w:t>args</w:t>
+      </w:r>
+      <w:proofErr w:type="spellEnd"/>
+      <w:r>
+        <w:t>) {</w:t>
+      </w:r>
+    </w:p>
+    <w:p/>
+    <w:p>
+      <w:r>
+        <w:tab/>
+      </w:r>
+      <w:r>
+        <w:tab/>
+        <w:t xml:space="preserve">String number = </w:t>
+      </w:r>
+      <w:proofErr w:type="spellStart"/>
+      <w:proofErr w:type="gramStart"/>
+      <w:r>
+        <w:t>args</w:t>
+      </w:r>
+      <w:proofErr w:type="spellEnd"/>
+      <w:r>
+        <w:t>[</w:t>
+      </w:r>
+      <w:proofErr w:type="gramEnd"/>
+      <w:r>
+        <w:t>0];</w:t>
+      </w:r>
+    </w:p>
+    <w:p>
+      <w:r>
+        <w:tab/>
+      </w:r>
+      <w:r>
+        <w:tab/>
+        <w:t xml:space="preserve">int </w:t>
+      </w:r>
+      <w:proofErr w:type="spellStart"/>
+      <w:r>
+        <w:t>newNumber</w:t>
+      </w:r>
+      <w:proofErr w:type="spellEnd"/>
+      <w:r>
+        <w:t xml:space="preserve"> = </w:t>
+      </w:r>
+      <w:proofErr w:type="spellStart"/>
+      <w:r>
+        <w:t>Integer.</w:t>
+      </w:r>
+      <w:r>
+        <w:rPr>
+          <w:i/>
+          <w:iCs/>
+        </w:rPr>
+        <w:t>parseInt</w:t>
+      </w:r>
+      <w:proofErr w:type="spellEnd"/>
+      <w:r>
+        <w:t>(number);</w:t>
+      </w:r>
+    </w:p>
+    <w:p/>
+    <w:p>
+      <w:r>
+        <w:tab/>
+      </w:r>
+      <w:r>
+        <w:tab/>
+      </w:r>
+      <w:proofErr w:type="spellStart"/>
+      <w:r>
+        <w:t>System.</w:t>
+      </w:r>
+      <w:r>
+        <w:rPr>
+          <w:b/>
+          <w:bCs/>
+          <w:i/>
+          <w:iCs/>
+        </w:rPr>
+        <w:t>out</w:t>
+      </w:r>
+      <w:r>
+        <w:t>.println</w:t>
+      </w:r>
+      <w:proofErr w:type="spellEnd"/>
+      <w:r>
+        <w:t>("Entered number is - "+</w:t>
+      </w:r>
+      <w:proofErr w:type="spellStart"/>
+      <w:r>
+        <w:t>newNumber</w:t>
+      </w:r>
+      <w:proofErr w:type="spellEnd"/>
+      <w:r>
+        <w:t>);</w:t>
+      </w:r>
+    </w:p>
+    <w:p/>
+    <w:p>
+      <w:r>
+        <w:tab/>
+        <w:t>}</w:t>
+      </w:r>
+    </w:p>
+    <w:p/>
+    <w:p>
+      <w:r>
+        <w:tab/>
+        <w:t xml:space="preserve">/*when </w:t>
+      </w:r>
+      <w:proofErr w:type="spellStart"/>
+      <w:r>
+        <w:rPr>
+          <w:u w:val="single"/>
+        </w:rPr>
+        <w:t>inpuit</w:t>
+      </w:r>
+      <w:proofErr w:type="spellEnd"/>
+      <w:r>
+        <w:t xml:space="preserve"> not given by user through </w:t>
+      </w:r>
+      <w:proofErr w:type="spellStart"/>
+      <w:r>
+        <w:rPr>
+          <w:u w:val="single"/>
+        </w:rPr>
+        <w:t>cmmand</w:t>
+      </w:r>
+      <w:proofErr w:type="spellEnd"/>
+      <w:r>
+        <w:t xml:space="preserve"> line </w:t>
+      </w:r>
+      <w:proofErr w:type="spellStart"/>
+      <w:r>
+        <w:rPr>
+          <w:u w:val="single"/>
+        </w:rPr>
+        <w:t>arguememnt</w:t>
+      </w:r>
+      <w:proofErr w:type="spellEnd"/>
+    </w:p>
+    <w:p>
+      <w:r>
+        <w:tab/>
+        <w:t xml:space="preserve">Exception in thread "main" </w:t>
+      </w:r>
+      <w:proofErr w:type="spellStart"/>
+      <w:proofErr w:type="gramStart"/>
+      <w:r>
+        <w:t>java.lang</w:t>
+      </w:r>
+      <w:proofErr w:type="gramEnd"/>
+      <w:r>
+        <w:t>.ArrayIndexOutOfBoundsException</w:t>
+      </w:r>
+      <w:proofErr w:type="spellEnd"/>
+      <w:r>
+        <w:t>: 0</w:t>
+      </w:r>
+    </w:p>
+    <w:p>
+      <w:r>
+        <w:lastRenderedPageBreak/>
+        <w:tab/>
+        <w:t xml:space="preserve">at </w:t>
+      </w:r>
+      <w:proofErr w:type="gramStart"/>
+      <w:r>
+        <w:t>com.Revision.D39.A</w:t>
+      </w:r>
+      <w:proofErr w:type="gramEnd"/>
+      <w:r>
+        <w:t>2_IndexOutoFBondException.main(A2_IndexOutoFBondException.java:7)</w:t>
+      </w:r>
+    </w:p>
+    <w:p>
+      <w:r>
+        <w:tab/>
+        <w:t>*/</w:t>
+      </w:r>
+    </w:p>
+    <w:p/>
+    <w:p>
+      <w:r>
+        <w:t>}</w:t>
+      </w:r>
+    </w:p>
+    <w:p/>
+    <w:p/>
+    <w:p>
+      <w:pPr>
+        <w:rPr>
+          <w:b/>
+          <w:bCs/>
+        </w:rPr>
+      </w:pPr>
+      <w:r>
+        <w:rPr>
+          <w:b/>
+          <w:bCs/>
+        </w:rPr>
+        <w:t xml:space="preserve">Solution – </w:t>
+      </w:r>
+    </w:p>
+    <w:p>
+      <w:r>
+        <w:t xml:space="preserve">package </w:t>
+      </w:r>
+      <w:proofErr w:type="gramStart"/>
+      <w:r>
+        <w:t>com.Revision.D</w:t>
+      </w:r>
+      <w:proofErr w:type="gramEnd"/>
+      <w:r>
+        <w:t>39;</w:t>
+      </w:r>
+    </w:p>
+    <w:p/>
+    <w:p>
+      <w:r>
+        <w:t>public class A22_TryCacheForIOBE {</w:t>
+      </w:r>
+    </w:p>
+    <w:p/>
+    <w:p>
+      <w:r>
+        <w:tab/>
+        <w:t xml:space="preserve">public static void </w:t>
+      </w:r>
+      <w:proofErr w:type="gramStart"/>
+      <w:r>
+        <w:t>main(String[</w:t>
+      </w:r>
+      <w:proofErr w:type="gramEnd"/>
+      <w:r>
+        <w:t xml:space="preserve">] </w:t>
+      </w:r>
+      <w:proofErr w:type="spellStart"/>
+      <w:r>
+        <w:t>args</w:t>
+      </w:r>
+      <w:proofErr w:type="spellEnd"/>
+      <w:r>
+        <w:t>) {</w:t>
+      </w:r>
+    </w:p>
+    <w:p/>
+    <w:p>
+      <w:r>
+        <w:tab/>
+      </w:r>
+      <w:r>
+        <w:tab/>
+      </w:r>
+      <w:proofErr w:type="spellStart"/>
+      <w:r>
+        <w:t>System.</w:t>
+      </w:r>
+      <w:r>
+        <w:rPr>
+          <w:b/>
+          <w:bCs/>
+          <w:i/>
+          <w:iCs/>
+        </w:rPr>
+        <w:t>out</w:t>
+      </w:r>
+      <w:r>
+        <w:t>.println</w:t>
+      </w:r>
+      <w:proofErr w:type="spellEnd"/>
+      <w:r>
+        <w:t>("A22_TryCacheForIOBE.main() - START");</w:t>
+      </w:r>
+    </w:p>
+    <w:p/>
+    <w:p/>
+    <w:p>
+      <w:r>
+        <w:tab/>
+      </w:r>
+      <w:r>
+        <w:tab/>
+        <w:t>try {</w:t>
+      </w:r>
+    </w:p>
+    <w:p>
+      <w:r>
+        <w:tab/>
+      </w:r>
+      <w:r>
+        <w:tab/>
+      </w:r>
+      <w:r>
+        <w:tab/>
+        <w:t xml:space="preserve">String info = </w:t>
+      </w:r>
+      <w:proofErr w:type="spellStart"/>
+      <w:proofErr w:type="gramStart"/>
+      <w:r>
+        <w:t>args</w:t>
+      </w:r>
+      <w:proofErr w:type="spellEnd"/>
+      <w:r>
+        <w:t>[</w:t>
+      </w:r>
+      <w:proofErr w:type="gramEnd"/>
+      <w:r>
+        <w:t>0];</w:t>
+      </w:r>
+    </w:p>
+    <w:p>
+      <w:r>
+        <w:tab/>
+      </w:r>
+      <w:r>
+        <w:tab/>
+      </w:r>
+      <w:r>
+        <w:tab/>
+      </w:r>
+      <w:proofErr w:type="spellStart"/>
+      <w:r>
+        <w:t>System.</w:t>
+      </w:r>
+      <w:r>
+        <w:rPr>
+          <w:b/>
+          <w:bCs/>
+          <w:i/>
+          <w:iCs/>
+        </w:rPr>
+        <w:t>out</w:t>
+      </w:r>
+      <w:r>
+        <w:t>.println</w:t>
+      </w:r>
+      <w:proofErr w:type="spellEnd"/>
+      <w:r>
+        <w:t xml:space="preserve">("So the entered string is - " + info); // </w:t>
+      </w:r>
+      <w:proofErr w:type="spellStart"/>
+      <w:r>
+        <w:rPr>
+          <w:u w:val="single"/>
+        </w:rPr>
+        <w:t>putitng</w:t>
+      </w:r>
+      <w:proofErr w:type="spellEnd"/>
+      <w:r>
+        <w:t xml:space="preserve"> </w:t>
+      </w:r>
+      <w:proofErr w:type="spellStart"/>
+      <w:r>
+        <w:rPr>
+          <w:u w:val="single"/>
+        </w:rPr>
+        <w:t>rrisky</w:t>
+      </w:r>
+      <w:proofErr w:type="spellEnd"/>
+      <w:r>
+        <w:t xml:space="preserve"> </w:t>
+      </w:r>
+      <w:proofErr w:type="gramStart"/>
+      <w:r>
+        <w:t>code(</w:t>
+      </w:r>
+      <w:proofErr w:type="gramEnd"/>
+      <w:r>
+        <w:t>which may throw the error) inside the try</w:t>
+      </w:r>
+    </w:p>
+    <w:p>
+      <w:r>
+        <w:tab/>
+      </w:r>
+      <w:r>
+        <w:tab/>
+        <w:t>}</w:t>
+      </w:r>
+    </w:p>
+    <w:p/>
+    <w:p>
+      <w:r>
+        <w:tab/>
+      </w:r>
+      <w:r>
+        <w:tab/>
+        <w:t>catch (</w:t>
+      </w:r>
+      <w:proofErr w:type="spellStart"/>
+      <w:r>
+        <w:t>IndexOutOfBoundsException</w:t>
+      </w:r>
+      <w:proofErr w:type="spellEnd"/>
+      <w:r>
+        <w:t xml:space="preserve"> e) {</w:t>
+      </w:r>
+    </w:p>
+    <w:p>
+      <w:r>
+        <w:tab/>
+      </w:r>
+      <w:r>
+        <w:tab/>
+      </w:r>
+      <w:r>
+        <w:tab/>
+      </w:r>
+      <w:proofErr w:type="spellStart"/>
+      <w:r>
+        <w:t>System.</w:t>
+      </w:r>
+      <w:r>
+        <w:rPr>
+          <w:b/>
+          <w:bCs/>
+          <w:i/>
+          <w:iCs/>
+        </w:rPr>
+        <w:t>out</w:t>
+      </w:r>
+      <w:r>
+        <w:t>.println</w:t>
+      </w:r>
+      <w:proofErr w:type="spellEnd"/>
+      <w:r>
+        <w:t>("Input nothing entered");</w:t>
+      </w:r>
+    </w:p>
+    <w:p>
+      <w:r>
+        <w:tab/>
+      </w:r>
+      <w:r>
+        <w:tab/>
+      </w:r>
+      <w:r>
+        <w:tab/>
+      </w:r>
+      <w:proofErr w:type="spellStart"/>
+      <w:proofErr w:type="gramStart"/>
+      <w:r>
+        <w:t>e.printStackTrace</w:t>
+      </w:r>
+      <w:proofErr w:type="spellEnd"/>
+      <w:proofErr w:type="gramEnd"/>
+      <w:r>
+        <w:t>();</w:t>
+      </w:r>
+    </w:p>
+    <w:p>
+      <w:r>
+        <w:tab/>
+      </w:r>
+      <w:r>
+        <w:tab/>
+        <w:t>}</w:t>
+      </w:r>
+    </w:p>
+    <w:p/>
+    <w:p>
+      <w:r>
+        <w:tab/>
+      </w:r>
+      <w:r>
+        <w:tab/>
+      </w:r>
+      <w:proofErr w:type="spellStart"/>
+      <w:r>
+        <w:t>System.</w:t>
+      </w:r>
+      <w:r>
+        <w:rPr>
+          <w:b/>
+          <w:bCs/>
+          <w:i/>
+          <w:iCs/>
+        </w:rPr>
+        <w:t>out</w:t>
+      </w:r>
+      <w:r>
+        <w:t>.println</w:t>
+      </w:r>
+      <w:proofErr w:type="spellEnd"/>
+      <w:r>
+        <w:t>("A22_TryCacheForIOBE.main() - END");</w:t>
+      </w:r>
+    </w:p>
+    <w:p>
+      <w:r>
+        <w:tab/>
+        <w:t>}</w:t>
+      </w:r>
+    </w:p>
+    <w:p/>
+    <w:p>
+      <w:r>
+        <w:tab/>
+        <w:t>/*</w:t>
+      </w:r>
+      <w:r>
+        <w:tab/>
+        <w:t>A22_TryCacheForIOBE.main() - START</w:t>
+      </w:r>
+    </w:p>
+    <w:p>
+      <w:r>
+        <w:tab/>
+      </w:r>
+      <w:r>
+        <w:tab/>
+        <w:t>Input nothing entered</w:t>
+      </w:r>
+    </w:p>
+    <w:p>
+      <w:r>
+        <w:tab/>
+      </w:r>
+      <w:r>
+        <w:tab/>
+      </w:r>
+      <w:proofErr w:type="spellStart"/>
+      <w:proofErr w:type="gramStart"/>
+      <w:r>
+        <w:t>java.lang</w:t>
+      </w:r>
+      <w:proofErr w:type="gramEnd"/>
+      <w:r>
+        <w:t>.ArrayIndexOutOfBoundsException</w:t>
+      </w:r>
+      <w:proofErr w:type="spellEnd"/>
+      <w:r>
+        <w:t>: 0</w:t>
+      </w:r>
+    </w:p>
+    <w:p>
+      <w:r>
+        <w:tab/>
+      </w:r>
+      <w:r>
+        <w:tab/>
+      </w:r>
+      <w:r>
+        <w:tab/>
+        <w:t xml:space="preserve">at </w:t>
+      </w:r>
+      <w:proofErr w:type="gramStart"/>
+      <w:r>
+        <w:t>com.Revision.D39.A</w:t>
+      </w:r>
+      <w:proofErr w:type="gramEnd"/>
+      <w:r>
+        <w:t>22_TryCacheForIOBE.main(A22_TryCacheForIOBE.java:11)</w:t>
+      </w:r>
+    </w:p>
+    <w:p>
+      <w:r>
+        <w:tab/>
+      </w:r>
+      <w:r>
+        <w:tab/>
+        <w:t>A22_TryCacheForIOBE.main() - END</w:t>
+      </w:r>
+    </w:p>
+    <w:p>
+      <w:r>
+        <w:tab/>
+        <w:t>*/</w:t>
+      </w:r>
+    </w:p>
+    <w:p/>
+    <w:p>
+      <w:r>
+        <w:t>}</w:t>
+      </w:r>
+    </w:p>
+    <w:p/>
+    <w:p>
+      <w:r>
+        <w:t xml:space="preserve">-------------- </w:t>
+      </w:r>
+    </w:p>
+    <w:p/>
+    <w:p>
+      <w:pPr>
+        <w:rPr>
+          <w:b/>
+          <w:bCs/>
+        </w:rPr>
+      </w:pPr>
+      <w:r>
+        <w:rPr>
+          <w:b/>
+          <w:bCs/>
+        </w:rPr>
+        <w:t xml:space="preserve">Problem </w:t>
+      </w:r>
+      <w:r>
+        <w:rPr>
+          <w:b/>
+          <w:bCs/>
+        </w:rPr>
+        <w:t>–</w:t>
+      </w:r>
+      <w:r>
+        <w:rPr>
+          <w:b/>
+          <w:bCs/>
+        </w:rPr>
+        <w:t xml:space="preserve"> </w:t>
+      </w:r>
+      <w:proofErr w:type="spellStart"/>
+      <w:r>
+        <w:rPr>
+          <w:b/>
+          <w:bCs/>
+        </w:rPr>
+        <w:t>NumberFormatException</w:t>
+      </w:r>
+      <w:proofErr w:type="spellEnd"/>
+    </w:p>
+    <w:p>
+      <w:r>
+        <w:t xml:space="preserve">package </w:t>
+      </w:r>
+      <w:proofErr w:type="gramStart"/>
+      <w:r>
+        <w:t>com.Revision.D</w:t>
+      </w:r>
+      <w:proofErr w:type="gramEnd"/>
+      <w:r>
+        <w:t>39;</w:t>
+      </w:r>
+    </w:p>
+    <w:p/>
+    <w:p>
+      <w:r>
+        <w:t>public class A3_NumberFormatException {</w:t>
+      </w:r>
+    </w:p>
+    <w:p/>
+    <w:p>
+      <w:r>
+        <w:tab/>
+        <w:t xml:space="preserve">public static void </w:t>
+      </w:r>
+      <w:proofErr w:type="gramStart"/>
+      <w:r>
+        <w:t>main(String[</w:t>
+      </w:r>
+      <w:proofErr w:type="gramEnd"/>
+      <w:r>
+        <w:t xml:space="preserve">] </w:t>
+      </w:r>
+      <w:proofErr w:type="spellStart"/>
+      <w:r>
+        <w:t>args</w:t>
+      </w:r>
+      <w:proofErr w:type="spellEnd"/>
+      <w:r>
+        <w:t>) {</w:t>
+      </w:r>
+    </w:p>
+    <w:p>
+      <w:r>
+        <w:tab/>
+      </w:r>
+      <w:r>
+        <w:tab/>
+        <w:t xml:space="preserve">String </w:t>
+      </w:r>
+      <w:proofErr w:type="spellStart"/>
+      <w:r>
+        <w:t>myNumber</w:t>
+      </w:r>
+      <w:proofErr w:type="spellEnd"/>
+      <w:r>
+        <w:t xml:space="preserve"> = </w:t>
+      </w:r>
+      <w:proofErr w:type="spellStart"/>
+      <w:proofErr w:type="gramStart"/>
+      <w:r>
+        <w:t>args</w:t>
+      </w:r>
+      <w:proofErr w:type="spellEnd"/>
+      <w:r>
+        <w:t>[</w:t>
+      </w:r>
+      <w:proofErr w:type="gramEnd"/>
+      <w:r>
+        <w:t>0];</w:t>
+      </w:r>
+    </w:p>
+    <w:p/>
+    <w:p>
+      <w:r>
+        <w:tab/>
+      </w:r>
+      <w:r>
+        <w:tab/>
+        <w:t xml:space="preserve">int </w:t>
+      </w:r>
+      <w:proofErr w:type="spellStart"/>
+      <w:r>
+        <w:t>intNumber</w:t>
+      </w:r>
+      <w:proofErr w:type="spellEnd"/>
+      <w:r>
+        <w:t xml:space="preserve"> = </w:t>
+      </w:r>
+      <w:proofErr w:type="spellStart"/>
+      <w:r>
+        <w:t>Integer.</w:t>
+      </w:r>
+      <w:r>
+        <w:rPr>
+          <w:i/>
+          <w:iCs/>
+        </w:rPr>
+        <w:t>parseInt</w:t>
+      </w:r>
+      <w:proofErr w:type="spellEnd"/>
+      <w:r>
+        <w:t>(</w:t>
+      </w:r>
+      <w:proofErr w:type="spellStart"/>
+      <w:r>
+        <w:t>myNumber</w:t>
+      </w:r>
+      <w:proofErr w:type="spellEnd"/>
+      <w:r>
+        <w:t>);</w:t>
+      </w:r>
+    </w:p>
+    <w:p/>
+    <w:p>
+      <w:r>
+        <w:lastRenderedPageBreak/>
+        <w:tab/>
+      </w:r>
+      <w:r>
+        <w:tab/>
+      </w:r>
+      <w:proofErr w:type="spellStart"/>
+      <w:r>
+        <w:t>System.</w:t>
+      </w:r>
+      <w:r>
+        <w:rPr>
+          <w:b/>
+          <w:bCs/>
+          <w:i/>
+          <w:iCs/>
+        </w:rPr>
+        <w:t>out</w:t>
+      </w:r>
+      <w:r>
+        <w:t>.println</w:t>
+      </w:r>
+      <w:proofErr w:type="spellEnd"/>
+      <w:r>
+        <w:t xml:space="preserve">("Number is - " + </w:t>
+      </w:r>
+      <w:proofErr w:type="spellStart"/>
+      <w:r>
+        <w:t>intNumber</w:t>
+      </w:r>
+      <w:proofErr w:type="spellEnd"/>
+      <w:r>
+        <w:t>);</w:t>
+      </w:r>
+    </w:p>
+    <w:p/>
+    <w:p>
+      <w:r>
+        <w:tab/>
+        <w:t>}</w:t>
+      </w:r>
+    </w:p>
+    <w:p>
+      <w:r>
+        <w:tab/>
+        <w:t xml:space="preserve">/*Number Format </w:t>
+      </w:r>
+      <w:proofErr w:type="spellStart"/>
+      <w:r>
+        <w:rPr>
+          <w:u w:val="single"/>
+        </w:rPr>
+        <w:t>Esxcdption</w:t>
+      </w:r>
+      <w:proofErr w:type="spellEnd"/>
+      <w:r>
+        <w:t xml:space="preserve"> -</w:t>
+      </w:r>
+    </w:p>
+    <w:p>
+      <w:r>
+        <w:tab/>
+        <w:t xml:space="preserve">Exception in thread "main" </w:t>
+      </w:r>
+      <w:proofErr w:type="spellStart"/>
+      <w:proofErr w:type="gramStart"/>
+      <w:r>
+        <w:t>java.lang</w:t>
+      </w:r>
+      <w:proofErr w:type="gramEnd"/>
+      <w:r>
+        <w:t>.NumberFormatException</w:t>
+      </w:r>
+      <w:proofErr w:type="spellEnd"/>
+      <w:r>
+        <w:t>: For input string: "</w:t>
+      </w:r>
+      <w:proofErr w:type="spellStart"/>
+      <w:r>
+        <w:rPr>
+          <w:u w:val="single"/>
+        </w:rPr>
+        <w:t>shubhammahakan</w:t>
+      </w:r>
+      <w:proofErr w:type="spellEnd"/>
+      <w:r>
+        <w:t>"</w:t>
+      </w:r>
+    </w:p>
+    <w:p>
+      <w:r>
+        <w:tab/>
+      </w:r>
+      <w:r>
+        <w:tab/>
+        <w:t xml:space="preserve">at </w:t>
+      </w:r>
+      <w:proofErr w:type="gramStart"/>
+      <w:r>
+        <w:t>java.lang</w:t>
+      </w:r>
+      <w:proofErr w:type="gramEnd"/>
+      <w:r>
+        <w:t>.NumberFormatException.forInputString(NumberFormatException.java:65)</w:t>
+      </w:r>
+    </w:p>
+    <w:p>
+      <w:r>
+        <w:tab/>
+      </w:r>
+      <w:r>
+        <w:tab/>
+        <w:t xml:space="preserve">at </w:t>
+      </w:r>
+      <w:proofErr w:type="spellStart"/>
+      <w:proofErr w:type="gramStart"/>
+      <w:r>
+        <w:t>java.lang</w:t>
+      </w:r>
+      <w:proofErr w:type="gramEnd"/>
+      <w:r>
+        <w:t>.Integer.parseInt</w:t>
+      </w:r>
+      <w:proofErr w:type="spellEnd"/>
+      <w:r>
+        <w:t>(Integer.java:580)</w:t>
+      </w:r>
+    </w:p>
+    <w:p>
+      <w:r>
+        <w:tab/>
+      </w:r>
+      <w:r>
+        <w:tab/>
+        <w:t xml:space="preserve">at </w:t>
+      </w:r>
+      <w:proofErr w:type="spellStart"/>
+      <w:proofErr w:type="gramStart"/>
+      <w:r>
+        <w:t>java.lang</w:t>
+      </w:r>
+      <w:proofErr w:type="gramEnd"/>
+      <w:r>
+        <w:t>.Integer.parseInt</w:t>
+      </w:r>
+      <w:proofErr w:type="spellEnd"/>
+      <w:r>
+        <w:t>(Integer.java:615)</w:t>
+      </w:r>
+    </w:p>
+    <w:p>
+      <w:r>
+        <w:tab/>
+      </w:r>
+      <w:r>
+        <w:tab/>
+        <w:t xml:space="preserve">at </w:t>
+      </w:r>
+      <w:proofErr w:type="gramStart"/>
+      <w:r>
+        <w:t>com.Revision.D39.A</w:t>
+      </w:r>
+      <w:proofErr w:type="gramEnd"/>
+      <w:r>
+        <w:t>3_WrongDatatypeException.main(A3_WrongDatatypeException.java:8)</w:t>
+      </w:r>
+    </w:p>
+    <w:p>
+      <w:r>
+        <w:tab/>
+        <w:t xml:space="preserve"> */</w:t>
+      </w:r>
+    </w:p>
+    <w:p/>
+    <w:p>
+      <w:r>
+        <w:t>}</w:t>
+      </w:r>
+    </w:p>
+    <w:p/>
+    <w:p/>
+    <w:p>
+      <w:pPr>
+        <w:rPr>
+          <w:b/>
+          <w:bCs/>
+        </w:rPr>
+      </w:pPr>
+      <w:r>
+        <w:rPr>
+          <w:b/>
+          <w:bCs/>
+        </w:rPr>
+        <w:t xml:space="preserve">Solution – </w:t>
+      </w:r>
+    </w:p>
+    <w:p>
+      <w:r>
+        <w:t xml:space="preserve">package </w:t>
+      </w:r>
+      <w:proofErr w:type="gramStart"/>
+      <w:r>
+        <w:t>com.Revision.D</w:t>
+      </w:r>
+      <w:proofErr w:type="gramEnd"/>
+      <w:r>
+        <w:t>39;</w:t>
+      </w:r>
+    </w:p>
+    <w:p/>
+    <w:p>
+      <w:r>
+        <w:t>public class A33_TryCatchForNFE {</w:t>
+      </w:r>
+    </w:p>
+    <w:p/>
+    <w:p>
+      <w:r>
+        <w:tab/>
+        <w:t xml:space="preserve">public static void </w:t>
+      </w:r>
+      <w:proofErr w:type="gramStart"/>
+      <w:r>
+        <w:t>main(String[</w:t>
+      </w:r>
+      <w:proofErr w:type="gramEnd"/>
+      <w:r>
+        <w:t xml:space="preserve">] </w:t>
+      </w:r>
+      <w:proofErr w:type="spellStart"/>
+      <w:r>
+        <w:t>args</w:t>
+      </w:r>
+      <w:proofErr w:type="spellEnd"/>
+      <w:r>
+        <w:t>) {</w:t>
+      </w:r>
+    </w:p>
+    <w:p/>
+    <w:p>
+      <w:r>
+        <w:tab/>
+      </w:r>
+      <w:r>
+        <w:tab/>
+      </w:r>
+      <w:proofErr w:type="spellStart"/>
+      <w:r>
+        <w:t>System.</w:t>
+      </w:r>
+      <w:r>
+        <w:rPr>
+          <w:b/>
+          <w:bCs/>
+          <w:i/>
+          <w:iCs/>
+        </w:rPr>
+        <w:t>out</w:t>
+      </w:r>
+      <w:r>
+        <w:t>.println</w:t>
+      </w:r>
+      <w:proofErr w:type="spellEnd"/>
+      <w:r>
+        <w:t>("A33_TryCatchForNFE.main() - START");</w:t>
+      </w:r>
+    </w:p>
+    <w:p>
+      <w:r>
+        <w:tab/>
+      </w:r>
+      <w:r>
+        <w:tab/>
+      </w:r>
+      <w:proofErr w:type="spellStart"/>
+      <w:r>
+        <w:t>System.</w:t>
+      </w:r>
+      <w:r>
+        <w:rPr>
+          <w:b/>
+          <w:bCs/>
+          <w:i/>
+          <w:iCs/>
+        </w:rPr>
+        <w:t>out</w:t>
+      </w:r>
+      <w:r>
+        <w:t>.println</w:t>
+      </w:r>
+      <w:proofErr w:type="spellEnd"/>
+      <w:r>
+        <w:t>("So, the salary is - ");</w:t>
+      </w:r>
+    </w:p>
+    <w:p/>
+    <w:p>
+      <w:r>
+        <w:lastRenderedPageBreak/>
+        <w:tab/>
+      </w:r>
+      <w:r>
+        <w:tab/>
+        <w:t>try {</w:t>
+      </w:r>
+    </w:p>
+    <w:p>
+      <w:r>
+        <w:tab/>
+      </w:r>
+      <w:r>
+        <w:tab/>
+      </w:r>
+      <w:r>
+        <w:tab/>
+        <w:t xml:space="preserve">String </w:t>
+      </w:r>
+      <w:proofErr w:type="spellStart"/>
+      <w:r>
+        <w:t>salaryInfo</w:t>
+      </w:r>
+      <w:proofErr w:type="spellEnd"/>
+      <w:r>
+        <w:t xml:space="preserve"> = </w:t>
+      </w:r>
+      <w:proofErr w:type="spellStart"/>
+      <w:proofErr w:type="gramStart"/>
+      <w:r>
+        <w:t>args</w:t>
+      </w:r>
+      <w:proofErr w:type="spellEnd"/>
+      <w:r>
+        <w:t>[</w:t>
+      </w:r>
+      <w:proofErr w:type="gramEnd"/>
+      <w:r>
+        <w:t>0];</w:t>
+      </w:r>
+    </w:p>
+    <w:p>
+      <w:r>
+        <w:tab/>
+      </w:r>
+      <w:r>
+        <w:tab/>
+      </w:r>
+      <w:r>
+        <w:tab/>
+        <w:t xml:space="preserve">int </w:t>
+      </w:r>
+      <w:proofErr w:type="spellStart"/>
+      <w:r>
+        <w:rPr>
+          <w:u w:val="single"/>
+        </w:rPr>
+        <w:t>newSalary</w:t>
+      </w:r>
+      <w:proofErr w:type="spellEnd"/>
+      <w:r>
+        <w:t xml:space="preserve"> = </w:t>
+      </w:r>
+      <w:proofErr w:type="spellStart"/>
+      <w:r>
+        <w:t>Integer.</w:t>
+      </w:r>
+      <w:r>
+        <w:rPr>
+          <w:i/>
+          <w:iCs/>
+        </w:rPr>
+        <w:t>parseInt</w:t>
+      </w:r>
+      <w:proofErr w:type="spellEnd"/>
+      <w:r>
+        <w:t>(</w:t>
+      </w:r>
+      <w:proofErr w:type="spellStart"/>
+      <w:r>
+        <w:t>salaryInfo</w:t>
+      </w:r>
+      <w:proofErr w:type="spellEnd"/>
+      <w:r>
+        <w:t>);</w:t>
+      </w:r>
+    </w:p>
+    <w:p>
+      <w:r>
+        <w:tab/>
+      </w:r>
+      <w:r>
+        <w:tab/>
+        <w:t>}</w:t>
+      </w:r>
+    </w:p>
+    <w:p/>
+    <w:p>
+      <w:r>
+        <w:tab/>
+      </w:r>
+      <w:r>
+        <w:tab/>
+        <w:t>catch (Exception e) {</w:t>
+      </w:r>
+    </w:p>
+    <w:p>
+      <w:r>
+        <w:tab/>
+      </w:r>
+      <w:r>
+        <w:tab/>
+      </w:r>
+      <w:r>
+        <w:tab/>
+      </w:r>
+      <w:proofErr w:type="spellStart"/>
+      <w:r>
+        <w:t>System.</w:t>
+      </w:r>
+      <w:r>
+        <w:rPr>
+          <w:b/>
+          <w:bCs/>
+          <w:i/>
+          <w:iCs/>
+        </w:rPr>
+        <w:t>out</w:t>
+      </w:r>
+      <w:r>
+        <w:t>.println</w:t>
+      </w:r>
+      <w:proofErr w:type="spellEnd"/>
+      <w:r>
+        <w:t>("</w:t>
+      </w:r>
+      <w:proofErr w:type="spellStart"/>
+      <w:r>
+        <w:t>Salalry</w:t>
+      </w:r>
+      <w:proofErr w:type="spellEnd"/>
+      <w:r>
+        <w:t xml:space="preserve"> is in terms of </w:t>
+      </w:r>
+      <w:proofErr w:type="spellStart"/>
+      <w:r>
+        <w:t>statemenet</w:t>
+      </w:r>
+      <w:proofErr w:type="spellEnd"/>
+      <w:r>
+        <w:t xml:space="preserve"> ????");</w:t>
+      </w:r>
+    </w:p>
+    <w:p>
+      <w:r>
+        <w:tab/>
+      </w:r>
+      <w:r>
+        <w:tab/>
+      </w:r>
+      <w:r>
+        <w:tab/>
+      </w:r>
+      <w:proofErr w:type="spellStart"/>
+      <w:proofErr w:type="gramStart"/>
+      <w:r>
+        <w:t>e.printStackTrace</w:t>
+      </w:r>
+      <w:proofErr w:type="spellEnd"/>
+      <w:proofErr w:type="gramEnd"/>
+      <w:r>
+        <w:t>();</w:t>
+      </w:r>
+    </w:p>
+    <w:p>
+      <w:r>
+        <w:tab/>
+      </w:r>
+      <w:r>
+        <w:tab/>
+        <w:t>}</w:t>
+      </w:r>
+    </w:p>
+    <w:p>
+      <w:r>
+        <w:tab/>
+      </w:r>
+      <w:r>
+        <w:tab/>
+      </w:r>
+      <w:proofErr w:type="spellStart"/>
+      <w:r>
+        <w:t>System.</w:t>
+      </w:r>
+      <w:r>
+        <w:rPr>
+          <w:b/>
+          <w:bCs/>
+          <w:i/>
+          <w:iCs/>
+        </w:rPr>
+        <w:t>out</w:t>
+      </w:r>
+      <w:r>
+        <w:t>.println</w:t>
+      </w:r>
+      <w:proofErr w:type="spellEnd"/>
+      <w:r>
+        <w:t>("A33_TryCatchForNFE.main() - END");</w:t>
+      </w:r>
+    </w:p>
+    <w:p/>
+    <w:p>
+      <w:r>
+        <w:tab/>
+        <w:t>}</w:t>
+      </w:r>
+    </w:p>
+    <w:p/>
+    <w:p>
+      <w:r>
+        <w:tab/>
+        <w:t>/*</w:t>
+      </w:r>
+      <w:r>
+        <w:tab/>
+        <w:t xml:space="preserve">when </w:t>
+      </w:r>
+      <w:proofErr w:type="spellStart"/>
+      <w:r>
+        <w:rPr>
+          <w:u w:val="single"/>
+        </w:rPr>
+        <w:t>evevbrything</w:t>
+      </w:r>
+      <w:proofErr w:type="spellEnd"/>
+      <w:r>
+        <w:t xml:space="preserve"> is done </w:t>
+      </w:r>
+      <w:proofErr w:type="spellStart"/>
+      <w:r>
+        <w:rPr>
+          <w:u w:val="single"/>
+        </w:rPr>
+        <w:t>correctlyy</w:t>
+      </w:r>
+      <w:proofErr w:type="spellEnd"/>
+      <w:r>
+        <w:t xml:space="preserve"> - </w:t>
+      </w:r>
+      <w:proofErr w:type="spellStart"/>
+      <w:r>
+        <w:rPr>
+          <w:u w:val="single"/>
+        </w:rPr>
+        <w:t>enetred</w:t>
+      </w:r>
+      <w:proofErr w:type="spellEnd"/>
+      <w:r>
+        <w:t xml:space="preserve"> correct </w:t>
+      </w:r>
+      <w:r>
+        <w:rPr>
+          <w:u w:val="single"/>
+        </w:rPr>
+        <w:t>datatype</w:t>
+      </w:r>
+    </w:p>
+    <w:p>
+      <w:r>
+        <w:tab/>
+      </w:r>
+      <w:r>
+        <w:tab/>
+        <w:t>A33_TryCatchForNFE.main() - START</w:t>
+      </w:r>
+    </w:p>
+    <w:p>
+      <w:r>
+        <w:tab/>
+      </w:r>
+      <w:r>
+        <w:tab/>
+        <w:t>So, the salary is -</w:t>
+      </w:r>
+    </w:p>
+    <w:p>
+      <w:r>
+        <w:tab/>
+      </w:r>
+      <w:r>
+        <w:tab/>
+        <w:t>A33_TryCatchForNFE.main() - END</w:t>
+      </w:r>
+    </w:p>
+    <w:p>
+      <w:r>
+        <w:tab/>
+        <w:t xml:space="preserve"> */</w:t>
+      </w:r>
+    </w:p>
+    <w:p/>
+    <w:p>
+      <w:r>
+        <w:tab/>
+        <w:t>/*</w:t>
+      </w:r>
+      <w:r>
+        <w:tab/>
+        <w:t>when input in terms of different types -</w:t>
+      </w:r>
+    </w:p>
+    <w:p>
+      <w:r>
+        <w:tab/>
+      </w:r>
+      <w:r>
+        <w:tab/>
+        <w:t>A33_TryCatchForNFE.main() - START</w:t>
+      </w:r>
+    </w:p>
+    <w:p>
+      <w:r>
+        <w:tab/>
+      </w:r>
+      <w:r>
+        <w:tab/>
+        <w:t>So, the salary is -</w:t>
+      </w:r>
+    </w:p>
+    <w:p>
+      <w:r>
+        <w:tab/>
+      </w:r>
+      <w:r>
+        <w:tab/>
+      </w:r>
+      <w:proofErr w:type="spellStart"/>
+      <w:r>
+        <w:rPr>
+          <w:u w:val="single"/>
+        </w:rPr>
+        <w:t>Salalry</w:t>
+      </w:r>
+      <w:proofErr w:type="spellEnd"/>
+      <w:r>
+        <w:t xml:space="preserve"> is in terms of </w:t>
+      </w:r>
+      <w:proofErr w:type="spellStart"/>
+      <w:proofErr w:type="gramStart"/>
+      <w:r>
+        <w:rPr>
+          <w:u w:val="single"/>
+        </w:rPr>
+        <w:t>statemenet</w:t>
+      </w:r>
+      <w:proofErr w:type="spellEnd"/>
+      <w:r>
+        <w:t xml:space="preserve"> ????</w:t>
+      </w:r>
+      <w:proofErr w:type="gramEnd"/>
+    </w:p>
+    <w:p>
+      <w:r>
+        <w:tab/>
+      </w:r>
+      <w:r>
+        <w:tab/>
+      </w:r>
+      <w:proofErr w:type="spellStart"/>
+      <w:proofErr w:type="gramStart"/>
+      <w:r>
+        <w:t>java.lang</w:t>
+      </w:r>
+      <w:proofErr w:type="gramEnd"/>
+      <w:r>
+        <w:t>.NumberFormatException</w:t>
+      </w:r>
+      <w:proofErr w:type="spellEnd"/>
+      <w:r>
+        <w:t>: For input string: "</w:t>
+      </w:r>
+      <w:proofErr w:type="spellStart"/>
+      <w:r>
+        <w:t>FifteeenThousands</w:t>
+      </w:r>
+      <w:proofErr w:type="spellEnd"/>
+      <w:r>
+        <w:t>"</w:t>
+      </w:r>
+    </w:p>
+    <w:p>
+      <w:r>
+        <w:tab/>
+      </w:r>
+      <w:r>
+        <w:tab/>
+      </w:r>
+      <w:r>
+        <w:tab/>
+        <w:t xml:space="preserve">at </w:t>
+      </w:r>
+      <w:proofErr w:type="gramStart"/>
+      <w:r>
+        <w:t>java.lang</w:t>
+      </w:r>
+      <w:proofErr w:type="gramEnd"/>
+      <w:r>
+        <w:t>.NumberFormatException.forInputString(NumberFormatException.java:65)</w:t>
+      </w:r>
+    </w:p>
+    <w:p>
+      <w:r>
+        <w:lastRenderedPageBreak/>
+        <w:tab/>
+      </w:r>
+      <w:r>
+        <w:tab/>
+      </w:r>
+      <w:r>
+        <w:tab/>
+        <w:t xml:space="preserve">at </w:t>
+      </w:r>
+      <w:proofErr w:type="spellStart"/>
+      <w:proofErr w:type="gramStart"/>
+      <w:r>
+        <w:t>java.lang</w:t>
+      </w:r>
+      <w:proofErr w:type="gramEnd"/>
+      <w:r>
+        <w:t>.Integer.parseInt</w:t>
+      </w:r>
+      <w:proofErr w:type="spellEnd"/>
+      <w:r>
+        <w:t>(Integer.java:580)</w:t>
+      </w:r>
+    </w:p>
+    <w:p>
+      <w:r>
+        <w:tab/>
+      </w:r>
+      <w:r>
+        <w:tab/>
+      </w:r>
+      <w:r>
+        <w:tab/>
+        <w:t xml:space="preserve">at </w:t>
+      </w:r>
+      <w:proofErr w:type="spellStart"/>
+      <w:proofErr w:type="gramStart"/>
+      <w:r>
+        <w:t>java.lang</w:t>
+      </w:r>
+      <w:proofErr w:type="gramEnd"/>
+      <w:r>
+        <w:t>.Integer.parseInt</w:t>
+      </w:r>
+      <w:proofErr w:type="spellEnd"/>
+      <w:r>
+        <w:t>(Integer.java:615)</w:t>
+      </w:r>
+    </w:p>
+    <w:p>
+      <w:r>
+        <w:tab/>
+      </w:r>
+      <w:r>
+        <w:tab/>
+      </w:r>
+      <w:r>
+        <w:tab/>
+        <w:t xml:space="preserve">at </w:t>
+      </w:r>
+      <w:proofErr w:type="gramStart"/>
+      <w:r>
+        <w:t>com.Revision.D39.A</w:t>
+      </w:r>
+      <w:proofErr w:type="gramEnd"/>
+      <w:r>
+        <w:t>33_TryCatchForNFE.main(A33_TryCatchForNFE.java:12)</w:t>
+      </w:r>
+    </w:p>
+    <w:p>
+      <w:r>
+        <w:tab/>
+      </w:r>
+      <w:r>
+        <w:tab/>
+        <w:t>A33_TryCatchForNFE.main() - END</w:t>
+      </w:r>
+    </w:p>
+    <w:p>
+      <w:r>
+        <w:tab/>
+        <w:t xml:space="preserve"> */</w:t>
+      </w:r>
+    </w:p>
+    <w:p/>
+    <w:p>
+      <w:r>
+        <w:t>}</w:t>
+      </w:r>
+    </w:p>
+    <w:p/>
+    <w:p>
+      <w:r>
+        <w:t xml:space="preserve">---------------- </w:t>
+      </w:r>
+    </w:p>
+    <w:p/>
+    <w:p>
+      <w:pPr>
+        <w:rPr>
+          <w:b/>
+          <w:bCs/>
+        </w:rPr>
+      </w:pPr>
+      <w:proofErr w:type="spellStart"/>
+      <w:r>
+        <w:rPr>
+          <w:b/>
+          <w:bCs/>
+        </w:rPr>
+        <w:t>ArithmeticException</w:t>
+      </w:r>
+      <w:proofErr w:type="spellEnd"/>
+    </w:p>
+    <w:p>
+      <w:pPr>
+        <w:rPr>
+          <w:b/>
+          <w:bCs/>
+        </w:rPr>
+      </w:pPr>
+    </w:p>
+    <w:p>
+      <w:r>
+        <w:t xml:space="preserve">package </w:t>
+      </w:r>
+      <w:proofErr w:type="gramStart"/>
+      <w:r>
+        <w:t>com.Revision.D</w:t>
+      </w:r>
+      <w:proofErr w:type="gramEnd"/>
+      <w:r>
+        <w:t>39;</w:t>
+      </w:r>
+    </w:p>
+    <w:p/>
+    <w:p>
+      <w:r>
+        <w:t>public class A4_ArithmeticException {</w:t>
+      </w:r>
+    </w:p>
+    <w:p/>
+    <w:p>
+      <w:r>
+        <w:tab/>
+        <w:t xml:space="preserve">public static void </w:t>
+      </w:r>
+      <w:proofErr w:type="gramStart"/>
+      <w:r>
+        <w:t>main(String[</w:t>
+      </w:r>
+      <w:proofErr w:type="gramEnd"/>
+      <w:r>
+        <w:t xml:space="preserve">] </w:t>
+      </w:r>
+      <w:proofErr w:type="spellStart"/>
+      <w:r>
+        <w:t>args</w:t>
+      </w:r>
+      <w:proofErr w:type="spellEnd"/>
+      <w:r>
+        <w:t>) {</w:t>
+      </w:r>
+    </w:p>
+    <w:p>
+      <w:r>
+        <w:tab/>
+      </w:r>
+      <w:r>
+        <w:tab/>
+        <w:t>int number = 45;</w:t>
+      </w:r>
+    </w:p>
+    <w:p/>
+    <w:p>
+      <w:r>
+        <w:tab/>
+      </w:r>
+      <w:r>
+        <w:tab/>
+        <w:t>int result = number/0;</w:t>
+      </w:r>
+    </w:p>
+    <w:p/>
+    <w:p>
+      <w:r>
+        <w:tab/>
+      </w:r>
+      <w:r>
+        <w:tab/>
+      </w:r>
+      <w:proofErr w:type="spellStart"/>
+      <w:r>
+        <w:t>System.</w:t>
+      </w:r>
+      <w:r>
+        <w:rPr>
+          <w:b/>
+          <w:bCs/>
+          <w:i/>
+          <w:iCs/>
+        </w:rPr>
+        <w:t>out</w:t>
+      </w:r>
+      <w:r>
+        <w:t>.println</w:t>
+      </w:r>
+      <w:proofErr w:type="spellEnd"/>
+      <w:r>
+        <w:t xml:space="preserve">("Result after </w:t>
+      </w:r>
+      <w:proofErr w:type="spellStart"/>
+      <w:r>
+        <w:t>illegaal</w:t>
+      </w:r>
+      <w:proofErr w:type="spellEnd"/>
+      <w:r>
+        <w:t xml:space="preserve"> </w:t>
+      </w:r>
+      <w:proofErr w:type="spellStart"/>
+      <w:r>
+        <w:t>devision</w:t>
+      </w:r>
+      <w:proofErr w:type="spellEnd"/>
+      <w:r>
+        <w:t xml:space="preserve"> is - "+result);</w:t>
+      </w:r>
+    </w:p>
+    <w:p/>
+    <w:p>
+      <w:r>
+        <w:tab/>
+        <w:t>}</w:t>
+      </w:r>
+    </w:p>
+    <w:p/>
+    <w:p>
+      <w:r>
+        <w:lastRenderedPageBreak/>
+        <w:tab/>
+        <w:t xml:space="preserve">/*Java </w:t>
+      </w:r>
+      <w:proofErr w:type="spellStart"/>
+      <w:r>
+        <w:rPr>
+          <w:u w:val="single"/>
+        </w:rPr>
+        <w:t>Artihmatic</w:t>
+      </w:r>
+      <w:proofErr w:type="spellEnd"/>
+      <w:r>
+        <w:t xml:space="preserve"> </w:t>
+      </w:r>
+      <w:proofErr w:type="spellStart"/>
+      <w:r>
+        <w:rPr>
+          <w:u w:val="single"/>
+        </w:rPr>
+        <w:t>Excdption</w:t>
+      </w:r>
+      <w:proofErr w:type="spellEnd"/>
+      <w:r>
+        <w:t xml:space="preserve"> Error -</w:t>
+      </w:r>
+    </w:p>
+    <w:p>
+      <w:r>
+        <w:tab/>
+        <w:t xml:space="preserve">Exception in thread "main" </w:t>
+      </w:r>
+      <w:proofErr w:type="spellStart"/>
+      <w:proofErr w:type="gramStart"/>
+      <w:r>
+        <w:t>java.lang</w:t>
+      </w:r>
+      <w:proofErr w:type="gramEnd"/>
+      <w:r>
+        <w:t>.ArithmeticException</w:t>
+      </w:r>
+      <w:proofErr w:type="spellEnd"/>
+      <w:r>
+        <w:t>: / by zero</w:t>
+      </w:r>
+    </w:p>
+    <w:p>
+      <w:r>
+        <w:tab/>
+        <w:t xml:space="preserve">at </w:t>
+      </w:r>
+      <w:proofErr w:type="gramStart"/>
+      <w:r>
+        <w:t>com.Revision.D39.A</w:t>
+      </w:r>
+      <w:proofErr w:type="gramEnd"/>
+      <w:r>
+        <w:t>4_ArithmaticExpression.main(A4_ArithmaticExpression.java:8)</w:t>
+      </w:r>
+    </w:p>
+    <w:p>
+      <w:r>
+        <w:tab/>
+        <w:t>*/</w:t>
+      </w:r>
+    </w:p>
+    <w:p>
+      <w:r>
+        <w:t>}</w:t>
+      </w:r>
+    </w:p>
+    <w:p/>
+    <w:p/>
+    <w:p/>
+    <w:p>
+      <w:pPr>
+        <w:rPr>
+          <w:b/>
+          <w:bCs/>
+        </w:rPr>
+      </w:pPr>
+      <w:r>
+        <w:rPr>
+          <w:b/>
+          <w:bCs/>
+        </w:rPr>
+        <w:t xml:space="preserve">Solution </w:t>
+      </w:r>
+      <w:r>
+        <w:rPr>
+          <w:b/>
+          <w:bCs/>
+        </w:rPr>
+        <w:t>–</w:t>
+      </w:r>
+      <w:r>
+        <w:rPr>
+          <w:b/>
+          <w:bCs/>
+        </w:rPr>
+        <w:t xml:space="preserve"> </w:t>
+      </w:r>
+    </w:p>
+    <w:p>
+      <w:r>
+        <w:t xml:space="preserve">package </w:t>
+      </w:r>
+      <w:proofErr w:type="gramStart"/>
+      <w:r>
+        <w:t>com.Revision.D</w:t>
+      </w:r>
+      <w:proofErr w:type="gramEnd"/>
+      <w:r>
+        <w:t>39;</w:t>
+      </w:r>
+    </w:p>
+    <w:p/>
+    <w:p>
+      <w:r>
+        <w:t>public class A44_TryCatchAE {</w:t>
+      </w:r>
+    </w:p>
+    <w:p/>
+    <w:p>
+      <w:r>
+        <w:tab/>
+        <w:t xml:space="preserve">public static void </w:t>
+      </w:r>
+      <w:proofErr w:type="gramStart"/>
+      <w:r>
+        <w:t>main(String[</w:t>
+      </w:r>
+      <w:proofErr w:type="gramEnd"/>
+      <w:r>
+        <w:t xml:space="preserve">] </w:t>
+      </w:r>
+      <w:proofErr w:type="spellStart"/>
+      <w:r>
+        <w:t>args</w:t>
+      </w:r>
+      <w:proofErr w:type="spellEnd"/>
+      <w:r>
+        <w:t>) {</w:t>
+      </w:r>
+    </w:p>
+    <w:p/>
+    <w:p>
+      <w:r>
+        <w:tab/>
+      </w:r>
+      <w:r>
+        <w:tab/>
+      </w:r>
+      <w:proofErr w:type="spellStart"/>
+      <w:r>
+        <w:t>System.</w:t>
+      </w:r>
+      <w:r>
+        <w:rPr>
+          <w:b/>
+          <w:bCs/>
+          <w:i/>
+          <w:iCs/>
+        </w:rPr>
+        <w:t>out</w:t>
+      </w:r>
+      <w:r>
+        <w:t>.println</w:t>
+      </w:r>
+      <w:proofErr w:type="spellEnd"/>
+      <w:r>
+        <w:t>("A44_TryCatchAE.main() - START");</w:t>
+      </w:r>
+    </w:p>
+    <w:p/>
+    <w:p>
+      <w:r>
+        <w:tab/>
+      </w:r>
+      <w:r>
+        <w:tab/>
+        <w:t>int number = 55;</w:t>
+      </w:r>
+    </w:p>
+    <w:p/>
+    <w:p/>
+    <w:p>
+      <w:r>
+        <w:tab/>
+      </w:r>
+      <w:r>
+        <w:tab/>
+        <w:t>try</w:t>
+      </w:r>
+    </w:p>
+    <w:p>
+      <w:r>
+        <w:tab/>
+      </w:r>
+      <w:r>
+        <w:tab/>
+        <w:t>{</w:t>
+      </w:r>
+    </w:p>
+    <w:p>
+      <w:r>
+        <w:tab/>
+      </w:r>
+      <w:r>
+        <w:tab/>
+      </w:r>
+      <w:r>
+        <w:tab/>
+        <w:t xml:space="preserve">int </w:t>
+      </w:r>
+      <w:r>
+        <w:rPr>
+          <w:u w:val="single"/>
+        </w:rPr>
+        <w:t>result</w:t>
+      </w:r>
+      <w:r>
+        <w:t xml:space="preserve"> = number/0;</w:t>
+      </w:r>
+    </w:p>
+    <w:p>
+      <w:r>
+        <w:tab/>
+      </w:r>
+      <w:r>
+        <w:tab/>
+        <w:t>}</w:t>
+      </w:r>
+    </w:p>
+    <w:p>
+      <w:r>
+        <w:tab/>
+      </w:r>
+      <w:r>
+        <w:tab/>
+        <w:t>catch (Exception e)</w:t>
+      </w:r>
+    </w:p>
+    <w:p>
+      <w:r>
+        <w:tab/>
+      </w:r>
+      <w:r>
+        <w:tab/>
+        <w:t>{</w:t>
+      </w:r>
+    </w:p>
+    <w:p>
+      <w:r>
+        <w:lastRenderedPageBreak/>
+        <w:tab/>
+      </w:r>
+      <w:r>
+        <w:tab/>
+      </w:r>
+      <w:r>
+        <w:tab/>
+      </w:r>
+      <w:proofErr w:type="spellStart"/>
+      <w:r>
+        <w:t>System.</w:t>
+      </w:r>
+      <w:r>
+        <w:rPr>
+          <w:b/>
+          <w:bCs/>
+          <w:i/>
+          <w:iCs/>
+        </w:rPr>
+        <w:t>out</w:t>
+      </w:r>
+      <w:r>
+        <w:t>.println</w:t>
+      </w:r>
+      <w:proofErr w:type="spellEnd"/>
+      <w:r>
+        <w:t>("</w:t>
+      </w:r>
+      <w:proofErr w:type="spellStart"/>
+      <w:r>
+        <w:t>Operatin</w:t>
+      </w:r>
+      <w:proofErr w:type="spellEnd"/>
+      <w:r>
+        <w:t xml:space="preserve"> not </w:t>
+      </w:r>
+      <w:proofErr w:type="spellStart"/>
+      <w:r>
+        <w:t>possibel</w:t>
+      </w:r>
+      <w:proofErr w:type="spellEnd"/>
+      <w:r>
+        <w:t xml:space="preserve"> bro");</w:t>
+      </w:r>
+    </w:p>
+    <w:p>
+      <w:r>
+        <w:tab/>
+      </w:r>
+      <w:r>
+        <w:tab/>
+      </w:r>
+      <w:r>
+        <w:tab/>
+      </w:r>
+      <w:proofErr w:type="spellStart"/>
+      <w:proofErr w:type="gramStart"/>
+      <w:r>
+        <w:t>e.printStackTrace</w:t>
+      </w:r>
+      <w:proofErr w:type="spellEnd"/>
+      <w:proofErr w:type="gramEnd"/>
+      <w:r>
+        <w:t>();</w:t>
+      </w:r>
+    </w:p>
+    <w:p>
+      <w:r>
+        <w:tab/>
+      </w:r>
+      <w:r>
+        <w:tab/>
+        <w:t>}</w:t>
+      </w:r>
+    </w:p>
+    <w:p>
+      <w:r>
+        <w:tab/>
+      </w:r>
+      <w:r>
+        <w:tab/>
+      </w:r>
+      <w:proofErr w:type="spellStart"/>
+      <w:r>
+        <w:t>System.</w:t>
+      </w:r>
+      <w:r>
+        <w:rPr>
+          <w:b/>
+          <w:bCs/>
+          <w:i/>
+          <w:iCs/>
+        </w:rPr>
+        <w:t>out</w:t>
+      </w:r>
+      <w:r>
+        <w:t>.println</w:t>
+      </w:r>
+      <w:proofErr w:type="spellEnd"/>
+      <w:r>
+        <w:t>("A44_TryCatchAE.main() - END");</w:t>
+      </w:r>
+    </w:p>
+    <w:p>
+      <w:r>
+        <w:tab/>
+        <w:t>}</w:t>
+      </w:r>
+    </w:p>
+    <w:p/>
+    <w:p>
+      <w:r>
+        <w:tab/>
+        <w:t>/*</w:t>
+      </w:r>
+      <w:r>
+        <w:tab/>
+        <w:t>A44_TryCatchAE.main() - START</w:t>
+      </w:r>
+    </w:p>
+    <w:p>
+      <w:r>
+        <w:tab/>
+      </w:r>
+      <w:r>
+        <w:tab/>
+      </w:r>
+      <w:proofErr w:type="spellStart"/>
+      <w:r>
+        <w:rPr>
+          <w:u w:val="single"/>
+        </w:rPr>
+        <w:t>Operatin</w:t>
+      </w:r>
+      <w:proofErr w:type="spellEnd"/>
+      <w:r>
+        <w:t xml:space="preserve"> not </w:t>
+      </w:r>
+      <w:proofErr w:type="spellStart"/>
+      <w:r>
+        <w:rPr>
+          <w:u w:val="single"/>
+        </w:rPr>
+        <w:t>possibel</w:t>
+      </w:r>
+      <w:proofErr w:type="spellEnd"/>
+      <w:r>
+        <w:t xml:space="preserve"> </w:t>
+      </w:r>
+      <w:r>
+        <w:rPr>
+          <w:u w:val="single"/>
+        </w:rPr>
+        <w:t>bro</w:t>
+      </w:r>
+    </w:p>
+    <w:p>
+      <w:r>
+        <w:tab/>
+      </w:r>
+      <w:r>
+        <w:tab/>
+      </w:r>
+      <w:proofErr w:type="spellStart"/>
+      <w:proofErr w:type="gramStart"/>
+      <w:r>
+        <w:t>java.lang</w:t>
+      </w:r>
+      <w:proofErr w:type="gramEnd"/>
+      <w:r>
+        <w:t>.ArithmeticException</w:t>
+      </w:r>
+      <w:proofErr w:type="spellEnd"/>
+      <w:r>
+        <w:t>: / by zero</w:t>
+      </w:r>
+    </w:p>
+    <w:p>
+      <w:r>
+        <w:tab/>
+      </w:r>
+      <w:r>
+        <w:tab/>
+      </w:r>
+      <w:r>
+        <w:tab/>
+        <w:t xml:space="preserve">at </w:t>
+      </w:r>
+      <w:proofErr w:type="gramStart"/>
+      <w:r>
+        <w:t>com.Revision.D39.A</w:t>
+      </w:r>
+      <w:proofErr w:type="gramEnd"/>
+      <w:r>
+        <w:t>44_TryCatchAE.main(A44_TryCatchAE.java:14)</w:t>
+      </w:r>
+    </w:p>
+    <w:p>
+      <w:r>
+        <w:tab/>
+      </w:r>
+      <w:r>
+        <w:tab/>
+        <w:t>A44_TryCatchAE.main() - END</w:t>
+      </w:r>
+    </w:p>
+    <w:p>
+      <w:r>
+        <w:tab/>
+        <w:t>*/</w:t>
+      </w:r>
+    </w:p>
+    <w:p>
+      <w:r>
+        <w:t>}</w:t>
+      </w:r>
+    </w:p>
+    <w:p>
+      <w:pPr>
+        <w:pBdr>
+          <w:bottom w:val="single" w:sz="6" w:space="1" w:color="auto"/>
+        </w:pBdr>
+      </w:pPr>
+    </w:p>
+    <w:p/>
+    <w:p>
+      <w:pPr>
+        <w:jc w:val="center"/>
+        <w:rPr>
+          <w:b/>
+          <w:bCs/>
+        </w:rPr>
+      </w:pPr>
+      <w:r>
+        <w:rPr>
+          <w:b/>
+          <w:bCs/>
+        </w:rPr>
+        <w:t>Day 41_11th MAY</w:t>
+      </w:r>
+    </w:p>
+    <w:p>
+      <w:pPr>
+        <w:jc w:val="center"/>
+        <w:rPr>
+          <w:b/>
+          <w:bCs/>
+        </w:rPr>
+      </w:pPr>
+    </w:p>
+    <w:p>
+      <w:pPr>
+        <w:rPr>
+          <w:b/>
+          <w:bCs/>
+        </w:rPr>
+      </w:pPr>
+      <w:proofErr w:type="spellStart"/>
+      <w:r>
+        <w:rPr>
+          <w:b/>
+          <w:bCs/>
+        </w:rPr>
+        <w:t>UnCheckedExcpetionHandling</w:t>
+      </w:r>
+      <w:proofErr w:type="spellEnd"/>
+    </w:p>
+    <w:p>
+      <w:r>
+        <w:t xml:space="preserve">package </w:t>
+      </w:r>
+      <w:proofErr w:type="gramStart"/>
+      <w:r>
+        <w:t>com.Revision.D</w:t>
+      </w:r>
+      <w:proofErr w:type="gramEnd"/>
+      <w:r>
+        <w:t>41;</w:t>
+      </w:r>
+    </w:p>
+    <w:p/>
+    <w:p>
+      <w:r>
+        <w:t xml:space="preserve">public class </w:t>
+      </w:r>
+      <w:proofErr w:type="spellStart"/>
+      <w:r>
+        <w:t>UnCheckedExcpetionHandling</w:t>
+      </w:r>
+      <w:proofErr w:type="spellEnd"/>
+      <w:r>
+        <w:t xml:space="preserve"> {</w:t>
+      </w:r>
+    </w:p>
+    <w:p/>
+    <w:p>
+      <w:r>
+        <w:tab/>
+        <w:t xml:space="preserve">public static void </w:t>
+      </w:r>
+      <w:proofErr w:type="gramStart"/>
+      <w:r>
+        <w:t>main(String[</w:t>
+      </w:r>
+      <w:proofErr w:type="gramEnd"/>
+      <w:r>
+        <w:t xml:space="preserve">] </w:t>
+      </w:r>
+      <w:proofErr w:type="spellStart"/>
+      <w:r>
+        <w:t>args</w:t>
+      </w:r>
+      <w:proofErr w:type="spellEnd"/>
+      <w:r>
+        <w:t>) {</w:t>
+      </w:r>
+    </w:p>
+    <w:p>
+      <w:r>
+        <w:tab/>
+      </w:r>
+      <w:r>
+        <w:tab/>
+        <w:t xml:space="preserve">String </w:t>
+      </w:r>
+      <w:proofErr w:type="spellStart"/>
+      <w:r>
+        <w:t>nameInfo</w:t>
+      </w:r>
+      <w:proofErr w:type="spellEnd"/>
+      <w:r>
+        <w:t xml:space="preserve"> = null;</w:t>
+      </w:r>
+    </w:p>
+    <w:p>
+      <w:r>
+        <w:tab/>
+      </w:r>
+      <w:r>
+        <w:tab/>
+      </w:r>
+      <w:proofErr w:type="spellStart"/>
+      <w:r>
+        <w:t>System.</w:t>
+      </w:r>
+      <w:r>
+        <w:rPr>
+          <w:b/>
+          <w:bCs/>
+          <w:i/>
+          <w:iCs/>
+        </w:rPr>
+        <w:t>out</w:t>
+      </w:r>
+      <w:r>
+        <w:t>.println</w:t>
+      </w:r>
+      <w:proofErr w:type="spellEnd"/>
+      <w:r>
+        <w:t>(</w:t>
+      </w:r>
+      <w:proofErr w:type="spellStart"/>
+      <w:r>
+        <w:rPr>
+          <w:u w:val="single"/>
+        </w:rPr>
+        <w:t>nameInfo</w:t>
+      </w:r>
+      <w:r>
+        <w:t>.length</w:t>
+      </w:r>
+      <w:proofErr w:type="spellEnd"/>
+      <w:r>
+        <w:t>()); // unchecked exception</w:t>
+      </w:r>
+    </w:p>
+    <w:p/>
+    <w:p/>
+    <w:p>
+      <w:r>
+        <w:t>//</w:t>
+      </w:r>
+      <w:r>
+        <w:tab/>
+      </w:r>
+      <w:r>
+        <w:tab/>
+        <w:t>try {</w:t>
+      </w:r>
+    </w:p>
+    <w:p>
+      <w:r>
+        <w:t>//</w:t>
+      </w:r>
+      <w:r>
+        <w:tab/>
+      </w:r>
+      <w:r>
+        <w:tab/>
+      </w:r>
+      <w:r>
+        <w:tab/>
+      </w:r>
+      <w:proofErr w:type="spellStart"/>
+      <w:r>
+        <w:t>Class.forName</w:t>
+      </w:r>
+      <w:proofErr w:type="spellEnd"/>
+      <w:r>
+        <w:t>(</w:t>
+      </w:r>
+      <w:proofErr w:type="gramStart"/>
+      <w:r>
+        <w:t>com.Revision.D41.UnCheckedExcpetionHandling</w:t>
+      </w:r>
+      <w:proofErr w:type="gramEnd"/>
+      <w:r>
+        <w:t>);</w:t>
+      </w:r>
+    </w:p>
+    <w:p>
+      <w:r>
+        <w:t>//</w:t>
+      </w:r>
+      <w:r>
+        <w:tab/>
+      </w:r>
+      <w:r>
+        <w:tab/>
+        <w:t>} catch (Exception e) {</w:t>
+      </w:r>
+    </w:p>
+    <w:p>
+      <w:r>
+        <w:t>//</w:t>
+      </w:r>
+      <w:r>
+        <w:tab/>
+      </w:r>
+      <w:r>
+        <w:tab/>
+      </w:r>
+      <w:r>
+        <w:tab/>
+      </w:r>
+      <w:proofErr w:type="spellStart"/>
+      <w:proofErr w:type="gramStart"/>
+      <w:r>
+        <w:t>e.printStackTrace</w:t>
+      </w:r>
+      <w:proofErr w:type="spellEnd"/>
+      <w:proofErr w:type="gramEnd"/>
+      <w:r>
+        <w:t>();</w:t>
+      </w:r>
+    </w:p>
+    <w:p>
+      <w:r>
+        <w:t>//</w:t>
+      </w:r>
+      <w:r>
+        <w:tab/>
+      </w:r>
+      <w:r>
+        <w:tab/>
+        <w:t>}</w:t>
+      </w:r>
+    </w:p>
+    <w:p/>
+    <w:p/>
+    <w:p/>
+    <w:p/>
+    <w:p>
+      <w:r>
+        <w:tab/>
+        <w:t>}</w:t>
+      </w:r>
+    </w:p>
+    <w:p/>
+    <w:p>
+      <w:r>
+        <w:t>}</w:t>
+      </w:r>
+    </w:p>
+    <w:p/>
+    <w:p>
+      <w:r>
+        <w:t xml:space="preserve">-------------- </w:t>
+      </w:r>
+    </w:p>
+    <w:p>
+      <w:pPr>
+        <w:rPr>
+          <w:b/>
+          <w:bCs/>
+        </w:rPr>
+      </w:pPr>
+      <w:proofErr w:type="spellStart"/>
+      <w:r>
+        <w:rPr>
+          <w:b/>
+          <w:bCs/>
+        </w:rPr>
+        <w:t>CheckedExceptionExample</w:t>
+      </w:r>
+      <w:proofErr w:type="spellEnd"/>
+    </w:p>
+    <w:p>
+      <w:r>
+        <w:t xml:space="preserve">package </w:t>
+      </w:r>
+      <w:proofErr w:type="gramStart"/>
+      <w:r>
+        <w:t>com.Revision.D</w:t>
+      </w:r>
+      <w:proofErr w:type="gramEnd"/>
+      <w:r>
+        <w:t>41;</w:t>
+      </w:r>
+    </w:p>
+    <w:p/>
+    <w:p>
+      <w:r>
+        <w:t>public class A1_CheckedExceptionExample {</w:t>
+      </w:r>
+    </w:p>
+    <w:p/>
+    <w:p>
+      <w:r>
+        <w:tab/>
+        <w:t xml:space="preserve">public static void </w:t>
+      </w:r>
+      <w:proofErr w:type="gramStart"/>
+      <w:r>
+        <w:t>main(String[</w:t>
+      </w:r>
+      <w:proofErr w:type="gramEnd"/>
+      <w:r>
+        <w:t xml:space="preserve">] </w:t>
+      </w:r>
+      <w:proofErr w:type="spellStart"/>
+      <w:r>
+        <w:t>args</w:t>
+      </w:r>
+      <w:proofErr w:type="spellEnd"/>
+      <w:r>
+        <w:t>) {</w:t>
+      </w:r>
+    </w:p>
+    <w:p>
+      <w:r>
+        <w:tab/>
+      </w:r>
+      <w:r>
+        <w:tab/>
+        <w:t>String name = "";</w:t>
+      </w:r>
+    </w:p>
+    <w:p>
+      <w:r>
+        <w:tab/>
+      </w:r>
+      <w:r>
+        <w:tab/>
+      </w:r>
+      <w:proofErr w:type="spellStart"/>
+      <w:r>
+        <w:t>System.</w:t>
+      </w:r>
+      <w:r>
+        <w:rPr>
+          <w:b/>
+          <w:bCs/>
+          <w:i/>
+          <w:iCs/>
+        </w:rPr>
+        <w:t>out</w:t>
+      </w:r>
+      <w:r>
+        <w:t>.println</w:t>
+      </w:r>
+      <w:proofErr w:type="spellEnd"/>
+      <w:r>
+        <w:t xml:space="preserve">("length of String is - " + </w:t>
+      </w:r>
+      <w:proofErr w:type="spellStart"/>
+      <w:proofErr w:type="gramStart"/>
+      <w:r>
+        <w:t>name.length</w:t>
+      </w:r>
+      <w:proofErr w:type="spellEnd"/>
+      <w:proofErr w:type="gramEnd"/>
+      <w:r>
+        <w:t>());</w:t>
+      </w:r>
+    </w:p>
+    <w:p/>
+    <w:p>
+      <w:r>
+        <w:tab/>
+      </w:r>
+      <w:r>
+        <w:tab/>
+        <w:t>try {</w:t>
+      </w:r>
+    </w:p>
+    <w:p>
+      <w:r>
+        <w:tab/>
+      </w:r>
+      <w:r>
+        <w:tab/>
+      </w:r>
+      <w:r>
+        <w:tab/>
+      </w:r>
+      <w:proofErr w:type="spellStart"/>
+      <w:r>
+        <w:t>Class.</w:t>
+      </w:r>
+      <w:r>
+        <w:rPr>
+          <w:i/>
+          <w:iCs/>
+        </w:rPr>
+        <w:t>forName</w:t>
+      </w:r>
+      <w:proofErr w:type="spellEnd"/>
+      <w:r>
+        <w:t>("A1_CheckedExceptionExample");</w:t>
+      </w:r>
+    </w:p>
+    <w:p/>
+    <w:p>
+      <w:r>
+        <w:tab/>
+      </w:r>
+      <w:r>
+        <w:tab/>
+        <w:t>} catch (</w:t>
+      </w:r>
+      <w:proofErr w:type="spellStart"/>
+      <w:r>
+        <w:t>ClassNotFoundException</w:t>
+      </w:r>
+      <w:proofErr w:type="spellEnd"/>
+      <w:r>
+        <w:t xml:space="preserve"> e) {</w:t>
+      </w:r>
+    </w:p>
+    <w:p>
+      <w:r>
+        <w:tab/>
+      </w:r>
+      <w:r>
+        <w:tab/>
+      </w:r>
+      <w:r>
+        <w:tab/>
+      </w:r>
+      <w:proofErr w:type="spellStart"/>
+      <w:r>
+        <w:t>System.</w:t>
+      </w:r>
+      <w:r>
+        <w:rPr>
+          <w:b/>
+          <w:bCs/>
+          <w:i/>
+          <w:iCs/>
+        </w:rPr>
+        <w:t>out</w:t>
+      </w:r>
+      <w:r>
+        <w:t>.println</w:t>
+      </w:r>
+      <w:proofErr w:type="spellEnd"/>
+      <w:r>
+        <w:t xml:space="preserve">("String initialized a </w:t>
+      </w:r>
+      <w:proofErr w:type="spellStart"/>
+      <w:proofErr w:type="gramStart"/>
+      <w:r>
+        <w:t>snull,so</w:t>
+      </w:r>
+      <w:proofErr w:type="spellEnd"/>
+      <w:proofErr w:type="gramEnd"/>
+      <w:r>
+        <w:t xml:space="preserve"> </w:t>
+      </w:r>
+      <w:proofErr w:type="spellStart"/>
+      <w:proofErr w:type="gramStart"/>
+      <w:r>
+        <w:t>can;t</w:t>
+      </w:r>
+      <w:proofErr w:type="spellEnd"/>
+      <w:proofErr w:type="gramEnd"/>
+      <w:r>
+        <w:t xml:space="preserve"> </w:t>
+      </w:r>
+      <w:proofErr w:type="gramStart"/>
+      <w:r>
+        <w:t>perform</w:t>
+      </w:r>
+      <w:proofErr w:type="gramEnd"/>
+      <w:r>
+        <w:t xml:space="preserve"> any operation");</w:t>
+      </w:r>
+    </w:p>
+    <w:p>
+      <w:r>
+        <w:tab/>
+      </w:r>
+      <w:r>
+        <w:tab/>
+      </w:r>
+      <w:r>
+        <w:tab/>
+      </w:r>
+      <w:proofErr w:type="spellStart"/>
+      <w:proofErr w:type="gramStart"/>
+      <w:r>
+        <w:t>e.printStackTrace</w:t>
+      </w:r>
+      <w:proofErr w:type="spellEnd"/>
+      <w:proofErr w:type="gramEnd"/>
+      <w:r>
+        <w:t>();</w:t>
+      </w:r>
+    </w:p>
+    <w:p>
+      <w:r>
+        <w:tab/>
+      </w:r>
+      <w:r>
+        <w:tab/>
+        <w:t>}</w:t>
+      </w:r>
+    </w:p>
+    <w:p/>
+    <w:p>
+      <w:r>
+        <w:tab/>
+        <w:t>}</w:t>
+      </w:r>
+    </w:p>
+    <w:p/>
+    <w:p>
+      <w:r>
+        <w:t>}</w:t>
+      </w:r>
+    </w:p>
+    <w:p/>
+    <w:p>
+      <w:r>
+        <w:t>--------------</w:t>
+      </w:r>
+    </w:p>
+    <w:p>
+      <w:r>
+        <w:t xml:space="preserve">package </w:t>
+      </w:r>
+      <w:proofErr w:type="gramStart"/>
+      <w:r>
+        <w:t>com.Revision.D</w:t>
+      </w:r>
+      <w:proofErr w:type="gramEnd"/>
+      <w:r>
+        <w:t>41;</w:t>
+      </w:r>
+    </w:p>
+    <w:p/>
+    <w:p>
+      <w:r>
+        <w:t xml:space="preserve">import </w:t>
+      </w:r>
+      <w:proofErr w:type="spellStart"/>
+      <w:proofErr w:type="gramStart"/>
+      <w:r>
+        <w:t>java.io.BufferedReader</w:t>
+      </w:r>
+      <w:proofErr w:type="spellEnd"/>
+      <w:proofErr w:type="gramEnd"/>
+      <w:r>
+        <w:t>;</w:t>
+      </w:r>
+    </w:p>
+    <w:p>
+      <w:r>
+        <w:t xml:space="preserve">import </w:t>
+      </w:r>
+      <w:proofErr w:type="spellStart"/>
+      <w:proofErr w:type="gramStart"/>
+      <w:r>
+        <w:t>java.io.FileNotFoundException</w:t>
+      </w:r>
+      <w:proofErr w:type="spellEnd"/>
+      <w:proofErr w:type="gramEnd"/>
+      <w:r>
+        <w:t>;</w:t>
+      </w:r>
+    </w:p>
+    <w:p>
+      <w:r>
+        <w:t xml:space="preserve">import </w:t>
+      </w:r>
+      <w:proofErr w:type="spellStart"/>
+      <w:proofErr w:type="gramStart"/>
+      <w:r>
+        <w:t>java.io.FileReader</w:t>
+      </w:r>
+      <w:proofErr w:type="spellEnd"/>
+      <w:proofErr w:type="gramEnd"/>
+      <w:r>
+        <w:t>;</w:t>
+      </w:r>
+    </w:p>
+    <w:p>
+      <w:r>
+        <w:t xml:space="preserve">import </w:t>
+      </w:r>
+      <w:proofErr w:type="spellStart"/>
+      <w:proofErr w:type="gramStart"/>
+      <w:r>
+        <w:t>java.io.IOException</w:t>
+      </w:r>
+      <w:proofErr w:type="spellEnd"/>
+      <w:proofErr w:type="gramEnd"/>
+      <w:r>
+        <w:t>;</w:t>
+      </w:r>
+    </w:p>
+    <w:p/>
+    <w:p>
+      <w:r>
+        <w:t>public class A2_ReadingFiles {</w:t>
+      </w:r>
+    </w:p>
+    <w:p/>
+    <w:p>
+      <w:r>
+        <w:tab/>
+        <w:t xml:space="preserve">public void </w:t>
+      </w:r>
+      <w:proofErr w:type="spellStart"/>
+      <w:proofErr w:type="gramStart"/>
+      <w:r>
+        <w:t>fileReading</w:t>
+      </w:r>
+      <w:proofErr w:type="spellEnd"/>
+      <w:r>
+        <w:t>(</w:t>
+      </w:r>
+      <w:proofErr w:type="gramEnd"/>
+      <w:r>
+        <w:t>) {</w:t>
+      </w:r>
+    </w:p>
+    <w:p>
+      <w:r>
+        <w:tab/>
+      </w:r>
+      <w:r>
+        <w:tab/>
+        <w:t>String location = "E:\\51 _Shagun\\Java This Side\\In Class Room\</w:t>
+      </w:r>
+      <w:proofErr w:type="gramStart"/>
+      <w:r>
+        <w:t>\!Eclipse</w:t>
+      </w:r>
+      <w:proofErr w:type="gramEnd"/>
+      <w:r>
+        <w:t xml:space="preserve"> Directories\\TryingLearningEclipseAtAll\\src\\com\\Revision\\D41\\Customer_Info.txt";</w:t>
+      </w:r>
+    </w:p>
+    <w:p/>
+    <w:p>
+      <w:r>
+        <w:tab/>
+      </w:r>
+      <w:r>
+        <w:tab/>
+        <w:t>try {</w:t>
+      </w:r>
+    </w:p>
+    <w:p>
+      <w:r>
+        <w:tab/>
+      </w:r>
+      <w:r>
+        <w:tab/>
+      </w:r>
+      <w:r>
+        <w:tab/>
+      </w:r>
+      <w:proofErr w:type="spellStart"/>
+      <w:r>
+        <w:t>BufferedReader</w:t>
+      </w:r>
+      <w:proofErr w:type="spellEnd"/>
+      <w:r>
+        <w:t xml:space="preserve"> </w:t>
+      </w:r>
+      <w:proofErr w:type="spellStart"/>
+      <w:r>
+        <w:t>bR</w:t>
+      </w:r>
+      <w:proofErr w:type="spellEnd"/>
+      <w:r>
+        <w:t xml:space="preserve"> = new </w:t>
+      </w:r>
+      <w:proofErr w:type="spellStart"/>
+      <w:proofErr w:type="gramStart"/>
+      <w:r>
+        <w:t>BufferedReader</w:t>
+      </w:r>
+      <w:proofErr w:type="spellEnd"/>
+      <w:r>
+        <w:t>(</w:t>
+      </w:r>
+      <w:proofErr w:type="gramEnd"/>
+      <w:r>
+        <w:t xml:space="preserve">new </w:t>
+      </w:r>
+      <w:proofErr w:type="spellStart"/>
+      <w:r>
+        <w:t>FileReader</w:t>
+      </w:r>
+      <w:proofErr w:type="spellEnd"/>
+      <w:r>
+        <w:t>(location));</w:t>
+      </w:r>
+    </w:p>
+    <w:p>
+      <w:r>
+        <w:lastRenderedPageBreak/>
+        <w:tab/>
+      </w:r>
+      <w:r>
+        <w:tab/>
+      </w:r>
+      <w:r>
+        <w:tab/>
+        <w:t>String line;</w:t>
+      </w:r>
+    </w:p>
+    <w:p/>
+    <w:p>
+      <w:r>
+        <w:tab/>
+      </w:r>
+      <w:r>
+        <w:tab/>
+      </w:r>
+      <w:r>
+        <w:tab/>
+        <w:t xml:space="preserve">while ((line = </w:t>
+      </w:r>
+      <w:proofErr w:type="spellStart"/>
+      <w:proofErr w:type="gramStart"/>
+      <w:r>
+        <w:t>bR.readLine</w:t>
+      </w:r>
+      <w:proofErr w:type="spellEnd"/>
+      <w:proofErr w:type="gramEnd"/>
+      <w:r>
+        <w:t>()</w:t>
+      </w:r>
+      <w:proofErr w:type="gramStart"/>
+      <w:r>
+        <w:t>) !</w:t>
+      </w:r>
+      <w:proofErr w:type="gramEnd"/>
+      <w:r>
+        <w:t>= null) {</w:t>
+      </w:r>
+    </w:p>
+    <w:p>
+      <w:r>
+        <w:tab/>
+      </w:r>
+      <w:r>
+        <w:tab/>
+      </w:r>
+      <w:r>
+        <w:tab/>
+      </w:r>
+      <w:r>
+        <w:tab/>
+        <w:t xml:space="preserve">String </w:t>
+      </w:r>
+      <w:proofErr w:type="spellStart"/>
+      <w:proofErr w:type="gramStart"/>
+      <w:r>
+        <w:t>lineArr</w:t>
+      </w:r>
+      <w:proofErr w:type="spellEnd"/>
+      <w:r>
+        <w:t>[</w:t>
+      </w:r>
+      <w:proofErr w:type="gramEnd"/>
+      <w:r>
+        <w:t xml:space="preserve">] = </w:t>
+      </w:r>
+      <w:proofErr w:type="spellStart"/>
+      <w:proofErr w:type="gramStart"/>
+      <w:r>
+        <w:t>line.split</w:t>
+      </w:r>
+      <w:proofErr w:type="spellEnd"/>
+      <w:proofErr w:type="gramEnd"/>
+      <w:r>
+        <w:t>(",");</w:t>
+      </w:r>
+    </w:p>
+    <w:p>
+      <w:r>
+        <w:tab/>
+      </w:r>
+      <w:r>
+        <w:tab/>
+      </w:r>
+      <w:r>
+        <w:tab/>
+      </w:r>
+      <w:r>
+        <w:tab/>
+        <w:t xml:space="preserve">String city = </w:t>
+      </w:r>
+      <w:proofErr w:type="spellStart"/>
+      <w:proofErr w:type="gramStart"/>
+      <w:r>
+        <w:t>lineArr</w:t>
+      </w:r>
+      <w:proofErr w:type="spellEnd"/>
+      <w:r>
+        <w:t>[</w:t>
+      </w:r>
+      <w:proofErr w:type="gramEnd"/>
+      <w:r>
+        <w:t>3];</w:t>
+      </w:r>
+    </w:p>
+    <w:p>
+      <w:r>
+        <w:tab/>
+      </w:r>
+      <w:r>
+        <w:tab/>
+      </w:r>
+      <w:r>
+        <w:tab/>
+      </w:r>
+      <w:r>
+        <w:tab/>
+        <w:t>if (</w:t>
+      </w:r>
+      <w:proofErr w:type="spellStart"/>
+      <w:proofErr w:type="gramStart"/>
+      <w:r>
+        <w:t>city.equals</w:t>
+      </w:r>
+      <w:proofErr w:type="spellEnd"/>
+      <w:proofErr w:type="gramEnd"/>
+      <w:r>
+        <w:t>("Pune")) {</w:t>
+      </w:r>
+    </w:p>
+    <w:p>
+      <w:r>
+        <w:tab/>
+      </w:r>
+      <w:r>
+        <w:tab/>
+      </w:r>
+      <w:r>
+        <w:tab/>
+      </w:r>
+      <w:r>
+        <w:tab/>
+      </w:r>
+      <w:r>
+        <w:tab/>
+      </w:r>
+      <w:proofErr w:type="spellStart"/>
+      <w:r>
+        <w:t>System.out.println</w:t>
+      </w:r>
+      <w:proofErr w:type="spellEnd"/>
+      <w:r>
+        <w:t>(line + "\n");</w:t>
+      </w:r>
+    </w:p>
+    <w:p>
+      <w:r>
+        <w:tab/>
+      </w:r>
+      <w:r>
+        <w:tab/>
+      </w:r>
+      <w:r>
+        <w:tab/>
+      </w:r>
+      <w:r>
+        <w:tab/>
+        <w:t>}</w:t>
+      </w:r>
+    </w:p>
+    <w:p>
+      <w:r>
+        <w:tab/>
+      </w:r>
+      <w:r>
+        <w:tab/>
+      </w:r>
+      <w:r>
+        <w:tab/>
+        <w:t>}</w:t>
+      </w:r>
+    </w:p>
+    <w:p>
+      <w:r>
+        <w:tab/>
+      </w:r>
+      <w:r>
+        <w:tab/>
+        <w:t>} catch (</w:t>
+      </w:r>
+      <w:proofErr w:type="spellStart"/>
+      <w:r>
+        <w:t>FileNotFoundException</w:t>
+      </w:r>
+      <w:proofErr w:type="spellEnd"/>
+      <w:r>
+        <w:t xml:space="preserve"> e) {</w:t>
+      </w:r>
+    </w:p>
+    <w:p>
+      <w:r>
+        <w:tab/>
+      </w:r>
+      <w:r>
+        <w:tab/>
+      </w:r>
+      <w:r>
+        <w:tab/>
+      </w:r>
+      <w:proofErr w:type="spellStart"/>
+      <w:proofErr w:type="gramStart"/>
+      <w:r>
+        <w:t>e.printStackTrace</w:t>
+      </w:r>
+      <w:proofErr w:type="spellEnd"/>
+      <w:proofErr w:type="gramEnd"/>
+      <w:r>
+        <w:t>();</w:t>
+      </w:r>
+    </w:p>
+    <w:p>
+      <w:r>
+        <w:tab/>
+      </w:r>
+      <w:r>
+        <w:tab/>
+        <w:t>} catch (</w:t>
+      </w:r>
+      <w:proofErr w:type="spellStart"/>
+      <w:r>
+        <w:t>IOException</w:t>
+      </w:r>
+      <w:proofErr w:type="spellEnd"/>
+      <w:r>
+        <w:t xml:space="preserve"> e) {</w:t>
+      </w:r>
+    </w:p>
+    <w:p>
+      <w:r>
+        <w:tab/>
+      </w:r>
+      <w:r>
+        <w:tab/>
+      </w:r>
+      <w:r>
+        <w:tab/>
+      </w:r>
+      <w:proofErr w:type="spellStart"/>
+      <w:proofErr w:type="gramStart"/>
+      <w:r>
+        <w:t>e.printStackTrace</w:t>
+      </w:r>
+      <w:proofErr w:type="spellEnd"/>
+      <w:proofErr w:type="gramEnd"/>
+      <w:r>
+        <w:t>();</w:t>
+      </w:r>
+    </w:p>
+    <w:p>
+      <w:r>
+        <w:tab/>
+      </w:r>
+      <w:r>
+        <w:tab/>
+        <w:t>}</w:t>
+      </w:r>
+    </w:p>
+    <w:p>
+      <w:r>
+        <w:tab/>
+        <w:t>}</w:t>
+      </w:r>
+    </w:p>
+    <w:p/>
+    <w:p>
+      <w:r>
+        <w:tab/>
+        <w:t xml:space="preserve">public static void </w:t>
+      </w:r>
+      <w:proofErr w:type="gramStart"/>
+      <w:r>
+        <w:t>main(String[</w:t>
+      </w:r>
+      <w:proofErr w:type="gramEnd"/>
+      <w:r>
+        <w:t xml:space="preserve">] </w:t>
+      </w:r>
+      <w:proofErr w:type="spellStart"/>
+      <w:r>
+        <w:t>args</w:t>
+      </w:r>
+      <w:proofErr w:type="spellEnd"/>
+      <w:r>
+        <w:t>) {</w:t>
+      </w:r>
+    </w:p>
+    <w:p>
+      <w:r>
+        <w:tab/>
+      </w:r>
+      <w:r>
+        <w:tab/>
+        <w:t xml:space="preserve">A2_ReadingFiles </w:t>
+      </w:r>
+      <w:proofErr w:type="spellStart"/>
+      <w:r>
+        <w:t>fR</w:t>
+      </w:r>
+      <w:proofErr w:type="spellEnd"/>
+      <w:r>
+        <w:t xml:space="preserve"> = new A2_</w:t>
+      </w:r>
+      <w:proofErr w:type="gramStart"/>
+      <w:r>
+        <w:t>ReadingFiles(</w:t>
+      </w:r>
+      <w:proofErr w:type="gramEnd"/>
+      <w:r>
+        <w:t>);</w:t>
+      </w:r>
+    </w:p>
+    <w:p>
+      <w:r>
+        <w:tab/>
+      </w:r>
+      <w:r>
+        <w:tab/>
+      </w:r>
+      <w:proofErr w:type="spellStart"/>
+      <w:proofErr w:type="gramStart"/>
+      <w:r>
+        <w:t>fR.fileReading</w:t>
+      </w:r>
+      <w:proofErr w:type="spellEnd"/>
+      <w:proofErr w:type="gramEnd"/>
+      <w:r>
+        <w:t>();</w:t>
+      </w:r>
+    </w:p>
+    <w:p>
+      <w:r>
+        <w:tab/>
+        <w:t>}</w:t>
+      </w:r>
+    </w:p>
+    <w:p/>
+    <w:p>
+      <w:r>
+        <w:t>}</w:t>
+      </w:r>
+    </w:p>
+    <w:p>
+      <w:r>
+        <w:t xml:space="preserve">---------- </w:t>
+      </w:r>
+    </w:p>
+    <w:p>
+      <w:pPr>
+        <w:rPr>
+          <w:b/>
+          <w:bCs/>
+        </w:rPr>
+      </w:pPr>
+      <w:proofErr w:type="spellStart"/>
+      <w:r>
+        <w:rPr>
+          <w:b/>
+          <w:bCs/>
+        </w:rPr>
+        <w:t>CheckedExceptionHandling</w:t>
+      </w:r>
+      <w:proofErr w:type="spellEnd"/>
+    </w:p>
+    <w:p>
+      <w:r>
+        <w:t xml:space="preserve">package </w:t>
+      </w:r>
+      <w:proofErr w:type="gramStart"/>
+      <w:r>
+        <w:t>com.Revision.D</w:t>
+      </w:r>
+      <w:proofErr w:type="gramEnd"/>
+      <w:r>
+        <w:t>41;</w:t>
+      </w:r>
+    </w:p>
+    <w:p/>
+    <w:p>
+      <w:r>
+        <w:lastRenderedPageBreak/>
+        <w:t xml:space="preserve">public class </w:t>
+      </w:r>
+      <w:proofErr w:type="spellStart"/>
+      <w:r>
+        <w:t>CheckedExceptionHandling</w:t>
+      </w:r>
+      <w:proofErr w:type="spellEnd"/>
+      <w:r>
+        <w:t xml:space="preserve"> {</w:t>
+      </w:r>
+    </w:p>
+    <w:p/>
+    <w:p>
+      <w:r>
+        <w:tab/>
+        <w:t xml:space="preserve">public static void </w:t>
+      </w:r>
+      <w:proofErr w:type="gramStart"/>
+      <w:r>
+        <w:t>main(String[</w:t>
+      </w:r>
+      <w:proofErr w:type="gramEnd"/>
+      <w:r>
+        <w:t xml:space="preserve">] </w:t>
+      </w:r>
+      <w:proofErr w:type="spellStart"/>
+      <w:r>
+        <w:t>args</w:t>
+      </w:r>
+      <w:proofErr w:type="spellEnd"/>
+      <w:r>
+        <w:t>) {</w:t>
+      </w:r>
+    </w:p>
+    <w:p>
+      <w:r>
+        <w:tab/>
+      </w:r>
+      <w:r>
+        <w:tab/>
+        <w:t xml:space="preserve">String </w:t>
+      </w:r>
+      <w:proofErr w:type="spellStart"/>
+      <w:r>
+        <w:t>myInfo</w:t>
+      </w:r>
+      <w:proofErr w:type="spellEnd"/>
+      <w:r>
+        <w:t xml:space="preserve"> = "";</w:t>
+      </w:r>
+    </w:p>
+    <w:p>
+      <w:r>
+        <w:tab/>
+      </w:r>
+      <w:r>
+        <w:tab/>
+      </w:r>
+      <w:proofErr w:type="spellStart"/>
+      <w:r>
+        <w:t>System.</w:t>
+      </w:r>
+      <w:r>
+        <w:rPr>
+          <w:b/>
+          <w:bCs/>
+          <w:i/>
+          <w:iCs/>
+        </w:rPr>
+        <w:t>out</w:t>
+      </w:r>
+      <w:r>
+        <w:t>.println</w:t>
+      </w:r>
+      <w:proofErr w:type="spellEnd"/>
+      <w:r>
+        <w:t>(</w:t>
+      </w:r>
+      <w:proofErr w:type="spellStart"/>
+      <w:r>
+        <w:t>myInfo.length</w:t>
+      </w:r>
+      <w:proofErr w:type="spellEnd"/>
+      <w:r>
+        <w:t>());</w:t>
+      </w:r>
+    </w:p>
+    <w:p/>
+    <w:p>
+      <w:r>
+        <w:tab/>
+      </w:r>
+      <w:r>
+        <w:tab/>
+        <w:t>/*</w:t>
+      </w:r>
+    </w:p>
+    <w:p>
+      <w:r>
+        <w:tab/>
+      </w:r>
+      <w:r>
+        <w:tab/>
+        <w:t xml:space="preserve"> * Exception in thread "main" </w:t>
+      </w:r>
+      <w:proofErr w:type="spellStart"/>
+      <w:proofErr w:type="gramStart"/>
+      <w:r>
+        <w:t>java.lang</w:t>
+      </w:r>
+      <w:proofErr w:type="gramEnd"/>
+      <w:r>
+        <w:t>.NullPointerException</w:t>
+      </w:r>
+      <w:proofErr w:type="spellEnd"/>
+      <w:r>
+        <w:t xml:space="preserve"> at</w:t>
+      </w:r>
+    </w:p>
+    <w:p>
+      <w:r>
+        <w:tab/>
+      </w:r>
+      <w:r>
+        <w:tab/>
+        <w:t xml:space="preserve"> * </w:t>
+      </w:r>
+      <w:proofErr w:type="gramStart"/>
+      <w:r>
+        <w:t>com.Revision.D41.CheckedExceptionHandling.main</w:t>
+      </w:r>
+      <w:proofErr w:type="gramEnd"/>
+      <w:r>
+        <w:t>(CheckedExceptionHandling.java:</w:t>
+      </w:r>
+    </w:p>
+    <w:p>
+      <w:r>
+        <w:tab/>
+      </w:r>
+      <w:r>
+        <w:tab/>
+        <w:t xml:space="preserve"> * 7)</w:t>
+      </w:r>
+    </w:p>
+    <w:p>
+      <w:r>
+        <w:tab/>
+      </w:r>
+      <w:r>
+        <w:tab/>
+        <w:t xml:space="preserve"> */</w:t>
+      </w:r>
+    </w:p>
+    <w:p/>
+    <w:p>
+      <w:r>
+        <w:tab/>
+      </w:r>
+      <w:r>
+        <w:tab/>
+        <w:t>try {</w:t>
+      </w:r>
+    </w:p>
+    <w:p>
+      <w:r>
+        <w:tab/>
+      </w:r>
+      <w:r>
+        <w:tab/>
+      </w:r>
+      <w:r>
+        <w:tab/>
+      </w:r>
+      <w:proofErr w:type="spellStart"/>
+      <w:r>
+        <w:t>Class.</w:t>
+      </w:r>
+      <w:r>
+        <w:rPr>
+          <w:i/>
+          <w:iCs/>
+        </w:rPr>
+        <w:t>forName</w:t>
+      </w:r>
+      <w:proofErr w:type="spellEnd"/>
+      <w:r>
+        <w:t>("myInfo5665");</w:t>
+      </w:r>
+    </w:p>
+    <w:p>
+      <w:r>
+        <w:tab/>
+      </w:r>
+      <w:r>
+        <w:tab/>
+        <w:t>} catch (</w:t>
+      </w:r>
+      <w:proofErr w:type="spellStart"/>
+      <w:r>
+        <w:t>ClassNotFoundException</w:t>
+      </w:r>
+      <w:proofErr w:type="spellEnd"/>
+      <w:r>
+        <w:t xml:space="preserve"> e) {</w:t>
+      </w:r>
+    </w:p>
+    <w:p>
+      <w:r>
+        <w:tab/>
+      </w:r>
+      <w:r>
+        <w:tab/>
+      </w:r>
+      <w:r>
+        <w:tab/>
+        <w:t xml:space="preserve">// </w:t>
+      </w:r>
+      <w:r>
+        <w:rPr>
+          <w:b/>
+          <w:bCs/>
+        </w:rPr>
+        <w:t>TODO</w:t>
+      </w:r>
+      <w:r>
+        <w:t xml:space="preserve"> Auto-generated catch block</w:t>
+      </w:r>
+    </w:p>
+    <w:p>
+      <w:r>
+        <w:tab/>
+      </w:r>
+      <w:r>
+        <w:tab/>
+      </w:r>
+      <w:r>
+        <w:tab/>
+      </w:r>
+      <w:proofErr w:type="spellStart"/>
+      <w:proofErr w:type="gramStart"/>
+      <w:r>
+        <w:t>e.printStackTrace</w:t>
+      </w:r>
+      <w:proofErr w:type="spellEnd"/>
+      <w:proofErr w:type="gramEnd"/>
+      <w:r>
+        <w:t>();</w:t>
+      </w:r>
+    </w:p>
+    <w:p>
+      <w:r>
+        <w:tab/>
+      </w:r>
+      <w:r>
+        <w:tab/>
+        <w:t>}</w:t>
+      </w:r>
+    </w:p>
+    <w:p/>
+    <w:p>
+      <w:r>
+        <w:tab/>
+        <w:t>}</w:t>
+      </w:r>
+    </w:p>
+    <w:p/>
+    <w:p>
+      <w:pPr>
+        <w:rPr>
+          <w:b/>
+          <w:bCs/>
+        </w:rPr>
+      </w:pPr>
+      <w:r>
+        <w:t>}</w:t>
+      </w:r>
+    </w:p>
+    <w:p>
+      <w:pPr>
+        <w:pBdr>
+          <w:bottom w:val="single" w:sz="6" w:space="1" w:color="auto"/>
+        </w:pBdr>
+        <w:jc w:val="center"/>
+        <w:rPr>
+          <w:b/>
+          <w:bCs/>
+        </w:rPr>
+      </w:pPr>
+    </w:p>
+    <w:p>
+      <w:pPr>
+        <w:rPr>
+          <w:b/>
+          <w:bCs/>
+        </w:rPr>
+      </w:pPr>
+    </w:p>
+    <w:p>
+      <w:pPr>
+        <w:jc w:val="center"/>
+        <w:rPr>
+          <w:b/>
+          <w:bCs/>
+        </w:rPr>
+      </w:pPr>
+      <w:r>
+        <w:rPr>
+          <w:b/>
+          <w:bCs/>
+        </w:rPr>
+        <w:t>Day 42_12th MAY</w:t>
+      </w:r>
+    </w:p>
+    <w:p/>
+    <w:p>
+      <w:pPr>
+        <w:rPr>
+          <w:b/>
+          <w:bCs/>
+        </w:rPr>
+      </w:pPr>
+      <w:r>
+        <w:rPr>
+          <w:b/>
+          <w:bCs/>
+        </w:rPr>
+        <w:t>A1_UnderstandingExceptionandling</w:t>
+      </w:r>
+    </w:p>
+    <w:p>
+      <w:r>
+        <w:t xml:space="preserve">package </w:t>
+      </w:r>
+      <w:proofErr w:type="gramStart"/>
+      <w:r>
+        <w:t>com.Revision.D</w:t>
+      </w:r>
+      <w:proofErr w:type="gramEnd"/>
+      <w:r>
+        <w:t>42;</w:t>
+      </w:r>
+    </w:p>
+    <w:p/>
+    <w:p>
+      <w:r>
+        <w:t>public class A1_UnderstandingExceptionandling {</w:t>
+      </w:r>
+    </w:p>
+    <w:p/>
+    <w:p>
+      <w:r>
+        <w:tab/>
+        <w:t xml:space="preserve">public void </w:t>
+      </w:r>
+      <w:proofErr w:type="spellStart"/>
+      <w:proofErr w:type="gramStart"/>
+      <w:r>
+        <w:t>doSomething</w:t>
+      </w:r>
+      <w:proofErr w:type="spellEnd"/>
+      <w:r>
+        <w:t>(</w:t>
+      </w:r>
+      <w:proofErr w:type="gramEnd"/>
+      <w:r>
+        <w:t>) {</w:t>
+      </w:r>
+    </w:p>
+    <w:p>
+      <w:r>
+        <w:tab/>
+      </w:r>
+      <w:r>
+        <w:tab/>
+        <w:t>System.</w:t>
+      </w:r>
+      <w:r>
+        <w:rPr>
+          <w:b/>
+          <w:bCs/>
+          <w:i/>
+          <w:iCs/>
+        </w:rPr>
+        <w:t>out</w:t>
+      </w:r>
+      <w:r>
+        <w:t>.println("A1_UnderstandingExceptionandling.doSomething() - START");</w:t>
+      </w:r>
+    </w:p>
+    <w:p>
+      <w:r>
+        <w:tab/>
+      </w:r>
+      <w:r>
+        <w:tab/>
+        <w:t xml:space="preserve">String </w:t>
+      </w:r>
+      <w:proofErr w:type="spellStart"/>
+      <w:r>
+        <w:t>companyName</w:t>
+      </w:r>
+      <w:proofErr w:type="spellEnd"/>
+      <w:r>
+        <w:t xml:space="preserve"> = null;</w:t>
+      </w:r>
+    </w:p>
+    <w:p/>
+    <w:p>
+      <w:r>
+        <w:tab/>
+      </w:r>
+      <w:r>
+        <w:tab/>
+        <w:t>try {</w:t>
+      </w:r>
+    </w:p>
+    <w:p>
+      <w:r>
+        <w:tab/>
+      </w:r>
+      <w:r>
+        <w:tab/>
+      </w:r>
+      <w:r>
+        <w:tab/>
+      </w:r>
+      <w:proofErr w:type="spellStart"/>
+      <w:r>
+        <w:t>System.</w:t>
+      </w:r>
+      <w:r>
+        <w:rPr>
+          <w:b/>
+          <w:bCs/>
+          <w:i/>
+          <w:iCs/>
+        </w:rPr>
+        <w:t>out</w:t>
+      </w:r>
+      <w:r>
+        <w:t>.println</w:t>
+      </w:r>
+      <w:proofErr w:type="spellEnd"/>
+      <w:r>
+        <w:t>("</w:t>
+      </w:r>
+      <w:proofErr w:type="spellStart"/>
+      <w:r>
+        <w:t>Lenght</w:t>
+      </w:r>
+      <w:proofErr w:type="spellEnd"/>
+      <w:r>
+        <w:t xml:space="preserve"> of the string is - " + </w:t>
+      </w:r>
+      <w:proofErr w:type="spellStart"/>
+      <w:r>
+        <w:rPr>
+          <w:u w:val="single"/>
+        </w:rPr>
+        <w:t>companyName</w:t>
+      </w:r>
+      <w:r>
+        <w:t>.length</w:t>
+      </w:r>
+      <w:proofErr w:type="spellEnd"/>
+      <w:r>
+        <w:t>());</w:t>
+      </w:r>
+    </w:p>
+    <w:p>
+      <w:r>
+        <w:tab/>
+      </w:r>
+      <w:r>
+        <w:tab/>
+        <w:t>} catch (</w:t>
+      </w:r>
+      <w:proofErr w:type="spellStart"/>
+      <w:r>
+        <w:t>NullPointerException</w:t>
+      </w:r>
+      <w:proofErr w:type="spellEnd"/>
+      <w:r>
+        <w:t xml:space="preserve"> e) {</w:t>
+      </w:r>
+    </w:p>
+    <w:p>
+      <w:r>
+        <w:tab/>
+      </w:r>
+      <w:r>
+        <w:tab/>
+      </w:r>
+      <w:r>
+        <w:tab/>
+      </w:r>
+      <w:proofErr w:type="spellStart"/>
+      <w:r>
+        <w:t>companyName</w:t>
+      </w:r>
+      <w:proofErr w:type="spellEnd"/>
+      <w:r>
+        <w:t xml:space="preserve"> = "amazon";</w:t>
+      </w:r>
+    </w:p>
+    <w:p>
+      <w:r>
+        <w:tab/>
+      </w:r>
+      <w:r>
+        <w:tab/>
+      </w:r>
+      <w:r>
+        <w:tab/>
+      </w:r>
+      <w:proofErr w:type="spellStart"/>
+      <w:r>
+        <w:t>System.</w:t>
+      </w:r>
+      <w:r>
+        <w:rPr>
+          <w:b/>
+          <w:bCs/>
+          <w:i/>
+          <w:iCs/>
+        </w:rPr>
+        <w:t>out</w:t>
+      </w:r>
+      <w:r>
+        <w:t>.println</w:t>
+      </w:r>
+      <w:proofErr w:type="spellEnd"/>
+      <w:r>
+        <w:t>("</w:t>
+      </w:r>
+      <w:proofErr w:type="spellStart"/>
+      <w:r>
+        <w:t>Compny</w:t>
+      </w:r>
+      <w:proofErr w:type="spellEnd"/>
+      <w:r>
+        <w:t xml:space="preserve"> name not provided and no nay sense of providing inside catch block, is only catches the </w:t>
+      </w:r>
+      <w:proofErr w:type="spellStart"/>
+      <w:r>
+        <w:t>erorr</w:t>
+      </w:r>
+      <w:proofErr w:type="spellEnd"/>
+      <w:r>
+        <w:t xml:space="preserve"> and handle not allot in </w:t>
+      </w:r>
+      <w:proofErr w:type="spellStart"/>
+      <w:r>
+        <w:t>memeory</w:t>
+      </w:r>
+      <w:proofErr w:type="spellEnd"/>
+      <w:r>
+        <w:t>");</w:t>
+      </w:r>
+    </w:p>
+    <w:p>
+      <w:r>
+        <w:tab/>
+      </w:r>
+      <w:r>
+        <w:tab/>
+      </w:r>
+      <w:r>
+        <w:tab/>
+      </w:r>
+      <w:proofErr w:type="spellStart"/>
+      <w:proofErr w:type="gramStart"/>
+      <w:r>
+        <w:t>e.printStackTrace</w:t>
+      </w:r>
+      <w:proofErr w:type="spellEnd"/>
+      <w:proofErr w:type="gramEnd"/>
+      <w:r>
+        <w:t>();</w:t>
+      </w:r>
+    </w:p>
+    <w:p>
+      <w:r>
+        <w:tab/>
+      </w:r>
+      <w:r>
+        <w:tab/>
+        <w:t>}</w:t>
+      </w:r>
+    </w:p>
+    <w:p/>
+    <w:p>
+      <w:r>
+        <w:tab/>
+      </w:r>
+      <w:r>
+        <w:tab/>
+      </w:r>
+      <w:proofErr w:type="gramStart"/>
+      <w:r>
+        <w:t>for(</w:t>
+      </w:r>
+      <w:proofErr w:type="gramEnd"/>
+      <w:r>
+        <w:t xml:space="preserve">int </w:t>
+      </w:r>
+      <w:proofErr w:type="spellStart"/>
+      <w:r>
+        <w:t>i</w:t>
+      </w:r>
+      <w:proofErr w:type="spellEnd"/>
+      <w:r>
+        <w:t xml:space="preserve"> =0; </w:t>
+      </w:r>
+      <w:proofErr w:type="spellStart"/>
+      <w:r>
+        <w:t>i</w:t>
+      </w:r>
+      <w:proofErr w:type="spellEnd"/>
+      <w:r>
+        <w:t xml:space="preserve">&lt;5; </w:t>
+      </w:r>
+      <w:proofErr w:type="spellStart"/>
+      <w:r>
+        <w:t>i</w:t>
+      </w:r>
+      <w:proofErr w:type="spellEnd"/>
+      <w:r>
+        <w:t>++)</w:t>
+      </w:r>
+    </w:p>
+    <w:p>
+      <w:r>
+        <w:tab/>
+      </w:r>
+      <w:r>
+        <w:tab/>
+        <w:t>{</w:t>
+      </w:r>
+    </w:p>
+    <w:p>
+      <w:r>
+        <w:tab/>
+      </w:r>
+      <w:r>
+        <w:tab/>
+      </w:r>
+      <w:r>
+        <w:tab/>
+      </w:r>
+      <w:proofErr w:type="spellStart"/>
+      <w:r>
+        <w:t>System.</w:t>
+      </w:r>
+      <w:r>
+        <w:rPr>
+          <w:b/>
+          <w:bCs/>
+          <w:i/>
+          <w:iCs/>
+        </w:rPr>
+        <w:t>out</w:t>
+      </w:r>
+      <w:r>
+        <w:t>.println</w:t>
+      </w:r>
+      <w:proofErr w:type="spellEnd"/>
+      <w:r>
+        <w:t>("</w:t>
+      </w:r>
+      <w:proofErr w:type="spellStart"/>
+      <w:r>
+        <w:t>Chekcing</w:t>
+      </w:r>
+      <w:proofErr w:type="spellEnd"/>
+      <w:r>
+        <w:t xml:space="preserve"> classes "+</w:t>
+      </w:r>
+      <w:proofErr w:type="spellStart"/>
+      <w:r>
+        <w:t>i</w:t>
+      </w:r>
+      <w:proofErr w:type="spellEnd"/>
+      <w:r>
+        <w:t>);</w:t>
+      </w:r>
+    </w:p>
+    <w:p>
+      <w:r>
+        <w:tab/>
+      </w:r>
+      <w:r>
+        <w:tab/>
+        <w:t>}</w:t>
+      </w:r>
+    </w:p>
+    <w:p>
+      <w:r>
+        <w:tab/>
+      </w:r>
+      <w:r>
+        <w:tab/>
+        <w:t>System.</w:t>
+      </w:r>
+      <w:r>
+        <w:rPr>
+          <w:b/>
+          <w:bCs/>
+          <w:i/>
+          <w:iCs/>
+        </w:rPr>
+        <w:t>out</w:t>
+      </w:r>
+      <w:r>
+        <w:t>.println("A1_UnderstandingExceptionandling.doSomething() - END");</w:t>
+      </w:r>
+    </w:p>
+    <w:p/>
+    <w:p>
+      <w:r>
+        <w:tab/>
+        <w:t>}</w:t>
+      </w:r>
+    </w:p>
+    <w:p/>
+    <w:p>
+      <w:r>
+        <w:tab/>
+        <w:t xml:space="preserve">public static void </w:t>
+      </w:r>
+      <w:proofErr w:type="gramStart"/>
+      <w:r>
+        <w:t>main(String[</w:t>
+      </w:r>
+      <w:proofErr w:type="gramEnd"/>
+      <w:r>
+        <w:t xml:space="preserve">] </w:t>
+      </w:r>
+      <w:proofErr w:type="spellStart"/>
+      <w:r>
+        <w:t>args</w:t>
+      </w:r>
+      <w:proofErr w:type="spellEnd"/>
+      <w:r>
+        <w:t>) {</w:t>
+      </w:r>
+    </w:p>
+    <w:p>
+      <w:r>
+        <w:tab/>
+      </w:r>
+      <w:r>
+        <w:tab/>
+      </w:r>
+      <w:proofErr w:type="spellStart"/>
+      <w:r>
+        <w:t>System.</w:t>
+      </w:r>
+      <w:r>
+        <w:rPr>
+          <w:b/>
+          <w:bCs/>
+          <w:i/>
+          <w:iCs/>
+        </w:rPr>
+        <w:t>out</w:t>
+      </w:r>
+      <w:r>
+        <w:t>.println</w:t>
+      </w:r>
+      <w:proofErr w:type="spellEnd"/>
+      <w:r>
+        <w:t>("MAIN METHOD - START");</w:t>
+      </w:r>
+    </w:p>
+    <w:p/>
+    <w:p>
+      <w:r>
+        <w:tab/>
+        <w:t>}</w:t>
+      </w:r>
+    </w:p>
+    <w:p/>
+    <w:p>
+      <w:r>
+        <w:t>}</w:t>
+      </w:r>
+    </w:p>
+    <w:p/>
+    <w:p>
+      <w:pPr>
+        <w:rPr>
+          <w:b/>
+          <w:bCs/>
+        </w:rPr>
+      </w:pPr>
+      <w:r>
+        <w:rPr>
+          <w:b/>
+          <w:bCs/>
+        </w:rPr>
+        <w:t>A2_AccessingClass</w:t>
+      </w:r>
+    </w:p>
+    <w:p>
+      <w:r>
+        <w:t xml:space="preserve">package </w:t>
+      </w:r>
+      <w:proofErr w:type="gramStart"/>
+      <w:r>
+        <w:t>com.Revision.D</w:t>
+      </w:r>
+      <w:proofErr w:type="gramEnd"/>
+      <w:r>
+        <w:t>42;</w:t>
+      </w:r>
+    </w:p>
+    <w:p/>
+    <w:p>
+      <w:r>
+        <w:t>public class A2_AccessingClass {</w:t>
+      </w:r>
+    </w:p>
+    <w:p/>
+    <w:p>
+      <w:r>
+        <w:tab/>
+        <w:t xml:space="preserve">public static void </w:t>
+      </w:r>
+      <w:proofErr w:type="gramStart"/>
+      <w:r>
+        <w:t>main(String[</w:t>
+      </w:r>
+      <w:proofErr w:type="gramEnd"/>
+      <w:r>
+        <w:t xml:space="preserve">] </w:t>
+      </w:r>
+      <w:proofErr w:type="spellStart"/>
+      <w:r>
+        <w:t>args</w:t>
+      </w:r>
+      <w:proofErr w:type="spellEnd"/>
+      <w:r>
+        <w:t>) {</w:t>
+      </w:r>
+    </w:p>
+    <w:p>
+      <w:r>
+        <w:tab/>
+      </w:r>
+      <w:r>
+        <w:tab/>
+      </w:r>
+      <w:proofErr w:type="spellStart"/>
+      <w:r>
+        <w:t>System.</w:t>
+      </w:r>
+      <w:r>
+        <w:rPr>
+          <w:b/>
+          <w:bCs/>
+          <w:i/>
+          <w:iCs/>
+        </w:rPr>
+        <w:t>out</w:t>
+      </w:r>
+      <w:r>
+        <w:t>.println</w:t>
+      </w:r>
+      <w:proofErr w:type="spellEnd"/>
+      <w:r>
+        <w:t>("A2_AccessingClass.main() - START");</w:t>
+      </w:r>
+    </w:p>
+    <w:p>
+      <w:r>
+        <w:tab/>
+      </w:r>
+      <w:r>
+        <w:tab/>
+        <w:t>A1_UnderstandingExceptionandling driver = new A1_</w:t>
+      </w:r>
+      <w:proofErr w:type="gramStart"/>
+      <w:r>
+        <w:t>UnderstandingExceptionandling(</w:t>
+      </w:r>
+      <w:proofErr w:type="gramEnd"/>
+      <w:r>
+        <w:t>);</w:t>
+      </w:r>
+    </w:p>
+    <w:p>
+      <w:r>
+        <w:tab/>
+      </w:r>
+      <w:r>
+        <w:tab/>
+      </w:r>
+      <w:proofErr w:type="spellStart"/>
+      <w:proofErr w:type="gramStart"/>
+      <w:r>
+        <w:t>driver.doSomething</w:t>
+      </w:r>
+      <w:proofErr w:type="spellEnd"/>
+      <w:proofErr w:type="gramEnd"/>
+      <w:r>
+        <w:t>();</w:t>
+      </w:r>
+    </w:p>
+    <w:p>
+      <w:r>
+        <w:tab/>
+      </w:r>
+      <w:r>
+        <w:tab/>
+      </w:r>
+      <w:proofErr w:type="spellStart"/>
+      <w:r>
+        <w:t>System.</w:t>
+      </w:r>
+      <w:r>
+        <w:rPr>
+          <w:b/>
+          <w:bCs/>
+          <w:i/>
+          <w:iCs/>
+        </w:rPr>
+        <w:t>out</w:t>
+      </w:r>
+      <w:r>
+        <w:t>.println</w:t>
+      </w:r>
+      <w:proofErr w:type="spellEnd"/>
+      <w:r>
+        <w:t>("A2_AccessingClass.main() - END");</w:t>
+      </w:r>
+    </w:p>
+    <w:p/>
+    <w:p>
+      <w:r>
+        <w:tab/>
+        <w:t>}</w:t>
+      </w:r>
+    </w:p>
+    <w:p/>
+    <w:p>
+      <w:r>
+        <w:t>}</w:t>
+      </w:r>
+    </w:p>
+    <w:p>
+      <w:r>
+        <w:t xml:space="preserve">------------------ </w:t>
+      </w:r>
+    </w:p>
+    <w:p>
+      <w:pPr>
+        <w:rPr>
+          <w:b/>
+          <w:bCs/>
+        </w:rPr>
+      </w:pPr>
+      <w:r>
+        <w:rPr>
+          <w:b/>
+          <w:bCs/>
+        </w:rPr>
+        <w:t>A3_TryingMultipleExceptionsAtATime</w:t>
+      </w:r>
+    </w:p>
+    <w:p>
+      <w:r>
+        <w:t xml:space="preserve">package </w:t>
+      </w:r>
+      <w:proofErr w:type="gramStart"/>
+      <w:r>
+        <w:t>com.Revision.D</w:t>
+      </w:r>
+      <w:proofErr w:type="gramEnd"/>
+      <w:r>
+        <w:t>42;</w:t>
+      </w:r>
+    </w:p>
+    <w:p/>
+    <w:p>
+      <w:r>
+        <w:t xml:space="preserve">import </w:t>
+      </w:r>
+      <w:proofErr w:type="spellStart"/>
+      <w:proofErr w:type="gramStart"/>
+      <w:r>
+        <w:rPr>
+          <w:u w:val="single"/>
+        </w:rPr>
+        <w:t>java.util</w:t>
+      </w:r>
+      <w:proofErr w:type="gramEnd"/>
+      <w:r>
+        <w:rPr>
+          <w:u w:val="single"/>
+        </w:rPr>
+        <w:t>.Iterator</w:t>
+      </w:r>
+      <w:proofErr w:type="spellEnd"/>
+      <w:r>
+        <w:t>;</w:t>
+      </w:r>
+    </w:p>
+    <w:p/>
+    <w:p>
+      <w:r>
+        <w:t>public class A3_TryingMultipleExceptionsAtATime {</w:t>
+      </w:r>
+    </w:p>
+    <w:p/>
+    <w:p>
+      <w:r>
+        <w:tab/>
+        <w:t xml:space="preserve">public static void </w:t>
+      </w:r>
+      <w:proofErr w:type="gramStart"/>
+      <w:r>
+        <w:t>main(String[</w:t>
+      </w:r>
+      <w:proofErr w:type="gramEnd"/>
+      <w:r>
+        <w:t xml:space="preserve">] </w:t>
+      </w:r>
+      <w:proofErr w:type="spellStart"/>
+      <w:r>
+        <w:t>args</w:t>
+      </w:r>
+      <w:proofErr w:type="spellEnd"/>
+      <w:r>
+        <w:t>) {</w:t>
+      </w:r>
+    </w:p>
+    <w:p/>
+    <w:p>
+      <w:r>
+        <w:tab/>
+      </w:r>
+      <w:r>
+        <w:tab/>
+      </w:r>
+      <w:proofErr w:type="spellStart"/>
+      <w:r>
+        <w:t>System.</w:t>
+      </w:r>
+      <w:r>
+        <w:rPr>
+          <w:b/>
+          <w:bCs/>
+          <w:i/>
+          <w:iCs/>
+        </w:rPr>
+        <w:t>out</w:t>
+      </w:r>
+      <w:r>
+        <w:t>.println</w:t>
+      </w:r>
+      <w:proofErr w:type="spellEnd"/>
+      <w:r>
+        <w:t>("A3_TryingMultipleExceptionsAtATime.main() - START");</w:t>
+      </w:r>
+    </w:p>
+    <w:p/>
+    <w:p>
+      <w:r>
+        <w:tab/>
+      </w:r>
+      <w:r>
+        <w:tab/>
+        <w:t>try {</w:t>
+      </w:r>
+    </w:p>
+    <w:p>
+      <w:r>
+        <w:tab/>
+      </w:r>
+      <w:r>
+        <w:tab/>
+      </w:r>
+      <w:r>
+        <w:tab/>
+        <w:t>String name = null;</w:t>
+      </w:r>
+    </w:p>
+    <w:p>
+      <w:r>
+        <w:tab/>
+      </w:r>
+      <w:r>
+        <w:tab/>
+      </w:r>
+      <w:r>
+        <w:tab/>
+        <w:t xml:space="preserve">String </w:t>
+      </w:r>
+      <w:proofErr w:type="spellStart"/>
+      <w:r>
+        <w:t>userDetails</w:t>
+      </w:r>
+      <w:proofErr w:type="spellEnd"/>
+      <w:r>
+        <w:t xml:space="preserve"> = </w:t>
+      </w:r>
+      <w:proofErr w:type="spellStart"/>
+      <w:proofErr w:type="gramStart"/>
+      <w:r>
+        <w:t>args</w:t>
+      </w:r>
+      <w:proofErr w:type="spellEnd"/>
+      <w:r>
+        <w:t>[</w:t>
+      </w:r>
+      <w:proofErr w:type="gramEnd"/>
+      <w:r>
+        <w:t>0];</w:t>
+      </w:r>
+    </w:p>
+    <w:p>
+      <w:r>
+        <w:tab/>
+      </w:r>
+      <w:r>
+        <w:tab/>
+      </w:r>
+      <w:r>
+        <w:tab/>
+        <w:t>int number = 11;</w:t>
+      </w:r>
+    </w:p>
+    <w:p/>
+    <w:p>
+      <w:r>
+        <w:tab/>
+      </w:r>
+      <w:r>
+        <w:tab/>
+      </w:r>
+      <w:r>
+        <w:tab/>
+      </w:r>
+      <w:proofErr w:type="spellStart"/>
+      <w:r>
+        <w:t>System.</w:t>
+      </w:r>
+      <w:r>
+        <w:rPr>
+          <w:b/>
+          <w:bCs/>
+          <w:i/>
+          <w:iCs/>
+        </w:rPr>
+        <w:t>out</w:t>
+      </w:r>
+      <w:r>
+        <w:t>.println</w:t>
+      </w:r>
+      <w:proofErr w:type="spellEnd"/>
+      <w:r>
+        <w:t xml:space="preserve">("Name length is - " + </w:t>
+      </w:r>
+      <w:proofErr w:type="spellStart"/>
+      <w:proofErr w:type="gramStart"/>
+      <w:r>
+        <w:rPr>
+          <w:u w:val="single"/>
+        </w:rPr>
+        <w:t>name</w:t>
+      </w:r>
+      <w:r>
+        <w:t>.length</w:t>
+      </w:r>
+      <w:proofErr w:type="spellEnd"/>
+      <w:proofErr w:type="gramEnd"/>
+      <w:r>
+        <w:t>());</w:t>
+      </w:r>
+    </w:p>
+    <w:p>
+      <w:r>
+        <w:tab/>
+      </w:r>
+      <w:r>
+        <w:tab/>
+      </w:r>
+      <w:r>
+        <w:tab/>
+        <w:t>int result = number / 0;</w:t>
+      </w:r>
+    </w:p>
+    <w:p>
+      <w:r>
+        <w:tab/>
+      </w:r>
+      <w:r>
+        <w:tab/>
+      </w:r>
+      <w:r>
+        <w:tab/>
+      </w:r>
+      <w:proofErr w:type="spellStart"/>
+      <w:r>
+        <w:t>System.</w:t>
+      </w:r>
+      <w:r>
+        <w:rPr>
+          <w:b/>
+          <w:bCs/>
+          <w:i/>
+          <w:iCs/>
+        </w:rPr>
+        <w:t>out</w:t>
+      </w:r>
+      <w:r>
+        <w:t>.println</w:t>
+      </w:r>
+      <w:proofErr w:type="spellEnd"/>
+      <w:r>
+        <w:t xml:space="preserve">("Details entered by user is - " + </w:t>
+      </w:r>
+      <w:proofErr w:type="spellStart"/>
+      <w:r>
+        <w:t>userDetails</w:t>
+      </w:r>
+      <w:proofErr w:type="spellEnd"/>
+      <w:r>
+        <w:t>);</w:t>
+      </w:r>
+    </w:p>
+    <w:p>
+      <w:r>
+        <w:tab/>
+      </w:r>
+      <w:r>
+        <w:tab/>
+      </w:r>
+      <w:r>
+        <w:tab/>
+      </w:r>
+      <w:proofErr w:type="spellStart"/>
+      <w:r>
+        <w:t>System.</w:t>
+      </w:r>
+      <w:r>
+        <w:rPr>
+          <w:b/>
+          <w:bCs/>
+          <w:i/>
+          <w:iCs/>
+        </w:rPr>
+        <w:t>out</w:t>
+      </w:r>
+      <w:r>
+        <w:t>.println</w:t>
+      </w:r>
+      <w:proofErr w:type="spellEnd"/>
+      <w:r>
+        <w:t xml:space="preserve">("Result declares is </w:t>
+      </w:r>
+      <w:proofErr w:type="gramStart"/>
+      <w:r>
+        <w:t>as  -</w:t>
+      </w:r>
+      <w:proofErr w:type="gramEnd"/>
+      <w:r>
+        <w:t xml:space="preserve"> " + result);</w:t>
+      </w:r>
+    </w:p>
+    <w:p>
+      <w:r>
+        <w:tab/>
+      </w:r>
+      <w:r>
+        <w:tab/>
+        <w:t>} catch (</w:t>
+      </w:r>
+      <w:proofErr w:type="spellStart"/>
+      <w:r>
+        <w:t>NullPointerException</w:t>
+      </w:r>
+      <w:proofErr w:type="spellEnd"/>
+      <w:r>
+        <w:t xml:space="preserve"> e1) {</w:t>
+      </w:r>
+    </w:p>
+    <w:p>
+      <w:r>
+        <w:tab/>
+      </w:r>
+      <w:r>
+        <w:tab/>
+      </w:r>
+      <w:r>
+        <w:tab/>
+      </w:r>
+      <w:proofErr w:type="spellStart"/>
+      <w:r>
+        <w:t>System.</w:t>
+      </w:r>
+      <w:r>
+        <w:rPr>
+          <w:b/>
+          <w:bCs/>
+          <w:i/>
+          <w:iCs/>
+        </w:rPr>
+        <w:t>out</w:t>
+      </w:r>
+      <w:r>
+        <w:t>.println</w:t>
+      </w:r>
+      <w:proofErr w:type="spellEnd"/>
+      <w:r>
+        <w:t>("String not null for getting the length");</w:t>
+      </w:r>
+    </w:p>
+    <w:p>
+      <w:r>
+        <w:tab/>
+      </w:r>
+      <w:r>
+        <w:tab/>
+      </w:r>
+      <w:r>
+        <w:tab/>
+        <w:t>e</w:t>
+      </w:r>
+      <w:proofErr w:type="gramStart"/>
+      <w:r>
+        <w:t>1.printStackTrace</w:t>
+      </w:r>
+      <w:proofErr w:type="gramEnd"/>
+      <w:r>
+        <w:t>();</w:t>
+      </w:r>
+    </w:p>
+    <w:p>
+      <w:r>
+        <w:tab/>
+      </w:r>
+      <w:r>
+        <w:tab/>
+        <w:t>}</w:t>
+      </w:r>
+    </w:p>
+    <w:p/>
+    <w:p>
+      <w:r>
+        <w:tab/>
+      </w:r>
+      <w:r>
+        <w:tab/>
+        <w:t>catch (</w:t>
+      </w:r>
+      <w:proofErr w:type="spellStart"/>
+      <w:r>
+        <w:t>ArrayIndexOutOfBoundsException</w:t>
+      </w:r>
+      <w:proofErr w:type="spellEnd"/>
+      <w:r>
+        <w:t xml:space="preserve"> e2) {</w:t>
+      </w:r>
+    </w:p>
+    <w:p>
+      <w:r>
+        <w:tab/>
+      </w:r>
+      <w:r>
+        <w:tab/>
+      </w:r>
+      <w:r>
+        <w:tab/>
+      </w:r>
+      <w:proofErr w:type="spellStart"/>
+      <w:r>
+        <w:t>System.</w:t>
+      </w:r>
+      <w:r>
+        <w:rPr>
+          <w:b/>
+          <w:bCs/>
+          <w:i/>
+          <w:iCs/>
+        </w:rPr>
+        <w:t>out</w:t>
+      </w:r>
+      <w:r>
+        <w:t>.println</w:t>
+      </w:r>
+      <w:proofErr w:type="spellEnd"/>
+      <w:r>
+        <w:t xml:space="preserve">("user should enter details by </w:t>
+      </w:r>
+      <w:proofErr w:type="spellStart"/>
+      <w:r>
+        <w:t>cmd</w:t>
+      </w:r>
+      <w:proofErr w:type="spellEnd"/>
+      <w:r>
+        <w:t xml:space="preserve"> - ");</w:t>
+      </w:r>
+    </w:p>
+    <w:p>
+      <w:r>
+        <w:tab/>
+      </w:r>
+      <w:r>
+        <w:tab/>
+      </w:r>
+      <w:r>
+        <w:tab/>
+        <w:t>e</w:t>
+      </w:r>
+      <w:proofErr w:type="gramStart"/>
+      <w:r>
+        <w:t>2.printStackTrace</w:t>
+      </w:r>
+      <w:proofErr w:type="gramEnd"/>
+      <w:r>
+        <w:t>();</w:t>
+      </w:r>
+    </w:p>
+    <w:p>
+      <w:r>
+        <w:lastRenderedPageBreak/>
+        <w:tab/>
+      </w:r>
+      <w:r>
+        <w:tab/>
+        <w:t>}</w:t>
+      </w:r>
+    </w:p>
+    <w:p/>
+    <w:p>
+      <w:r>
+        <w:tab/>
+      </w:r>
+      <w:r>
+        <w:tab/>
+        <w:t>catch (</w:t>
+      </w:r>
+      <w:proofErr w:type="spellStart"/>
+      <w:r>
+        <w:t>ArithmeticException</w:t>
+      </w:r>
+      <w:proofErr w:type="spellEnd"/>
+      <w:r>
+        <w:t xml:space="preserve"> e3) {</w:t>
+      </w:r>
+    </w:p>
+    <w:p>
+      <w:r>
+        <w:tab/>
+      </w:r>
+      <w:r>
+        <w:tab/>
+      </w:r>
+      <w:r>
+        <w:tab/>
+      </w:r>
+      <w:proofErr w:type="spellStart"/>
+      <w:r>
+        <w:t>System.</w:t>
+      </w:r>
+      <w:r>
+        <w:rPr>
+          <w:b/>
+          <w:bCs/>
+          <w:i/>
+          <w:iCs/>
+        </w:rPr>
+        <w:t>out</w:t>
+      </w:r>
+      <w:r>
+        <w:t>.println</w:t>
+      </w:r>
+      <w:proofErr w:type="spellEnd"/>
+      <w:r>
+        <w:t>("</w:t>
+      </w:r>
+      <w:proofErr w:type="spellStart"/>
+      <w:proofErr w:type="gramStart"/>
+      <w:r>
+        <w:t>can;t</w:t>
+      </w:r>
+      <w:proofErr w:type="spellEnd"/>
+      <w:proofErr w:type="gramEnd"/>
+      <w:r>
+        <w:t xml:space="preserve"> </w:t>
+      </w:r>
+      <w:proofErr w:type="spellStart"/>
+      <w:r>
+        <w:t>devide</w:t>
+      </w:r>
+      <w:proofErr w:type="spellEnd"/>
+      <w:r>
+        <w:t xml:space="preserve"> by zero ever r");</w:t>
+      </w:r>
+    </w:p>
+    <w:p>
+      <w:r>
+        <w:tab/>
+      </w:r>
+      <w:r>
+        <w:tab/>
+      </w:r>
+      <w:r>
+        <w:tab/>
+        <w:t>e</w:t>
+      </w:r>
+      <w:proofErr w:type="gramStart"/>
+      <w:r>
+        <w:t>3.printStackTrace</w:t>
+      </w:r>
+      <w:proofErr w:type="gramEnd"/>
+      <w:r>
+        <w:t>();</w:t>
+      </w:r>
+    </w:p>
+    <w:p>
+      <w:r>
+        <w:tab/>
+      </w:r>
+      <w:r>
+        <w:tab/>
+        <w:t>}</w:t>
+      </w:r>
+    </w:p>
+    <w:p/>
+    <w:p>
+      <w:r>
+        <w:tab/>
+      </w:r>
+      <w:r>
+        <w:tab/>
+        <w:t>catch (Exception e) {</w:t>
+      </w:r>
+    </w:p>
+    <w:p>
+      <w:r>
+        <w:tab/>
+      </w:r>
+      <w:r>
+        <w:tab/>
+      </w:r>
+      <w:r>
+        <w:tab/>
+      </w:r>
+      <w:proofErr w:type="spellStart"/>
+      <w:r>
+        <w:t>System.</w:t>
+      </w:r>
+      <w:r>
+        <w:rPr>
+          <w:b/>
+          <w:bCs/>
+          <w:i/>
+          <w:iCs/>
+        </w:rPr>
+        <w:t>out</w:t>
+      </w:r>
+      <w:r>
+        <w:t>.println</w:t>
+      </w:r>
+      <w:proofErr w:type="spellEnd"/>
+      <w:r>
+        <w:t>("</w:t>
+      </w:r>
+      <w:proofErr w:type="spellStart"/>
+      <w:r>
+        <w:t>yaha</w:t>
+      </w:r>
+      <w:proofErr w:type="spellEnd"/>
+      <w:r>
+        <w:t xml:space="preserve"> </w:t>
+      </w:r>
+      <w:proofErr w:type="spellStart"/>
+      <w:r>
+        <w:t>errrors</w:t>
+      </w:r>
+      <w:proofErr w:type="spellEnd"/>
+      <w:r>
+        <w:t xml:space="preserve"> </w:t>
+      </w:r>
+      <w:proofErr w:type="spellStart"/>
+      <w:r>
+        <w:t>shi</w:t>
+      </w:r>
+      <w:proofErr w:type="spellEnd"/>
+      <w:r>
+        <w:t xml:space="preserve"> </w:t>
+      </w:r>
+      <w:proofErr w:type="spellStart"/>
+      <w:r>
+        <w:t>krne</w:t>
+      </w:r>
+      <w:proofErr w:type="spellEnd"/>
+      <w:r>
+        <w:t xml:space="preserve"> se </w:t>
+      </w:r>
+      <w:proofErr w:type="spellStart"/>
+      <w:r>
+        <w:t>kuchh</w:t>
+      </w:r>
+      <w:proofErr w:type="spellEnd"/>
+      <w:r>
+        <w:t xml:space="preserve"> </w:t>
+      </w:r>
+      <w:proofErr w:type="spellStart"/>
+      <w:r>
+        <w:t>nhi</w:t>
+      </w:r>
+      <w:proofErr w:type="spellEnd"/>
+      <w:r>
+        <w:t xml:space="preserve"> </w:t>
+      </w:r>
+      <w:proofErr w:type="spellStart"/>
+      <w:r>
+        <w:t>hoga</w:t>
+      </w:r>
+      <w:proofErr w:type="spellEnd"/>
+      <w:r>
+        <w:t xml:space="preserve"> </w:t>
+      </w:r>
+      <w:proofErr w:type="gramStart"/>
+      <w:r>
+        <w:t>.....</w:t>
+      </w:r>
+      <w:proofErr w:type="gramEnd"/>
+      <w:r>
+        <w:t xml:space="preserve"> you are late now.");</w:t>
+      </w:r>
+    </w:p>
+    <w:p>
+      <w:r>
+        <w:tab/>
+      </w:r>
+      <w:r>
+        <w:tab/>
+      </w:r>
+      <w:r>
+        <w:tab/>
+      </w:r>
+      <w:proofErr w:type="spellStart"/>
+      <w:proofErr w:type="gramStart"/>
+      <w:r>
+        <w:t>e.printStackTrace</w:t>
+      </w:r>
+      <w:proofErr w:type="spellEnd"/>
+      <w:proofErr w:type="gramEnd"/>
+      <w:r>
+        <w:t>();</w:t>
+      </w:r>
+    </w:p>
+    <w:p>
+      <w:r>
+        <w:tab/>
+      </w:r>
+      <w:r>
+        <w:tab/>
+        <w:t>}</w:t>
+      </w:r>
+    </w:p>
+    <w:p/>
+    <w:p>
+      <w:r>
+        <w:tab/>
+      </w:r>
+      <w:r>
+        <w:tab/>
+        <w:t xml:space="preserve">for (int </w:t>
+      </w:r>
+      <w:proofErr w:type="spellStart"/>
+      <w:r>
+        <w:t>i</w:t>
+      </w:r>
+      <w:proofErr w:type="spellEnd"/>
+      <w:r>
+        <w:t xml:space="preserve"> = 0; </w:t>
+      </w:r>
+      <w:proofErr w:type="spellStart"/>
+      <w:r>
+        <w:t>i</w:t>
+      </w:r>
+      <w:proofErr w:type="spellEnd"/>
+      <w:r>
+        <w:t xml:space="preserve"> &lt; 4; </w:t>
+      </w:r>
+      <w:proofErr w:type="spellStart"/>
+      <w:r>
+        <w:t>i</w:t>
+      </w:r>
+      <w:proofErr w:type="spellEnd"/>
+      <w:r>
+        <w:t>++) {</w:t>
+      </w:r>
+    </w:p>
+    <w:p>
+      <w:r>
+        <w:tab/>
+      </w:r>
+      <w:r>
+        <w:tab/>
+      </w:r>
+      <w:r>
+        <w:tab/>
+      </w:r>
+      <w:proofErr w:type="spellStart"/>
+      <w:r>
+        <w:t>System.</w:t>
+      </w:r>
+      <w:r>
+        <w:rPr>
+          <w:b/>
+          <w:bCs/>
+          <w:i/>
+          <w:iCs/>
+        </w:rPr>
+        <w:t>out</w:t>
+      </w:r>
+      <w:r>
+        <w:t>.println</w:t>
+      </w:r>
+      <w:proofErr w:type="spellEnd"/>
+      <w:r>
+        <w:t xml:space="preserve">("All Catch blocks performed successfully " + </w:t>
+      </w:r>
+      <w:proofErr w:type="spellStart"/>
+      <w:r>
+        <w:t>i</w:t>
+      </w:r>
+      <w:proofErr w:type="spellEnd"/>
+      <w:r>
+        <w:t>);</w:t>
+      </w:r>
+    </w:p>
+    <w:p>
+      <w:r>
+        <w:tab/>
+      </w:r>
+      <w:r>
+        <w:tab/>
+        <w:t>}</w:t>
+      </w:r>
+    </w:p>
+    <w:p/>
+    <w:p>
+      <w:r>
+        <w:tab/>
+      </w:r>
+      <w:r>
+        <w:tab/>
+      </w:r>
+      <w:proofErr w:type="spellStart"/>
+      <w:r>
+        <w:t>System.</w:t>
+      </w:r>
+      <w:r>
+        <w:rPr>
+          <w:b/>
+          <w:bCs/>
+          <w:i/>
+          <w:iCs/>
+        </w:rPr>
+        <w:t>out</w:t>
+      </w:r>
+      <w:r>
+        <w:t>.println</w:t>
+      </w:r>
+      <w:proofErr w:type="spellEnd"/>
+      <w:r>
+        <w:t>("A3_TryingMultipleExceptionsAtATime.main() - END");</w:t>
+      </w:r>
+    </w:p>
+    <w:p>
+      <w:r>
+        <w:tab/>
+      </w:r>
+      <w:r>
+        <w:tab/>
+      </w:r>
+      <w:proofErr w:type="spellStart"/>
+      <w:r>
+        <w:t>System.</w:t>
+      </w:r>
+      <w:r>
+        <w:rPr>
+          <w:b/>
+          <w:bCs/>
+          <w:i/>
+          <w:iCs/>
+        </w:rPr>
+        <w:t>out</w:t>
+      </w:r>
+      <w:r>
+        <w:t>.println</w:t>
+      </w:r>
+      <w:proofErr w:type="spellEnd"/>
+      <w:r>
+        <w:t xml:space="preserve">("After first try when </w:t>
+      </w:r>
+      <w:proofErr w:type="spellStart"/>
+      <w:r>
+        <w:t>rosky</w:t>
+      </w:r>
+      <w:proofErr w:type="spellEnd"/>
+      <w:r>
+        <w:t xml:space="preserve"> codes comes it jumps to respective </w:t>
+      </w:r>
+      <w:proofErr w:type="spellStart"/>
+      <w:r>
+        <w:t>exceptin</w:t>
+      </w:r>
+      <w:proofErr w:type="spellEnd"/>
+      <w:r>
+        <w:t xml:space="preserve"> </w:t>
+      </w:r>
+      <w:proofErr w:type="spellStart"/>
+      <w:r>
+        <w:t>adn</w:t>
+      </w:r>
+      <w:proofErr w:type="spellEnd"/>
+      <w:r>
+        <w:t xml:space="preserve"> then handle the exception .... try skips rest of the code after the </w:t>
+      </w:r>
+      <w:proofErr w:type="spellStart"/>
+      <w:r>
+        <w:t>firts</w:t>
+      </w:r>
+      <w:proofErr w:type="spellEnd"/>
+      <w:r>
+        <w:t xml:space="preserve"> </w:t>
+      </w:r>
+      <w:proofErr w:type="spellStart"/>
+      <w:r>
+        <w:t>excedption</w:t>
+      </w:r>
+      <w:proofErr w:type="spellEnd"/>
+      <w:r>
+        <w:t>");</w:t>
+      </w:r>
+    </w:p>
+    <w:p>
+      <w:r>
+        <w:tab/>
+      </w:r>
+      <w:r>
+        <w:tab/>
+      </w:r>
+      <w:proofErr w:type="spellStart"/>
+      <w:r>
+        <w:t>System.</w:t>
+      </w:r>
+      <w:r>
+        <w:rPr>
+          <w:b/>
+          <w:bCs/>
+          <w:i/>
+          <w:iCs/>
+        </w:rPr>
+        <w:t>out</w:t>
+      </w:r>
+      <w:r>
+        <w:t>.println</w:t>
+      </w:r>
+      <w:proofErr w:type="spellEnd"/>
+      <w:r>
+        <w:t xml:space="preserve">("So here </w:t>
+      </w:r>
+      <w:proofErr w:type="spellStart"/>
+      <w:r>
+        <w:t>i</w:t>
+      </w:r>
+      <w:proofErr w:type="spellEnd"/>
+      <w:r>
+        <w:t xml:space="preserve"> am not giving </w:t>
+      </w:r>
+      <w:proofErr w:type="spellStart"/>
+      <w:r>
+        <w:t>cmd</w:t>
+      </w:r>
+      <w:proofErr w:type="spellEnd"/>
+      <w:r>
+        <w:t xml:space="preserve"> </w:t>
+      </w:r>
+      <w:proofErr w:type="spellStart"/>
+      <w:r>
+        <w:t>arg</w:t>
+      </w:r>
+      <w:proofErr w:type="spellEnd"/>
+      <w:r>
+        <w:t xml:space="preserve"> so first exception </w:t>
+      </w:r>
+      <w:proofErr w:type="spellStart"/>
+      <w:r>
+        <w:t>occuring</w:t>
+      </w:r>
+      <w:proofErr w:type="spellEnd"/>
+      <w:r>
+        <w:t xml:space="preserve"> here which is handling by respective </w:t>
+      </w:r>
+      <w:proofErr w:type="spellStart"/>
+      <w:r>
+        <w:t>eceptopm</w:t>
+      </w:r>
+      <w:proofErr w:type="spellEnd"/>
+      <w:r>
+        <w:t xml:space="preserve"> - </w:t>
+      </w:r>
+      <w:proofErr w:type="spellStart"/>
+      <w:r>
+        <w:t>ArrayIndexOutOFBound</w:t>
+      </w:r>
+      <w:proofErr w:type="spellEnd"/>
+      <w:r>
+        <w:t xml:space="preserve">, so other are not </w:t>
+      </w:r>
+      <w:proofErr w:type="gramStart"/>
+      <w:r>
+        <w:t>executing(</w:t>
+      </w:r>
+      <w:proofErr w:type="gramEnd"/>
+      <w:r>
+        <w:t xml:space="preserve">even parent </w:t>
+      </w:r>
+      <w:proofErr w:type="spellStart"/>
+      <w:r>
+        <w:t>excpetin</w:t>
+      </w:r>
+      <w:proofErr w:type="spellEnd"/>
+      <w:r>
+        <w:t xml:space="preserve"> also can't </w:t>
+      </w:r>
+      <w:proofErr w:type="gramStart"/>
+      <w:r>
+        <w:t>execute  -</w:t>
+      </w:r>
+      <w:proofErr w:type="gramEnd"/>
+      <w:r>
+        <w:t xml:space="preserve"> as one exception </w:t>
+      </w:r>
+      <w:proofErr w:type="spellStart"/>
+      <w:r>
+        <w:t>fllowed</w:t>
+      </w:r>
+      <w:proofErr w:type="spellEnd"/>
+      <w:r>
+        <w:t xml:space="preserve"> by respective error in try) ");</w:t>
+      </w:r>
+    </w:p>
+    <w:p>
+      <w:r>
+        <w:tab/>
+        <w:t>}</w:t>
+      </w:r>
+    </w:p>
+    <w:p/>
+    <w:p>
+      <w:r>
+        <w:t>}</w:t>
+      </w:r>
+    </w:p>
+    <w:p>
+      <w:r>
+        <w:lastRenderedPageBreak/>
+        <w:t xml:space="preserve">----------------- </w:t>
+      </w:r>
+    </w:p>
+    <w:p>
+      <w:pPr>
+        <w:rPr>
+          <w:b/>
+          <w:bCs/>
+        </w:rPr>
+      </w:pPr>
+      <w:r>
+        <w:rPr>
+          <w:b/>
+          <w:bCs/>
+        </w:rPr>
+        <w:t>A4_MultipleTryMutipleCatchsExecutingTogether</w:t>
+      </w:r>
+    </w:p>
+    <w:p>
+      <w:r>
+        <w:t xml:space="preserve">package </w:t>
+      </w:r>
+      <w:proofErr w:type="gramStart"/>
+      <w:r>
+        <w:t>com.Revision.D</w:t>
+      </w:r>
+      <w:proofErr w:type="gramEnd"/>
+      <w:r>
+        <w:t>42;</w:t>
+      </w:r>
+    </w:p>
+    <w:p/>
+    <w:p>
+      <w:r>
+        <w:t>public class A4_MultipleTryMutipleCatchsExecutingTogether {</w:t>
+      </w:r>
+    </w:p>
+    <w:p/>
+    <w:p>
+      <w:r>
+        <w:tab/>
+        <w:t xml:space="preserve">public static void </w:t>
+      </w:r>
+      <w:proofErr w:type="gramStart"/>
+      <w:r>
+        <w:t>main(String[</w:t>
+      </w:r>
+      <w:proofErr w:type="gramEnd"/>
+      <w:r>
+        <w:t xml:space="preserve">] </w:t>
+      </w:r>
+      <w:proofErr w:type="spellStart"/>
+      <w:r>
+        <w:t>args</w:t>
+      </w:r>
+      <w:proofErr w:type="spellEnd"/>
+      <w:r>
+        <w:t>) {</w:t>
+      </w:r>
+    </w:p>
+    <w:p>
+      <w:r>
+        <w:tab/>
+      </w:r>
+      <w:r>
+        <w:tab/>
+        <w:t>System.</w:t>
+      </w:r>
+      <w:r>
+        <w:rPr>
+          <w:b/>
+          <w:bCs/>
+          <w:i/>
+          <w:iCs/>
+        </w:rPr>
+        <w:t>out</w:t>
+      </w:r>
+      <w:r>
+        <w:t>.println("A4_MultipleTryMutipleCatchsExecutingTogether.main() - START");</w:t>
+      </w:r>
+    </w:p>
+    <w:p/>
+    <w:p>
+      <w:r>
+        <w:tab/>
+      </w:r>
+      <w:r>
+        <w:tab/>
+        <w:t>try {</w:t>
+      </w:r>
+    </w:p>
+    <w:p>
+      <w:r>
+        <w:tab/>
+      </w:r>
+      <w:r>
+        <w:tab/>
+      </w:r>
+      <w:r>
+        <w:tab/>
+        <w:t>String name = null;</w:t>
+      </w:r>
+    </w:p>
+    <w:p>
+      <w:r>
+        <w:tab/>
+      </w:r>
+      <w:r>
+        <w:tab/>
+      </w:r>
+      <w:r>
+        <w:tab/>
+      </w:r>
+      <w:proofErr w:type="spellStart"/>
+      <w:r>
+        <w:t>System.</w:t>
+      </w:r>
+      <w:r>
+        <w:rPr>
+          <w:b/>
+          <w:bCs/>
+          <w:i/>
+          <w:iCs/>
+        </w:rPr>
+        <w:t>out</w:t>
+      </w:r>
+      <w:r>
+        <w:t>.println</w:t>
+      </w:r>
+      <w:proofErr w:type="spellEnd"/>
+      <w:r>
+        <w:t>(</w:t>
+      </w:r>
+      <w:proofErr w:type="spellStart"/>
+      <w:proofErr w:type="gramStart"/>
+      <w:r>
+        <w:rPr>
+          <w:u w:val="single"/>
+        </w:rPr>
+        <w:t>name</w:t>
+      </w:r>
+      <w:r>
+        <w:t>.length</w:t>
+      </w:r>
+      <w:proofErr w:type="spellEnd"/>
+      <w:proofErr w:type="gramEnd"/>
+      <w:r>
+        <w:t>());</w:t>
+      </w:r>
+    </w:p>
+    <w:p>
+      <w:r>
+        <w:tab/>
+      </w:r>
+      <w:r>
+        <w:tab/>
+        <w:t>}</w:t>
+      </w:r>
+    </w:p>
+    <w:p/>
+    <w:p>
+      <w:r>
+        <w:tab/>
+      </w:r>
+      <w:r>
+        <w:tab/>
+        <w:t>catch (</w:t>
+      </w:r>
+      <w:proofErr w:type="spellStart"/>
+      <w:r>
+        <w:t>NullPointerException</w:t>
+      </w:r>
+      <w:proofErr w:type="spellEnd"/>
+      <w:r>
+        <w:t xml:space="preserve"> e) {</w:t>
+      </w:r>
+    </w:p>
+    <w:p>
+      <w:r>
+        <w:tab/>
+      </w:r>
+      <w:r>
+        <w:tab/>
+      </w:r>
+      <w:r>
+        <w:tab/>
+      </w:r>
+      <w:proofErr w:type="spellStart"/>
+      <w:r>
+        <w:t>System.</w:t>
+      </w:r>
+      <w:r>
+        <w:rPr>
+          <w:b/>
+          <w:bCs/>
+          <w:i/>
+          <w:iCs/>
+        </w:rPr>
+        <w:t>out</w:t>
+      </w:r>
+      <w:r>
+        <w:t>.println</w:t>
+      </w:r>
+      <w:proofErr w:type="spellEnd"/>
+      <w:r>
+        <w:t>("Null Exception");</w:t>
+      </w:r>
+    </w:p>
+    <w:p>
+      <w:r>
+        <w:tab/>
+      </w:r>
+      <w:r>
+        <w:tab/>
+        <w:t>}</w:t>
+      </w:r>
+    </w:p>
+    <w:p/>
+    <w:p>
+      <w:r>
+        <w:tab/>
+      </w:r>
+      <w:r>
+        <w:tab/>
+        <w:t>try {</w:t>
+      </w:r>
+    </w:p>
+    <w:p>
+      <w:r>
+        <w:tab/>
+      </w:r>
+      <w:r>
+        <w:tab/>
+      </w:r>
+      <w:r>
+        <w:tab/>
+        <w:t xml:space="preserve">String </w:t>
+      </w:r>
+      <w:proofErr w:type="spellStart"/>
+      <w:r>
+        <w:t>userDetails</w:t>
+      </w:r>
+      <w:proofErr w:type="spellEnd"/>
+      <w:r>
+        <w:t xml:space="preserve"> = </w:t>
+      </w:r>
+      <w:proofErr w:type="spellStart"/>
+      <w:proofErr w:type="gramStart"/>
+      <w:r>
+        <w:t>args</w:t>
+      </w:r>
+      <w:proofErr w:type="spellEnd"/>
+      <w:r>
+        <w:t>[</w:t>
+      </w:r>
+      <w:proofErr w:type="gramEnd"/>
+      <w:r>
+        <w:t>0];</w:t>
+      </w:r>
+    </w:p>
+    <w:p>
+      <w:r>
+        <w:tab/>
+      </w:r>
+      <w:r>
+        <w:tab/>
+      </w:r>
+      <w:r>
+        <w:tab/>
+      </w:r>
+      <w:proofErr w:type="spellStart"/>
+      <w:r>
+        <w:t>System.</w:t>
+      </w:r>
+      <w:r>
+        <w:rPr>
+          <w:b/>
+          <w:bCs/>
+          <w:i/>
+          <w:iCs/>
+        </w:rPr>
+        <w:t>out</w:t>
+      </w:r>
+      <w:r>
+        <w:t>.println</w:t>
+      </w:r>
+      <w:proofErr w:type="spellEnd"/>
+      <w:r>
+        <w:t>(</w:t>
+      </w:r>
+      <w:proofErr w:type="spellStart"/>
+      <w:r>
+        <w:t>userDetails</w:t>
+      </w:r>
+      <w:proofErr w:type="spellEnd"/>
+      <w:r>
+        <w:t>);</w:t>
+      </w:r>
+    </w:p>
+    <w:p>
+      <w:r>
+        <w:tab/>
+      </w:r>
+      <w:r>
+        <w:tab/>
+        <w:t>}</w:t>
+      </w:r>
+    </w:p>
+    <w:p/>
+    <w:p>
+      <w:r>
+        <w:tab/>
+      </w:r>
+      <w:r>
+        <w:tab/>
+        <w:t>catch (</w:t>
+      </w:r>
+      <w:proofErr w:type="spellStart"/>
+      <w:r>
+        <w:t>ArrayIndexOutOfBoundsException</w:t>
+      </w:r>
+      <w:proofErr w:type="spellEnd"/>
+      <w:r>
+        <w:t xml:space="preserve"> e) {</w:t>
+      </w:r>
+    </w:p>
+    <w:p>
+      <w:r>
+        <w:tab/>
+      </w:r>
+      <w:r>
+        <w:tab/>
+      </w:r>
+      <w:r>
+        <w:tab/>
+      </w:r>
+      <w:proofErr w:type="spellStart"/>
+      <w:r>
+        <w:t>System.</w:t>
+      </w:r>
+      <w:r>
+        <w:rPr>
+          <w:b/>
+          <w:bCs/>
+          <w:i/>
+          <w:iCs/>
+        </w:rPr>
+        <w:t>out</w:t>
+      </w:r>
+      <w:r>
+        <w:t>.println</w:t>
+      </w:r>
+      <w:proofErr w:type="spellEnd"/>
+      <w:r>
+        <w:t>("Command line argument missing");</w:t>
+      </w:r>
+    </w:p>
+    <w:p>
+      <w:r>
+        <w:lastRenderedPageBreak/>
+        <w:tab/>
+      </w:r>
+      <w:r>
+        <w:tab/>
+        <w:t>}</w:t>
+      </w:r>
+    </w:p>
+    <w:p/>
+    <w:p>
+      <w:r>
+        <w:tab/>
+      </w:r>
+      <w:r>
+        <w:tab/>
+        <w:t>try {</w:t>
+      </w:r>
+    </w:p>
+    <w:p>
+      <w:r>
+        <w:tab/>
+      </w:r>
+      <w:r>
+        <w:tab/>
+      </w:r>
+      <w:r>
+        <w:tab/>
+        <w:t xml:space="preserve">int </w:t>
+      </w:r>
+      <w:r>
+        <w:rPr>
+          <w:u w:val="single"/>
+        </w:rPr>
+        <w:t>number</w:t>
+      </w:r>
+      <w:r>
+        <w:t xml:space="preserve"> = 10 / 0;</w:t>
+      </w:r>
+    </w:p>
+    <w:p>
+      <w:r>
+        <w:tab/>
+      </w:r>
+      <w:r>
+        <w:tab/>
+        <w:t>}</w:t>
+      </w:r>
+    </w:p>
+    <w:p/>
+    <w:p>
+      <w:r>
+        <w:tab/>
+      </w:r>
+      <w:r>
+        <w:tab/>
+        <w:t>catch (</w:t>
+      </w:r>
+      <w:proofErr w:type="spellStart"/>
+      <w:r>
+        <w:t>ArithmeticException</w:t>
+      </w:r>
+      <w:proofErr w:type="spellEnd"/>
+      <w:r>
+        <w:t xml:space="preserve"> e) {</w:t>
+      </w:r>
+    </w:p>
+    <w:p>
+      <w:r>
+        <w:tab/>
+      </w:r>
+      <w:r>
+        <w:tab/>
+      </w:r>
+      <w:r>
+        <w:tab/>
+      </w:r>
+      <w:proofErr w:type="spellStart"/>
+      <w:r>
+        <w:t>System.</w:t>
+      </w:r>
+      <w:r>
+        <w:rPr>
+          <w:b/>
+          <w:bCs/>
+          <w:i/>
+          <w:iCs/>
+        </w:rPr>
+        <w:t>out</w:t>
+      </w:r>
+      <w:r>
+        <w:t>.println</w:t>
+      </w:r>
+      <w:proofErr w:type="spellEnd"/>
+      <w:r>
+        <w:t>("Cannot divide by zero");</w:t>
+      </w:r>
+    </w:p>
+    <w:p>
+      <w:r>
+        <w:tab/>
+      </w:r>
+      <w:r>
+        <w:tab/>
+        <w:t>}</w:t>
+      </w:r>
+    </w:p>
+    <w:p/>
+    <w:p>
+      <w:r>
+        <w:tab/>
+      </w:r>
+      <w:r>
+        <w:tab/>
+        <w:t xml:space="preserve">for (int </w:t>
+      </w:r>
+      <w:proofErr w:type="spellStart"/>
+      <w:r>
+        <w:t>i</w:t>
+      </w:r>
+      <w:proofErr w:type="spellEnd"/>
+      <w:r>
+        <w:t xml:space="preserve"> = 0; </w:t>
+      </w:r>
+      <w:proofErr w:type="spellStart"/>
+      <w:r>
+        <w:t>i</w:t>
+      </w:r>
+      <w:proofErr w:type="spellEnd"/>
+      <w:r>
+        <w:t xml:space="preserve"> &lt; 4; </w:t>
+      </w:r>
+      <w:proofErr w:type="spellStart"/>
+      <w:r>
+        <w:t>i</w:t>
+      </w:r>
+      <w:proofErr w:type="spellEnd"/>
+      <w:r>
+        <w:t>++) {</w:t>
+      </w:r>
+    </w:p>
+    <w:p>
+      <w:r>
+        <w:tab/>
+      </w:r>
+      <w:r>
+        <w:tab/>
+      </w:r>
+      <w:r>
+        <w:tab/>
+      </w:r>
+      <w:proofErr w:type="spellStart"/>
+      <w:r>
+        <w:t>System.</w:t>
+      </w:r>
+      <w:r>
+        <w:rPr>
+          <w:b/>
+          <w:bCs/>
+          <w:i/>
+          <w:iCs/>
+        </w:rPr>
+        <w:t>out</w:t>
+      </w:r>
+      <w:r>
+        <w:t>.println</w:t>
+      </w:r>
+      <w:proofErr w:type="spellEnd"/>
+      <w:r>
+        <w:t xml:space="preserve">("All Catch blocks performed successfully " + </w:t>
+      </w:r>
+      <w:proofErr w:type="spellStart"/>
+      <w:r>
+        <w:t>i</w:t>
+      </w:r>
+      <w:proofErr w:type="spellEnd"/>
+      <w:r>
+        <w:t>);</w:t>
+      </w:r>
+    </w:p>
+    <w:p>
+      <w:r>
+        <w:tab/>
+      </w:r>
+      <w:r>
+        <w:tab/>
+        <w:t>}</w:t>
+      </w:r>
+    </w:p>
+    <w:p/>
+    <w:p>
+      <w:r>
+        <w:tab/>
+      </w:r>
+      <w:r>
+        <w:tab/>
+        <w:t>System.</w:t>
+      </w:r>
+      <w:r>
+        <w:rPr>
+          <w:b/>
+          <w:bCs/>
+          <w:i/>
+          <w:iCs/>
+        </w:rPr>
+        <w:t>out</w:t>
+      </w:r>
+      <w:r>
+        <w:t>.println("A4_MultipleTryMutipleCatchsExecutingTogether.main() - END");</w:t>
+      </w:r>
+    </w:p>
+    <w:p>
+      <w:r>
+        <w:tab/>
+        <w:t>}</w:t>
+      </w:r>
+    </w:p>
+    <w:p/>
+    <w:p>
+      <w:r>
+        <w:t>}</w:t>
+      </w:r>
+    </w:p>
+    <w:p/>
+    <w:p>
+      <w:r>
+        <w:t xml:space="preserve">--------------- </w:t>
+      </w:r>
+    </w:p>
+    <w:p>
+      <w:pPr>
+        <w:rPr>
+          <w:b/>
+          <w:bCs/>
+        </w:rPr>
+      </w:pPr>
+      <w:r>
+        <w:rPr>
+          <w:b/>
+          <w:bCs/>
+        </w:rPr>
+        <w:t>A5_FinallyKeywordWorkingUnderstanding</w:t>
+      </w:r>
+    </w:p>
+    <w:p>
+      <w:r>
+        <w:t xml:space="preserve">package </w:t>
+      </w:r>
+      <w:proofErr w:type="gramStart"/>
+      <w:r>
+        <w:t>com.Revision.D</w:t>
+      </w:r>
+      <w:proofErr w:type="gramEnd"/>
+      <w:r>
+        <w:t>42;</w:t>
+      </w:r>
+    </w:p>
+    <w:p/>
+    <w:p>
+      <w:r>
+        <w:t xml:space="preserve">import </w:t>
+      </w:r>
+      <w:proofErr w:type="spellStart"/>
+      <w:proofErr w:type="gramStart"/>
+      <w:r>
+        <w:t>java.io.BufferedReader</w:t>
+      </w:r>
+      <w:proofErr w:type="spellEnd"/>
+      <w:proofErr w:type="gramEnd"/>
+      <w:r>
+        <w:t>;</w:t>
+      </w:r>
+    </w:p>
+    <w:p>
+      <w:r>
+        <w:t xml:space="preserve">import </w:t>
+      </w:r>
+      <w:proofErr w:type="spellStart"/>
+      <w:proofErr w:type="gramStart"/>
+      <w:r>
+        <w:t>java.io.FileNotFoundException</w:t>
+      </w:r>
+      <w:proofErr w:type="spellEnd"/>
+      <w:proofErr w:type="gramEnd"/>
+      <w:r>
+        <w:t>;</w:t>
+      </w:r>
+    </w:p>
+    <w:p>
+      <w:r>
+        <w:lastRenderedPageBreak/>
+        <w:t xml:space="preserve">import </w:t>
+      </w:r>
+      <w:proofErr w:type="spellStart"/>
+      <w:proofErr w:type="gramStart"/>
+      <w:r>
+        <w:t>java.io.FileReader</w:t>
+      </w:r>
+      <w:proofErr w:type="spellEnd"/>
+      <w:proofErr w:type="gramEnd"/>
+      <w:r>
+        <w:t>;</w:t>
+      </w:r>
+    </w:p>
+    <w:p>
+      <w:r>
+        <w:t xml:space="preserve">import </w:t>
+      </w:r>
+      <w:proofErr w:type="spellStart"/>
+      <w:proofErr w:type="gramStart"/>
+      <w:r>
+        <w:t>java.io.IOException</w:t>
+      </w:r>
+      <w:proofErr w:type="spellEnd"/>
+      <w:proofErr w:type="gramEnd"/>
+      <w:r>
+        <w:t>;</w:t>
+      </w:r>
+    </w:p>
+    <w:p/>
+    <w:p>
+      <w:r>
+        <w:t>public class A5_FinallyKeywordWorkingUnderstanding {</w:t>
+      </w:r>
+    </w:p>
+    <w:p/>
+    <w:p>
+      <w:r>
+        <w:tab/>
+        <w:t xml:space="preserve">public static void </w:t>
+      </w:r>
+      <w:proofErr w:type="gramStart"/>
+      <w:r>
+        <w:t>main(String[</w:t>
+      </w:r>
+      <w:proofErr w:type="gramEnd"/>
+      <w:r>
+        <w:t xml:space="preserve">] </w:t>
+      </w:r>
+      <w:proofErr w:type="spellStart"/>
+      <w:r>
+        <w:t>args</w:t>
+      </w:r>
+      <w:proofErr w:type="spellEnd"/>
+      <w:r>
+        <w:t xml:space="preserve">) throws </w:t>
+      </w:r>
+      <w:proofErr w:type="spellStart"/>
+      <w:r>
+        <w:t>IOException</w:t>
+      </w:r>
+      <w:proofErr w:type="spellEnd"/>
+      <w:r>
+        <w:t xml:space="preserve"> {</w:t>
+      </w:r>
+    </w:p>
+    <w:p/>
+    <w:p>
+      <w:r>
+        <w:tab/>
+      </w:r>
+      <w:r>
+        <w:tab/>
+      </w:r>
+      <w:proofErr w:type="spellStart"/>
+      <w:r>
+        <w:t>BufferedReader</w:t>
+      </w:r>
+      <w:proofErr w:type="spellEnd"/>
+      <w:r>
+        <w:t xml:space="preserve"> </w:t>
+      </w:r>
+      <w:proofErr w:type="spellStart"/>
+      <w:r>
+        <w:t>br</w:t>
+      </w:r>
+      <w:proofErr w:type="spellEnd"/>
+      <w:r>
+        <w:t xml:space="preserve"> = null;</w:t>
+      </w:r>
+    </w:p>
+    <w:p/>
+    <w:p>
+      <w:r>
+        <w:tab/>
+      </w:r>
+      <w:r>
+        <w:tab/>
+        <w:t>try {</w:t>
+      </w:r>
+    </w:p>
+    <w:p>
+      <w:r>
+        <w:tab/>
+      </w:r>
+      <w:r>
+        <w:tab/>
+      </w:r>
+      <w:r>
+        <w:tab/>
+      </w:r>
+      <w:proofErr w:type="spellStart"/>
+      <w:r>
+        <w:t>System.out.println</w:t>
+      </w:r>
+      <w:proofErr w:type="spellEnd"/>
+      <w:r>
+        <w:t>("try - START");</w:t>
+      </w:r>
+    </w:p>
+    <w:p/>
+    <w:p>
+      <w:r>
+        <w:tab/>
+      </w:r>
+      <w:r>
+        <w:tab/>
+      </w:r>
+      <w:r>
+        <w:tab/>
+      </w:r>
+      <w:proofErr w:type="spellStart"/>
+      <w:r>
+        <w:t>br</w:t>
+      </w:r>
+      <w:proofErr w:type="spellEnd"/>
+      <w:r>
+        <w:t xml:space="preserve"> = new </w:t>
+      </w:r>
+      <w:proofErr w:type="spellStart"/>
+      <w:proofErr w:type="gramStart"/>
+      <w:r>
+        <w:t>BufferedReader</w:t>
+      </w:r>
+      <w:proofErr w:type="spellEnd"/>
+      <w:r>
+        <w:t>(</w:t>
+      </w:r>
+      <w:proofErr w:type="gramEnd"/>
+      <w:r>
+        <w:t xml:space="preserve">new </w:t>
+      </w:r>
+      <w:proofErr w:type="spellStart"/>
+      <w:proofErr w:type="gramStart"/>
+      <w:r>
+        <w:t>FileReader</w:t>
+      </w:r>
+      <w:proofErr w:type="spellEnd"/>
+      <w:r>
+        <w:t>(</w:t>
+      </w:r>
+      <w:proofErr w:type="gramEnd"/>
+    </w:p>
+    <w:p>
+      <w:r>
+        <w:tab/>
+      </w:r>
+      <w:r>
+        <w:tab/>
+      </w:r>
+      <w:r>
+        <w:tab/>
+      </w:r>
+      <w:r>
+        <w:tab/>
+      </w:r>
+      <w:r>
+        <w:tab/>
+        <w:t>"E:\\51 _Shagun\\Java This Side\\In Class Room\</w:t>
+      </w:r>
+      <w:proofErr w:type="gramStart"/>
+      <w:r>
+        <w:t>\!Eclipse</w:t>
+      </w:r>
+      <w:proofErr w:type="gramEnd"/>
+      <w:r>
+        <w:t xml:space="preserve"> Directories\\TryingLearningEclipseAtAll\\src\\com\\Revision\\D42\\cutomerDetails.txt"));</w:t>
+      </w:r>
+    </w:p>
+    <w:p/>
+    <w:p>
+      <w:r>
+        <w:tab/>
+      </w:r>
+      <w:r>
+        <w:tab/>
+      </w:r>
+      <w:r>
+        <w:tab/>
+        <w:t xml:space="preserve">String </w:t>
+      </w:r>
+      <w:proofErr w:type="spellStart"/>
+      <w:r>
+        <w:t>laptopName</w:t>
+      </w:r>
+      <w:proofErr w:type="spellEnd"/>
+      <w:r>
+        <w:t xml:space="preserve"> = null;</w:t>
+      </w:r>
+    </w:p>
+    <w:p>
+      <w:r>
+        <w:tab/>
+      </w:r>
+      <w:r>
+        <w:tab/>
+      </w:r>
+      <w:r>
+        <w:tab/>
+      </w:r>
+      <w:proofErr w:type="spellStart"/>
+      <w:r>
+        <w:t>System.out.println</w:t>
+      </w:r>
+      <w:proofErr w:type="spellEnd"/>
+      <w:r>
+        <w:t>(</w:t>
+      </w:r>
+      <w:proofErr w:type="spellStart"/>
+      <w:r>
+        <w:t>laptopName.length</w:t>
+      </w:r>
+      <w:proofErr w:type="spellEnd"/>
+      <w:r>
+        <w:t>());</w:t>
+      </w:r>
+    </w:p>
+    <w:p/>
+    <w:p>
+      <w:r>
+        <w:tab/>
+      </w:r>
+      <w:r>
+        <w:tab/>
+      </w:r>
+      <w:r>
+        <w:tab/>
+      </w:r>
+      <w:proofErr w:type="spellStart"/>
+      <w:r>
+        <w:t>System.out.println</w:t>
+      </w:r>
+      <w:proofErr w:type="spellEnd"/>
+      <w:r>
+        <w:t>("try - END");</w:t>
+      </w:r>
+    </w:p>
+    <w:p/>
+    <w:p>
+      <w:r>
+        <w:tab/>
+      </w:r>
+      <w:r>
+        <w:tab/>
+        <w:t>} catch (</w:t>
+      </w:r>
+      <w:proofErr w:type="spellStart"/>
+      <w:r>
+        <w:t>FileNotFoundException</w:t>
+      </w:r>
+      <w:proofErr w:type="spellEnd"/>
+      <w:r>
+        <w:t xml:space="preserve"> e) {</w:t>
+      </w:r>
+    </w:p>
+    <w:p>
+      <w:r>
+        <w:tab/>
+      </w:r>
+      <w:r>
+        <w:tab/>
+      </w:r>
+      <w:r>
+        <w:tab/>
+      </w:r>
+      <w:proofErr w:type="spellStart"/>
+      <w:r>
+        <w:t>System.out.println</w:t>
+      </w:r>
+      <w:proofErr w:type="spellEnd"/>
+      <w:r>
+        <w:t>("Working for file only");</w:t>
+      </w:r>
+    </w:p>
+    <w:p>
+      <w:r>
+        <w:tab/>
+      </w:r>
+      <w:r>
+        <w:tab/>
+      </w:r>
+      <w:r>
+        <w:tab/>
+      </w:r>
+      <w:proofErr w:type="spellStart"/>
+      <w:proofErr w:type="gramStart"/>
+      <w:r>
+        <w:t>e.printStackTrace</w:t>
+      </w:r>
+      <w:proofErr w:type="spellEnd"/>
+      <w:proofErr w:type="gramEnd"/>
+      <w:r>
+        <w:t>();</w:t>
+      </w:r>
+    </w:p>
+    <w:p/>
+    <w:p>
+      <w:r>
+        <w:tab/>
+      </w:r>
+      <w:r>
+        <w:tab/>
+        <w:t>} catch (</w:t>
+      </w:r>
+      <w:proofErr w:type="spellStart"/>
+      <w:r>
+        <w:t>NullPointerException</w:t>
+      </w:r>
+      <w:proofErr w:type="spellEnd"/>
+      <w:r>
+        <w:t xml:space="preserve"> e) {</w:t>
+      </w:r>
+    </w:p>
+    <w:p>
+      <w:r>
+        <w:lastRenderedPageBreak/>
+        <w:tab/>
+      </w:r>
+      <w:r>
+        <w:tab/>
+      </w:r>
+      <w:r>
+        <w:tab/>
+      </w:r>
+      <w:proofErr w:type="spellStart"/>
+      <w:r>
+        <w:t>System.out.println</w:t>
+      </w:r>
+      <w:proofErr w:type="spellEnd"/>
+      <w:r>
+        <w:t xml:space="preserve">("Null </w:t>
+      </w:r>
+      <w:proofErr w:type="spellStart"/>
+      <w:r>
+        <w:t>pOinter</w:t>
+      </w:r>
+      <w:proofErr w:type="spellEnd"/>
+      <w:r>
+        <w:t xml:space="preserve"> ");</w:t>
+      </w:r>
+    </w:p>
+    <w:p>
+      <w:r>
+        <w:tab/>
+      </w:r>
+      <w:r>
+        <w:tab/>
+      </w:r>
+      <w:r>
+        <w:tab/>
+      </w:r>
+      <w:proofErr w:type="spellStart"/>
+      <w:proofErr w:type="gramStart"/>
+      <w:r>
+        <w:t>e.printStackTrace</w:t>
+      </w:r>
+      <w:proofErr w:type="spellEnd"/>
+      <w:proofErr w:type="gramEnd"/>
+      <w:r>
+        <w:t>();</w:t>
+      </w:r>
+    </w:p>
+    <w:p/>
+    <w:p>
+      <w:r>
+        <w:tab/>
+      </w:r>
+      <w:r>
+        <w:tab/>
+        <w:t>} finally {</w:t>
+      </w:r>
+    </w:p>
+    <w:p>
+      <w:r>
+        <w:tab/>
+      </w:r>
+      <w:r>
+        <w:tab/>
+      </w:r>
+      <w:r>
+        <w:tab/>
+      </w:r>
+      <w:proofErr w:type="spellStart"/>
+      <w:proofErr w:type="gramStart"/>
+      <w:r>
+        <w:t>br.close</w:t>
+      </w:r>
+      <w:proofErr w:type="spellEnd"/>
+      <w:proofErr w:type="gramEnd"/>
+      <w:r>
+        <w:t>();</w:t>
+      </w:r>
+    </w:p>
+    <w:p>
+      <w:r>
+        <w:tab/>
+      </w:r>
+      <w:r>
+        <w:tab/>
+      </w:r>
+      <w:r>
+        <w:tab/>
+      </w:r>
+      <w:proofErr w:type="spellStart"/>
+      <w:r>
+        <w:t>System.out.println</w:t>
+      </w:r>
+      <w:proofErr w:type="spellEnd"/>
+      <w:r>
+        <w:t xml:space="preserve">("I am here to </w:t>
+      </w:r>
+      <w:proofErr w:type="spellStart"/>
+      <w:r>
+        <w:t>exucute</w:t>
+      </w:r>
+      <w:proofErr w:type="spellEnd"/>
+      <w:r>
+        <w:t xml:space="preserve"> </w:t>
+      </w:r>
+      <w:proofErr w:type="spellStart"/>
+      <w:r>
+        <w:t>alwasy</w:t>
+      </w:r>
+      <w:proofErr w:type="spellEnd"/>
+      <w:r>
+        <w:t>");</w:t>
+      </w:r>
+    </w:p>
+    <w:p/>
+    <w:p>
+      <w:r>
+        <w:tab/>
+      </w:r>
+      <w:r>
+        <w:tab/>
+        <w:t>}</w:t>
+      </w:r>
+    </w:p>
+    <w:p/>
+    <w:p>
+      <w:r>
+        <w:tab/>
+        <w:t>}</w:t>
+      </w:r>
+    </w:p>
+    <w:p/>
+    <w:p>
+      <w:r>
+        <w:t>}</w:t>
+      </w:r>
+    </w:p>
+    <w:p>
+      <w:r>
+        <w:t xml:space="preserve">-------------- </w:t>
+      </w:r>
+    </w:p>
+    <w:p>
+      <w:pPr>
+        <w:rPr>
+          <w:b/>
+          <w:bCs/>
+        </w:rPr>
+      </w:pPr>
+      <w:r>
+        <w:rPr>
+          <w:b/>
+          <w:bCs/>
+        </w:rPr>
+        <w:t>A55_Final2</w:t>
+      </w:r>
+    </w:p>
+    <w:p>
+      <w:r>
+        <w:t xml:space="preserve">package </w:t>
+      </w:r>
+      <w:proofErr w:type="gramStart"/>
+      <w:r>
+        <w:t>com.Revision.D</w:t>
+      </w:r>
+      <w:proofErr w:type="gramEnd"/>
+      <w:r>
+        <w:t>42;</w:t>
+      </w:r>
+    </w:p>
+    <w:p/>
+    <w:p>
+      <w:r>
+        <w:t>public class A55_Final2 {</w:t>
+      </w:r>
+    </w:p>
+    <w:p/>
+    <w:p>
+      <w:r>
+        <w:tab/>
+        <w:t xml:space="preserve">public static void </w:t>
+      </w:r>
+      <w:proofErr w:type="gramStart"/>
+      <w:r>
+        <w:t>main(String[</w:t>
+      </w:r>
+      <w:proofErr w:type="gramEnd"/>
+      <w:r>
+        <w:t xml:space="preserve">] </w:t>
+      </w:r>
+      <w:proofErr w:type="spellStart"/>
+      <w:r>
+        <w:t>args</w:t>
+      </w:r>
+      <w:proofErr w:type="spellEnd"/>
+      <w:r>
+        <w:t xml:space="preserve">) throws </w:t>
+      </w:r>
+      <w:proofErr w:type="spellStart"/>
+      <w:proofErr w:type="gramStart"/>
+      <w:r>
+        <w:t>NullPointerException</w:t>
+      </w:r>
+      <w:proofErr w:type="spellEnd"/>
+      <w:r>
+        <w:t>{</w:t>
+      </w:r>
+      <w:proofErr w:type="gramEnd"/>
+    </w:p>
+    <w:p/>
+    <w:p>
+      <w:r>
+        <w:tab/>
+      </w:r>
+      <w:r>
+        <w:tab/>
+        <w:t>String laptop = null;</w:t>
+      </w:r>
+    </w:p>
+    <w:p/>
+    <w:p>
+      <w:r>
+        <w:tab/>
+      </w:r>
+      <w:r>
+        <w:tab/>
+        <w:t>try</w:t>
+      </w:r>
+    </w:p>
+    <w:p>
+      <w:r>
+        <w:tab/>
+      </w:r>
+      <w:r>
+        <w:tab/>
+        <w:t>{</w:t>
+      </w:r>
+    </w:p>
+    <w:p>
+      <w:r>
+        <w:tab/>
+      </w:r>
+      <w:r>
+        <w:tab/>
+      </w:r>
+      <w:r>
+        <w:tab/>
+      </w:r>
+      <w:proofErr w:type="spellStart"/>
+      <w:r>
+        <w:t>System.</w:t>
+      </w:r>
+      <w:r>
+        <w:rPr>
+          <w:b/>
+          <w:bCs/>
+          <w:i/>
+          <w:iCs/>
+        </w:rPr>
+        <w:t>out</w:t>
+      </w:r>
+      <w:r>
+        <w:t>.println</w:t>
+      </w:r>
+      <w:proofErr w:type="spellEnd"/>
+      <w:r>
+        <w:t>("Try - START");</w:t>
+      </w:r>
+    </w:p>
+    <w:p/>
+    <w:p>
+      <w:r>
+        <w:lastRenderedPageBreak/>
+        <w:tab/>
+      </w:r>
+      <w:r>
+        <w:tab/>
+      </w:r>
+      <w:r>
+        <w:tab/>
+      </w:r>
+      <w:proofErr w:type="spellStart"/>
+      <w:r>
+        <w:t>System.</w:t>
+      </w:r>
+      <w:r>
+        <w:rPr>
+          <w:b/>
+          <w:bCs/>
+          <w:i/>
+          <w:iCs/>
+        </w:rPr>
+        <w:t>out</w:t>
+      </w:r>
+      <w:r>
+        <w:t>.println</w:t>
+      </w:r>
+      <w:proofErr w:type="spellEnd"/>
+      <w:r>
+        <w:t>("laptop length is - "+</w:t>
+      </w:r>
+      <w:proofErr w:type="spellStart"/>
+      <w:proofErr w:type="gramStart"/>
+      <w:r>
+        <w:rPr>
+          <w:u w:val="single"/>
+        </w:rPr>
+        <w:t>laptop</w:t>
+      </w:r>
+      <w:r>
+        <w:t>.length</w:t>
+      </w:r>
+      <w:proofErr w:type="spellEnd"/>
+      <w:proofErr w:type="gramEnd"/>
+      <w:r>
+        <w:t>());</w:t>
+      </w:r>
+    </w:p>
+    <w:p/>
+    <w:p>
+      <w:r>
+        <w:tab/>
+      </w:r>
+      <w:r>
+        <w:tab/>
+      </w:r>
+      <w:r>
+        <w:tab/>
+      </w:r>
+      <w:proofErr w:type="spellStart"/>
+      <w:r>
+        <w:t>System.</w:t>
+      </w:r>
+      <w:r>
+        <w:rPr>
+          <w:b/>
+          <w:bCs/>
+          <w:i/>
+          <w:iCs/>
+        </w:rPr>
+        <w:t>out</w:t>
+      </w:r>
+      <w:r>
+        <w:t>.println</w:t>
+      </w:r>
+      <w:proofErr w:type="spellEnd"/>
+      <w:r>
+        <w:t>("Try - END");</w:t>
+      </w:r>
+    </w:p>
+    <w:p>
+      <w:r>
+        <w:tab/>
+      </w:r>
+      <w:r>
+        <w:tab/>
+        <w:t>}</w:t>
+      </w:r>
+    </w:p>
+    <w:p>
+      <w:r>
+        <w:tab/>
+      </w:r>
+      <w:r>
+        <w:tab/>
+      </w:r>
+      <w:proofErr w:type="gramStart"/>
+      <w:r>
+        <w:t>catch(</w:t>
+      </w:r>
+      <w:proofErr w:type="spellStart"/>
+      <w:proofErr w:type="gramEnd"/>
+      <w:r>
+        <w:t>NullPointerException</w:t>
+      </w:r>
+      <w:proofErr w:type="spellEnd"/>
+      <w:r>
+        <w:t xml:space="preserve"> e)</w:t>
+      </w:r>
+    </w:p>
+    <w:p>
+      <w:r>
+        <w:tab/>
+      </w:r>
+      <w:r>
+        <w:tab/>
+        <w:t>{</w:t>
+      </w:r>
+    </w:p>
+    <w:p>
+      <w:r>
+        <w:tab/>
+      </w:r>
+      <w:r>
+        <w:tab/>
+      </w:r>
+      <w:r>
+        <w:tab/>
+      </w:r>
+      <w:proofErr w:type="spellStart"/>
+      <w:r>
+        <w:t>System.</w:t>
+      </w:r>
+      <w:r>
+        <w:rPr>
+          <w:b/>
+          <w:bCs/>
+          <w:i/>
+          <w:iCs/>
+        </w:rPr>
+        <w:t>out</w:t>
+      </w:r>
+      <w:r>
+        <w:t>.println</w:t>
+      </w:r>
+      <w:proofErr w:type="spellEnd"/>
+      <w:r>
+        <w:t xml:space="preserve">("I am pointing to nulling </w:t>
+      </w:r>
+      <w:proofErr w:type="spellStart"/>
+      <w:r>
+        <w:t>objetcs</w:t>
+      </w:r>
+      <w:proofErr w:type="spellEnd"/>
+      <w:r>
+        <w:t xml:space="preserve"> which nullify");</w:t>
+      </w:r>
+    </w:p>
+    <w:p>
+      <w:r>
+        <w:tab/>
+      </w:r>
+      <w:r>
+        <w:tab/>
+      </w:r>
+      <w:r>
+        <w:tab/>
+      </w:r>
+      <w:proofErr w:type="spellStart"/>
+      <w:proofErr w:type="gramStart"/>
+      <w:r>
+        <w:t>e.printStackTrace</w:t>
+      </w:r>
+      <w:proofErr w:type="spellEnd"/>
+      <w:proofErr w:type="gramEnd"/>
+      <w:r>
+        <w:t>();</w:t>
+      </w:r>
+    </w:p>
+    <w:p>
+      <w:r>
+        <w:tab/>
+      </w:r>
+      <w:r>
+        <w:tab/>
+        <w:t>}</w:t>
+      </w:r>
+    </w:p>
+    <w:p>
+      <w:r>
+        <w:tab/>
+      </w:r>
+      <w:r>
+        <w:tab/>
+        <w:t>finally</w:t>
+      </w:r>
+    </w:p>
+    <w:p>
+      <w:r>
+        <w:tab/>
+      </w:r>
+      <w:r>
+        <w:tab/>
+        <w:t>{</w:t>
+      </w:r>
+    </w:p>
+    <w:p>
+      <w:r>
+        <w:t>//</w:t>
+      </w:r>
+      <w:r>
+        <w:tab/>
+      </w:r>
+      <w:r>
+        <w:tab/>
+      </w:r>
+      <w:r>
+        <w:tab/>
+      </w:r>
+      <w:proofErr w:type="spellStart"/>
+      <w:proofErr w:type="gramStart"/>
+      <w:r>
+        <w:t>laptop.close</w:t>
+      </w:r>
+      <w:proofErr w:type="spellEnd"/>
+      <w:proofErr w:type="gramEnd"/>
+      <w:r>
+        <w:t>();</w:t>
+      </w:r>
+    </w:p>
+    <w:p>
+      <w:r>
+        <w:tab/>
+      </w:r>
+      <w:r>
+        <w:tab/>
+      </w:r>
+      <w:r>
+        <w:tab/>
+      </w:r>
+      <w:proofErr w:type="spellStart"/>
+      <w:r>
+        <w:t>System.</w:t>
+      </w:r>
+      <w:r>
+        <w:rPr>
+          <w:b/>
+          <w:bCs/>
+          <w:i/>
+          <w:iCs/>
+        </w:rPr>
+        <w:t>out</w:t>
+      </w:r>
+      <w:r>
+        <w:t>.println</w:t>
+      </w:r>
+      <w:proofErr w:type="spellEnd"/>
+      <w:r>
+        <w:t>("</w:t>
+      </w:r>
+      <w:proofErr w:type="spellStart"/>
+      <w:proofErr w:type="gramStart"/>
+      <w:r>
+        <w:t>can;t</w:t>
+      </w:r>
+      <w:proofErr w:type="spellEnd"/>
+      <w:proofErr w:type="gramEnd"/>
+      <w:r>
+        <w:t xml:space="preserve"> </w:t>
+      </w:r>
+      <w:proofErr w:type="gramStart"/>
+      <w:r>
+        <w:t>do</w:t>
+      </w:r>
+      <w:proofErr w:type="gramEnd"/>
+      <w:r>
+        <w:t xml:space="preserve"> this action");</w:t>
+      </w:r>
+    </w:p>
+    <w:p>
+      <w:r>
+        <w:tab/>
+      </w:r>
+      <w:r>
+        <w:tab/>
+        <w:t>}</w:t>
+      </w:r>
+    </w:p>
+    <w:p/>
+    <w:p>
+      <w:r>
+        <w:tab/>
+        <w:t>}</w:t>
+      </w:r>
+    </w:p>
+    <w:p/>
+    <w:p>
+      <w:r>
+        <w:t>}</w:t>
+      </w:r>
+    </w:p>
+    <w:p>
+      <w:pPr>
+        <w:pBdr>
+          <w:bottom w:val="single" w:sz="6" w:space="1" w:color="auto"/>
+        </w:pBdr>
+      </w:pPr>
+    </w:p>
+    <w:p/>
+    <w:p>
+      <w:pPr>
+        <w:jc w:val="center"/>
+        <w:rPr>
+          <w:b/>
+          <w:bCs/>
+        </w:rPr>
+      </w:pPr>
+      <w:r>
+        <w:rPr>
+          <w:b/>
+          <w:bCs/>
+        </w:rPr>
+        <w:t>Day 42_12th MAY</w:t>
+      </w:r>
+      <w:r>
+        <w:rPr>
+          <w:b/>
+          <w:bCs/>
+        </w:rPr>
+        <w:t xml:space="preserve"> – </w:t>
+      </w:r>
+      <w:proofErr w:type="spellStart"/>
+      <w:r>
+        <w:rPr>
+          <w:b/>
+          <w:bCs/>
+        </w:rPr>
+        <w:t>CustomExceptionCreationsAndHandle</w:t>
+      </w:r>
+      <w:proofErr w:type="spellEnd"/>
+    </w:p>
+    <w:p>
+      <w:pPr>
+        <w:rPr>
+          <w:b/>
+          <w:bCs/>
+        </w:rPr>
+      </w:pPr>
+    </w:p>
+    <w:p>
+      <w:pPr>
+        <w:rPr>
+          <w:b/>
+          <w:bCs/>
+        </w:rPr>
+      </w:pPr>
+      <w:proofErr w:type="spellStart"/>
+      <w:r>
+        <w:rPr>
+          <w:b/>
+          <w:bCs/>
+        </w:rPr>
+        <w:t>IAMDriver</w:t>
+      </w:r>
+      <w:proofErr w:type="spellEnd"/>
+    </w:p>
+    <w:p>
+      <w:r>
+        <w:t xml:space="preserve">package </w:t>
+      </w:r>
+      <w:proofErr w:type="gramStart"/>
+      <w:r>
+        <w:t>com.Revision.D42.customExceptionhandling</w:t>
+      </w:r>
+      <w:proofErr w:type="gramEnd"/>
+      <w:r>
+        <w:t>;</w:t>
+      </w:r>
+    </w:p>
+    <w:p/>
+    <w:p>
+      <w:r>
+        <w:t xml:space="preserve">public class </w:t>
+      </w:r>
+      <w:proofErr w:type="spellStart"/>
+      <w:r>
+        <w:t>IAMDriver</w:t>
+      </w:r>
+      <w:proofErr w:type="spellEnd"/>
+      <w:r>
+        <w:t xml:space="preserve"> {</w:t>
+      </w:r>
+    </w:p>
+    <w:p/>
+    <w:p>
+      <w:r>
+        <w:tab/>
+        <w:t xml:space="preserve">public static void </w:t>
+      </w:r>
+      <w:proofErr w:type="gramStart"/>
+      <w:r>
+        <w:t>main(String[</w:t>
+      </w:r>
+      <w:proofErr w:type="gramEnd"/>
+      <w:r>
+        <w:t xml:space="preserve">] </w:t>
+      </w:r>
+      <w:proofErr w:type="spellStart"/>
+      <w:r>
+        <w:t>args</w:t>
+      </w:r>
+      <w:proofErr w:type="spellEnd"/>
+      <w:r>
+        <w:t>) {</w:t>
+      </w:r>
+    </w:p>
+    <w:p/>
+    <w:p>
+      <w:r>
+        <w:tab/>
+      </w:r>
+      <w:r>
+        <w:tab/>
+        <w:t xml:space="preserve">String </w:t>
+      </w:r>
+      <w:proofErr w:type="spellStart"/>
+      <w:r>
+        <w:t>userActualName</w:t>
+      </w:r>
+      <w:proofErr w:type="spellEnd"/>
+      <w:r>
+        <w:t xml:space="preserve"> = </w:t>
+      </w:r>
+      <w:proofErr w:type="spellStart"/>
+      <w:proofErr w:type="gramStart"/>
+      <w:r>
+        <w:t>args</w:t>
+      </w:r>
+      <w:proofErr w:type="spellEnd"/>
+      <w:r>
+        <w:t>[</w:t>
+      </w:r>
+      <w:proofErr w:type="gramEnd"/>
+      <w:r>
+        <w:t>0];</w:t>
+      </w:r>
+    </w:p>
+    <w:p>
+      <w:r>
+        <w:tab/>
+      </w:r>
+      <w:r>
+        <w:tab/>
+      </w:r>
+      <w:proofErr w:type="spellStart"/>
+      <w:r>
+        <w:t>UserRegistrationDetails</w:t>
+      </w:r>
+      <w:proofErr w:type="spellEnd"/>
+      <w:r>
+        <w:t xml:space="preserve"> </w:t>
+      </w:r>
+      <w:proofErr w:type="spellStart"/>
+      <w:r>
+        <w:t>uR</w:t>
+      </w:r>
+      <w:proofErr w:type="spellEnd"/>
+      <w:r>
+        <w:t xml:space="preserve"> = new </w:t>
+      </w:r>
+      <w:proofErr w:type="spellStart"/>
+      <w:proofErr w:type="gramStart"/>
+      <w:r>
+        <w:t>UserRegistrationDetails</w:t>
+      </w:r>
+      <w:proofErr w:type="spellEnd"/>
+      <w:r>
+        <w:t>(</w:t>
+      </w:r>
+      <w:proofErr w:type="gramEnd"/>
+      <w:r>
+        <w:t>);</w:t>
+      </w:r>
+    </w:p>
+    <w:p/>
+    <w:p>
+      <w:r>
+        <w:tab/>
+      </w:r>
+      <w:r>
+        <w:tab/>
+        <w:t>try {</w:t>
+      </w:r>
+    </w:p>
+    <w:p>
+      <w:r>
+        <w:tab/>
+      </w:r>
+      <w:r>
+        <w:tab/>
+      </w:r>
+      <w:r>
+        <w:tab/>
+      </w:r>
+      <w:proofErr w:type="spellStart"/>
+      <w:proofErr w:type="gramStart"/>
+      <w:r>
+        <w:t>uR.registerUser</w:t>
+      </w:r>
+      <w:proofErr w:type="spellEnd"/>
+      <w:proofErr w:type="gramEnd"/>
+      <w:r>
+        <w:t>(</w:t>
+      </w:r>
+      <w:proofErr w:type="spellStart"/>
+      <w:r>
+        <w:t>userActualName</w:t>
+      </w:r>
+      <w:proofErr w:type="spellEnd"/>
+      <w:r>
+        <w:t>);</w:t>
+      </w:r>
+    </w:p>
+    <w:p>
+      <w:r>
+        <w:tab/>
+      </w:r>
+      <w:r>
+        <w:tab/>
+        <w:t>} catch (</w:t>
+      </w:r>
+      <w:proofErr w:type="spellStart"/>
+      <w:r>
+        <w:t>UserAlreadyExistsException</w:t>
+      </w:r>
+      <w:proofErr w:type="spellEnd"/>
+      <w:r>
+        <w:t xml:space="preserve"> e) {</w:t>
+      </w:r>
+    </w:p>
+    <w:p>
+      <w:r>
+        <w:tab/>
+      </w:r>
+      <w:r>
+        <w:tab/>
+      </w:r>
+      <w:r>
+        <w:tab/>
+      </w:r>
+      <w:proofErr w:type="spellStart"/>
+      <w:proofErr w:type="gramStart"/>
+      <w:r>
+        <w:t>e.printStackTrace</w:t>
+      </w:r>
+      <w:proofErr w:type="spellEnd"/>
+      <w:proofErr w:type="gramEnd"/>
+      <w:r>
+        <w:t>();</w:t>
+      </w:r>
+    </w:p>
+    <w:p>
+      <w:r>
+        <w:tab/>
+      </w:r>
+      <w:r>
+        <w:tab/>
+      </w:r>
+      <w:r>
+        <w:tab/>
+      </w:r>
+      <w:proofErr w:type="spellStart"/>
+      <w:r>
+        <w:t>System.</w:t>
+      </w:r>
+      <w:r>
+        <w:rPr>
+          <w:b/>
+          <w:bCs/>
+          <w:i/>
+          <w:iCs/>
+        </w:rPr>
+        <w:t>out</w:t>
+      </w:r>
+      <w:r>
+        <w:t>.println</w:t>
+      </w:r>
+      <w:proofErr w:type="spellEnd"/>
+      <w:r>
+        <w:t xml:space="preserve">("User </w:t>
+      </w:r>
+      <w:proofErr w:type="spellStart"/>
+      <w:r>
+        <w:t>vatification</w:t>
+      </w:r>
+      <w:proofErr w:type="spellEnd"/>
+      <w:r>
+        <w:t xml:space="preserve"> done and the result has thrown");</w:t>
+      </w:r>
+    </w:p>
+    <w:p>
+      <w:r>
+        <w:tab/>
+      </w:r>
+      <w:r>
+        <w:tab/>
+        <w:t>} catch (Exception e) {</w:t>
+      </w:r>
+    </w:p>
+    <w:p>
+      <w:r>
+        <w:tab/>
+      </w:r>
+      <w:r>
+        <w:tab/>
+      </w:r>
+      <w:r>
+        <w:tab/>
+      </w:r>
+      <w:proofErr w:type="spellStart"/>
+      <w:proofErr w:type="gramStart"/>
+      <w:r>
+        <w:t>e.printStackTrace</w:t>
+      </w:r>
+      <w:proofErr w:type="spellEnd"/>
+      <w:proofErr w:type="gramEnd"/>
+      <w:r>
+        <w:t>();</w:t>
+      </w:r>
+    </w:p>
+    <w:p>
+      <w:r>
+        <w:tab/>
+      </w:r>
+      <w:r>
+        <w:tab/>
+      </w:r>
+      <w:r>
+        <w:tab/>
+      </w:r>
+      <w:proofErr w:type="spellStart"/>
+      <w:r>
+        <w:t>System.</w:t>
+      </w:r>
+      <w:r>
+        <w:rPr>
+          <w:b/>
+          <w:bCs/>
+          <w:i/>
+          <w:iCs/>
+        </w:rPr>
+        <w:t>out</w:t>
+      </w:r>
+      <w:r>
+        <w:t>.println</w:t>
+      </w:r>
+      <w:proofErr w:type="spellEnd"/>
+      <w:r>
+        <w:t xml:space="preserve">("I am responsible for exception e </w:t>
+      </w:r>
+      <w:proofErr w:type="spellStart"/>
+      <w:r>
+        <w:t>waala</w:t>
+      </w:r>
+      <w:proofErr w:type="spellEnd"/>
+      <w:r>
+        <w:t xml:space="preserve"> exception");</w:t>
+      </w:r>
+    </w:p>
+    <w:p>
+      <w:r>
+        <w:tab/>
+      </w:r>
+      <w:r>
+        <w:tab/>
+        <w:t>}</w:t>
+      </w:r>
+    </w:p>
+    <w:p/>
+    <w:p>
+      <w:r>
+        <w:tab/>
+        <w:t>}</w:t>
+      </w:r>
+    </w:p>
+    <w:p/>
+    <w:p>
+      <w:r>
+        <w:tab/>
+        <w:t xml:space="preserve">/* When </w:t>
+      </w:r>
+      <w:proofErr w:type="spellStart"/>
+      <w:r>
+        <w:t>i</w:t>
+      </w:r>
+      <w:proofErr w:type="spellEnd"/>
+      <w:r>
+        <w:t xml:space="preserve"> am entering user name in </w:t>
+      </w:r>
+      <w:proofErr w:type="spellStart"/>
+      <w:proofErr w:type="gramStart"/>
+      <w:r>
+        <w:rPr>
+          <w:u w:val="single"/>
+        </w:rPr>
+        <w:t>arguements</w:t>
+      </w:r>
+      <w:proofErr w:type="spellEnd"/>
+      <w:r>
+        <w:t xml:space="preserve">  -</w:t>
+      </w:r>
+      <w:proofErr w:type="gramEnd"/>
+    </w:p>
+    <w:p/>
+    <w:p>
+      <w:r>
+        <w:tab/>
+      </w:r>
+      <w:proofErr w:type="gramStart"/>
+      <w:r>
+        <w:t>com.Revision.D42.customExceptionhandling.UserAlreadyExistsException</w:t>
+      </w:r>
+      <w:proofErr w:type="gramEnd"/>
+      <w:r>
+        <w:t xml:space="preserve">: user name - </w:t>
+      </w:r>
+      <w:proofErr w:type="spellStart"/>
+      <w:r>
+        <w:rPr>
+          <w:u w:val="single"/>
+        </w:rPr>
+        <w:t>Shubhaamis</w:t>
+      </w:r>
+      <w:proofErr w:type="spellEnd"/>
+      <w:r>
+        <w:t xml:space="preserve"> already exists in the </w:t>
+      </w:r>
+      <w:proofErr w:type="spellStart"/>
+      <w:r>
+        <w:rPr>
+          <w:u w:val="single"/>
+        </w:rPr>
+        <w:t>db</w:t>
+      </w:r>
+      <w:proofErr w:type="spellEnd"/>
+    </w:p>
+    <w:p>
+      <w:r>
+        <w:tab/>
+        <w:t xml:space="preserve">at </w:t>
+      </w:r>
+      <w:proofErr w:type="gramStart"/>
+      <w:r>
+        <w:t>com.Revision.D42.customExceptionhandling.UserRegistrationDetails</w:t>
+      </w:r>
+      <w:proofErr w:type="gramEnd"/>
+      <w:r>
+        <w:t>.</w:t>
+      </w:r>
+      <w:proofErr w:type="gramStart"/>
+      <w:r>
+        <w:t>registerUser(</w:t>
+      </w:r>
+      <w:proofErr w:type="gramEnd"/>
+      <w:r>
+        <w:t>UserRegistrationDetails.java:12)</w:t>
+      </w:r>
+    </w:p>
+    <w:p>
+      <w:r>
+        <w:tab/>
+        <w:t xml:space="preserve">at </w:t>
+      </w:r>
+      <w:proofErr w:type="gramStart"/>
+      <w:r>
+        <w:t>com.Revision.D42.customExceptionhandling.IAMDriver</w:t>
+      </w:r>
+      <w:proofErr w:type="gramEnd"/>
+      <w:r>
+        <w:t>.</w:t>
+      </w:r>
+      <w:proofErr w:type="gramStart"/>
+      <w:r>
+        <w:t>main(</w:t>
+      </w:r>
+      <w:proofErr w:type="gramEnd"/>
+      <w:r>
+        <w:t>IAMDriver.java:12)</w:t>
+      </w:r>
+    </w:p>
+    <w:p>
+      <w:r>
+        <w:tab/>
+        <w:t xml:space="preserve">User </w:t>
+      </w:r>
+      <w:proofErr w:type="spellStart"/>
+      <w:r>
+        <w:rPr>
+          <w:u w:val="single"/>
+        </w:rPr>
+        <w:t>vatification</w:t>
+      </w:r>
+      <w:proofErr w:type="spellEnd"/>
+      <w:r>
+        <w:t xml:space="preserve"> done and the result has thrown</w:t>
+      </w:r>
+    </w:p>
+    <w:p/>
+    <w:p>
+      <w:r>
+        <w:tab/>
+        <w:t xml:space="preserve"> */</w:t>
+      </w:r>
+    </w:p>
+    <w:p/>
+    <w:p>
+      <w:r>
+        <w:t>}</w:t>
+      </w:r>
+    </w:p>
+    <w:p/>
+    <w:p>
+      <w:r>
+        <w:t xml:space="preserve">------------ </w:t>
+      </w:r>
+    </w:p>
+    <w:p>
+      <w:pPr>
+        <w:rPr>
+          <w:b/>
+          <w:bCs/>
+          <w:u w:val="single"/>
+        </w:rPr>
+      </w:pPr>
+      <w:proofErr w:type="spellStart"/>
+      <w:r>
+        <w:rPr>
+          <w:b/>
+          <w:bCs/>
+          <w:u w:val="single"/>
+        </w:rPr>
+        <w:t>UserAlreadyExistsException</w:t>
+      </w:r>
+      <w:proofErr w:type="spellEnd"/>
+    </w:p>
+    <w:p>
+      <w:r>
+        <w:t xml:space="preserve">package </w:t>
+      </w:r>
+      <w:proofErr w:type="gramStart"/>
+      <w:r>
+        <w:t>com.Revision.D42.customExceptionhandling</w:t>
+      </w:r>
+      <w:proofErr w:type="gramEnd"/>
+      <w:r>
+        <w:t>;</w:t>
+      </w:r>
+    </w:p>
+    <w:p/>
+    <w:p>
+      <w:r>
+        <w:t xml:space="preserve">public class </w:t>
+      </w:r>
+      <w:proofErr w:type="spellStart"/>
+      <w:r>
+        <w:rPr>
+          <w:u w:val="single"/>
+        </w:rPr>
+        <w:t>UserAlreadyExistsException</w:t>
+      </w:r>
+      <w:proofErr w:type="spellEnd"/>
+      <w:r>
+        <w:t xml:space="preserve"> extends Exception {</w:t>
+      </w:r>
+    </w:p>
+    <w:p>
+      <w:r>
+        <w:tab/>
+        <w:t xml:space="preserve">public </w:t>
+      </w:r>
+      <w:proofErr w:type="spellStart"/>
+      <w:proofErr w:type="gramStart"/>
+      <w:r>
+        <w:t>UserAlreadyExistsException</w:t>
+      </w:r>
+      <w:proofErr w:type="spellEnd"/>
+      <w:r>
+        <w:t>(</w:t>
+      </w:r>
+      <w:proofErr w:type="gramEnd"/>
+      <w:r>
+        <w:t xml:space="preserve">String </w:t>
+      </w:r>
+      <w:proofErr w:type="spellStart"/>
+      <w:r>
+        <w:t>userName</w:t>
+      </w:r>
+      <w:proofErr w:type="spellEnd"/>
+      <w:r>
+        <w:t>) {</w:t>
+      </w:r>
+    </w:p>
+    <w:p>
+      <w:r>
+        <w:tab/>
+      </w:r>
+      <w:r>
+        <w:tab/>
+        <w:t>super(</w:t>
+      </w:r>
+      <w:proofErr w:type="spellStart"/>
+      <w:r>
+        <w:t>userName</w:t>
+      </w:r>
+      <w:proofErr w:type="spellEnd"/>
+      <w:r>
+        <w:t>);</w:t>
+      </w:r>
+    </w:p>
+    <w:p>
+      <w:r>
+        <w:tab/>
+        <w:t>}</w:t>
+      </w:r>
+    </w:p>
+    <w:p>
+      <w:r>
+        <w:t>}</w:t>
+      </w:r>
+    </w:p>
+    <w:p/>
+    <w:p>
+      <w:r>
+        <w:t xml:space="preserve">----------------- </w:t>
+      </w:r>
+    </w:p>
+    <w:p>
+      <w:pPr>
+        <w:rPr>
+          <w:b/>
+          <w:bCs/>
+        </w:rPr>
+      </w:pPr>
+      <w:proofErr w:type="spellStart"/>
+      <w:r>
+        <w:rPr>
+          <w:b/>
+          <w:bCs/>
+        </w:rPr>
+        <w:t>UserRegistrationDetails</w:t>
+      </w:r>
+      <w:proofErr w:type="spellEnd"/>
+    </w:p>
+    <w:p>
+      <w:r>
+        <w:t xml:space="preserve">package </w:t>
+      </w:r>
+      <w:proofErr w:type="gramStart"/>
+      <w:r>
+        <w:t>com.Revision.D42.customExceptionhandling</w:t>
+      </w:r>
+      <w:proofErr w:type="gramEnd"/>
+      <w:r>
+        <w:t>;</w:t>
+      </w:r>
+    </w:p>
+    <w:p/>
+    <w:p>
+      <w:r>
+        <w:t xml:space="preserve">public class </w:t>
+      </w:r>
+      <w:proofErr w:type="spellStart"/>
+      <w:proofErr w:type="gramStart"/>
+      <w:r>
+        <w:t>UserRegistrationDetails</w:t>
+      </w:r>
+      <w:proofErr w:type="spellEnd"/>
+      <w:r>
+        <w:t xml:space="preserve">  {</w:t>
+      </w:r>
+      <w:proofErr w:type="gramEnd"/>
+    </w:p>
+    <w:p/>
+    <w:p>
+      <w:r>
+        <w:tab/>
+        <w:t xml:space="preserve">public </w:t>
+      </w:r>
+      <w:proofErr w:type="spellStart"/>
+      <w:r>
+        <w:t>boolean</w:t>
+      </w:r>
+      <w:proofErr w:type="spellEnd"/>
+      <w:r>
+        <w:t xml:space="preserve"> </w:t>
+      </w:r>
+      <w:proofErr w:type="spellStart"/>
+      <w:proofErr w:type="gramStart"/>
+      <w:r>
+        <w:t>registerUser</w:t>
+      </w:r>
+      <w:proofErr w:type="spellEnd"/>
+      <w:r>
+        <w:t>(</w:t>
+      </w:r>
+      <w:proofErr w:type="gramEnd"/>
+      <w:r>
+        <w:t>String _</w:t>
+      </w:r>
+      <w:proofErr w:type="spellStart"/>
+      <w:r>
+        <w:t>userName</w:t>
+      </w:r>
+      <w:proofErr w:type="spellEnd"/>
+      <w:r>
+        <w:t xml:space="preserve">) throws </w:t>
+      </w:r>
+      <w:proofErr w:type="spellStart"/>
+      <w:r>
+        <w:t>UserAlreadyExistsException</w:t>
+      </w:r>
+      <w:proofErr w:type="spellEnd"/>
+    </w:p>
+    <w:p>
+      <w:r>
+        <w:tab/>
+        <w:t>{</w:t>
+      </w:r>
+    </w:p>
+    <w:p>
+      <w:r>
+        <w:tab/>
+      </w:r>
+      <w:r>
+        <w:tab/>
+        <w:t xml:space="preserve">String </w:t>
+      </w:r>
+      <w:proofErr w:type="spellStart"/>
+      <w:r>
+        <w:t>userName</w:t>
+      </w:r>
+      <w:proofErr w:type="spellEnd"/>
+      <w:r>
+        <w:t xml:space="preserve"> = _</w:t>
+      </w:r>
+      <w:proofErr w:type="spellStart"/>
+      <w:r>
+        <w:t>userName</w:t>
+      </w:r>
+      <w:proofErr w:type="spellEnd"/>
+      <w:r>
+        <w:t>;</w:t>
+      </w:r>
+    </w:p>
+    <w:p/>
+    <w:p>
+      <w:r>
+        <w:tab/>
+      </w:r>
+      <w:r>
+        <w:tab/>
+      </w:r>
+      <w:proofErr w:type="spellStart"/>
+      <w:r>
+        <w:t>boolean</w:t>
+      </w:r>
+      <w:proofErr w:type="spellEnd"/>
+      <w:r>
+        <w:t xml:space="preserve"> </w:t>
+      </w:r>
+      <w:proofErr w:type="spellStart"/>
+      <w:r>
+        <w:t>isUserRegistered</w:t>
+      </w:r>
+      <w:proofErr w:type="spellEnd"/>
+      <w:r>
+        <w:t xml:space="preserve"> = true;</w:t>
+      </w:r>
+    </w:p>
+    <w:p>
+      <w:r>
+        <w:lastRenderedPageBreak/>
+        <w:tab/>
+      </w:r>
+      <w:r>
+        <w:tab/>
+        <w:t>if(</w:t>
+      </w:r>
+      <w:proofErr w:type="spellStart"/>
+      <w:r>
+        <w:t>isUserRegistered</w:t>
+      </w:r>
+      <w:proofErr w:type="spellEnd"/>
+      <w:r>
+        <w:t>)</w:t>
+      </w:r>
+    </w:p>
+    <w:p>
+      <w:r>
+        <w:tab/>
+      </w:r>
+      <w:r>
+        <w:tab/>
+        <w:t>{</w:t>
+      </w:r>
+    </w:p>
+    <w:p>
+      <w:r>
+        <w:tab/>
+      </w:r>
+      <w:r>
+        <w:tab/>
+      </w:r>
+      <w:r>
+        <w:tab/>
+        <w:t xml:space="preserve">throw new </w:t>
+      </w:r>
+      <w:proofErr w:type="spellStart"/>
+      <w:proofErr w:type="gramStart"/>
+      <w:r>
+        <w:t>UserAlreadyExistsException</w:t>
+      </w:r>
+      <w:proofErr w:type="spellEnd"/>
+      <w:r>
+        <w:t>(</w:t>
+      </w:r>
+      <w:proofErr w:type="gramEnd"/>
+      <w:r>
+        <w:t>"user name - "+</w:t>
+      </w:r>
+      <w:proofErr w:type="spellStart"/>
+      <w:r>
+        <w:t>userName</w:t>
+      </w:r>
+      <w:proofErr w:type="spellEnd"/>
+      <w:r>
+        <w:t>+"</w:t>
+      </w:r>
+      <w:proofErr w:type="gramStart"/>
+      <w:r>
+        <w:t>is already exists</w:t>
+      </w:r>
+      <w:proofErr w:type="gramEnd"/>
+      <w:r>
+        <w:t xml:space="preserve"> in the </w:t>
+      </w:r>
+      <w:proofErr w:type="spellStart"/>
+      <w:r>
+        <w:t>db</w:t>
+      </w:r>
+      <w:proofErr w:type="spellEnd"/>
+      <w:r>
+        <w:t>");</w:t>
+      </w:r>
+    </w:p>
+    <w:p>
+      <w:r>
+        <w:tab/>
+      </w:r>
+      <w:r>
+        <w:tab/>
+        <w:t>}</w:t>
+      </w:r>
+    </w:p>
+    <w:p>
+      <w:r>
+        <w:tab/>
+      </w:r>
+      <w:r>
+        <w:tab/>
+        <w:t>return true;</w:t>
+      </w:r>
+    </w:p>
+    <w:p>
+      <w:r>
+        <w:tab/>
+        <w:t>}</w:t>
+      </w:r>
+    </w:p>
+    <w:p>
+      <w:pPr>
+        <w:pBdr>
+          <w:bottom w:val="single" w:sz="6" w:space="1" w:color="auto"/>
+        </w:pBdr>
+      </w:pPr>
+      <w:r>
+        <w:t>}</w:t>
+      </w:r>
+    </w:p>
+    <w:p>
+      <w:pPr>
+        <w:rPr>
+          <w:b/>
+          <w:bCs/>
+        </w:rPr>
+      </w:pPr>
+      <w:r>
+        <w:rPr>
+          <w:b/>
+          <w:bCs/>
+        </w:rPr>
+        <w:t xml:space="preserve">Example- </w:t>
+      </w:r>
+      <w:proofErr w:type="gramStart"/>
+      <w:r>
+        <w:rPr>
+          <w:b/>
+          <w:bCs/>
+        </w:rPr>
+        <w:t>2 :</w:t>
+      </w:r>
+      <w:proofErr w:type="gramEnd"/>
+      <w:r>
+        <w:rPr>
+          <w:b/>
+          <w:bCs/>
+        </w:rPr>
+        <w:t xml:space="preserve"> - </w:t>
+      </w:r>
+    </w:p>
+    <w:p>
+      <w:pPr>
+        <w:rPr>
+          <w:b/>
+          <w:bCs/>
+        </w:rPr>
+      </w:pPr>
+      <w:r>
+        <w:rPr>
+          <w:b/>
+          <w:bCs/>
+        </w:rPr>
+        <w:t>Driver1</w:t>
+      </w:r>
+    </w:p>
+    <w:p>
+      <w:r>
+        <w:t xml:space="preserve">package </w:t>
+      </w:r>
+      <w:proofErr w:type="gramStart"/>
+      <w:r>
+        <w:t>com.Revision.D42.customExceptionhandling.practise</w:t>
+      </w:r>
+      <w:proofErr w:type="gramEnd"/>
+      <w:r>
+        <w:t>;</w:t>
+      </w:r>
+    </w:p>
+    <w:p/>
+    <w:p>
+      <w:r>
+        <w:t>public class Driver1 {</w:t>
+      </w:r>
+    </w:p>
+    <w:p/>
+    <w:p>
+      <w:r>
+        <w:tab/>
+        <w:t xml:space="preserve">public static void </w:t>
+      </w:r>
+      <w:proofErr w:type="gramStart"/>
+      <w:r>
+        <w:t>main(String[</w:t>
+      </w:r>
+      <w:proofErr w:type="gramEnd"/>
+      <w:r>
+        <w:t xml:space="preserve">] </w:t>
+      </w:r>
+      <w:proofErr w:type="spellStart"/>
+      <w:r>
+        <w:t>args</w:t>
+      </w:r>
+      <w:proofErr w:type="spellEnd"/>
+      <w:r>
+        <w:t>) {</w:t>
+      </w:r>
+    </w:p>
+    <w:p/>
+    <w:p>
+      <w:r>
+        <w:tab/>
+      </w:r>
+      <w:r>
+        <w:tab/>
+        <w:t xml:space="preserve">String </w:t>
+      </w:r>
+      <w:proofErr w:type="spellStart"/>
+      <w:r>
+        <w:t>enteringPassword</w:t>
+      </w:r>
+      <w:proofErr w:type="spellEnd"/>
+      <w:r>
+        <w:t xml:space="preserve"> = </w:t>
+      </w:r>
+      <w:proofErr w:type="spellStart"/>
+      <w:proofErr w:type="gramStart"/>
+      <w:r>
+        <w:t>args</w:t>
+      </w:r>
+      <w:proofErr w:type="spellEnd"/>
+      <w:r>
+        <w:t>[</w:t>
+      </w:r>
+      <w:proofErr w:type="gramEnd"/>
+      <w:r>
+        <w:t>0];</w:t>
+      </w:r>
+    </w:p>
+    <w:p>
+      <w:r>
+        <w:tab/>
+      </w:r>
+      <w:r>
+        <w:tab/>
+      </w:r>
+      <w:proofErr w:type="spellStart"/>
+      <w:r>
+        <w:t>CreatingPassword</w:t>
+      </w:r>
+      <w:proofErr w:type="spellEnd"/>
+      <w:r>
+        <w:t xml:space="preserve"> </w:t>
+      </w:r>
+      <w:proofErr w:type="spellStart"/>
+      <w:r>
+        <w:t>cP</w:t>
+      </w:r>
+      <w:proofErr w:type="spellEnd"/>
+      <w:r>
+        <w:t xml:space="preserve"> = new </w:t>
+      </w:r>
+      <w:proofErr w:type="spellStart"/>
+      <w:proofErr w:type="gramStart"/>
+      <w:r>
+        <w:t>CreatingPassword</w:t>
+      </w:r>
+      <w:proofErr w:type="spellEnd"/>
+      <w:r>
+        <w:t>(</w:t>
+      </w:r>
+      <w:proofErr w:type="gramEnd"/>
+      <w:r>
+        <w:t>);</w:t>
+      </w:r>
+    </w:p>
+    <w:p/>
+    <w:p>
+      <w:r>
+        <w:tab/>
+      </w:r>
+      <w:r>
+        <w:tab/>
+        <w:t>try {</w:t>
+      </w:r>
+    </w:p>
+    <w:p>
+      <w:r>
+        <w:tab/>
+      </w:r>
+      <w:r>
+        <w:tab/>
+      </w:r>
+      <w:r>
+        <w:tab/>
+      </w:r>
+      <w:proofErr w:type="spellStart"/>
+      <w:r>
+        <w:t>System.</w:t>
+      </w:r>
+      <w:r>
+        <w:rPr>
+          <w:b/>
+          <w:bCs/>
+          <w:i/>
+          <w:iCs/>
+        </w:rPr>
+        <w:t>out</w:t>
+      </w:r>
+      <w:r>
+        <w:t>.println</w:t>
+      </w:r>
+      <w:proofErr w:type="spellEnd"/>
+      <w:r>
+        <w:t>("Driver1.main() - START");</w:t>
+      </w:r>
+    </w:p>
+    <w:p>
+      <w:r>
+        <w:tab/>
+      </w:r>
+      <w:r>
+        <w:tab/>
+      </w:r>
+      <w:r>
+        <w:tab/>
+      </w:r>
+      <w:proofErr w:type="spellStart"/>
+      <w:proofErr w:type="gramStart"/>
+      <w:r>
+        <w:t>cP.passwordCreation</w:t>
+      </w:r>
+      <w:proofErr w:type="spellEnd"/>
+      <w:proofErr w:type="gramEnd"/>
+      <w:r>
+        <w:t>(</w:t>
+      </w:r>
+      <w:proofErr w:type="spellStart"/>
+      <w:r>
+        <w:t>enteringPassword</w:t>
+      </w:r>
+      <w:proofErr w:type="spellEnd"/>
+      <w:r>
+        <w:t>);</w:t>
+      </w:r>
+    </w:p>
+    <w:p/>
+    <w:p>
+      <w:r>
+        <w:tab/>
+      </w:r>
+      <w:r>
+        <w:tab/>
+      </w:r>
+      <w:r>
+        <w:tab/>
+      </w:r>
+      <w:proofErr w:type="spellStart"/>
+      <w:r>
+        <w:t>System.</w:t>
+      </w:r>
+      <w:r>
+        <w:rPr>
+          <w:b/>
+          <w:bCs/>
+          <w:i/>
+          <w:iCs/>
+        </w:rPr>
+        <w:t>out</w:t>
+      </w:r>
+      <w:r>
+        <w:t>.println</w:t>
+      </w:r>
+      <w:proofErr w:type="spellEnd"/>
+      <w:r>
+        <w:t xml:space="preserve">("Driver1.main() - </w:t>
+      </w:r>
+      <w:proofErr w:type="spellStart"/>
+      <w:r>
+        <w:t>afte</w:t>
+      </w:r>
+      <w:proofErr w:type="spellEnd"/>
+      <w:r>
+        <w:t xml:space="preserve"> risky line of try block");</w:t>
+      </w:r>
+    </w:p>
+    <w:p>
+      <w:r>
+        <w:tab/>
+      </w:r>
+      <w:r>
+        <w:tab/>
+        <w:t>} catch (</w:t>
+      </w:r>
+      <w:proofErr w:type="spellStart"/>
+      <w:r>
+        <w:t>PasswordNotValidException</w:t>
+      </w:r>
+      <w:proofErr w:type="spellEnd"/>
+      <w:r>
+        <w:t xml:space="preserve"> e) {</w:t>
+      </w:r>
+    </w:p>
+    <w:p>
+      <w:r>
+        <w:tab/>
+      </w:r>
+      <w:r>
+        <w:tab/>
+      </w:r>
+      <w:r>
+        <w:tab/>
+      </w:r>
+      <w:proofErr w:type="spellStart"/>
+      <w:proofErr w:type="gramStart"/>
+      <w:r>
+        <w:t>e.printStackTrace</w:t>
+      </w:r>
+      <w:proofErr w:type="spellEnd"/>
+      <w:proofErr w:type="gramEnd"/>
+      <w:r>
+        <w:t>();</w:t>
+      </w:r>
+    </w:p>
+    <w:p>
+      <w:r>
+        <w:lastRenderedPageBreak/>
+        <w:tab/>
+      </w:r>
+      <w:r>
+        <w:tab/>
+      </w:r>
+      <w:r>
+        <w:tab/>
+      </w:r>
+      <w:proofErr w:type="spellStart"/>
+      <w:r>
+        <w:t>System.</w:t>
+      </w:r>
+      <w:r>
+        <w:rPr>
+          <w:b/>
+          <w:bCs/>
+          <w:i/>
+          <w:iCs/>
+        </w:rPr>
+        <w:t>out</w:t>
+      </w:r>
+      <w:r>
+        <w:t>.println</w:t>
+      </w:r>
+      <w:proofErr w:type="spellEnd"/>
+      <w:r>
+        <w:t>("so, you got the result as per your password");</w:t>
+      </w:r>
+    </w:p>
+    <w:p/>
+    <w:p>
+      <w:r>
+        <w:tab/>
+      </w:r>
+      <w:r>
+        <w:tab/>
+        <w:t>} catch (Exception e) {</w:t>
+      </w:r>
+    </w:p>
+    <w:p>
+      <w:r>
+        <w:tab/>
+      </w:r>
+      <w:r>
+        <w:tab/>
+      </w:r>
+      <w:r>
+        <w:tab/>
+      </w:r>
+      <w:proofErr w:type="spellStart"/>
+      <w:proofErr w:type="gramStart"/>
+      <w:r>
+        <w:t>e.printStackTrace</w:t>
+      </w:r>
+      <w:proofErr w:type="spellEnd"/>
+      <w:proofErr w:type="gramEnd"/>
+      <w:r>
+        <w:t>();</w:t>
+      </w:r>
+    </w:p>
+    <w:p>
+      <w:r>
+        <w:tab/>
+      </w:r>
+      <w:r>
+        <w:tab/>
+      </w:r>
+      <w:r>
+        <w:tab/>
+      </w:r>
+      <w:proofErr w:type="spellStart"/>
+      <w:r>
+        <w:t>System.</w:t>
+      </w:r>
+      <w:r>
+        <w:rPr>
+          <w:b/>
+          <w:bCs/>
+          <w:i/>
+          <w:iCs/>
+        </w:rPr>
+        <w:t>out</w:t>
+      </w:r>
+      <w:r>
+        <w:t>.println</w:t>
+      </w:r>
+      <w:proofErr w:type="spellEnd"/>
+      <w:r>
+        <w:t>("Driver1.main() - END");</w:t>
+      </w:r>
+    </w:p>
+    <w:p>
+      <w:r>
+        <w:tab/>
+      </w:r>
+      <w:r>
+        <w:tab/>
+        <w:t>}</w:t>
+      </w:r>
+    </w:p>
+    <w:p/>
+    <w:p>
+      <w:r>
+        <w:tab/>
+        <w:t>}</w:t>
+      </w:r>
+    </w:p>
+    <w:p/>
+    <w:p>
+      <w:r>
+        <w:tab/>
+        <w:t>/*</w:t>
+      </w:r>
+      <w:r>
+        <w:tab/>
+        <w:t>Driver1.main() - START</w:t>
+      </w:r>
+    </w:p>
+    <w:p>
+      <w:r>
+        <w:tab/>
+      </w:r>
+      <w:r>
+        <w:tab/>
+      </w:r>
+      <w:proofErr w:type="gramStart"/>
+      <w:r>
+        <w:t>com.Revision.D42.customExceptionhandling.practise</w:t>
+      </w:r>
+      <w:proofErr w:type="gramEnd"/>
+      <w:r>
+        <w:t xml:space="preserve">.PasswordNotValidException: Generated Password - </w:t>
+      </w:r>
+      <w:proofErr w:type="spellStart"/>
+      <w:r>
+        <w:rPr>
+          <w:u w:val="single"/>
+        </w:rPr>
+        <w:t>suhu</w:t>
+      </w:r>
+      <w:proofErr w:type="spellEnd"/>
+      <w:r>
+        <w:t>#@2qe456 is not valid</w:t>
+      </w:r>
+    </w:p>
+    <w:p>
+      <w:r>
+        <w:tab/>
+      </w:r>
+      <w:r>
+        <w:tab/>
+      </w:r>
+      <w:r>
+        <w:tab/>
+        <w:t xml:space="preserve">at </w:t>
+      </w:r>
+      <w:proofErr w:type="gramStart"/>
+      <w:r>
+        <w:t>com.Revision.D42.customExceptionhandling.practise</w:t>
+      </w:r>
+      <w:proofErr w:type="gramEnd"/>
+      <w:r>
+        <w:t>.CreatingPassword.passwordCreation(CreatingPassword.java:9)</w:t>
+      </w:r>
+    </w:p>
+    <w:p>
+      <w:r>
+        <w:tab/>
+      </w:r>
+      <w:r>
+        <w:tab/>
+      </w:r>
+      <w:r>
+        <w:tab/>
+        <w:t xml:space="preserve">at </w:t>
+      </w:r>
+      <w:proofErr w:type="gramStart"/>
+      <w:r>
+        <w:t>com.Revision.D42.customExceptionhandling.practise</w:t>
+      </w:r>
+      <w:proofErr w:type="gramEnd"/>
+      <w:r>
+        <w:t>.Driver1.main(Driver1.java:12)</w:t>
+      </w:r>
+    </w:p>
+    <w:p>
+      <w:r>
+        <w:tab/>
+      </w:r>
+      <w:r>
+        <w:tab/>
+        <w:t>so, you got the result as per your password</w:t>
+      </w:r>
+    </w:p>
+    <w:p>
+      <w:r>
+        <w:tab/>
+        <w:t>*/</w:t>
+      </w:r>
+    </w:p>
+    <w:p/>
+    <w:p>
+      <w:r>
+        <w:t>}</w:t>
+      </w:r>
+    </w:p>
+    <w:p/>
+    <w:p>
+      <w:r>
+        <w:t xml:space="preserve">------------ </w:t>
+      </w:r>
+    </w:p>
+    <w:p>
+      <w:pPr>
+        <w:rPr>
+          <w:b/>
+          <w:bCs/>
+          <w:u w:val="single"/>
+        </w:rPr>
+      </w:pPr>
+      <w:proofErr w:type="spellStart"/>
+      <w:r>
+        <w:rPr>
+          <w:b/>
+          <w:bCs/>
+          <w:u w:val="single"/>
+        </w:rPr>
+        <w:t>PasswordNotValidException</w:t>
+      </w:r>
+      <w:proofErr w:type="spellEnd"/>
+    </w:p>
+    <w:p>
+      <w:r>
+        <w:t xml:space="preserve">package </w:t>
+      </w:r>
+      <w:proofErr w:type="gramStart"/>
+      <w:r>
+        <w:t>com.Revision.D42.customExceptionhandling.practise</w:t>
+      </w:r>
+      <w:proofErr w:type="gramEnd"/>
+      <w:r>
+        <w:t>;</w:t>
+      </w:r>
+    </w:p>
+    <w:p/>
+    <w:p>
+      <w:r>
+        <w:lastRenderedPageBreak/>
+        <w:t xml:space="preserve">public class </w:t>
+      </w:r>
+      <w:proofErr w:type="spellStart"/>
+      <w:r>
+        <w:rPr>
+          <w:u w:val="single"/>
+        </w:rPr>
+        <w:t>PasswordNotValidException</w:t>
+      </w:r>
+      <w:proofErr w:type="spellEnd"/>
+      <w:r>
+        <w:t xml:space="preserve"> extends </w:t>
+      </w:r>
+      <w:proofErr w:type="gramStart"/>
+      <w:r>
+        <w:t>Exception{</w:t>
+      </w:r>
+      <w:proofErr w:type="gramEnd"/>
+    </w:p>
+    <w:p>
+      <w:r>
+        <w:tab/>
+        <w:t xml:space="preserve">public </w:t>
+      </w:r>
+      <w:proofErr w:type="spellStart"/>
+      <w:proofErr w:type="gramStart"/>
+      <w:r>
+        <w:t>PasswordNotValidException</w:t>
+      </w:r>
+      <w:proofErr w:type="spellEnd"/>
+      <w:r>
+        <w:t>(</w:t>
+      </w:r>
+      <w:proofErr w:type="gramEnd"/>
+      <w:r>
+        <w:t xml:space="preserve">String </w:t>
+      </w:r>
+      <w:proofErr w:type="spellStart"/>
+      <w:r>
+        <w:t>generatePassword</w:t>
+      </w:r>
+      <w:proofErr w:type="spellEnd"/>
+      <w:r>
+        <w:t>) {</w:t>
+      </w:r>
+    </w:p>
+    <w:p>
+      <w:r>
+        <w:tab/>
+      </w:r>
+      <w:r>
+        <w:tab/>
+        <w:t>super(</w:t>
+      </w:r>
+      <w:proofErr w:type="spellStart"/>
+      <w:r>
+        <w:t>generatePassword</w:t>
+      </w:r>
+      <w:proofErr w:type="spellEnd"/>
+      <w:r>
+        <w:t>);</w:t>
+      </w:r>
+    </w:p>
+    <w:p>
+      <w:r>
+        <w:tab/>
+        <w:t>}</w:t>
+      </w:r>
+    </w:p>
+    <w:p>
+      <w:r>
+        <w:t>}</w:t>
+      </w:r>
+    </w:p>
+    <w:p/>
+    <w:p>
+      <w:r>
+        <w:t xml:space="preserve">------------- </w:t>
+      </w:r>
+    </w:p>
+    <w:p>
+      <w:pPr>
+        <w:rPr>
+          <w:b/>
+          <w:bCs/>
+        </w:rPr>
+      </w:pPr>
+      <w:proofErr w:type="spellStart"/>
+      <w:r>
+        <w:rPr>
+          <w:b/>
+          <w:bCs/>
+        </w:rPr>
+        <w:t>CreatingPassword</w:t>
+      </w:r>
+      <w:proofErr w:type="spellEnd"/>
+    </w:p>
+    <w:p>
+      <w:r>
+        <w:t xml:space="preserve">package </w:t>
+      </w:r>
+      <w:proofErr w:type="gramStart"/>
+      <w:r>
+        <w:t>com.Revision.D42.customExceptionhandling.practise</w:t>
+      </w:r>
+      <w:proofErr w:type="gramEnd"/>
+      <w:r>
+        <w:t>;</w:t>
+      </w:r>
+    </w:p>
+    <w:p/>
+    <w:p>
+      <w:r>
+        <w:t xml:space="preserve">public class </w:t>
+      </w:r>
+      <w:proofErr w:type="spellStart"/>
+      <w:r>
+        <w:t>CreatingPassword</w:t>
+      </w:r>
+      <w:proofErr w:type="spellEnd"/>
+      <w:r>
+        <w:t xml:space="preserve"> {</w:t>
+      </w:r>
+    </w:p>
+    <w:p/>
+    <w:p>
+      <w:r>
+        <w:tab/>
+        <w:t xml:space="preserve">public </w:t>
+      </w:r>
+      <w:proofErr w:type="spellStart"/>
+      <w:r>
+        <w:t>boolean</w:t>
+      </w:r>
+      <w:proofErr w:type="spellEnd"/>
+      <w:r>
+        <w:t xml:space="preserve"> </w:t>
+      </w:r>
+      <w:proofErr w:type="spellStart"/>
+      <w:proofErr w:type="gramStart"/>
+      <w:r>
+        <w:t>passwordCreation</w:t>
+      </w:r>
+      <w:proofErr w:type="spellEnd"/>
+      <w:r>
+        <w:t>(</w:t>
+      </w:r>
+      <w:proofErr w:type="gramEnd"/>
+      <w:r>
+        <w:t>String _</w:t>
+      </w:r>
+      <w:proofErr w:type="spellStart"/>
+      <w:r>
+        <w:t>passwordGeneration</w:t>
+      </w:r>
+      <w:proofErr w:type="spellEnd"/>
+      <w:r>
+        <w:t xml:space="preserve">) throws </w:t>
+      </w:r>
+      <w:proofErr w:type="spellStart"/>
+      <w:r>
+        <w:t>PasswordNotValidException</w:t>
+      </w:r>
+      <w:proofErr w:type="spellEnd"/>
+      <w:r>
+        <w:t xml:space="preserve"> {</w:t>
+      </w:r>
+    </w:p>
+    <w:p>
+      <w:r>
+        <w:tab/>
+      </w:r>
+      <w:r>
+        <w:tab/>
+        <w:t xml:space="preserve">String </w:t>
+      </w:r>
+      <w:proofErr w:type="spellStart"/>
+      <w:r>
+        <w:t>passwordGeneration</w:t>
+      </w:r>
+      <w:proofErr w:type="spellEnd"/>
+      <w:r>
+        <w:t xml:space="preserve"> = _</w:t>
+      </w:r>
+      <w:proofErr w:type="spellStart"/>
+      <w:r>
+        <w:t>passwordGeneration</w:t>
+      </w:r>
+      <w:proofErr w:type="spellEnd"/>
+      <w:r>
+        <w:t>;</w:t>
+      </w:r>
+    </w:p>
+    <w:p/>
+    <w:p>
+      <w:r>
+        <w:tab/>
+      </w:r>
+      <w:r>
+        <w:tab/>
+        <w:t>if (true) {</w:t>
+      </w:r>
+    </w:p>
+    <w:p>
+      <w:r>
+        <w:tab/>
+      </w:r>
+      <w:r>
+        <w:tab/>
+      </w:r>
+      <w:r>
+        <w:tab/>
+        <w:t xml:space="preserve">throw new </w:t>
+      </w:r>
+      <w:proofErr w:type="spellStart"/>
+      <w:proofErr w:type="gramStart"/>
+      <w:r>
+        <w:t>PasswordNotValidException</w:t>
+      </w:r>
+      <w:proofErr w:type="spellEnd"/>
+      <w:r>
+        <w:t>(</w:t>
+      </w:r>
+      <w:proofErr w:type="gramEnd"/>
+      <w:r>
+        <w:t xml:space="preserve">"Generated Password - " + </w:t>
+      </w:r>
+      <w:proofErr w:type="spellStart"/>
+      <w:r>
+        <w:t>passwordGeneration</w:t>
+      </w:r>
+      <w:proofErr w:type="spellEnd"/>
+      <w:r>
+        <w:t xml:space="preserve"> + " is not valid");</w:t>
+      </w:r>
+    </w:p>
+    <w:p>
+      <w:r>
+        <w:tab/>
+      </w:r>
+      <w:r>
+        <w:tab/>
+        <w:t>}</w:t>
+      </w:r>
+    </w:p>
+    <w:p/>
+    <w:p>
+      <w:r>
+        <w:tab/>
+      </w:r>
+      <w:r>
+        <w:tab/>
+      </w:r>
+      <w:r>
+        <w:rPr>
+          <w:u w:val="single"/>
+        </w:rPr>
+        <w:t>return true;</w:t>
+      </w:r>
+    </w:p>
+    <w:p>
+      <w:r>
+        <w:tab/>
+        <w:t>}</w:t>
+      </w:r>
+    </w:p>
+    <w:p/>
+    <w:p>
+      <w:r>
+        <w:t>}</w:t>
+      </w:r>
+    </w:p>
+    <w:p>
+      <w:pPr>
+        <w:pBdr>
+          <w:bottom w:val="single" w:sz="6" w:space="1" w:color="auto"/>
+        </w:pBdr>
+      </w:pPr>
+    </w:p>
+    <w:p>
+      <w:pPr>
+        <w:jc w:val="center"/>
+        <w:rPr>
+          <w:b/>
+          <w:bCs/>
+        </w:rPr>
+      </w:pPr>
+      <w:r>
+        <w:rPr>
+          <w:b/>
+          <w:bCs/>
+        </w:rPr>
+        <w:lastRenderedPageBreak/>
+        <w:t>Day 43_13nth MAY</w:t>
+      </w:r>
+    </w:p>
+    <w:p>
+      <w:pPr>
+        <w:rPr>
+          <w:b/>
+          <w:bCs/>
+        </w:rPr>
+      </w:pPr>
+      <w:r>
+        <w:rPr>
+          <w:b/>
+          <w:bCs/>
+        </w:rPr>
+        <w:t>A1_TrywithResourcesTrying</w:t>
+      </w:r>
+    </w:p>
+    <w:p>
+      <w:r>
+        <w:t xml:space="preserve">package </w:t>
+      </w:r>
+      <w:proofErr w:type="gramStart"/>
+      <w:r>
+        <w:t>com.Revision.D</w:t>
+      </w:r>
+      <w:proofErr w:type="gramEnd"/>
+      <w:r>
+        <w:t>43;</w:t>
+      </w:r>
+    </w:p>
+    <w:p/>
+    <w:p>
+      <w:r>
+        <w:t xml:space="preserve">import </w:t>
+      </w:r>
+      <w:proofErr w:type="spellStart"/>
+      <w:proofErr w:type="gramStart"/>
+      <w:r>
+        <w:t>java.io.BufferedReader</w:t>
+      </w:r>
+      <w:proofErr w:type="spellEnd"/>
+      <w:proofErr w:type="gramEnd"/>
+      <w:r>
+        <w:t>;</w:t>
+      </w:r>
+    </w:p>
+    <w:p/>
+    <w:p>
+      <w:r>
+        <w:t xml:space="preserve">import </w:t>
+      </w:r>
+      <w:proofErr w:type="spellStart"/>
+      <w:proofErr w:type="gramStart"/>
+      <w:r>
+        <w:t>java.io.FileReader</w:t>
+      </w:r>
+      <w:proofErr w:type="spellEnd"/>
+      <w:proofErr w:type="gramEnd"/>
+      <w:r>
+        <w:t>;</w:t>
+      </w:r>
+    </w:p>
+    <w:p/>
+    <w:p>
+      <w:r>
+        <w:t>public class A1_TrywithResourcesTrying {</w:t>
+      </w:r>
+    </w:p>
+    <w:p>
+      <w:r>
+        <w:tab/>
+        <w:t xml:space="preserve">public static void </w:t>
+      </w:r>
+      <w:proofErr w:type="gramStart"/>
+      <w:r>
+        <w:t>main(String[</w:t>
+      </w:r>
+      <w:proofErr w:type="gramEnd"/>
+      <w:r>
+        <w:t xml:space="preserve">] </w:t>
+      </w:r>
+      <w:proofErr w:type="spellStart"/>
+      <w:r>
+        <w:t>args</w:t>
+      </w:r>
+      <w:proofErr w:type="spellEnd"/>
+      <w:r>
+        <w:t>) {</w:t>
+      </w:r>
+    </w:p>
+    <w:p/>
+    <w:p>
+      <w:r>
+        <w:tab/>
+      </w:r>
+      <w:r>
+        <w:tab/>
+        <w:t>try (</w:t>
+      </w:r>
+      <w:proofErr w:type="spellStart"/>
+      <w:r>
+        <w:t>BufferedReader</w:t>
+      </w:r>
+      <w:proofErr w:type="spellEnd"/>
+      <w:r>
+        <w:t xml:space="preserve"> </w:t>
+      </w:r>
+      <w:proofErr w:type="spellStart"/>
+      <w:r>
+        <w:t>br</w:t>
+      </w:r>
+      <w:proofErr w:type="spellEnd"/>
+      <w:r>
+        <w:t xml:space="preserve"> = new </w:t>
+      </w:r>
+      <w:proofErr w:type="spellStart"/>
+      <w:proofErr w:type="gramStart"/>
+      <w:r>
+        <w:t>BufferedReader</w:t>
+      </w:r>
+      <w:proofErr w:type="spellEnd"/>
+      <w:r>
+        <w:t>(</w:t>
+      </w:r>
+      <w:proofErr w:type="gramEnd"/>
+      <w:r>
+        <w:t xml:space="preserve">new </w:t>
+      </w:r>
+      <w:proofErr w:type="spellStart"/>
+      <w:proofErr w:type="gramStart"/>
+      <w:r>
+        <w:t>FileReader</w:t>
+      </w:r>
+      <w:proofErr w:type="spellEnd"/>
+      <w:r>
+        <w:t>(</w:t>
+      </w:r>
+      <w:proofErr w:type="gramEnd"/>
+    </w:p>
+    <w:p>
+      <w:r>
+        <w:tab/>
+      </w:r>
+      <w:r>
+        <w:tab/>
+      </w:r>
+      <w:r>
+        <w:tab/>
+      </w:r>
+      <w:r>
+        <w:tab/>
+        <w:t>"E:\\51 _Shagun\\Java This Side\\In Class Room\</w:t>
+      </w:r>
+      <w:proofErr w:type="gramStart"/>
+      <w:r>
+        <w:t>\!Eclipse</w:t>
+      </w:r>
+      <w:proofErr w:type="gramEnd"/>
+      <w:r>
+        <w:t xml:space="preserve"> Directories\\TryingLearningEclipseAtAll\\src\\com\\Revision\\D43\\sales_data.txt"</w:t>
+      </w:r>
+      <w:proofErr w:type="gramStart"/>
+      <w:r>
+        <w:t>));)</w:t>
+      </w:r>
+      <w:proofErr w:type="gramEnd"/>
+      <w:r>
+        <w:t xml:space="preserve"> {</w:t>
+      </w:r>
+    </w:p>
+    <w:p>
+      <w:r>
+        <w:tab/>
+      </w:r>
+      <w:r>
+        <w:tab/>
+      </w:r>
+      <w:r>
+        <w:tab/>
+        <w:t>String line;</w:t>
+      </w:r>
+    </w:p>
+    <w:p>
+      <w:r>
+        <w:tab/>
+      </w:r>
+      <w:r>
+        <w:tab/>
+      </w:r>
+      <w:r>
+        <w:tab/>
+        <w:t xml:space="preserve">while ((line = </w:t>
+      </w:r>
+      <w:proofErr w:type="spellStart"/>
+      <w:proofErr w:type="gramStart"/>
+      <w:r>
+        <w:t>br.readLine</w:t>
+      </w:r>
+      <w:proofErr w:type="spellEnd"/>
+      <w:proofErr w:type="gramEnd"/>
+      <w:r>
+        <w:t>()</w:t>
+      </w:r>
+      <w:proofErr w:type="gramStart"/>
+      <w:r>
+        <w:t>) !</w:t>
+      </w:r>
+      <w:proofErr w:type="gramEnd"/>
+      <w:r>
+        <w:t>= null) {</w:t>
+      </w:r>
+    </w:p>
+    <w:p>
+      <w:r>
+        <w:tab/>
+      </w:r>
+      <w:r>
+        <w:tab/>
+      </w:r>
+      <w:r>
+        <w:tab/>
+      </w:r>
+      <w:r>
+        <w:tab/>
+      </w:r>
+      <w:proofErr w:type="spellStart"/>
+      <w:r>
+        <w:t>System.out.println</w:t>
+      </w:r>
+      <w:proofErr w:type="spellEnd"/>
+      <w:r>
+        <w:t>(line);</w:t>
+      </w:r>
+    </w:p>
+    <w:p>
+      <w:r>
+        <w:tab/>
+      </w:r>
+      <w:r>
+        <w:tab/>
+      </w:r>
+      <w:r>
+        <w:tab/>
+        <w:t>}</w:t>
+      </w:r>
+    </w:p>
+    <w:p>
+      <w:r>
+        <w:tab/>
+      </w:r>
+      <w:r>
+        <w:tab/>
+        <w:t>} catch (Exception e) {</w:t>
+      </w:r>
+    </w:p>
+    <w:p>
+      <w:r>
+        <w:tab/>
+      </w:r>
+      <w:r>
+        <w:tab/>
+      </w:r>
+      <w:r>
+        <w:tab/>
+      </w:r>
+      <w:proofErr w:type="spellStart"/>
+      <w:proofErr w:type="gramStart"/>
+      <w:r>
+        <w:t>e.printStackTrace</w:t>
+      </w:r>
+      <w:proofErr w:type="spellEnd"/>
+      <w:proofErr w:type="gramEnd"/>
+      <w:r>
+        <w:t>();</w:t>
+      </w:r>
+    </w:p>
+    <w:p>
+      <w:r>
+        <w:tab/>
+      </w:r>
+      <w:r>
+        <w:tab/>
+        <w:t>}</w:t>
+      </w:r>
+    </w:p>
+    <w:p>
+      <w:r>
+        <w:tab/>
+        <w:t>}</w:t>
+      </w:r>
+    </w:p>
+    <w:p>
+      <w:r>
+        <w:t>}</w:t>
+      </w:r>
+    </w:p>
+    <w:p>
+      <w:r>
+        <w:t>-----------</w:t>
+      </w:r>
+    </w:p>
+    <w:p>
+      <w:pPr>
+        <w:rPr>
+          <w:b/>
+          <w:bCs/>
+        </w:rPr>
+      </w:pPr>
+      <w:r>
+        <w:rPr>
+          <w:b/>
+          <w:bCs/>
+        </w:rPr>
+        <w:t>A2_MultipleExceptionHandlesTogether</w:t>
+      </w:r>
+    </w:p>
+    <w:p>
+      <w:r>
+        <w:t xml:space="preserve">package </w:t>
+      </w:r>
+      <w:proofErr w:type="gramStart"/>
+      <w:r>
+        <w:t>com.Revision.D</w:t>
+      </w:r>
+      <w:proofErr w:type="gramEnd"/>
+      <w:r>
+        <w:t>43;</w:t>
+      </w:r>
+    </w:p>
+    <w:p/>
+    <w:p>
+      <w:r>
+        <w:t xml:space="preserve">import </w:t>
+      </w:r>
+      <w:proofErr w:type="spellStart"/>
+      <w:proofErr w:type="gramStart"/>
+      <w:r>
+        <w:t>java.util.zip.DataFormatException</w:t>
+      </w:r>
+      <w:proofErr w:type="spellEnd"/>
+      <w:proofErr w:type="gramEnd"/>
+      <w:r>
+        <w:t>;</w:t>
+      </w:r>
+    </w:p>
+    <w:p/>
+    <w:p>
+      <w:r>
+        <w:t>public class A2_MultipleExceptionHandlesTogether {</w:t>
+      </w:r>
+    </w:p>
+    <w:p>
+      <w:r>
+        <w:tab/>
+        <w:t xml:space="preserve">public static void </w:t>
+      </w:r>
+      <w:proofErr w:type="gramStart"/>
+      <w:r>
+        <w:t>main(String[</w:t>
+      </w:r>
+      <w:proofErr w:type="gramEnd"/>
+      <w:r>
+        <w:t xml:space="preserve">] </w:t>
+      </w:r>
+      <w:proofErr w:type="spellStart"/>
+      <w:r>
+        <w:t>args</w:t>
+      </w:r>
+      <w:proofErr w:type="spellEnd"/>
+      <w:r>
+        <w:t>) {</w:t>
+      </w:r>
+    </w:p>
+    <w:p/>
+    <w:p>
+      <w:r>
+        <w:tab/>
+      </w:r>
+      <w:r>
+        <w:tab/>
+        <w:t>try</w:t>
+      </w:r>
+    </w:p>
+    <w:p>
+      <w:r>
+        <w:tab/>
+      </w:r>
+      <w:r>
+        <w:tab/>
+        <w:t>{</w:t>
+      </w:r>
+    </w:p>
+    <w:p/>
+    <w:p>
+      <w:r>
+        <w:tab/>
+      </w:r>
+      <w:r>
+        <w:tab/>
+        <w:t>}</w:t>
+      </w:r>
+    </w:p>
+    <w:p>
+      <w:r>
+        <w:tab/>
+      </w:r>
+      <w:r>
+        <w:tab/>
+      </w:r>
+      <w:proofErr w:type="gramStart"/>
+      <w:r>
+        <w:t>catch(</w:t>
+      </w:r>
+      <w:proofErr w:type="spellStart"/>
+      <w:proofErr w:type="gramEnd"/>
+      <w:r>
+        <w:t>NullPointerException</w:t>
+      </w:r>
+      <w:proofErr w:type="spellEnd"/>
+      <w:r>
+        <w:t xml:space="preserve"> | </w:t>
+      </w:r>
+      <w:proofErr w:type="spellStart"/>
+      <w:r>
+        <w:t>ArithmeticException</w:t>
+      </w:r>
+      <w:proofErr w:type="spellEnd"/>
+      <w:r>
+        <w:t xml:space="preserve"> | </w:t>
+      </w:r>
+      <w:proofErr w:type="spellStart"/>
+      <w:r>
+        <w:t>ArrayIndexOutOfBoundsException</w:t>
+      </w:r>
+      <w:proofErr w:type="spellEnd"/>
+      <w:r>
+        <w:t xml:space="preserve"> | </w:t>
+      </w:r>
+      <w:proofErr w:type="spellStart"/>
+      <w:r>
+        <w:rPr>
+          <w:u w:val="single"/>
+        </w:rPr>
+        <w:t>DataFormatException</w:t>
+      </w:r>
+      <w:proofErr w:type="spellEnd"/>
+      <w:r>
+        <w:t xml:space="preserve"> e)</w:t>
+      </w:r>
+    </w:p>
+    <w:p>
+      <w:r>
+        <w:tab/>
+      </w:r>
+      <w:r>
+        <w:tab/>
+        <w:t>{</w:t>
+      </w:r>
+    </w:p>
+    <w:p>
+      <w:r>
+        <w:tab/>
+      </w:r>
+      <w:r>
+        <w:tab/>
+      </w:r>
+      <w:r>
+        <w:tab/>
+      </w:r>
+      <w:proofErr w:type="spellStart"/>
+      <w:proofErr w:type="gramStart"/>
+      <w:r>
+        <w:t>e.printStackTrace</w:t>
+      </w:r>
+      <w:proofErr w:type="spellEnd"/>
+      <w:proofErr w:type="gramEnd"/>
+      <w:r>
+        <w:t>();</w:t>
+      </w:r>
+    </w:p>
+    <w:p/>
+    <w:p>
+      <w:r>
+        <w:tab/>
+      </w:r>
+      <w:r>
+        <w:tab/>
+        <w:t>}</w:t>
+      </w:r>
+    </w:p>
+    <w:p>
+      <w:r>
+        <w:tab/>
+        <w:t>}</w:t>
+      </w:r>
+    </w:p>
+    <w:p>
+      <w:pPr>
+        <w:pBdr>
+          <w:bottom w:val="single" w:sz="6" w:space="1" w:color="auto"/>
+        </w:pBdr>
+      </w:pPr>
+      <w:r>
+        <w:t>}</w:t>
+      </w:r>
+    </w:p>
+    <w:p/>
+    <w:p/>
     <w:p/>
     <w:p/>
     <w:sectPr>
@@ -47392,7 +57126,7 @@
   <w:style w:type="paragraph" w:default="1" w:styleId="Normal">
     <w:name w:val="Normal"/>
     <w:qFormat/>
-    <w:rsid w:val="00D20D16"/>
+    <w:rsid w:val="00041D6A"/>
   </w:style>
   <w:style w:type="paragraph" w:styleId="Heading1">
     <w:name w:val="heading 1"/>
